--- a/downloads/teacher/ai-4-week-25.docx
+++ b/downloads/teacher/ai-4-week-25.docx
@@ -2967,6 +2967,396 @@
         <w:t>For your Responsible Plant Classifier, save the input, procedure, observed result and limitation of this check. Label this worked example as practice; use a different, previously unreviewed case when checking independent understanding.</w:t>
       </w:r>
     </w:p>
+    <w:p>
+      <w:pPr>
+        <w:pStyle w:val="Heading1"/>
+      </w:pPr>
+      <w:r>
+        <w:t>07. Prepare, teach and assess</w:t>
+      </w:r>
+    </w:p>
+    <w:p>
+      <w:r>
+        <w:t>Teaching target: Apply a declared score threshold including equality</w:t>
+      </w:r>
+    </w:p>
+    <w:p>
+      <w:r>
+        <w:t>Prepare the labelled worked-case picture, the matching workbook, fictional input cards and a place for individual responses. Check a local Python 3 environment before class; have a paper-trace version ready.</w:t>
+      </w:r>
+    </w:p>
+    <w:tbl>
+      <w:tblPr>
+        <w:tblStyle w:val="LightShading-Accent1"/>
+        <w:tblW w:type="auto" w:w="0"/>
+        <w:tblLook w:firstColumn="1" w:firstRow="1" w:lastColumn="0" w:lastRow="0" w:noHBand="0" w:noVBand="1" w:val="04A0"/>
+      </w:tblPr>
+      <w:tblGrid>
+        <w:gridCol w:w="3408"/>
+        <w:gridCol w:w="3408"/>
+        <w:gridCol w:w="3408"/>
+      </w:tblGrid>
+      <w:tr>
+        <w:trPr>
+          <w:tblHeader/>
+        </w:trPr>
+        <w:tc>
+          <w:tcPr>
+            <w:tcW w:type="dxa" w:w="3408"/>
+          </w:tcPr>
+          <w:p>
+            <w:r>
+              <w:t>Session</w:t>
+            </w:r>
+          </w:p>
+        </w:tc>
+        <w:tc>
+          <w:tcPr>
+            <w:tcW w:type="dxa" w:w="3408"/>
+          </w:tcPr>
+          <w:p>
+            <w:r>
+              <w:t>Plan</w:t>
+            </w:r>
+          </w:p>
+        </w:tc>
+        <w:tc>
+          <w:tcPr>
+            <w:tcW w:type="dxa" w:w="3408"/>
+          </w:tcPr>
+          <w:p>
+            <w:r>
+              <w:t>Resources</w:t>
+            </w:r>
+          </w:p>
+        </w:tc>
+      </w:tr>
+      <w:tr>
+        <w:tc>
+          <w:tcPr>
+            <w:tcW w:type="dxa" w:w="3408"/>
+          </w:tcPr>
+          <w:p>
+            <w:r>
+              <w:t>Session 1 · Understand · 45 min</w:t>
+            </w:r>
+          </w:p>
+        </w:tc>
+        <w:tc>
+          <w:tcPr>
+            <w:tcW w:type="dxa" w:w="3408"/>
+          </w:tcPr>
+          <w:p>
+            <w:r>
+              <w:t>0–7: recall and prerequisite; 7–15: inspect the concrete case and predict; 15–30: teacher models the worked trace; 30–40: learners explain a step using the text and visual; 40–45: check the core idea.</w:t>
+            </w:r>
+          </w:p>
+        </w:tc>
+        <w:tc>
+          <w:tcPr>
+            <w:tcW w:type="dxa" w:w="3408"/>
+          </w:tcPr>
+          <w:p>
+            <w:r>
+              <w:t>Sections 1–6; record the brief recall in the workbook.</w:t>
+            </w:r>
+          </w:p>
+        </w:tc>
+      </w:tr>
+      <w:tr>
+        <w:tc>
+          <w:tcPr>
+            <w:tcW w:type="dxa" w:w="3408"/>
+          </w:tcPr>
+          <w:p>
+            <w:r>
+              <w:t>Session 2 · Practise · 45 min</w:t>
+            </w:r>
+          </w:p>
+        </w:tc>
+        <w:tc>
+          <w:tcPr>
+            <w:tcW w:type="dxa" w:w="3408"/>
+          </w:tcPr>
+          <w:p>
+            <w:r>
+              <w:t>0–5: retrieve the procedure; 5–15: W2 completion practice; 15–23: explain and check with a partner; 23–30: each learner answers the misconception check; 30–40: targeted reteaching or a harder variation; 40–45: prepare the investigation.</w:t>
+            </w:r>
+          </w:p>
+        </w:tc>
+        <w:tc>
+          <w:tcPr>
+            <w:tcW w:type="dxa" w:w="3408"/>
+          </w:tcPr>
+          <w:p>
+            <w:r>
+              <w:t>Sections 7–10; use the matching workbook W2 and misconception check.</w:t>
+            </w:r>
+          </w:p>
+        </w:tc>
+      </w:tr>
+      <w:tr>
+        <w:tc>
+          <w:tcPr>
+            <w:tcW w:type="dxa" w:w="3408"/>
+          </w:tcPr>
+          <w:p>
+            <w:r>
+              <w:t>Session 3 · Investigate and transfer · 45 min</w:t>
+            </w:r>
+          </w:p>
+        </w:tc>
+        <w:tc>
+          <w:tcPr>
+            <w:tcW w:type="dxa" w:w="3408"/>
+          </w:tcPr>
+          <w:p>
+            <w:r>
+              <w:t>0–5: retrieve the decision rule; 5–20: investigate or trace; 20–30: start the independent case; 30–38: connect the project; 38–43: act on feedback; 43–45: plan the return check.</w:t>
+            </w:r>
+          </w:p>
+        </w:tc>
+        <w:tc>
+          <w:tcPr>
+            <w:tcW w:type="dxa" w:w="3408"/>
+          </w:tcPr>
+          <w:p>
+            <w:r>
+              <w:t>Sections 9 and 11–14. Give extra time to finish the full task set; use Section 15 when the week includes a coding lab.</w:t>
+            </w:r>
+          </w:p>
+        </w:tc>
+      </w:tr>
+    </w:tbl>
+    <w:p>
+      <w:r>
+        <w:t>Before class, solve the supported practice: Give TP, FP, FN, TN at both thresholds.</w:t>
+      </w:r>
+    </w:p>
+    <w:p>
+      <w:r>
+        <w:t>Reasoned practice answer: Teacher explanation: At .5: 2, 1, 1, 2. At .3: 3, 2, 0, 1.</w:t>
+      </w:r>
+    </w:p>
+    <w:p>
+      <w:r>
+        <w:t>Check every learner before discussion: Use the worked case for Thresholds and consequences. Proposed explanation: “A final answer is enough”. Decide whether this explanation is supported. Point to the step or supplied fact that decides; explain your repair if needed.</w:t>
+      </w:r>
+    </w:p>
+    <w:p>
+      <w:r>
+        <w:t>Misconception repair: Ask for the relevant counts, units, procedure or saved record. For this week: At .5: A, B, C. At .3: A, B, C, D, E, including equality.</w:t>
+      </w:r>
+    </w:p>
+    <w:p>
+      <w:r>
+        <w:t>Support: read the exact case aloud, enlarge the labelled picture, supply input cards and model only the first deciding step. Accept a spoken explanation or drawing; retain the reasoning goal.</w:t>
+      </w:r>
+    </w:p>
+    <w:p>
+      <w:r>
+        <w:t>Extension: Miss and false-alarm costs swap to1 and 5. Require a prediction and a reason before comparing. Expected result: Threshold0.7 costs1 while0.4 costs5; preferred threshold switches. Reason: Metric choice encodes the declared consequences, not a universal best threshold.</w:t>
+      </w:r>
+    </w:p>
+    <w:p>
+      <w:r>
+        <w:t>Independent assessment: withhold the reserved answer until the learner has attempted the new case. Record support separately from correctness.</w:t>
+      </w:r>
+    </w:p>
+    <w:tbl>
+      <w:tblPr>
+        <w:tblStyle w:val="LightShading-Accent1"/>
+        <w:tblW w:type="auto" w:w="0"/>
+        <w:tblLook w:firstColumn="1" w:firstRow="1" w:lastColumn="0" w:lastRow="0" w:noHBand="0" w:noVBand="1" w:val="04A0"/>
+      </w:tblPr>
+      <w:tblGrid>
+        <w:gridCol w:w="2556"/>
+        <w:gridCol w:w="2556"/>
+        <w:gridCol w:w="2556"/>
+        <w:gridCol w:w="2556"/>
+      </w:tblGrid>
+      <w:tr>
+        <w:trPr>
+          <w:tblHeader/>
+        </w:trPr>
+        <w:tc>
+          <w:tcPr>
+            <w:tcW w:type="dxa" w:w="2556"/>
+          </w:tcPr>
+          <w:p>
+            <w:r>
+              <w:t>Criterion</w:t>
+            </w:r>
+          </w:p>
+        </w:tc>
+        <w:tc>
+          <w:tcPr>
+            <w:tcW w:type="dxa" w:w="2556"/>
+          </w:tcPr>
+          <w:p>
+            <w:r>
+              <w:t>Not yet</w:t>
+            </w:r>
+          </w:p>
+        </w:tc>
+        <w:tc>
+          <w:tcPr>
+            <w:tcW w:type="dxa" w:w="2556"/>
+          </w:tcPr>
+          <w:p>
+            <w:r>
+              <w:t>With support</w:t>
+            </w:r>
+          </w:p>
+        </w:tc>
+        <w:tc>
+          <w:tcPr>
+            <w:tcW w:type="dxa" w:w="2556"/>
+          </w:tcPr>
+          <w:p>
+            <w:r>
+              <w:t>Independent</w:t>
+            </w:r>
+          </w:p>
+        </w:tc>
+      </w:tr>
+      <w:tr>
+        <w:tc>
+          <w:tcPr>
+            <w:tcW w:type="dxa" w:w="2556"/>
+          </w:tcPr>
+          <w:p>
+            <w:r>
+              <w:t>Explanation</w:t>
+            </w:r>
+          </w:p>
+        </w:tc>
+        <w:tc>
+          <w:tcPr>
+            <w:tcW w:type="dxa" w:w="2556"/>
+          </w:tcPr>
+          <w:p>
+            <w:r>
+              <w:t>Names an answer without a deciding fact</w:t>
+            </w:r>
+          </w:p>
+        </w:tc>
+        <w:tc>
+          <w:tcPr>
+            <w:tcW w:type="dxa" w:w="2556"/>
+          </w:tcPr>
+          <w:p>
+            <w:r>
+              <w:t>Uses a hint to link fact and decision</w:t>
+            </w:r>
+          </w:p>
+        </w:tc>
+        <w:tc>
+          <w:tcPr>
+            <w:tcW w:type="dxa" w:w="2556"/>
+          </w:tcPr>
+          <w:p>
+            <w:r>
+              <w:t>Explains the deciding fact in own words</w:t>
+            </w:r>
+          </w:p>
+        </w:tc>
+      </w:tr>
+      <w:tr>
+        <w:tc>
+          <w:tcPr>
+            <w:tcW w:type="dxa" w:w="2556"/>
+          </w:tcPr>
+          <w:p>
+            <w:r>
+              <w:t>Trace or test</w:t>
+            </w:r>
+          </w:p>
+        </w:tc>
+        <w:tc>
+          <w:tcPr>
+            <w:tcW w:type="dxa" w:w="2556"/>
+          </w:tcPr>
+          <w:p>
+            <w:r>
+              <w:t>Cannot connect input and result</w:t>
+            </w:r>
+          </w:p>
+        </w:tc>
+        <w:tc>
+          <w:tcPr>
+            <w:tcW w:type="dxa" w:w="2556"/>
+          </w:tcPr>
+          <w:p>
+            <w:r>
+              <w:t>Completes steps with prompts</w:t>
+            </w:r>
+          </w:p>
+        </w:tc>
+        <w:tc>
+          <w:tcPr>
+            <w:tcW w:type="dxa" w:w="2556"/>
+          </w:tcPr>
+          <w:p>
+            <w:r>
+              <w:t>Traces or tests a changed case accurately</w:t>
+            </w:r>
+          </w:p>
+        </w:tc>
+      </w:tr>
+      <w:tr>
+        <w:tc>
+          <w:tcPr>
+            <w:tcW w:type="dxa" w:w="2556"/>
+          </w:tcPr>
+          <w:p>
+            <w:r>
+              <w:t>Limits and revision</w:t>
+            </w:r>
+          </w:p>
+        </w:tc>
+        <w:tc>
+          <w:tcPr>
+            <w:tcW w:type="dxa" w:w="2556"/>
+          </w:tcPr>
+          <w:p>
+            <w:r>
+              <w:t>Claims more than evidence supports</w:t>
+            </w:r>
+          </w:p>
+        </w:tc>
+        <w:tc>
+          <w:tcPr>
+            <w:tcW w:type="dxa" w:w="2556"/>
+          </w:tcPr>
+          <w:p>
+            <w:r>
+              <w:t>Names a limit after a prompt</w:t>
+            </w:r>
+          </w:p>
+        </w:tc>
+        <w:tc>
+          <w:tcPr>
+            <w:tcW w:type="dxa" w:w="2556"/>
+          </w:tcPr>
+          <w:p>
+            <w:r>
+              <w:t>States a defensible limit and useful next test</w:t>
+            </w:r>
+          </w:p>
+        </w:tc>
+      </w:tr>
+    </w:tbl>
+    <w:p>
+      <w:r>
+        <w:t>Project checkpoint: Prepare the demonstration. Gather reproducible instructions, evidence, access checks and remaining limitations.</w:t>
+      </w:r>
+    </w:p>
+    <w:p>
+      <w:r>
+        <w:t>Use the weekly teacher answer for topic-specific reasoning. A saved progress tick is an activity record; judge mastery from the learner’s explanation and evidence.</w:t>
+      </w:r>
+    </w:p>
     <w:sectPr>
       <w:pgSz w:w="12240" w:h="15840"/>
       <w:pgMar w:top="936" w:right="1008" w:bottom="936" w:left="1008" w:header="720" w:footer="720" w:gutter="0"/>

--- a/downloads/teacher/ai-4-week-25.docx
+++ b/downloads/teacher/ai-4-week-25.docx
@@ -3357,6 +3357,39 @@
         <w:t>Use the weekly teacher answer for topic-specific reasoning. A saved progress tick is an activity record; judge mastery from the learner’s explanation and evidence.</w:t>
       </w:r>
     </w:p>
+    <w:p>
+      <w:pPr>
+        <w:pStyle w:val="Heading1"/>
+      </w:pPr>
+      <w:r>
+        <w:t>08. Use feedback, labs and repair paths</w:t>
+      </w:r>
+    </w:p>
+    <w:p>
+      <w:r>
+        <w:t>Use the two formative questions as supported practice, not as independent mastery scores. Discuss the deciding evidence rather than accepting a guessed selection.</w:t>
+      </w:r>
+    </w:p>
+    <w:p>
+      <w:r>
+        <w:t>The feedback comes from the reviewed public worked case. Do not reveal the separately reserved independent teacher answer until the learner has attempted that case.</w:t>
+      </w:r>
+    </w:p>
+    <w:p>
+      <w:r>
+        <w:t>Ask students to predict before running code. Preserve errors and actual outputs; collect a changed test and an explanation. The branch-boundary and indexing lessons deliberately include failure cases.</w:t>
+      </w:r>
+    </w:p>
+    <w:p>
+      <w:r>
+        <w:t>Use the earlier worked-explanation links to address a specific missing building block, then return to the current question. Adapt this suggestion after observing the learner; it is not an automatic diagnosis.</w:t>
+      </w:r>
+    </w:p>
+    <w:p>
+      <w:r>
+        <w:t>Collect the completed-work portfolio as evidence. Record support separately from correctness, and assess explanation, trace/test and limitations. Progress ticks and quiz selections alone do not establish mastery.</w:t>
+      </w:r>
+    </w:p>
     <w:sectPr>
       <w:pgSz w:w="12240" w:h="15840"/>
       <w:pgMar w:top="936" w:right="1008" w:bottom="936" w:left="1008" w:header="720" w:footer="720" w:gutter="0"/>

--- a/downloads/teacher/ai-4-week-25.docx
+++ b/downloads/teacher/ai-4-week-25.docx
@@ -29,6 +29,11 @@
       </w:r>
     </w:p>
     <w:p>
+      <w:r>
+        <w:t>Prepare Metrics Match Consequences: check the target, prerequisites, resources and adaptable teaching schedule.</w:t>
+      </w:r>
+    </w:p>
+    <w:p>
       <w:pPr>
         <w:pStyle w:val="Heading3"/>
       </w:pPr>
@@ -37,8 +42,38 @@
       </w:r>
     </w:p>
     <w:p>
-      <w:r>
-        <w:t>Primary target: Apply a declared score threshold including equality</w:t>
+      <w:pPr>
+        <w:spacing w:line="336" w:lineRule="auto" w:after="180"/>
+      </w:pPr>
+      <w:r>
+        <w:rPr>
+          <w:b w:val="0"/>
+        </w:rPr>
+        <w:t xml:space="preserve">Primary target: Apply a declared </w:t>
+      </w:r>
+      <w:r>
+        <w:rPr>
+          <w:b/>
+        </w:rPr>
+        <w:t>score</w:t>
+      </w:r>
+      <w:r>
+        <w:rPr>
+          <w:b w:val="0"/>
+        </w:rPr>
+        <w:t xml:space="preserve"> </w:t>
+      </w:r>
+      <w:r>
+        <w:rPr>
+          <w:b/>
+        </w:rPr>
+        <w:t>threshold</w:t>
+      </w:r>
+      <w:r>
+        <w:rPr>
+          <w:b w:val="0"/>
+        </w:rPr>
+        <w:t xml:space="preserve"> including equality</w:t>
       </w:r>
     </w:p>
     <w:tbl>
@@ -185,8 +220,37 @@
       </w:tr>
     </w:tbl>
     <w:p>
-      <w:r>
-        <w:t>This is a starting allocation of 135 minutes, not a validated duration. Preserve all named topics. Schedule extra time for connected examples, the full investigation, independent cases and project building. Repeated copies of a case share one recorded attempt; they are not new evidence.</w:t>
+      <w:pPr>
+        <w:spacing w:line="336" w:lineRule="auto" w:after="180"/>
+      </w:pPr>
+      <w:r>
+        <w:rPr>
+          <w:b w:val="0"/>
+        </w:rPr>
+        <w:t>This is a starting allocation of 135 minutes, not a validated duration. Preserve all named topics. Schedule extra time for connected examples, the full investigation, independent cases and project building.</w:t>
+      </w:r>
+    </w:p>
+    <w:p>
+      <w:pPr>
+        <w:spacing w:line="336" w:lineRule="auto" w:after="180"/>
+      </w:pPr>
+      <w:r>
+        <w:rPr>
+          <w:b w:val="0"/>
+        </w:rPr>
+        <w:t xml:space="preserve">Repeated copies of a case share one recorded attempt; they are not new </w:t>
+      </w:r>
+      <w:r>
+        <w:rPr>
+          <w:b/>
+        </w:rPr>
+        <w:t>evidence</w:t>
+      </w:r>
+      <w:r>
+        <w:rPr>
+          <w:b w:val="0"/>
+        </w:rPr>
+        <w:t>.</w:t>
       </w:r>
     </w:p>
     <w:p>
@@ -206,18 +270,48 @@
       </w:r>
     </w:p>
     <w:p>
-      <w:r>
+      <w:pPr>
+        <w:spacing w:line="336" w:lineRule="auto" w:after="180"/>
+      </w:pPr>
+      <w:r>
+        <w:rPr>
+          <w:b w:val="0"/>
+        </w:rPr>
         <w:t>Without opening the old lesson, explain one key idea from Train, Validation, Test. Give an example and a mistake that the idea helps you avoid.</w:t>
       </w:r>
     </w:p>
     <w:p>
-      <w:r>
+      <w:pPr>
+        <w:spacing w:line="336" w:lineRule="auto" w:after="180"/>
+      </w:pPr>
+      <w:r>
+        <w:rPr>
+          <w:b w:val="0"/>
+        </w:rPr>
         <w:t>Look for: Select a model using a declared validation rule</w:t>
       </w:r>
     </w:p>
     <w:p>
-      <w:r>
-        <w:t>Reference example, not the only acceptable wording: Teacher explanation: Choose A: validation MAE 3 ties C, and A wins the simplicity tie. B has validation MAE 5 despite training MAE 0.</w:t>
+      <w:pPr>
+        <w:spacing w:line="336" w:lineRule="auto" w:after="180"/>
+      </w:pPr>
+      <w:r>
+        <w:rPr>
+          <w:b w:val="0"/>
+        </w:rPr>
+        <w:t xml:space="preserve">Reference example, not the only acceptable wording: Teacher explanation: Choose A: validation MAE 3 ties C, and A wins the simplicity tie. B has validation MAE 5 despite </w:t>
+      </w:r>
+      <w:r>
+        <w:rPr>
+          <w:b/>
+        </w:rPr>
+        <w:t>training</w:t>
+      </w:r>
+      <w:r>
+        <w:rPr>
+          <w:b w:val="0"/>
+        </w:rPr>
+        <w:t xml:space="preserve"> MAE 0.</w:t>
       </w:r>
     </w:p>
     <w:p>
@@ -229,17 +323,47 @@
       </w:r>
     </w:p>
     <w:p>
-      <w:r>
+      <w:pPr>
+        <w:spacing w:line="336" w:lineRule="auto" w:after="180"/>
+      </w:pPr>
+      <w:r>
+        <w:rPr>
+          <w:b w:val="0"/>
+        </w:rPr>
         <w:t>Without opening the old lesson, explain one key idea from Train a Regression Model. Give an example and a mistake that the idea helps you avoid.</w:t>
       </w:r>
     </w:p>
     <w:p>
-      <w:r>
-        <w:t>Look for: Fit a line from a declared training candidate set</w:t>
-      </w:r>
-    </w:p>
-    <w:p>
-      <w:r>
+      <w:pPr>
+        <w:spacing w:line="336" w:lineRule="auto" w:after="180"/>
+      </w:pPr>
+      <w:r>
+        <w:rPr>
+          <w:b w:val="0"/>
+        </w:rPr>
+        <w:t xml:space="preserve">Look for: Fit a line from a declared </w:t>
+      </w:r>
+      <w:r>
+        <w:rPr>
+          <w:b/>
+        </w:rPr>
+        <w:t>training</w:t>
+      </w:r>
+      <w:r>
+        <w:rPr>
+          <w:b w:val="0"/>
+        </w:rPr>
+        <w:t xml:space="preserve"> candidate set</w:t>
+      </w:r>
+    </w:p>
+    <w:p>
+      <w:pPr>
+        <w:spacing w:line="336" w:lineRule="auto" w:after="180"/>
+      </w:pPr>
+      <w:r>
+        <w:rPr>
+          <w:b w:val="0"/>
+        </w:rPr>
         <w:t>Reference example, not the only acceptable wording: Teacher explanation: A 5 B 3 C 0; choose m 2 b 1.</w:t>
       </w:r>
     </w:p>
@@ -252,22 +376,58 @@
       </w:r>
     </w:p>
     <w:p>
-      <w:r>
+      <w:pPr>
+        <w:spacing w:line="336" w:lineRule="auto" w:after="180"/>
+      </w:pPr>
+      <w:r>
+        <w:rPr>
+          <w:b w:val="0"/>
+        </w:rPr>
         <w:t>Without opening the old lesson, explain one key idea from Regression and Residuals. Give an example and a mistake that the idea helps you avoid.</w:t>
       </w:r>
     </w:p>
     <w:p>
-      <w:r>
-        <w:t>Look for: Distinguish numeric prediction from classification</w:t>
-      </w:r>
-    </w:p>
-    <w:p>
-      <w:r>
+      <w:pPr>
+        <w:spacing w:line="336" w:lineRule="auto" w:after="180"/>
+      </w:pPr>
+      <w:r>
+        <w:rPr>
+          <w:b w:val="0"/>
+        </w:rPr>
+        <w:t xml:space="preserve">Look for: Distinguish numeric </w:t>
+      </w:r>
+      <w:r>
+        <w:rPr>
+          <w:b/>
+        </w:rPr>
+        <w:t>prediction</w:t>
+      </w:r>
+      <w:r>
+        <w:rPr>
+          <w:b w:val="0"/>
+        </w:rPr>
+        <w:t xml:space="preserve"> from classification</w:t>
+      </w:r>
+    </w:p>
+    <w:p>
+      <w:pPr>
+        <w:spacing w:line="336" w:lineRule="auto" w:after="180"/>
+      </w:pPr>
+      <w:r>
+        <w:rPr>
+          <w:b w:val="0"/>
+        </w:rPr>
         <w:t>Reference example, not the only acceptable wording: Teacher explanation: Residuals -1, 1, 0 cm; the first record is overpredicted.</w:t>
       </w:r>
     </w:p>
     <w:p>
-      <w:r>
+      <w:pPr>
+        <w:spacing w:line="336" w:lineRule="auto" w:after="180"/>
+      </w:pPr>
+      <w:r>
+        <w:rPr>
+          <w:b w:val="0"/>
+        </w:rPr>
         <w:t>Use the student module and workbook section with this exact week title. The worked case, independent question and answers below form one aligned lesson sequence.</w:t>
       </w:r>
     </w:p>
@@ -280,8 +440,39 @@
       </w:r>
     </w:p>
     <w:p>
-      <w:r>
-        <w:t>A reviewer can inspect at most 10 alerts daily. Model A flags 20 cases with higher recall; B flags 8 with lower recall. What evidence is needed before choosing a threshold?</w:t>
+      <w:pPr>
+        <w:spacing w:line="336" w:lineRule="auto" w:after="180"/>
+        <w:shd w:fill="F5F1FB"/>
+      </w:pPr>
+      <w:r>
+        <w:rPr>
+          <w:b w:val="0"/>
+        </w:rPr>
+        <w:t xml:space="preserve">A reviewer can inspect at most 10 alerts daily. Model A flags 20 cases with higher recall; B flags 8 with lower recall. What </w:t>
+      </w:r>
+      <w:r>
+        <w:rPr>
+          <w:b/>
+        </w:rPr>
+        <w:t>evidence</w:t>
+      </w:r>
+      <w:r>
+        <w:rPr>
+          <w:b w:val="0"/>
+        </w:rPr>
+        <w:t xml:space="preserve"> is needed before choosing a </w:t>
+      </w:r>
+      <w:r>
+        <w:rPr>
+          <w:b/>
+        </w:rPr>
+        <w:t>threshold</w:t>
+      </w:r>
+      <w:r>
+        <w:rPr>
+          <w:b w:val="0"/>
+        </w:rPr>
+        <w:t>?</w:t>
       </w:r>
     </w:p>
     <w:p>
@@ -293,8 +484,26 @@
       </w:r>
     </w:p>
     <w:p>
-      <w:r>
-        <w:t>Metric choice depends on intended use, the positive class, who is affected, and the consequences of each error.</w:t>
+      <w:pPr>
+        <w:spacing w:line="336" w:lineRule="auto" w:after="180"/>
+      </w:pPr>
+      <w:r>
+        <w:rPr>
+          <w:b w:val="0"/>
+        </w:rPr>
+        <w:t xml:space="preserve">Metric choice depends on intended use, the positive class, who is affected, and the </w:t>
+      </w:r>
+      <w:r>
+        <w:rPr>
+          <w:b/>
+        </w:rPr>
+        <w:t>consequence</w:t>
+      </w:r>
+      <w:r>
+        <w:rPr>
+          <w:b w:val="0"/>
+        </w:rPr>
+        <w:t>s of each error.</w:t>
       </w:r>
     </w:p>
     <w:tbl>
@@ -430,12 +639,38 @@
       </w:r>
     </w:p>
     <w:p>
-      <w:r>
+      <w:pPr>
+        <w:spacing w:line="336" w:lineRule="auto" w:after="180"/>
+      </w:pPr>
+      <w:r>
+        <w:rPr>
+          <w:b w:val="0"/>
+        </w:rPr>
         <w:t>Use the supplied scenario, student illustrations and blank paper. For numeric work, offer counters or a calculator after learners show the setup. Fictional records are supplied; personal data and paid accounts are unnecessary.</w:t>
       </w:r>
     </w:p>
     <w:p>
-      <w:r>
+      <w:pPr>
+        <w:pStyle w:val="Heading3"/>
+      </w:pPr>
+      <w:r>
+        <w:t>Alternative compact allocation</w:t>
+      </w:r>
+    </w:p>
+    <w:p>
+      <w:r>
+        <w:t>This compact option is not the full-week schedule. Use the main teaching cycle and allow extra sessions for the investigation, independent work and project.</w:t>
+      </w:r>
+    </w:p>
+    <w:p>
+      <w:pPr>
+        <w:spacing w:line="336" w:lineRule="auto" w:after="180"/>
+        <w:shd w:fill="F1F6F8"/>
+      </w:pPr>
+      <w:r>
+        <w:rPr>
+          <w:b w:val="0"/>
+        </w:rPr>
         <w:t>Allow 80 minutes: recall 8; explanation 12; worked demonstration 15; guided practice 20; independent assessment 15; project and reflection 10. Extend the lab into a second session when needed.</w:t>
       </w:r>
     </w:p>
@@ -448,8 +683,49 @@
       </w:r>
     </w:p>
     <w:p>
-      <w:r>
-        <w:t>Teach two 45-minute sessions. This week focuses on thresholds and consequences. Model the worked example first, collect the new W 4 case independently before feedback, and use the fresh retry to check transfer. Award credit for traceable reasoning and bounded claims, including justified uncertainty.</w:t>
+      <w:pPr>
+        <w:spacing w:line="336" w:lineRule="auto" w:after="180"/>
+      </w:pPr>
+      <w:r>
+        <w:rPr>
+          <w:b w:val="0"/>
+        </w:rPr>
+        <w:t xml:space="preserve">Teach two 45-minute sessions. This week focuses on </w:t>
+      </w:r>
+      <w:r>
+        <w:rPr>
+          <w:b/>
+        </w:rPr>
+        <w:t>threshold</w:t>
+      </w:r>
+      <w:r>
+        <w:rPr>
+          <w:b w:val="0"/>
+        </w:rPr>
+        <w:t xml:space="preserve">s and </w:t>
+      </w:r>
+      <w:r>
+        <w:rPr>
+          <w:b/>
+        </w:rPr>
+        <w:t>consequence</w:t>
+      </w:r>
+      <w:r>
+        <w:rPr>
+          <w:b w:val="0"/>
+        </w:rPr>
+        <w:t>s. Model the worked example first, collect the new W 4 case independently before feedback, and use the fresh retry to check transfer.</w:t>
+      </w:r>
+    </w:p>
+    <w:p>
+      <w:pPr>
+        <w:spacing w:line="336" w:lineRule="auto" w:after="180"/>
+      </w:pPr>
+      <w:r>
+        <w:rPr>
+          <w:b w:val="0"/>
+        </w:rPr>
+        <w:t>Award credit for traceable reasoning and bounded claims, including justified uncertainty.</w:t>
       </w:r>
     </w:p>
     <w:p>
@@ -461,27 +737,69 @@
       </w:r>
     </w:p>
     <w:p>
-      <w:r>
+      <w:pPr>
+        <w:spacing w:line="336" w:lineRule="auto" w:after="180"/>
+      </w:pPr>
+      <w:r>
+        <w:rPr>
+          <w:b w:val="0"/>
+        </w:rPr>
         <w:t>All reference positives, TP+FN.</w:t>
       </w:r>
     </w:p>
     <w:p>
-      <w:r>
+      <w:pPr>
+        <w:spacing w:line="336" w:lineRule="auto" w:after="180"/>
+      </w:pPr>
+      <w:r>
+        <w:rPr>
+          <w:b w:val="0"/>
+        </w:rPr>
         <w:t>Printed student lesson and workbook</w:t>
       </w:r>
     </w:p>
     <w:p>
-      <w:r>
+      <w:pPr>
+        <w:spacing w:line="336" w:lineRule="auto" w:after="180"/>
+      </w:pPr>
+      <w:r>
+        <w:rPr>
+          <w:b w:val="0"/>
+        </w:rPr>
         <w:t>Paper, pencils and a calculator for fractions</w:t>
       </w:r>
     </w:p>
     <w:p>
-      <w:r>
-        <w:t>The fictional examples and a blank evidence table</w:t>
-      </w:r>
-    </w:p>
-    <w:p>
-      <w:r>
+      <w:pPr>
+        <w:spacing w:line="336" w:lineRule="auto" w:after="180"/>
+      </w:pPr>
+      <w:r>
+        <w:rPr>
+          <w:b w:val="0"/>
+        </w:rPr>
+        <w:t xml:space="preserve">The fictional examples and a blank </w:t>
+      </w:r>
+      <w:r>
+        <w:rPr>
+          <w:b/>
+        </w:rPr>
+        <w:t>evidence</w:t>
+      </w:r>
+      <w:r>
+        <w:rPr>
+          <w:b w:val="0"/>
+        </w:rPr>
+        <w:t xml:space="preserve"> table</w:t>
+      </w:r>
+    </w:p>
+    <w:p>
+      <w:pPr>
+        <w:spacing w:line="336" w:lineRule="auto" w:after="180"/>
+      </w:pPr>
+      <w:r>
+        <w:rPr>
+          <w:b w:val="0"/>
+        </w:rPr>
         <w:t>Optional Python 3 editor; no external packages or AI accounts required</w:t>
       </w:r>
     </w:p>
@@ -494,12 +812,36 @@
       </w:r>
     </w:p>
     <w:p>
-      <w:r>
-        <w:t>By the end, I can explain metrics match consequences using a traced example and a stated limitation.</w:t>
-      </w:r>
-    </w:p>
-    <w:p>
-      <w:r>
+      <w:pPr>
+        <w:spacing w:line="336" w:lineRule="auto" w:after="180"/>
+      </w:pPr>
+      <w:r>
+        <w:rPr>
+          <w:b w:val="0"/>
+        </w:rPr>
+        <w:t xml:space="preserve">By the end, I can explain metrics match </w:t>
+      </w:r>
+      <w:r>
+        <w:rPr>
+          <w:b/>
+        </w:rPr>
+        <w:t>consequence</w:t>
+      </w:r>
+      <w:r>
+        <w:rPr>
+          <w:b w:val="0"/>
+        </w:rPr>
+        <w:t>s using a traced example and a stated limitation.</w:t>
+      </w:r>
+    </w:p>
+    <w:p>
+      <w:pPr>
+        <w:spacing w:line="336" w:lineRule="auto" w:after="180"/>
+      </w:pPr>
+      <w:r>
+        <w:rPr>
+          <w:b w:val="0"/>
+        </w:rPr>
         <w:t>This added worked case illustrates the week’s main idea. Retain all original and connected topics; schedule its practice within the teaching cycle.</w:t>
       </w:r>
     </w:p>
@@ -512,135 +854,626 @@
       </w:r>
     </w:p>
     <w:p>
+      <w:r>
+        <w:t>Model Metrics Match Consequences using the supplied case, labelled mechanism and reasoning. Make the scope of each conclusion explicit.</w:t>
+      </w:r>
+    </w:p>
+    <w:p>
+      <w:pPr>
+        <w:spacing w:line="336" w:lineRule="auto" w:after="180"/>
+      </w:pPr>
+      <w:r>
+        <w:rPr>
+          <w:b w:val="0"/>
+        </w:rPr>
+        <w:t>Trace the information, fitted behavior, and evaluation proof separately.</w:t>
+      </w:r>
+    </w:p>
+    <w:p>
       <w:pPr>
         <w:pStyle w:val="Heading3"/>
       </w:pPr>
       <w:r>
-        <w:t>Explain the mechanism</w:t>
-      </w:r>
-    </w:p>
-    <w:p>
-      <w:r>
-        <w:t>Trace the information, fitted behavior, and evaluation proof separately.</w:t>
-      </w:r>
-    </w:p>
-    <w:p>
-      <w:r>
+        <w:t>Question to explain</w:t>
+      </w:r>
+    </w:p>
+    <w:p>
+      <w:pPr>
+        <w:spacing w:line="336" w:lineRule="auto" w:after="180"/>
+        <w:shd w:fill="F5F1FB"/>
+      </w:pPr>
+      <w:r>
+        <w:rPr>
+          <w:b w:val="0"/>
+        </w:rPr>
         <w:t>QUESTION Select metrics for screening, recommendation, and forecasting tasks.</w:t>
       </w:r>
     </w:p>
     <w:p>
-      <w:r>
-        <w:t>MODEL IDEA Metric choice depends on intended use, the positive class, who is affected, and the consequences of each error.</w:t>
-      </w:r>
-    </w:p>
-    <w:p>
-      <w:r>
+      <w:pPr>
+        <w:spacing w:line="336" w:lineRule="auto" w:after="180"/>
+      </w:pPr>
+      <w:r>
+        <w:rPr>
+          <w:b w:val="0"/>
+        </w:rPr>
+        <w:t xml:space="preserve">MODEL IDEA Metric choice depends on intended use, the positive class, who is affected, and the </w:t>
+      </w:r>
+      <w:r>
+        <w:rPr>
+          <w:b/>
+        </w:rPr>
+        <w:t>consequence</w:t>
+      </w:r>
+      <w:r>
+        <w:rPr>
+          <w:b w:val="0"/>
+        </w:rPr>
+        <w:t>s of each error.</w:t>
+      </w:r>
+    </w:p>
+    <w:p>
+      <w:pPr>
+        <w:spacing w:line="336" w:lineRule="auto" w:after="180"/>
+      </w:pPr>
+      <w:r>
+        <w:rPr>
+          <w:b w:val="0"/>
+        </w:rPr>
         <w:t>PROOF NEEDED Use an unseen case, visible calculation, error analysis, and a stated limitation.</w:t>
       </w:r>
     </w:p>
     <w:p>
-      <w:r>
+      <w:pPr>
+        <w:pStyle w:val="Heading3"/>
+      </w:pPr>
+      <w:r>
+        <w:t>How the mechanism works</w:t>
+      </w:r>
+    </w:p>
+    <w:p>
+      <w:pPr>
+        <w:spacing w:line="336" w:lineRule="auto" w:after="180"/>
+        <w:shd w:fill="F1F6F8"/>
+      </w:pPr>
+      <w:r>
+        <w:rPr>
+          <w:b w:val="0"/>
+        </w:rPr>
         <w:t>UNDER THE HOOD Screening task treats missed positives as costly, so emphasize recall and human follow-up. Recommendation task may track precision among shown items plus user benefit.</w:t>
       </w:r>
     </w:p>
     <w:p>
-      <w:r>
-        <w:t>Draw a fresh data → model → prediction → evaluation trace:</w:t>
-      </w:r>
-    </w:p>
-    <w:p>
-      <w:r>
-        <w:t>Predict first. Then check each step. A correct answer without visible evidence cannot be audited.</w:t>
-      </w:r>
-    </w:p>
-    <w:p>
-      <w:r>
+      <w:pPr>
+        <w:spacing w:line="336" w:lineRule="auto" w:after="180"/>
+      </w:pPr>
+      <w:r>
+        <w:rPr>
+          <w:b w:val="0"/>
+        </w:rPr>
+        <w:t xml:space="preserve">Draw a fresh data → model → </w:t>
+      </w:r>
+      <w:r>
+        <w:rPr>
+          <w:b/>
+        </w:rPr>
+        <w:t>prediction</w:t>
+      </w:r>
+      <w:r>
+        <w:rPr>
+          <w:b w:val="0"/>
+        </w:rPr>
+        <w:t xml:space="preserve"> → evaluation trace:</w:t>
+      </w:r>
+    </w:p>
+    <w:p>
+      <w:pPr>
+        <w:spacing w:line="336" w:lineRule="auto" w:after="180"/>
+      </w:pPr>
+      <w:r>
+        <w:rPr>
+          <w:b w:val="0"/>
+        </w:rPr>
+        <w:t xml:space="preserve">Predict first. Then check each step. A correct answer without visible </w:t>
+      </w:r>
+      <w:r>
+        <w:rPr>
+          <w:b/>
+        </w:rPr>
+        <w:t>evidence</w:t>
+      </w:r>
+      <w:r>
+        <w:rPr>
+          <w:b w:val="0"/>
+        </w:rPr>
+        <w:t xml:space="preserve"> cannot be audited.</w:t>
+      </w:r>
+    </w:p>
+    <w:p>
+      <w:pPr>
+        <w:pStyle w:val="Heading3"/>
+      </w:pPr>
+      <w:r>
+        <w:t>Step 1</w:t>
+      </w:r>
+    </w:p>
+    <w:p>
+      <w:pPr>
+        <w:spacing w:line="336" w:lineRule="auto" w:after="180"/>
+        <w:shd w:fill="F4F9FC"/>
+      </w:pPr>
+      <w:r>
+        <w:rPr>
+          <w:b w:val="0"/>
+        </w:rPr>
         <w:t>STEP 1 Screening task treats missed positives as costly, so emphasize recall and human follow-up.</w:t>
       </w:r>
     </w:p>
     <w:p>
-      <w:r>
+      <w:pPr>
+        <w:pStyle w:val="Heading3"/>
+      </w:pPr>
+      <w:r>
+        <w:t>Step 2</w:t>
+      </w:r>
+    </w:p>
+    <w:p>
+      <w:pPr>
+        <w:spacing w:line="336" w:lineRule="auto" w:after="180"/>
+        <w:shd w:fill="F4F9FC"/>
+      </w:pPr>
+      <w:r>
+        <w:rPr>
+          <w:b w:val="0"/>
+        </w:rPr>
         <w:t>STEP 2 Recommendation task may track precision among shown items plus user benefit.</w:t>
       </w:r>
     </w:p>
     <w:p>
-      <w:r>
+      <w:pPr>
+        <w:pStyle w:val="Heading3"/>
+      </w:pPr>
+      <w:r>
+        <w:t>Step 3</w:t>
+      </w:r>
+    </w:p>
+    <w:p>
+      <w:pPr>
+        <w:spacing w:line="336" w:lineRule="auto" w:after="180"/>
+        <w:shd w:fill="F4F9FC"/>
+      </w:pPr>
+      <w:r>
+        <w:rPr>
+          <w:b w:val="0"/>
+        </w:rPr>
         <w:t>STEP 3 Height forecast uses MAE in centimeters and residual slices.</w:t>
       </w:r>
     </w:p>
     <w:p>
-      <w:r>
-        <w:t>STEP 4 No metric replaces a written consequence analysis and subgroup review.</w:t>
-      </w:r>
-    </w:p>
-    <w:p>
-      <w:r>
-        <w:t>CHECK Verify the denominator, unit, split, class definition, and data version before interpreting a score.</w:t>
-      </w:r>
-    </w:p>
-    <w:p>
-      <w:r>
-        <w:t>Recalculate, retrace, or restate the evidence independently:</w:t>
-      </w:r>
-    </w:p>
-    <w:p>
       <w:pPr>
         <w:pStyle w:val="Heading3"/>
       </w:pPr>
       <w:r>
+        <w:t>Step 4</w:t>
+      </w:r>
+    </w:p>
+    <w:p>
+      <w:pPr>
+        <w:spacing w:line="336" w:lineRule="auto" w:after="180"/>
+        <w:shd w:fill="F4F9FC"/>
+      </w:pPr>
+      <w:r>
+        <w:rPr>
+          <w:b w:val="0"/>
+        </w:rPr>
+        <w:t xml:space="preserve">STEP 4 No metric replaces a written </w:t>
+      </w:r>
+      <w:r>
+        <w:rPr>
+          <w:b/>
+        </w:rPr>
+        <w:t>consequence</w:t>
+      </w:r>
+      <w:r>
+        <w:rPr>
+          <w:b w:val="0"/>
+        </w:rPr>
+        <w:t xml:space="preserve"> analysis and subgroup review.</w:t>
+      </w:r>
+    </w:p>
+    <w:p>
+      <w:pPr>
+        <w:spacing w:line="336" w:lineRule="auto" w:after="180"/>
+      </w:pPr>
+      <w:r>
+        <w:rPr>
+          <w:b w:val="0"/>
+        </w:rPr>
+        <w:t xml:space="preserve">CHECK Verify the denominator, unit, split, class definition, and data version before interpreting a </w:t>
+      </w:r>
+      <w:r>
+        <w:rPr>
+          <w:b/>
+        </w:rPr>
+        <w:t>score</w:t>
+      </w:r>
+      <w:r>
+        <w:rPr>
+          <w:b w:val="0"/>
+        </w:rPr>
+        <w:t>.</w:t>
+      </w:r>
+    </w:p>
+    <w:p>
+      <w:pPr>
+        <w:spacing w:line="336" w:lineRule="auto" w:after="180"/>
+      </w:pPr>
+      <w:r>
+        <w:rPr>
+          <w:b w:val="0"/>
+        </w:rPr>
+        <w:t xml:space="preserve">Recalculate, retrace, or restate the </w:t>
+      </w:r>
+      <w:r>
+        <w:rPr>
+          <w:b/>
+        </w:rPr>
+        <w:t>evidence</w:t>
+      </w:r>
+      <w:r>
+        <w:rPr>
+          <w:b w:val="0"/>
+        </w:rPr>
+        <w:t xml:space="preserve"> independently:</w:t>
+      </w:r>
+    </w:p>
+    <w:p>
+      <w:pPr>
+        <w:pStyle w:val="Heading3"/>
+      </w:pPr>
+      <w:r>
         <w:t>Concrete teaching case</w:t>
       </w:r>
     </w:p>
     <w:p>
-      <w:r>
+      <w:pPr>
+        <w:pStyle w:val="Heading3"/>
+      </w:pPr>
+      <w:r>
+        <w:t>The teaching case</w:t>
+      </w:r>
+    </w:p>
+    <w:p>
+      <w:pPr>
+        <w:spacing w:line="336" w:lineRule="auto" w:after="180"/>
+        <w:shd w:fill="F1F6FC"/>
+      </w:pPr>
+      <w:r>
+        <w:rPr>
+          <w:b w:val="0"/>
+        </w:rPr>
         <w:t>Spotting alerts can miss disease signs or create unnecessary healthy-leaf reviews.</w:t>
       </w:r>
     </w:p>
     <w:p>
-      <w:r>
-        <w:t>Connect metrics to consequences.</w:t>
-      </w:r>
-    </w:p>
-    <w:p>
       <w:pPr>
         <w:pStyle w:val="Heading3"/>
       </w:pPr>
       <w:r>
+        <w:t>The teaching case</w:t>
+      </w:r>
+    </w:p>
+    <w:p>
+      <w:pPr>
+        <w:spacing w:line="336" w:lineRule="auto" w:after="180"/>
+        <w:shd w:fill="F1F6FC"/>
+      </w:pPr>
+      <w:r>
+        <w:rPr>
+          <w:b w:val="0"/>
+        </w:rPr>
+        <w:t xml:space="preserve">Connect metrics to </w:t>
+      </w:r>
+      <w:r>
+        <w:rPr>
+          <w:b/>
+        </w:rPr>
+        <w:t>consequence</w:t>
+      </w:r>
+      <w:r>
+        <w:rPr>
+          <w:b w:val="0"/>
+        </w:rPr>
+        <w:t>s.</w:t>
+      </w:r>
+    </w:p>
+    <w:p>
+      <w:pPr>
+        <w:pStyle w:val="Heading3"/>
+      </w:pPr>
+      <w:r>
         <w:t>Exact explanation to model</w:t>
       </w:r>
     </w:p>
     <w:p>
-      <w:r>
-        <w:t>Recall measures finding positives; precision measures alert correctness. Set tradeoffs using consequences, review capacity and validation evidence.</w:t>
-      </w:r>
-    </w:p>
-    <w:p>
       <w:pPr>
         <w:pStyle w:val="Heading3"/>
       </w:pPr>
       <w:r>
+        <w:t>Why the result follows</w:t>
+      </w:r>
+    </w:p>
+    <w:p>
+      <w:pPr>
+        <w:spacing w:line="336" w:lineRule="auto" w:after="180"/>
+        <w:shd w:fill="F1F6FC"/>
+      </w:pPr>
+      <w:r>
+        <w:rPr>
+          <w:b w:val="0"/>
+        </w:rPr>
+        <w:t xml:space="preserve">Recall measures finding positives; precision measures alert correctness. Set tradeoffs using </w:t>
+      </w:r>
+      <w:r>
+        <w:rPr>
+          <w:b/>
+        </w:rPr>
+        <w:t>consequence</w:t>
+      </w:r>
+      <w:r>
+        <w:rPr>
+          <w:b w:val="0"/>
+        </w:rPr>
+        <w:t xml:space="preserve">s, review capacity and validation </w:t>
+      </w:r>
+      <w:r>
+        <w:rPr>
+          <w:b/>
+        </w:rPr>
+        <w:t>evidence</w:t>
+      </w:r>
+      <w:r>
+        <w:rPr>
+          <w:b w:val="0"/>
+        </w:rPr>
+        <w:t>.</w:t>
+      </w:r>
+    </w:p>
+    <w:p>
+      <w:pPr>
+        <w:pStyle w:val="Heading3"/>
+      </w:pPr>
+      <w:r>
         <w:t>Explain the added worked example</w:t>
       </w:r>
     </w:p>
     <w:p>
-      <w:r>
-        <w:t>A classifier score is not automatically a probability. Declare blocked positive and predict blocked when score is at least the threshold. Changing this boundary changes decisions without necessarily retraining the model. Select it using development evidence and a task-relevant rule, not final-test answers.</w:t>
-      </w:r>
-    </w:p>
-    <w:p>
-      <w:r>
-        <w:t>Use fictional classroom data throughout this investigation. Keep the task, units, reference labels and data split visible as you reason. Earlier weeks supplied the model-building process; this week examines thresholds and consequences.</w:t>
-      </w:r>
-    </w:p>
-    <w:p>
-      <w:r>
-        <w:t>Six records have score/reference pairs A .9/blocked, B .7/clear, C .6/blocked, D .4/blocked, E .3/clear, F .1/clear. At threshold .5, TP=2, FP=1, FN=1, TN=2. At .3, TP=3, FP=2, FN=0, TN=1. Equality is positive, so E is flagged at .3.</w:t>
-      </w:r>
-    </w:p>
-    <w:p>
-      <w:r>
-        <w:t>Trace the calculation on paper before running this optional Python check. Use the stated fictional inputs and compare intermediate values. The code checks this example; your independent workbook case uses different evidence.</w:t>
+      <w:pPr>
+        <w:pStyle w:val="Heading3"/>
+      </w:pPr>
+      <w:r>
+        <w:t>Explain the added worked example · 1</w:t>
+      </w:r>
+    </w:p>
+    <w:p>
+      <w:pPr>
+        <w:spacing w:line="336" w:lineRule="auto" w:after="180"/>
+      </w:pPr>
+      <w:r>
+        <w:rPr>
+          <w:b w:val="0"/>
+        </w:rPr>
+        <w:t xml:space="preserve">A classifier </w:t>
+      </w:r>
+      <w:r>
+        <w:rPr>
+          <w:b/>
+        </w:rPr>
+        <w:t>score</w:t>
+      </w:r>
+      <w:r>
+        <w:rPr>
+          <w:b w:val="0"/>
+        </w:rPr>
+        <w:t xml:space="preserve"> is not automatically a probability. Declare blocked positive and predict blocked when </w:t>
+      </w:r>
+      <w:r>
+        <w:rPr>
+          <w:b/>
+        </w:rPr>
+        <w:t>score</w:t>
+      </w:r>
+      <w:r>
+        <w:rPr>
+          <w:b w:val="0"/>
+        </w:rPr>
+        <w:t xml:space="preserve"> is at least the </w:t>
+      </w:r>
+      <w:r>
+        <w:rPr>
+          <w:b/>
+        </w:rPr>
+        <w:t>threshold</w:t>
+      </w:r>
+      <w:r>
+        <w:rPr>
+          <w:b w:val="0"/>
+        </w:rPr>
+        <w:t>. Changing this boundary changes decisions without necessarily re</w:t>
+      </w:r>
+      <w:r>
+        <w:rPr>
+          <w:b/>
+        </w:rPr>
+        <w:t>training</w:t>
+      </w:r>
+      <w:r>
+        <w:rPr>
+          <w:b w:val="0"/>
+        </w:rPr>
+        <w:t xml:space="preserve"> the model.</w:t>
+      </w:r>
+    </w:p>
+    <w:p>
+      <w:pPr>
+        <w:spacing w:line="336" w:lineRule="auto" w:after="180"/>
+      </w:pPr>
+      <w:r>
+        <w:rPr>
+          <w:b w:val="0"/>
+        </w:rPr>
+        <w:t xml:space="preserve">Select it using development </w:t>
+      </w:r>
+      <w:r>
+        <w:rPr>
+          <w:b/>
+        </w:rPr>
+        <w:t>evidence</w:t>
+      </w:r>
+      <w:r>
+        <w:rPr>
+          <w:b w:val="0"/>
+        </w:rPr>
+        <w:t xml:space="preserve"> and a task-relevant rule, not final-test answers.</w:t>
+      </w:r>
+    </w:p>
+    <w:p>
+      <w:pPr>
+        <w:spacing w:line="336" w:lineRule="auto" w:after="180"/>
+      </w:pPr>
+      <w:r>
+        <w:rPr>
+          <w:b w:val="0"/>
+        </w:rPr>
+        <w:t>Use fictional classroom data throughout this investigation. Keep the task, units, reference labels and data split visible as you reason.</w:t>
+      </w:r>
+    </w:p>
+    <w:p>
+      <w:pPr>
+        <w:spacing w:line="336" w:lineRule="auto" w:after="180"/>
+      </w:pPr>
+      <w:r>
+        <w:rPr>
+          <w:b w:val="0"/>
+        </w:rPr>
+        <w:t xml:space="preserve">Earlier weeks supplied the model-building </w:t>
+      </w:r>
+      <w:r>
+        <w:rPr>
+          <w:b/>
+        </w:rPr>
+        <w:t>process</w:t>
+      </w:r>
+      <w:r>
+        <w:rPr>
+          <w:b w:val="0"/>
+        </w:rPr>
+        <w:t xml:space="preserve">; this week examines </w:t>
+      </w:r>
+      <w:r>
+        <w:rPr>
+          <w:b/>
+        </w:rPr>
+        <w:t>threshold</w:t>
+      </w:r>
+      <w:r>
+        <w:rPr>
+          <w:b w:val="0"/>
+        </w:rPr>
+        <w:t xml:space="preserve">s and </w:t>
+      </w:r>
+      <w:r>
+        <w:rPr>
+          <w:b/>
+        </w:rPr>
+        <w:t>consequence</w:t>
+      </w:r>
+      <w:r>
+        <w:rPr>
+          <w:b w:val="0"/>
+        </w:rPr>
+        <w:t>s.</w:t>
+      </w:r>
+    </w:p>
+    <w:p>
+      <w:pPr>
+        <w:spacing w:line="336" w:lineRule="auto" w:after="180"/>
+      </w:pPr>
+      <w:r>
+        <w:rPr>
+          <w:b w:val="0"/>
+        </w:rPr>
+        <w:t xml:space="preserve">Six records have </w:t>
+      </w:r>
+      <w:r>
+        <w:rPr>
+          <w:b/>
+        </w:rPr>
+        <w:t>score</w:t>
+      </w:r>
+      <w:r>
+        <w:rPr>
+          <w:b w:val="0"/>
+        </w:rPr>
+        <w:t xml:space="preserve">/reference pairs A .9/blocked, B .7/clear, C .6/blocked, D .4/blocked, E .3/clear, F .1/clear. At </w:t>
+      </w:r>
+      <w:r>
+        <w:rPr>
+          <w:b/>
+        </w:rPr>
+        <w:t>threshold</w:t>
+      </w:r>
+      <w:r>
+        <w:rPr>
+          <w:b w:val="0"/>
+        </w:rPr>
+        <w:t xml:space="preserve"> .5, TP=2, FP=1, FN=1, TN=2. At .3, TP=3, FP=2, FN=0, TN=1.</w:t>
+      </w:r>
+    </w:p>
+    <w:p>
+      <w:pPr>
+        <w:spacing w:line="336" w:lineRule="auto" w:after="180"/>
+      </w:pPr>
+      <w:r>
+        <w:rPr>
+          <w:b w:val="0"/>
+        </w:rPr>
+        <w:t>Equality is positive, so E is flagged at .3.</w:t>
+      </w:r>
+    </w:p>
+    <w:p>
+      <w:pPr>
+        <w:spacing w:line="336" w:lineRule="auto" w:after="180"/>
+      </w:pPr>
+      <w:r>
+        <w:rPr>
+          <w:b w:val="0"/>
+        </w:rPr>
+        <w:t xml:space="preserve">Trace the calculation on paper before running this optional Python check. Use the stated fictional </w:t>
+      </w:r>
+      <w:r>
+        <w:rPr>
+          <w:b/>
+        </w:rPr>
+        <w:t>input</w:t>
+      </w:r>
+      <w:r>
+        <w:rPr>
+          <w:b w:val="0"/>
+        </w:rPr>
+        <w:t xml:space="preserve">s and compare intermediate values. The code checks this example; your independent workbook case uses different </w:t>
+      </w:r>
+      <w:r>
+        <w:rPr>
+          <w:b/>
+        </w:rPr>
+        <w:t>evidence</w:t>
+      </w:r>
+      <w:r>
+        <w:rPr>
+          <w:b w:val="0"/>
+        </w:rPr>
+        <w:t>.</w:t>
       </w:r>
     </w:p>
     <w:p>
@@ -784,8 +1617,37 @@
       </w:r>
     </w:p>
     <w:p>
-      <w:r>
-        <w:t>Use the complete worked example below before asking learners to complete W2. Reveal a small part, invite a prediction, then explain the deciding step. These teacher notes contain solutions; do not reveal the independent case answer during modelling.</w:t>
+      <w:pPr>
+        <w:spacing w:line="336" w:lineRule="auto" w:after="180"/>
+      </w:pPr>
+      <w:r>
+        <w:rPr>
+          <w:b w:val="0"/>
+        </w:rPr>
+        <w:t xml:space="preserve">Use the complete worked example below before asking learners to complete W2. Reveal a small part, invite a </w:t>
+      </w:r>
+      <w:r>
+        <w:rPr>
+          <w:b/>
+        </w:rPr>
+        <w:t>prediction</w:t>
+      </w:r>
+      <w:r>
+        <w:rPr>
+          <w:b w:val="0"/>
+        </w:rPr>
+        <w:t>, then explain the deciding step.</w:t>
+      </w:r>
+    </w:p>
+    <w:p>
+      <w:pPr>
+        <w:spacing w:line="336" w:lineRule="auto" w:after="180"/>
+      </w:pPr>
+      <w:r>
+        <w:rPr>
+          <w:b w:val="0"/>
+        </w:rPr>
+        <w:t>These teacher notes contain solutions; do not reveal the independent case answer during modelling.</w:t>
       </w:r>
     </w:p>
     <w:p>
@@ -1075,7 +1937,13 @@
       </w:tr>
     </w:tbl>
     <w:p>
-      <w:r>
+      <w:pPr>
+        <w:spacing w:line="336" w:lineRule="auto" w:after="180"/>
+      </w:pPr>
+      <w:r>
+        <w:rPr>
+          <w:b w:val="0"/>
+        </w:rPr>
         <w:t>Use the diagram and verbal explanation together. Ask learners to match a sentence to a specific visual step; do not assign learners fixed visual or auditory learning styles.</w:t>
       </w:r>
     </w:p>
@@ -1088,8 +1956,26 @@
       </w:r>
     </w:p>
     <w:p>
-      <w:r>
-        <w:t>Translate a threshold choice into missed-leaf and false-alarm costs.</w:t>
+      <w:pPr>
+        <w:spacing w:line="336" w:lineRule="auto" w:after="180"/>
+      </w:pPr>
+      <w:r>
+        <w:rPr>
+          <w:b w:val="0"/>
+        </w:rPr>
+        <w:t xml:space="preserve">Translate a </w:t>
+      </w:r>
+      <w:r>
+        <w:rPr>
+          <w:b/>
+        </w:rPr>
+        <w:t>threshold</w:t>
+      </w:r>
+      <w:r>
+        <w:rPr>
+          <w:b w:val="0"/>
+        </w:rPr>
+        <w:t xml:space="preserve"> choice into missed-leaf and false-alarm costs.</w:t>
       </w:r>
     </w:p>
     <w:p>
@@ -1101,13 +1987,85 @@
       </w:r>
     </w:p>
     <w:p>
-      <w:r>
-        <w:t>Scores/reference: 0.9 spotted, 0.6 healthy, 0.4 spotted, 0.1 healthy. Predict spotted at score&gt;=threshold. Miss cost5; false-alarm cost1.</w:t>
-      </w:r>
-    </w:p>
-    <w:p>
-      <w:r>
-        <w:t>All inputs and outcomes in this worked example are invented classroom data; no real model run is claimed.</w:t>
+      <w:pPr>
+        <w:pStyle w:val="Heading3"/>
+      </w:pPr>
+      <w:r>
+        <w:t>Supplied facts</w:t>
+      </w:r>
+    </w:p>
+    <w:p>
+      <w:pPr>
+        <w:spacing w:line="336" w:lineRule="auto" w:after="180"/>
+        <w:shd w:fill="F1F6FC"/>
+      </w:pPr>
+      <w:r>
+        <w:rPr>
+          <w:b/>
+        </w:rPr>
+        <w:t>Score</w:t>
+      </w:r>
+      <w:r>
+        <w:rPr>
+          <w:b w:val="0"/>
+        </w:rPr>
+        <w:t xml:space="preserve">s/reference: 0.9 spotted, 0.6 healthy, 0.4 spotted, 0.1 healthy. Predict spotted at </w:t>
+      </w:r>
+      <w:r>
+        <w:rPr>
+          <w:b/>
+        </w:rPr>
+        <w:t>score</w:t>
+      </w:r>
+      <w:r>
+        <w:rPr>
+          <w:b w:val="0"/>
+        </w:rPr>
+        <w:t>&gt;=</w:t>
+      </w:r>
+      <w:r>
+        <w:rPr>
+          <w:b/>
+        </w:rPr>
+        <w:t>threshold</w:t>
+      </w:r>
+      <w:r>
+        <w:rPr>
+          <w:b w:val="0"/>
+        </w:rPr>
+        <w:t>. Miss cost5; false-alarm cost1.</w:t>
+      </w:r>
+    </w:p>
+    <w:p>
+      <w:pPr>
+        <w:pStyle w:val="Heading3"/>
+      </w:pPr>
+      <w:r>
+        <w:t>Supplied facts</w:t>
+      </w:r>
+    </w:p>
+    <w:p>
+      <w:pPr>
+        <w:spacing w:line="336" w:lineRule="auto" w:after="180"/>
+        <w:shd w:fill="F1F6FC"/>
+      </w:pPr>
+      <w:r>
+        <w:rPr>
+          <w:b w:val="0"/>
+        </w:rPr>
+        <w:t xml:space="preserve">All </w:t>
+      </w:r>
+      <w:r>
+        <w:rPr>
+          <w:b/>
+        </w:rPr>
+        <w:t>input</w:t>
+      </w:r>
+      <w:r>
+        <w:rPr>
+          <w:b w:val="0"/>
+        </w:rPr>
+        <w:t>s and outcomes in this worked example are invented classroom data; no real model run is claimed.</w:t>
       </w:r>
     </w:p>
     <w:p>
@@ -1270,57 +2228,283 @@
       </w:r>
     </w:p>
     <w:p>
-      <w:r>
-        <w:t>Read the picture in order. Threshold0.4 has smaller validation cost on these four cases. The arrows show which recorded input or intermediate result each decision uses. Explain the deciding step aloud before checking the changed case; pointing to the final answer alone does not show how it follows.</w:t>
-      </w:r>
-    </w:p>
-    <w:p>
       <w:pPr>
         <w:pStyle w:val="Heading3"/>
       </w:pPr>
       <w:r>
+        <w:t>Why the result follows</w:t>
+      </w:r>
+    </w:p>
+    <w:p>
+      <w:pPr>
+        <w:spacing w:line="336" w:lineRule="auto" w:after="180"/>
+        <w:shd w:fill="F1F6FC"/>
+      </w:pPr>
+      <w:r>
+        <w:rPr>
+          <w:b w:val="0"/>
+        </w:rPr>
+        <w:t xml:space="preserve">Read the picture in order. </w:t>
+      </w:r>
+      <w:r>
+        <w:rPr>
+          <w:b/>
+        </w:rPr>
+        <w:t>Threshold</w:t>
+      </w:r>
+      <w:r>
+        <w:rPr>
+          <w:b w:val="0"/>
+        </w:rPr>
+        <w:t xml:space="preserve">0.4 has smaller validation cost on these four cases. The arrows show which recorded </w:t>
+      </w:r>
+      <w:r>
+        <w:rPr>
+          <w:b/>
+        </w:rPr>
+        <w:t>input</w:t>
+      </w:r>
+      <w:r>
+        <w:rPr>
+          <w:b w:val="0"/>
+        </w:rPr>
+        <w:t xml:space="preserve"> or intermediate result each decision uses.</w:t>
+      </w:r>
+    </w:p>
+    <w:p>
+      <w:pPr>
+        <w:spacing w:line="336" w:lineRule="auto" w:after="180"/>
+        <w:shd w:fill="F1F6FC"/>
+      </w:pPr>
+      <w:r>
+        <w:rPr>
+          <w:b w:val="0"/>
+        </w:rPr>
+        <w:t>Explain the deciding step aloud before checking the changed case; pointing to the final answer alone does not show how it follows.</w:t>
+      </w:r>
+    </w:p>
+    <w:p>
+      <w:pPr>
+        <w:pStyle w:val="Heading3"/>
+      </w:pPr>
+      <w:r>
         <w:t>What this example does not establish</w:t>
       </w:r>
     </w:p>
     <w:p>
-      <w:r>
-        <w:t>Toy costs illustrate decision design; real use needs agreed consequences, review capacity and fresh evaluation.</w:t>
-      </w:r>
-    </w:p>
-    <w:p>
       <w:pPr>
         <w:pStyle w:val="Heading3"/>
       </w:pPr>
       <w:r>
+        <w:t>Keep the stated limit</w:t>
+      </w:r>
+    </w:p>
+    <w:p>
+      <w:pPr>
+        <w:spacing w:line="336" w:lineRule="auto" w:after="180"/>
+        <w:shd w:fill="FFF5E6"/>
+      </w:pPr>
+      <w:r>
+        <w:rPr>
+          <w:b w:val="0"/>
+        </w:rPr>
+        <w:t xml:space="preserve">Toy costs illustrate decision design; real use needs agreed </w:t>
+      </w:r>
+      <w:r>
+        <w:rPr>
+          <w:b/>
+        </w:rPr>
+        <w:t>consequence</w:t>
+      </w:r>
+      <w:r>
+        <w:rPr>
+          <w:b w:val="0"/>
+        </w:rPr>
+        <w:t>s, review capacity and fresh evaluation.</w:t>
+      </w:r>
+    </w:p>
+    <w:p>
+      <w:pPr>
+        <w:pStyle w:val="Heading3"/>
+      </w:pPr>
+      <w:r>
         <w:t>Change one thing in the pictured case</w:t>
       </w:r>
     </w:p>
     <w:p>
-      <w:r>
+      <w:pPr>
+        <w:pStyle w:val="Heading3"/>
+      </w:pPr>
+      <w:r>
+        <w:t>Change one thing</w:t>
+      </w:r>
+    </w:p>
+    <w:p>
+      <w:pPr>
+        <w:spacing w:line="336" w:lineRule="auto" w:after="180"/>
+        <w:shd w:fill="F5F1FB"/>
+      </w:pPr>
+      <w:r>
+        <w:rPr>
+          <w:b w:val="0"/>
+        </w:rPr>
         <w:t>Change: Miss and false-alarm costs swap to1 and 5.</w:t>
       </w:r>
     </w:p>
     <w:p>
-      <w:r>
-        <w:t>Prediction: Threshold0.7 costs1 while0.4 costs5; preferred threshold switches.</w:t>
-      </w:r>
-    </w:p>
-    <w:p>
-      <w:r>
-        <w:t>Reason: Metric choice encodes the declared consequences, not a universal best threshold.</w:t>
-      </w:r>
-    </w:p>
-    <w:p>
       <w:pPr>
         <w:pStyle w:val="Heading3"/>
       </w:pPr>
       <w:r>
+        <w:t>Predicted result</w:t>
+      </w:r>
+    </w:p>
+    <w:p>
+      <w:pPr>
+        <w:spacing w:line="336" w:lineRule="auto" w:after="180"/>
+        <w:shd w:fill="F1F6FC"/>
+      </w:pPr>
+      <w:r>
+        <w:rPr>
+          <w:b/>
+        </w:rPr>
+        <w:t>Prediction</w:t>
+      </w:r>
+      <w:r>
+        <w:rPr>
+          <w:b w:val="0"/>
+        </w:rPr>
+        <w:t xml:space="preserve">: </w:t>
+      </w:r>
+      <w:r>
+        <w:rPr>
+          <w:b/>
+        </w:rPr>
+        <w:t>Threshold</w:t>
+      </w:r>
+      <w:r>
+        <w:rPr>
+          <w:b w:val="0"/>
+        </w:rPr>
+        <w:t xml:space="preserve">0.7 costs1 while0.4 costs5; preferred </w:t>
+      </w:r>
+      <w:r>
+        <w:rPr>
+          <w:b/>
+        </w:rPr>
+        <w:t>threshold</w:t>
+      </w:r>
+      <w:r>
+        <w:rPr>
+          <w:b w:val="0"/>
+        </w:rPr>
+        <w:t xml:space="preserve"> switches.</w:t>
+      </w:r>
+    </w:p>
+    <w:p>
+      <w:pPr>
+        <w:pStyle w:val="Heading3"/>
+      </w:pPr>
+      <w:r>
+        <w:t>Why the result follows</w:t>
+      </w:r>
+    </w:p>
+    <w:p>
+      <w:pPr>
+        <w:spacing w:line="336" w:lineRule="auto" w:after="180"/>
+        <w:shd w:fill="F1F6FC"/>
+      </w:pPr>
+      <w:r>
+        <w:rPr>
+          <w:b w:val="0"/>
+        </w:rPr>
+        <w:t xml:space="preserve">Reason: Metric choice encodes the declared </w:t>
+      </w:r>
+      <w:r>
+        <w:rPr>
+          <w:b/>
+        </w:rPr>
+        <w:t>consequence</w:t>
+      </w:r>
+      <w:r>
+        <w:rPr>
+          <w:b w:val="0"/>
+        </w:rPr>
+        <w:t xml:space="preserve">s, not a universal best </w:t>
+      </w:r>
+      <w:r>
+        <w:rPr>
+          <w:b/>
+        </w:rPr>
+        <w:t>threshold</w:t>
+      </w:r>
+      <w:r>
+        <w:rPr>
+          <w:b w:val="0"/>
+        </w:rPr>
+        <w:t>.</w:t>
+      </w:r>
+    </w:p>
+    <w:p>
+      <w:pPr>
+        <w:pStyle w:val="Heading3"/>
+      </w:pPr>
+      <w:r>
         <w:t>Ask while showing the picture</w:t>
       </w:r>
     </w:p>
     <w:p>
-      <w:r>
-        <w:t>Cover the result. Ask learners to name the inputs and predict the next step. Uncover one step, connect the icon to the actual procedure, and explain its evidence. Then change the supplied condition and compare. The picture is a representation; it does not document execution of a real AI model.</w:t>
+      <w:pPr>
+        <w:pStyle w:val="Heading3"/>
+      </w:pPr>
+      <w:r>
+        <w:t>Ask while showing the picture · 2</w:t>
+      </w:r>
+    </w:p>
+    <w:p>
+      <w:pPr>
+        <w:spacing w:line="336" w:lineRule="auto" w:after="180"/>
+      </w:pPr>
+      <w:r>
+        <w:rPr>
+          <w:b w:val="0"/>
+        </w:rPr>
+        <w:t xml:space="preserve">Cover the result. Ask learners to name the </w:t>
+      </w:r>
+      <w:r>
+        <w:rPr>
+          <w:b/>
+        </w:rPr>
+        <w:t>input</w:t>
+      </w:r>
+      <w:r>
+        <w:rPr>
+          <w:b w:val="0"/>
+        </w:rPr>
+        <w:t xml:space="preserve">s and predict the next step. Uncover one step, connect the icon to the actual procedure, and explain its </w:t>
+      </w:r>
+      <w:r>
+        <w:rPr>
+          <w:b/>
+        </w:rPr>
+        <w:t>evidence</w:t>
+      </w:r>
+      <w:r>
+        <w:rPr>
+          <w:b w:val="0"/>
+        </w:rPr>
+        <w:t>. Then change the supplied condition and compare.</w:t>
+      </w:r>
+    </w:p>
+    <w:p>
+      <w:pPr>
+        <w:spacing w:line="336" w:lineRule="auto" w:after="180"/>
+      </w:pPr>
+      <w:r>
+        <w:rPr>
+          <w:b w:val="0"/>
+        </w:rPr>
+        <w:t>The picture is a representation; it does not document execution of a real AI model.</w:t>
       </w:r>
     </w:p>
     <w:p>
@@ -1332,11 +2516,16 @@
       </w:r>
     </w:p>
     <w:p>
+      <w:r>
+        <w:t>Demonstrate Metrics Match Consequences, reduce support deliberately and check individual reasoning before discussing answers.</w:t>
+      </w:r>
+    </w:p>
+    <w:p>
       <w:pPr>
         <w:pStyle w:val="Heading3"/>
       </w:pPr>
       <w:r>
-        <w:t>Demonstrate and guide practice</w:t>
+        <w:t>Board sequence</w:t>
       </w:r>
     </w:p>
     <w:p>
@@ -1344,55 +2533,221 @@
         <w:pStyle w:val="Heading3"/>
       </w:pPr>
       <w:r>
-        <w:t>Board sequence</w:t>
-      </w:r>
-    </w:p>
-    <w:p>
-      <w:r>
+        <w:t>1. Put the facts on the board</w:t>
+      </w:r>
+    </w:p>
+    <w:p>
+      <w:pPr>
+        <w:spacing w:line="336" w:lineRule="auto" w:after="180"/>
+        <w:shd w:fill="F4F9FC"/>
+      </w:pPr>
+      <w:r>
+        <w:rPr>
+          <w:b w:val="0"/>
+        </w:rPr>
         <w:t>Write the given facts: Spotting alerts can miss disease signs or create unnecessary healthy-leaf reviews.</w:t>
       </w:r>
     </w:p>
     <w:p>
-      <w:r>
-        <w:t>Write the question to explain: Connect metrics to consequences.</w:t>
-      </w:r>
-    </w:p>
-    <w:p>
-      <w:r>
-        <w:t>Reveal after predictions: Recall measures finding positives; precision measures alert correctness. Set tradeoffs using consequences, review capacity and validation evidence.</w:t>
-      </w:r>
-    </w:p>
-    <w:p>
-      <w:r>
-        <w:t>Keep for an independent attempt: Missing a diseased plant is considered more costly than a false alarm, but staff can review only ten alerts daily. Which evaluation trade-off should be discussed?</w:t>
-      </w:r>
-    </w:p>
-    <w:p>
       <w:pPr>
         <w:pStyle w:val="Heading3"/>
       </w:pPr>
       <w:r>
+        <w:t>2. State the decision to explain</w:t>
+      </w:r>
+    </w:p>
+    <w:p>
+      <w:pPr>
+        <w:spacing w:line="336" w:lineRule="auto" w:after="180"/>
+        <w:shd w:fill="F4F9FC"/>
+      </w:pPr>
+      <w:r>
+        <w:rPr>
+          <w:b w:val="0"/>
+        </w:rPr>
+        <w:t xml:space="preserve">Write the question to explain: Connect metrics to </w:t>
+      </w:r>
+      <w:r>
+        <w:rPr>
+          <w:b/>
+        </w:rPr>
+        <w:t>consequence</w:t>
+      </w:r>
+      <w:r>
+        <w:rPr>
+          <w:b w:val="0"/>
+        </w:rPr>
+        <w:t>s.</w:t>
+      </w:r>
+    </w:p>
+    <w:p>
+      <w:pPr>
+        <w:pStyle w:val="Heading3"/>
+      </w:pPr>
+      <w:r>
+        <w:t>3. Reveal the worked reasoning</w:t>
+      </w:r>
+    </w:p>
+    <w:p>
+      <w:pPr>
+        <w:spacing w:line="336" w:lineRule="auto" w:after="180"/>
+        <w:shd w:fill="F1F6FC"/>
+      </w:pPr>
+      <w:r>
+        <w:rPr>
+          <w:b w:val="0"/>
+        </w:rPr>
+        <w:t xml:space="preserve">Reveal after </w:t>
+      </w:r>
+      <w:r>
+        <w:rPr>
+          <w:b/>
+        </w:rPr>
+        <w:t>prediction</w:t>
+      </w:r>
+      <w:r>
+        <w:rPr>
+          <w:b w:val="0"/>
+        </w:rPr>
+        <w:t xml:space="preserve">s: Recall measures finding positives; precision measures alert correctness. Set tradeoffs using </w:t>
+      </w:r>
+      <w:r>
+        <w:rPr>
+          <w:b/>
+        </w:rPr>
+        <w:t>consequence</w:t>
+      </w:r>
+      <w:r>
+        <w:rPr>
+          <w:b w:val="0"/>
+        </w:rPr>
+        <w:t xml:space="preserve">s, review capacity and validation </w:t>
+      </w:r>
+      <w:r>
+        <w:rPr>
+          <w:b/>
+        </w:rPr>
+        <w:t>evidence</w:t>
+      </w:r>
+      <w:r>
+        <w:rPr>
+          <w:b w:val="0"/>
+        </w:rPr>
+        <w:t>.</w:t>
+      </w:r>
+    </w:p>
+    <w:p>
+      <w:pPr>
+        <w:pStyle w:val="Heading3"/>
+      </w:pPr>
+      <w:r>
+        <w:t>Hold back the independent task</w:t>
+      </w:r>
+    </w:p>
+    <w:p>
+      <w:pPr>
+        <w:spacing w:line="336" w:lineRule="auto" w:after="180"/>
+        <w:shd w:fill="F5F1FB"/>
+      </w:pPr>
+      <w:r>
+        <w:rPr>
+          <w:b w:val="0"/>
+        </w:rPr>
+        <w:t xml:space="preserve">Keep for an independent attempt: Missing a diseased plant is considered more costly than a </w:t>
+      </w:r>
+      <w:r>
+        <w:rPr>
+          <w:b/>
+        </w:rPr>
+        <w:t>false alarm</w:t>
+      </w:r>
+      <w:r>
+        <w:rPr>
+          <w:b w:val="0"/>
+        </w:rPr>
+        <w:t>, but staff can review only ten alerts daily. Which evaluation trade-off should be discussed?</w:t>
+      </w:r>
+    </w:p>
+    <w:p>
+      <w:pPr>
+        <w:pStyle w:val="Heading3"/>
+      </w:pPr>
+      <w:r>
         <w:t>Classroom dialogue</w:t>
       </w:r>
     </w:p>
     <w:p>
-      <w:r>
+      <w:pPr>
+        <w:pStyle w:val="Heading3"/>
+      </w:pPr>
+      <w:r>
+        <w:t>Ask the class</w:t>
+      </w:r>
+    </w:p>
+    <w:p>
+      <w:pPr>
+        <w:spacing w:line="336" w:lineRule="auto" w:after="180"/>
+        <w:shd w:fill="F5F1FB"/>
+      </w:pPr>
+      <w:r>
+        <w:rPr>
+          <w:b w:val="0"/>
+        </w:rPr>
         <w:t>Ask: Which facts are given, and which would we have to assume? Learners mark relevant details before discussing answers.</w:t>
       </w:r>
     </w:p>
     <w:p>
-      <w:r>
+      <w:pPr>
+        <w:pStyle w:val="Heading3"/>
+      </w:pPr>
+      <w:r>
+        <w:t>Language to model</w:t>
+      </w:r>
+    </w:p>
+    <w:p>
+      <w:pPr>
+        <w:spacing w:line="336" w:lineRule="auto" w:after="180"/>
+        <w:shd w:fill="F1F6F8"/>
+      </w:pPr>
+      <w:r>
+        <w:rPr>
+          <w:b w:val="0"/>
+        </w:rPr>
         <w:t>Say: Predict first. Show the rule, information path or calculation that would produce the result. A correct guess is not yet an explanation.</w:t>
       </w:r>
     </w:p>
     <w:p>
-      <w:r>
+      <w:pPr>
+        <w:spacing w:line="336" w:lineRule="auto" w:after="180"/>
+      </w:pPr>
+      <w:r>
+        <w:rPr>
+          <w:b w:val="0"/>
+        </w:rPr>
         <w:t>Reveal reasoning one step at a time. Explain why a tempting alternative fails. Write units and denominators for arithmetic, trace conditions for decisions, and identify supporting sources for claims.</w:t>
       </w:r>
     </w:p>
     <w:p>
-      <w:r>
-        <w:t>In pairs, one learner solves while the other checks evidence; exchange roles. Remove the worked answer before independent assessment.</w:t>
+      <w:pPr>
+        <w:spacing w:line="336" w:lineRule="auto" w:after="180"/>
+      </w:pPr>
+      <w:r>
+        <w:rPr>
+          <w:b w:val="0"/>
+        </w:rPr>
+        <w:t xml:space="preserve">In pairs, one learner solves while the other checks </w:t>
+      </w:r>
+      <w:r>
+        <w:rPr>
+          <w:b/>
+        </w:rPr>
+        <w:t>evidence</w:t>
+      </w:r>
+      <w:r>
+        <w:rPr>
+          <w:b w:val="0"/>
+        </w:rPr>
+        <w:t>; exchange roles. Remove the worked answer before independent assessment.</w:t>
       </w:r>
     </w:p>
     <w:p>
@@ -1404,7 +2759,13 @@
       </w:r>
     </w:p>
     <w:p>
-      <w:r>
+      <w:pPr>
+        <w:spacing w:line="336" w:lineRule="auto" w:after="180"/>
+      </w:pPr>
+      <w:r>
+        <w:rPr>
+          <w:b w:val="0"/>
+        </w:rPr>
         <w:t>Guided response: At .5: 2, 1, 1, 2. At .3: 3, 2, 0, 1. Exit response: Selection uses the test answers, turning the test into development data and weakening its independent evaluation role.</w:t>
       </w:r>
     </w:p>
@@ -1637,18 +2998,89 @@
       </w:r>
     </w:p>
     <w:p>
-      <w:r>
-        <w:t>Completion task: Give TP, FP, FN, TN at both thresholds.</w:t>
-      </w:r>
-    </w:p>
-    <w:p>
-      <w:r>
+      <w:pPr>
+        <w:pStyle w:val="Heading3"/>
+      </w:pPr>
+      <w:r>
+        <w:t>Completion practice</w:t>
+      </w:r>
+    </w:p>
+    <w:p>
+      <w:pPr>
+        <w:spacing w:line="336" w:lineRule="auto" w:after="180"/>
+        <w:shd w:fill="F5F1FB"/>
+      </w:pPr>
+      <w:r>
+        <w:rPr>
+          <w:b w:val="0"/>
+        </w:rPr>
+        <w:t xml:space="preserve">Completion task: Give TP, FP, FN, TN at both </w:t>
+      </w:r>
+      <w:r>
+        <w:rPr>
+          <w:b/>
+        </w:rPr>
+        <w:t>threshold</w:t>
+      </w:r>
+      <w:r>
+        <w:rPr>
+          <w:b w:val="0"/>
+        </w:rPr>
+        <w:t>s.</w:t>
+      </w:r>
+    </w:p>
+    <w:p>
+      <w:pPr>
+        <w:pStyle w:val="Heading3"/>
+      </w:pPr>
+      <w:r>
+        <w:t>Reasoning to listen for</w:t>
+      </w:r>
+    </w:p>
+    <w:p>
+      <w:pPr>
+        <w:spacing w:line="336" w:lineRule="auto" w:after="180"/>
+        <w:shd w:fill="F1F6FC"/>
+      </w:pPr>
+      <w:r>
+        <w:rPr>
+          <w:b w:val="0"/>
+        </w:rPr>
         <w:t>Teacher check: Teacher explanation: At .5: 2, 1, 1, 2. At .3: 3, 2, 0, 1.</w:t>
       </w:r>
     </w:p>
     <w:p>
-      <w:r>
-        <w:t>Start by identifying the given inputs together. Leave the intermediate steps blank. If needed, model one step, then withdraw that help on the next step. Move to a full trace only when the partial trace is understood. For partners, alternate explainer and checker; collect a response from every learner before discussion.</w:t>
+      <w:pPr>
+        <w:spacing w:line="336" w:lineRule="auto" w:after="180"/>
+      </w:pPr>
+      <w:r>
+        <w:rPr>
+          <w:b w:val="0"/>
+        </w:rPr>
+        <w:t xml:space="preserve">Start by identifying the given </w:t>
+      </w:r>
+      <w:r>
+        <w:rPr>
+          <w:b/>
+        </w:rPr>
+        <w:t>input</w:t>
+      </w:r>
+      <w:r>
+        <w:rPr>
+          <w:b w:val="0"/>
+        </w:rPr>
+        <w:t>s together. Leave the intermediate steps blank. If needed, model one step, then withdraw that help on the next step. Move to a full trace only when the partial trace is understood.</w:t>
+      </w:r>
+    </w:p>
+    <w:p>
+      <w:pPr>
+        <w:spacing w:line="336" w:lineRule="auto" w:after="180"/>
+      </w:pPr>
+      <w:r>
+        <w:rPr>
+          <w:b w:val="0"/>
+        </w:rPr>
+        <w:t>For partners, alternate explainer and checker; collect a response from every learner before discussion.</w:t>
       </w:r>
     </w:p>
     <w:p>
@@ -1660,18 +3092,91 @@
       </w:r>
     </w:p>
     <w:p>
-      <w:r>
-        <w:t>Use the worked case for Thresholds and consequences. Proposed explanation: “A final answer is enough”. Decide whether this explanation is supported. Point to the step or supplied fact that decides; explain your repair if needed.</w:t>
-      </w:r>
-    </w:p>
-    <w:p>
-      <w:r>
+      <w:pPr>
+        <w:spacing w:line="336" w:lineRule="auto" w:after="180"/>
+      </w:pPr>
+      <w:r>
+        <w:rPr>
+          <w:b w:val="0"/>
+        </w:rPr>
+        <w:t xml:space="preserve">Use the worked case for </w:t>
+      </w:r>
+      <w:r>
+        <w:rPr>
+          <w:b/>
+        </w:rPr>
+        <w:t>Threshold</w:t>
+      </w:r>
+      <w:r>
+        <w:rPr>
+          <w:b w:val="0"/>
+        </w:rPr>
+        <w:t xml:space="preserve">s and </w:t>
+      </w:r>
+      <w:r>
+        <w:rPr>
+          <w:b/>
+        </w:rPr>
+        <w:t>consequence</w:t>
+      </w:r>
+      <w:r>
+        <w:rPr>
+          <w:b w:val="0"/>
+        </w:rPr>
+        <w:t>s. Proposed explanation: “A final answer is enough”. Decide whether this explanation is supported.</w:t>
+      </w:r>
+    </w:p>
+    <w:p>
+      <w:pPr>
+        <w:spacing w:line="336" w:lineRule="auto" w:after="180"/>
+      </w:pPr>
+      <w:r>
+        <w:rPr>
+          <w:b w:val="0"/>
+        </w:rPr>
+        <w:t>Point to the step or supplied fact that decides; explain your repair if needed.</w:t>
+      </w:r>
+    </w:p>
+    <w:p>
+      <w:pPr>
+        <w:pStyle w:val="Heading3"/>
+      </w:pPr>
+      <w:r>
+        <w:t>Expected repair</w:t>
+      </w:r>
+    </w:p>
+    <w:p>
+      <w:pPr>
+        <w:spacing w:line="336" w:lineRule="auto" w:after="180"/>
+        <w:shd w:fill="F1F6FC"/>
+      </w:pPr>
+      <w:r>
+        <w:rPr>
+          <w:b w:val="0"/>
+        </w:rPr>
         <w:t>Expected correction: Ask for the relevant counts, units, procedure or saved record. For this week: At .5: A, B, C. At .3: A, B, C, D, E, including equality.</w:t>
       </w:r>
     </w:p>
     <w:p>
-      <w:r>
-        <w:t>Collect explanations, not only yes/no votes. If a misunderstanding is common, re-model the relevant step for the class. If it affects a few learners, give a short targeted group explanation while others solve a more demanding variation.</w:t>
+      <w:pPr>
+        <w:spacing w:line="336" w:lineRule="auto" w:after="180"/>
+      </w:pPr>
+      <w:r>
+        <w:rPr>
+          <w:b w:val="0"/>
+        </w:rPr>
+        <w:t>Collect explanations, not only yes/no votes. If a misunderstanding is common, re-model the relevant step for the class.</w:t>
+      </w:r>
+    </w:p>
+    <w:p>
+      <w:pPr>
+        <w:spacing w:line="336" w:lineRule="auto" w:after="180"/>
+      </w:pPr>
+      <w:r>
+        <w:rPr>
+          <w:b w:val="0"/>
+        </w:rPr>
+        <w:t>If it affects a few learners, give a short targeted group explanation while others solve a more demanding variation.</w:t>
       </w:r>
     </w:p>
     <w:p>
@@ -1683,8 +3188,38 @@
       </w:r>
     </w:p>
     <w:p>
-      <w:r>
-        <w:t>Which labels determine the false-alarm count at threshold 0.4? Point to the relevant step in the picture, then write the changed result and the rule or evidence that supports it.</w:t>
+      <w:pPr>
+        <w:spacing w:line="336" w:lineRule="auto" w:after="180"/>
+      </w:pPr>
+      <w:r>
+        <w:rPr>
+          <w:b w:val="0"/>
+        </w:rPr>
+        <w:t xml:space="preserve">Which labels determine the false-alarm count at </w:t>
+      </w:r>
+      <w:r>
+        <w:rPr>
+          <w:b/>
+        </w:rPr>
+        <w:t>threshold</w:t>
+      </w:r>
+      <w:r>
+        <w:rPr>
+          <w:b w:val="0"/>
+        </w:rPr>
+        <w:t xml:space="preserve"> 0.4? Point to the relevant step in the picture, then write the changed result and the rule or </w:t>
+      </w:r>
+      <w:r>
+        <w:rPr>
+          <w:b/>
+        </w:rPr>
+        <w:t>evidence</w:t>
+      </w:r>
+      <w:r>
+        <w:rPr>
+          <w:b w:val="0"/>
+        </w:rPr>
+        <w:t xml:space="preserve"> that supports it.</w:t>
       </w:r>
     </w:p>
     <w:p>
@@ -1696,18 +3231,179 @@
       </w:r>
     </w:p>
     <w:p>
-      <w:r>
-        <w:t>The healthy 0.6 case is wrongly flagged; healthy 0.1 stays clear. There is exactly one false alarm. Changed-case check: Threshold0.7 costs1 while0.4 costs5; preferred threshold switches. Metric choice encodes the declared consequences, not a universal best threshold.</w:t>
-      </w:r>
-    </w:p>
-    <w:p>
-      <w:r>
-        <w:t>Changed-case reasoning: Threshold0.7 costs1 while0.4 costs5; preferred threshold switches. Metric choice encodes the declared consequences, not a universal best threshold.</w:t>
-      </w:r>
-    </w:p>
-    <w:p>
-      <w:r>
-        <w:t>Collect each learner’s explanation before discussion. Use the first missing connection between input, deciding step and result to choose support. This question is worked-case practice, not fresh mastery evidence.</w:t>
+      <w:pPr>
+        <w:spacing w:line="336" w:lineRule="auto" w:after="180"/>
+      </w:pPr>
+      <w:r>
+        <w:rPr>
+          <w:b w:val="0"/>
+        </w:rPr>
+        <w:t xml:space="preserve">The healthy 0.6 case is wrongly flagged; healthy 0.1 stays clear. There is exactly one </w:t>
+      </w:r>
+      <w:r>
+        <w:rPr>
+          <w:b/>
+        </w:rPr>
+        <w:t>false alarm</w:t>
+      </w:r>
+      <w:r>
+        <w:rPr>
+          <w:b w:val="0"/>
+        </w:rPr>
+        <w:t xml:space="preserve">. Changed-case check: </w:t>
+      </w:r>
+      <w:r>
+        <w:rPr>
+          <w:b/>
+        </w:rPr>
+        <w:t>Threshold</w:t>
+      </w:r>
+      <w:r>
+        <w:rPr>
+          <w:b w:val="0"/>
+        </w:rPr>
+        <w:t xml:space="preserve">0.7 costs1 while0.4 costs5; preferred </w:t>
+      </w:r>
+      <w:r>
+        <w:rPr>
+          <w:b/>
+        </w:rPr>
+        <w:t>threshold</w:t>
+      </w:r>
+      <w:r>
+        <w:rPr>
+          <w:b w:val="0"/>
+        </w:rPr>
+        <w:t xml:space="preserve"> switches.</w:t>
+      </w:r>
+    </w:p>
+    <w:p>
+      <w:pPr>
+        <w:spacing w:line="336" w:lineRule="auto" w:after="180"/>
+      </w:pPr>
+      <w:r>
+        <w:rPr>
+          <w:b w:val="0"/>
+        </w:rPr>
+        <w:t xml:space="preserve">Metric choice encodes the declared </w:t>
+      </w:r>
+      <w:r>
+        <w:rPr>
+          <w:b/>
+        </w:rPr>
+        <w:t>consequence</w:t>
+      </w:r>
+      <w:r>
+        <w:rPr>
+          <w:b w:val="0"/>
+        </w:rPr>
+        <w:t xml:space="preserve">s, not a universal best </w:t>
+      </w:r>
+      <w:r>
+        <w:rPr>
+          <w:b/>
+        </w:rPr>
+        <w:t>threshold</w:t>
+      </w:r>
+      <w:r>
+        <w:rPr>
+          <w:b w:val="0"/>
+        </w:rPr>
+        <w:t>.</w:t>
+      </w:r>
+    </w:p>
+    <w:p>
+      <w:pPr>
+        <w:spacing w:line="336" w:lineRule="auto" w:after="180"/>
+      </w:pPr>
+      <w:r>
+        <w:rPr>
+          <w:b w:val="0"/>
+        </w:rPr>
+        <w:t xml:space="preserve">Changed-case reasoning: </w:t>
+      </w:r>
+      <w:r>
+        <w:rPr>
+          <w:b/>
+        </w:rPr>
+        <w:t>Threshold</w:t>
+      </w:r>
+      <w:r>
+        <w:rPr>
+          <w:b w:val="0"/>
+        </w:rPr>
+        <w:t xml:space="preserve">0.7 costs1 while0.4 costs5; preferred </w:t>
+      </w:r>
+      <w:r>
+        <w:rPr>
+          <w:b/>
+        </w:rPr>
+        <w:t>threshold</w:t>
+      </w:r>
+      <w:r>
+        <w:rPr>
+          <w:b w:val="0"/>
+        </w:rPr>
+        <w:t xml:space="preserve"> switches. Metric choice encodes the declared </w:t>
+      </w:r>
+      <w:r>
+        <w:rPr>
+          <w:b/>
+        </w:rPr>
+        <w:t>consequence</w:t>
+      </w:r>
+      <w:r>
+        <w:rPr>
+          <w:b w:val="0"/>
+        </w:rPr>
+        <w:t xml:space="preserve">s, not a universal best </w:t>
+      </w:r>
+      <w:r>
+        <w:rPr>
+          <w:b/>
+        </w:rPr>
+        <w:t>threshold</w:t>
+      </w:r>
+      <w:r>
+        <w:rPr>
+          <w:b w:val="0"/>
+        </w:rPr>
+        <w:t>.</w:t>
+      </w:r>
+    </w:p>
+    <w:p>
+      <w:pPr>
+        <w:spacing w:line="336" w:lineRule="auto" w:after="180"/>
+      </w:pPr>
+      <w:r>
+        <w:rPr>
+          <w:b w:val="0"/>
+        </w:rPr>
+        <w:t xml:space="preserve">Collect each learner’s explanation before discussion. Use the first missing connection between </w:t>
+      </w:r>
+      <w:r>
+        <w:rPr>
+          <w:b/>
+        </w:rPr>
+        <w:t>input</w:t>
+      </w:r>
+      <w:r>
+        <w:rPr>
+          <w:b w:val="0"/>
+        </w:rPr>
+        <w:t xml:space="preserve">, deciding step and result to choose support. This question is worked-case practice, not fresh mastery </w:t>
+      </w:r>
+      <w:r>
+        <w:rPr>
+          <w:b/>
+        </w:rPr>
+        <w:t>evidence</w:t>
+      </w:r>
+      <w:r>
+        <w:rPr>
+          <w:b w:val="0"/>
+        </w:rPr>
+        <w:t>.</w:t>
       </w:r>
     </w:p>
     <w:p>
@@ -1719,54 +3415,133 @@
       </w:r>
     </w:p>
     <w:p>
+      <w:r>
+        <w:t>Run the Metrics Match Consequences investigation and use the first unsupported step to choose a teaching response.</w:t>
+      </w:r>
+    </w:p>
+    <w:p>
+      <w:pPr>
+        <w:spacing w:line="336" w:lineRule="auto" w:after="180"/>
+      </w:pPr>
+      <w:r>
+        <w:rPr>
+          <w:b w:val="0"/>
+        </w:rPr>
+        <w:t>Keep the test conditions fixed, record every result, and change only one planned factor.</w:t>
+      </w:r>
+    </w:p>
+    <w:p>
+      <w:pPr>
+        <w:spacing w:line="336" w:lineRule="auto" w:after="180"/>
+        <w:shd w:fill="F4F9FC"/>
+      </w:pPr>
+      <w:r>
+        <w:rPr>
+          <w:b w:val="0"/>
+        </w:rPr>
+        <w:t xml:space="preserve">1. Write the hypothesis and expected </w:t>
+      </w:r>
+      <w:r>
+        <w:rPr>
+          <w:b/>
+        </w:rPr>
+        <w:t>evidence</w:t>
+      </w:r>
+      <w:r>
+        <w:rPr>
+          <w:b w:val="0"/>
+        </w:rPr>
+        <w:t xml:space="preserve"> before running.</w:t>
+      </w:r>
+    </w:p>
+    <w:p>
+      <w:pPr>
+        <w:spacing w:line="336" w:lineRule="auto" w:after="180"/>
+        <w:shd w:fill="F4F9FC"/>
+      </w:pPr>
+      <w:r>
+        <w:rPr>
+          <w:b w:val="0"/>
+        </w:rPr>
+        <w:t xml:space="preserve">2. Metric Council: map stakeholders and error costs, select a </w:t>
+      </w:r>
+      <w:r>
+        <w:rPr>
+          <w:b/>
+        </w:rPr>
+        <w:t>metric suite</w:t>
+      </w:r>
+      <w:r>
+        <w:rPr>
+          <w:b w:val="0"/>
+        </w:rPr>
+        <w:t>, and defend what each metric cannot show.</w:t>
+      </w:r>
+    </w:p>
+    <w:p>
+      <w:pPr>
+        <w:spacing w:line="336" w:lineRule="auto" w:after="180"/>
+        <w:shd w:fill="F4F9FC"/>
+      </w:pPr>
+      <w:r>
+        <w:rPr>
+          <w:b w:val="0"/>
+        </w:rPr>
+        <w:t>3. Run one normal, one boundary, one missing, and one shifted case.</w:t>
+      </w:r>
+    </w:p>
+    <w:p>
+      <w:pPr>
+        <w:spacing w:line="336" w:lineRule="auto" w:after="180"/>
+        <w:shd w:fill="F4F9FC"/>
+      </w:pPr>
+      <w:r>
+        <w:rPr>
+          <w:b w:val="0"/>
+        </w:rPr>
+        <w:t>4. Calculate the metric from raw counts or row-level errors.</w:t>
+      </w:r>
+    </w:p>
+    <w:p>
+      <w:pPr>
+        <w:spacing w:line="336" w:lineRule="auto" w:after="180"/>
+        <w:shd w:fill="F4F9FC"/>
+      </w:pPr>
+      <w:r>
+        <w:rPr>
+          <w:b w:val="0"/>
+        </w:rPr>
+        <w:t>5. Interpret what changed, what did not, and what remains unsafe or unknown.</w:t>
+      </w:r>
+    </w:p>
+    <w:p>
       <w:pPr>
         <w:pStyle w:val="Heading3"/>
       </w:pPr>
       <w:r>
-        <w:t>Run the weekly evidence lab</w:t>
-      </w:r>
-    </w:p>
-    <w:p>
-      <w:r>
-        <w:t>Keep the test conditions fixed, record every result, and change only one planned factor.</w:t>
-      </w:r>
-    </w:p>
-    <w:p>
-      <w:r>
-        <w:t>1. Write the hypothesis and expected evidence before running.</w:t>
-      </w:r>
-    </w:p>
-    <w:p>
-      <w:r>
-        <w:t>2. Metric Council: map stakeholders and error costs, select a metric suite, and defend what each metric cannot show.</w:t>
-      </w:r>
-    </w:p>
-    <w:p>
-      <w:r>
-        <w:t>3. Run one normal, one boundary, one missing, and one shifted case.</w:t>
-      </w:r>
-    </w:p>
-    <w:p>
-      <w:r>
-        <w:t>4. Calculate the metric from raw counts or row-level errors.</w:t>
-      </w:r>
-    </w:p>
-    <w:p>
-      <w:r>
-        <w:t>5. Interpret what changed, what did not, and what remains unsafe or unknown.</w:t>
-      </w:r>
-    </w:p>
-    <w:p>
-      <w:pPr>
-        <w:pStyle w:val="Heading3"/>
-      </w:pPr>
-      <w:r>
         <w:t>Make the lab runnable</w:t>
       </w:r>
     </w:p>
     <w:p>
-      <w:r>
-        <w:t>Use the concrete case as the shared normal case and the independent question as a second case. Each pair creates a boundary or missing-information case and predicts its result before testing. Keep the expected result separate from an observed mistake.</w:t>
+      <w:pPr>
+        <w:spacing w:line="336" w:lineRule="auto" w:after="180"/>
+      </w:pPr>
+      <w:r>
+        <w:rPr>
+          <w:b w:val="0"/>
+        </w:rPr>
+        <w:t>Use the concrete case as the shared normal case and the independent question as a second case. Each pair creates a boundary or missing-information case and predicts its result before testing.</w:t>
+      </w:r>
+    </w:p>
+    <w:p>
+      <w:pPr>
+        <w:spacing w:line="336" w:lineRule="auto" w:after="180"/>
+      </w:pPr>
+      <w:r>
+        <w:rPr>
+          <w:b w:val="0"/>
+        </w:rPr>
+        <w:t>Keep the expected result separate from an observed mistake.</w:t>
       </w:r>
     </w:p>
     <w:tbl>
@@ -1924,13 +3699,36 @@
       </w:r>
     </w:p>
     <w:p>
-      <w:r>
+      <w:pPr>
+        <w:spacing w:line="336" w:lineRule="auto" w:after="180"/>
+      </w:pPr>
+      <w:r>
+        <w:rPr>
+          <w:b w:val="0"/>
+        </w:rPr>
         <w:t>MISCONCEPTION TO REPAIR The same highest-accuracy metric should choose every model.</w:t>
       </w:r>
     </w:p>
     <w:p>
-      <w:r>
-        <w:t>For guessing, return to given facts and request a trace. For vocabulary without application, use one example and one non-example. For arithmetic errors, check the setup before the calculation. Finish with a different uncoached case before recording mastery.</w:t>
+      <w:pPr>
+        <w:spacing w:line="336" w:lineRule="auto" w:after="180"/>
+      </w:pPr>
+      <w:r>
+        <w:rPr>
+          <w:b w:val="0"/>
+        </w:rPr>
+        <w:t>For guessing, return to given facts and request a trace. For vocabulary without application, use one example and one non-example. For arithmetic errors, check the setup before the calculation.</w:t>
+      </w:r>
+    </w:p>
+    <w:p>
+      <w:pPr>
+        <w:spacing w:line="336" w:lineRule="auto" w:after="180"/>
+      </w:pPr>
+      <w:r>
+        <w:rPr>
+          <w:b w:val="0"/>
+        </w:rPr>
+        <w:t>Finish with a different uncoached case before recording mastery.</w:t>
       </w:r>
     </w:p>
     <w:p>
@@ -1942,18 +3740,48 @@
       </w:r>
     </w:p>
     <w:p>
-      <w:r>
+      <w:pPr>
+        <w:spacing w:line="336" w:lineRule="auto" w:after="180"/>
+      </w:pPr>
+      <w:r>
+        <w:rPr>
+          <w:b w:val="0"/>
+        </w:rPr>
         <w:t>A final answer is enough: Ask for the relevant counts, units, procedure or saved record. For this week: At .5: A, B, C. At .3: A, B, C, D, E, including equality.</w:t>
       </w:r>
     </w:p>
     <w:p>
-      <w:r>
+      <w:pPr>
+        <w:spacing w:line="336" w:lineRule="auto" w:after="180"/>
+      </w:pPr>
+      <w:r>
+        <w:rPr>
+          <w:b w:val="0"/>
+        </w:rPr>
         <w:t>A stronger claim makes a stronger project: Selection uses the test answers, turning the test into development data and weakening its independent evaluation role.</w:t>
       </w:r>
     </w:p>
     <w:p>
-      <w:r>
-        <w:t>The new case can be copied from the example: The independent task changes the evidence. Require a fresh explanation: At .5 TP 1 FP 1 FN 1 TN 1 cost 5. At .2 TP 2 FP 1 FN 0 TN 1 cost 1. Equality is positive at both boundaries.</w:t>
+      <w:pPr>
+        <w:spacing w:line="336" w:lineRule="auto" w:after="180"/>
+      </w:pPr>
+      <w:r>
+        <w:rPr>
+          <w:b w:val="0"/>
+        </w:rPr>
+        <w:t xml:space="preserve">The new case can be copied from the example: The independent task changes the </w:t>
+      </w:r>
+      <w:r>
+        <w:rPr>
+          <w:b/>
+        </w:rPr>
+        <w:t>evidence</w:t>
+      </w:r>
+      <w:r>
+        <w:rPr>
+          <w:b w:val="0"/>
+        </w:rPr>
+        <w:t>. Require a fresh explanation: At .5 TP 1 FP 1 FN 1 TN 1 cost 5. At .2 TP 2 FP 1 FN 0 TN 1 cost 1. Equality is positive at both boundaries.</w:t>
       </w:r>
     </w:p>
     <w:p>
@@ -2111,8 +3939,25 @@
       </w:tr>
     </w:tbl>
     <w:p>
-      <w:r>
-        <w:t>Offer an oral explanation, drawing, enlarged visual or fewer examples when that removes a reading/writing barrier. Keep the same reasoning goal. Stretch secure learners by changing a boundary or assumption and asking them to defend the effect, not simply by assigning more of the same questions.</w:t>
+      <w:pPr>
+        <w:spacing w:line="336" w:lineRule="auto" w:after="180"/>
+      </w:pPr>
+      <w:r>
+        <w:rPr>
+          <w:b w:val="0"/>
+        </w:rPr>
+        <w:t>Offer an oral explanation, drawing, enlarged visual or fewer examples when that removes a reading/writing barrier. Keep the same reasoning goal.</w:t>
+      </w:r>
+    </w:p>
+    <w:p>
+      <w:pPr>
+        <w:spacing w:line="336" w:lineRule="auto" w:after="180"/>
+      </w:pPr>
+      <w:r>
+        <w:rPr>
+          <w:b w:val="0"/>
+        </w:rPr>
+        <w:t>Stretch secure learners by changing a boundary or assumption and asking them to defend the effect, not simply by assigning more of the same questions.</w:t>
       </w:r>
     </w:p>
     <w:p>
@@ -2124,11 +3969,16 @@
       </w:r>
     </w:p>
     <w:p>
+      <w:r>
+        <w:t>Use the Metrics Match Consequences questions, teacher keys and criteria after the relevant attempts. Previously discussed cases are practice; protect the separately selected independent task.</w:t>
+      </w:r>
+    </w:p>
+    <w:p>
       <w:pPr>
         <w:pStyle w:val="Heading3"/>
       </w:pPr>
       <w:r>
-        <w:t>Assess and explain the answers</w:t>
+        <w:t>Worked case answer</w:t>
       </w:r>
     </w:p>
     <w:p>
@@ -2136,12 +3986,43 @@
         <w:pStyle w:val="Heading3"/>
       </w:pPr>
       <w:r>
-        <w:t>Worked case answer</w:t>
-      </w:r>
-    </w:p>
-    <w:p>
-      <w:r>
-        <w:t>Recall measures finding positives; precision measures alert correctness. Set tradeoffs using consequences, review capacity and validation evidence.</w:t>
+        <w:t>Teacher key · Worked case answer</w:t>
+      </w:r>
+    </w:p>
+    <w:p>
+      <w:pPr>
+        <w:spacing w:line="336" w:lineRule="auto" w:after="180"/>
+        <w:shd w:fill="F1F6FC"/>
+      </w:pPr>
+      <w:r>
+        <w:rPr>
+          <w:b w:val="0"/>
+        </w:rPr>
+        <w:t xml:space="preserve">Recall measures finding positives; precision measures alert correctness. Set tradeoffs using </w:t>
+      </w:r>
+      <w:r>
+        <w:rPr>
+          <w:b/>
+        </w:rPr>
+        <w:t>consequence</w:t>
+      </w:r>
+      <w:r>
+        <w:rPr>
+          <w:b w:val="0"/>
+        </w:rPr>
+        <w:t xml:space="preserve">s, review capacity and validation </w:t>
+      </w:r>
+      <w:r>
+        <w:rPr>
+          <w:b/>
+        </w:rPr>
+        <w:t>evidence</w:t>
+      </w:r>
+      <w:r>
+        <w:rPr>
+          <w:b w:val="0"/>
+        </w:rPr>
+        <w:t>.</w:t>
       </w:r>
     </w:p>
     <w:p>
@@ -2153,21 +4034,99 @@
       </w:r>
     </w:p>
     <w:p>
-      <w:r>
-        <w:t>Missing a diseased plant is considered more costly than a false alarm, but staff can review only ten alerts daily. Which evaluation trade-off should be discussed?</w:t>
-      </w:r>
-    </w:p>
-    <w:p>
       <w:pPr>
         <w:pStyle w:val="Heading3"/>
       </w:pPr>
       <w:r>
+        <w:t>Independent question · withhold the key</w:t>
+      </w:r>
+    </w:p>
+    <w:p>
+      <w:pPr>
+        <w:spacing w:line="336" w:lineRule="auto" w:after="180"/>
+        <w:shd w:fill="F5F1FB"/>
+      </w:pPr>
+      <w:r>
+        <w:rPr>
+          <w:b w:val="0"/>
+        </w:rPr>
+        <w:t xml:space="preserve">Missing a diseased plant is considered more costly than a </w:t>
+      </w:r>
+      <w:r>
+        <w:rPr>
+          <w:b/>
+        </w:rPr>
+        <w:t>false alarm</w:t>
+      </w:r>
+      <w:r>
+        <w:rPr>
+          <w:b w:val="0"/>
+        </w:rPr>
+        <w:t>, but staff can review only ten alerts daily. Which evaluation trade-off should be discussed?</w:t>
+      </w:r>
+    </w:p>
+    <w:p>
+      <w:pPr>
+        <w:pStyle w:val="Heading3"/>
+      </w:pPr>
+      <w:r>
         <w:t>Expected independent answer</w:t>
       </w:r>
     </w:p>
     <w:p>
-      <w:r>
-        <w:t>Prioritize disease recall while checking precision and alert volume against review capacity. Choose thresholds using validation evidence and the stated consequences.</w:t>
+      <w:pPr>
+        <w:pStyle w:val="Heading3"/>
+      </w:pPr>
+      <w:r>
+        <w:t>Teacher key · Expected independent answer</w:t>
+      </w:r>
+    </w:p>
+    <w:p>
+      <w:pPr>
+        <w:spacing w:line="336" w:lineRule="auto" w:after="180"/>
+        <w:shd w:fill="F1F6FC"/>
+      </w:pPr>
+      <w:r>
+        <w:rPr>
+          <w:b w:val="0"/>
+        </w:rPr>
+        <w:t xml:space="preserve">Prioritize disease recall while checking precision and alert volume against review capacity. Choose </w:t>
+      </w:r>
+      <w:r>
+        <w:rPr>
+          <w:b/>
+        </w:rPr>
+        <w:t>threshold</w:t>
+      </w:r>
+      <w:r>
+        <w:rPr>
+          <w:b w:val="0"/>
+        </w:rPr>
+        <w:t xml:space="preserve">s using validation </w:t>
+      </w:r>
+      <w:r>
+        <w:rPr>
+          <w:b/>
+        </w:rPr>
+        <w:t>evidence</w:t>
+      </w:r>
+      <w:r>
+        <w:rPr>
+          <w:b w:val="0"/>
+        </w:rPr>
+        <w:t xml:space="preserve"> and the stated </w:t>
+      </w:r>
+      <w:r>
+        <w:rPr>
+          <w:b/>
+        </w:rPr>
+        <w:t>consequence</w:t>
+      </w:r>
+      <w:r>
+        <w:rPr>
+          <w:b w:val="0"/>
+        </w:rPr>
+        <w:t>s.</w:t>
       </w:r>
     </w:p>
     <w:p>
@@ -2405,8 +4364,37 @@
       </w:tr>
     </w:tbl>
     <w:p>
-      <w:r>
-        <w:t>Use 6/8 as a classroom checkpoint, with 2 required for both Result and Reasoning. This is a proposed teaching rule, not a validated certification threshold. Do not count a coached answer as independent mastery; correct unsafe or unsupported claims regardless of total.</w:t>
+      <w:pPr>
+        <w:spacing w:line="336" w:lineRule="auto" w:after="180"/>
+      </w:pPr>
+      <w:r>
+        <w:rPr>
+          <w:b w:val="0"/>
+        </w:rPr>
+        <w:t xml:space="preserve">Use 6/8 as a classroom checkpoint, with 2 required for both Result and Reasoning. This is a proposed teaching rule, not a validated certification </w:t>
+      </w:r>
+      <w:r>
+        <w:rPr>
+          <w:b/>
+        </w:rPr>
+        <w:t>threshold</w:t>
+      </w:r>
+      <w:r>
+        <w:rPr>
+          <w:b w:val="0"/>
+        </w:rPr>
+        <w:t>.</w:t>
+      </w:r>
+    </w:p>
+    <w:p>
+      <w:pPr>
+        <w:spacing w:line="336" w:lineRule="auto" w:after="180"/>
+      </w:pPr>
+      <w:r>
+        <w:rPr>
+          <w:b w:val="0"/>
+        </w:rPr>
+        <w:t>Do not count a coached answer as independent mastery; correct unsafe or unsupported claims regardless of total.</w:t>
       </w:r>
     </w:p>
     <w:p>
@@ -2418,8 +4406,26 @@
       </w:r>
     </w:p>
     <w:p>
-      <w:r>
-        <w:t>Ask the learner to find the evidence that challenges this claim: “One metric can be maximized without considering workload or other error types.” Keep the first attempt and an uncoached retry separate.</w:t>
+      <w:pPr>
+        <w:spacing w:line="336" w:lineRule="auto" w:after="180"/>
+      </w:pPr>
+      <w:r>
+        <w:rPr>
+          <w:b w:val="0"/>
+        </w:rPr>
+        <w:t xml:space="preserve">Ask the learner to find the </w:t>
+      </w:r>
+      <w:r>
+        <w:rPr>
+          <w:b/>
+        </w:rPr>
+        <w:t>evidence</w:t>
+      </w:r>
+      <w:r>
+        <w:rPr>
+          <w:b w:val="0"/>
+        </w:rPr>
+        <w:t xml:space="preserve"> that challenges this claim: “One metric can be maximized without considering workload or other error types.” Keep the first attempt and an uncoached retry separate.</w:t>
       </w:r>
     </w:p>
     <w:p>
@@ -2431,15 +4437,66 @@
       </w:r>
     </w:p>
     <w:p>
-      <w:r>
-        <w:t>Compare validation precision/recall across thresholds, missed-positive consequences and review workload under realistic volume. More recall can overload review; fewer alerts can miss important cases. Choose a documented tradeoff before final testing rather than treating one metric as universally best.</w:t>
-      </w:r>
-    </w:p>
-    <w:p>
       <w:pPr>
         <w:pStyle w:val="Heading3"/>
       </w:pPr>
       <w:r>
+        <w:t>Teacher key · Original transfer answer</w:t>
+      </w:r>
+    </w:p>
+    <w:p>
+      <w:pPr>
+        <w:spacing w:line="336" w:lineRule="auto" w:after="180"/>
+        <w:shd w:fill="F1F6FC"/>
+      </w:pPr>
+      <w:r>
+        <w:rPr>
+          <w:b w:val="0"/>
+        </w:rPr>
+        <w:t xml:space="preserve">Compare validation precision/recall across </w:t>
+      </w:r>
+      <w:r>
+        <w:rPr>
+          <w:b/>
+        </w:rPr>
+        <w:t>threshold</w:t>
+      </w:r>
+      <w:r>
+        <w:rPr>
+          <w:b w:val="0"/>
+        </w:rPr>
+        <w:t xml:space="preserve">s, missed-positive </w:t>
+      </w:r>
+      <w:r>
+        <w:rPr>
+          <w:b/>
+        </w:rPr>
+        <w:t>consequence</w:t>
+      </w:r>
+      <w:r>
+        <w:rPr>
+          <w:b w:val="0"/>
+        </w:rPr>
+        <w:t>s and review workload under realistic volume. More recall can overload review; fewer alerts can miss important cases.</w:t>
+      </w:r>
+    </w:p>
+    <w:p>
+      <w:pPr>
+        <w:spacing w:line="336" w:lineRule="auto" w:after="180"/>
+        <w:shd w:fill="F1F6FC"/>
+      </w:pPr>
+      <w:r>
+        <w:rPr>
+          <w:b w:val="0"/>
+        </w:rPr>
+        <w:t>Choose a documented tradeoff before final testing rather than treating one metric as universally best.</w:t>
+      </w:r>
+    </w:p>
+    <w:p>
+      <w:pPr>
+        <w:pStyle w:val="Heading3"/>
+      </w:pPr>
+      <w:r>
         <w:t>Explanations for the additional workbook examples</w:t>
       </w:r>
     </w:p>
@@ -2452,12 +4509,42 @@
       </w:r>
     </w:p>
     <w:p>
-      <w:r>
+      <w:pPr>
+        <w:pStyle w:val="Heading3"/>
+      </w:pPr>
+      <w:r>
+        <w:t>Workbook question · W1</w:t>
+      </w:r>
+    </w:p>
+    <w:p>
+      <w:pPr>
+        <w:spacing w:line="336" w:lineRule="auto" w:after="180"/>
+        <w:shd w:fill="F5F1FB"/>
+      </w:pPr>
+      <w:r>
+        <w:rPr>
+          <w:b w:val="0"/>
+        </w:rPr>
         <w:t>Which IDs are positive at .5 and .3?</w:t>
       </w:r>
     </w:p>
     <w:p>
-      <w:r>
+      <w:pPr>
+        <w:pStyle w:val="Heading3"/>
+      </w:pPr>
+      <w:r>
+        <w:t>Teacher reasoning · W1</w:t>
+      </w:r>
+    </w:p>
+    <w:p>
+      <w:pPr>
+        <w:spacing w:line="336" w:lineRule="auto" w:after="180"/>
+        <w:shd w:fill="F1F6FC"/>
+      </w:pPr>
+      <w:r>
+        <w:rPr>
+          <w:b w:val="0"/>
+        </w:rPr>
         <w:t>Teacher explanation: At .5: A, B, C. At .3: A, B, C, D, E, including equality.</w:t>
       </w:r>
     </w:p>
@@ -2470,12 +4557,54 @@
       </w:r>
     </w:p>
     <w:p>
-      <w:r>
-        <w:t>Give TP, FP, FN, TN at both thresholds.</w:t>
-      </w:r>
-    </w:p>
-    <w:p>
-      <w:r>
+      <w:pPr>
+        <w:pStyle w:val="Heading3"/>
+      </w:pPr>
+      <w:r>
+        <w:t>Workbook question · W2</w:t>
+      </w:r>
+    </w:p>
+    <w:p>
+      <w:pPr>
+        <w:spacing w:line="336" w:lineRule="auto" w:after="180"/>
+        <w:shd w:fill="F5F1FB"/>
+      </w:pPr>
+      <w:r>
+        <w:rPr>
+          <w:b w:val="0"/>
+        </w:rPr>
+        <w:t xml:space="preserve">Give TP, FP, FN, TN at both </w:t>
+      </w:r>
+      <w:r>
+        <w:rPr>
+          <w:b/>
+        </w:rPr>
+        <w:t>threshold</w:t>
+      </w:r>
+      <w:r>
+        <w:rPr>
+          <w:b w:val="0"/>
+        </w:rPr>
+        <w:t>s.</w:t>
+      </w:r>
+    </w:p>
+    <w:p>
+      <w:pPr>
+        <w:pStyle w:val="Heading3"/>
+      </w:pPr>
+      <w:r>
+        <w:t>Teacher reasoning · W2</w:t>
+      </w:r>
+    </w:p>
+    <w:p>
+      <w:pPr>
+        <w:spacing w:line="336" w:lineRule="auto" w:after="180"/>
+        <w:shd w:fill="F1F6FC"/>
+      </w:pPr>
+      <w:r>
+        <w:rPr>
+          <w:b w:val="0"/>
+        </w:rPr>
         <w:t>Teacher explanation: At .5: 2, 1, 1, 2. At .3: 3, 2, 0, 1.</w:t>
       </w:r>
     </w:p>
@@ -2488,12 +4617,42 @@
       </w:r>
     </w:p>
     <w:p>
-      <w:r>
+      <w:pPr>
+        <w:pStyle w:val="Heading3"/>
+      </w:pPr>
+      <w:r>
+        <w:t>Workbook question · W3</w:t>
+      </w:r>
+    </w:p>
+    <w:p>
+      <w:pPr>
+        <w:spacing w:line="336" w:lineRule="auto" w:after="180"/>
+        <w:shd w:fill="F5F1FB"/>
+      </w:pPr>
+      <w:r>
+        <w:rPr>
+          <w:b w:val="0"/>
+        </w:rPr>
         <w:t>Calculate costs with FP cost 1 and FN cost 4.</w:t>
       </w:r>
     </w:p>
     <w:p>
-      <w:r>
+      <w:pPr>
+        <w:pStyle w:val="Heading3"/>
+      </w:pPr>
+      <w:r>
+        <w:t>Teacher reasoning · W3</w:t>
+      </w:r>
+    </w:p>
+    <w:p>
+      <w:pPr>
+        <w:spacing w:line="336" w:lineRule="auto" w:after="180"/>
+        <w:shd w:fill="F1F6FC"/>
+      </w:pPr>
+      <w:r>
+        <w:rPr>
+          <w:b w:val="0"/>
+        </w:rPr>
         <w:t>Teacher explanation: Costs are 1+4=5 and 2+0=2; .3 is preferred among these candidates.</w:t>
       </w:r>
     </w:p>
@@ -2506,12 +4665,60 @@
       </w:r>
     </w:p>
     <w:p>
-      <w:r>
-        <w:t>Scores/references are .8/blocked,.5/clear,.2/blocked,.1/clear. Compare thresholds .5 and .2 using the same cost.</w:t>
-      </w:r>
-    </w:p>
-    <w:p>
-      <w:r>
+      <w:pPr>
+        <w:pStyle w:val="Heading3"/>
+      </w:pPr>
+      <w:r>
+        <w:t>Workbook question · W4</w:t>
+      </w:r>
+    </w:p>
+    <w:p>
+      <w:pPr>
+        <w:spacing w:line="336" w:lineRule="auto" w:after="180"/>
+        <w:shd w:fill="F5F1FB"/>
+      </w:pPr>
+      <w:r>
+        <w:rPr>
+          <w:b/>
+        </w:rPr>
+        <w:t>Score</w:t>
+      </w:r>
+      <w:r>
+        <w:rPr>
+          <w:b w:val="0"/>
+        </w:rPr>
+        <w:t xml:space="preserve">s/references are .8/blocked,.5/clear,.2/blocked,.1/clear. Compare </w:t>
+      </w:r>
+      <w:r>
+        <w:rPr>
+          <w:b/>
+        </w:rPr>
+        <w:t>threshold</w:t>
+      </w:r>
+      <w:r>
+        <w:rPr>
+          <w:b w:val="0"/>
+        </w:rPr>
+        <w:t>s .5 and .2 using the same cost.</w:t>
+      </w:r>
+    </w:p>
+    <w:p>
+      <w:pPr>
+        <w:pStyle w:val="Heading3"/>
+      </w:pPr>
+      <w:r>
+        <w:t>Teacher reasoning · W4</w:t>
+      </w:r>
+    </w:p>
+    <w:p>
+      <w:pPr>
+        <w:spacing w:line="336" w:lineRule="auto" w:after="180"/>
+        <w:shd w:fill="F1F6FC"/>
+      </w:pPr>
+      <w:r>
+        <w:rPr>
+          <w:b w:val="0"/>
+        </w:rPr>
         <w:t>Teacher explanation: At .5 TP 1 FP 1 FN 1 TN 1 cost 5. At .2 TP 2 FP 1 FN 0 TN 1 cost 1. Equality is positive at both boundaries.</w:t>
       </w:r>
     </w:p>
@@ -2524,12 +4731,54 @@
       </w:r>
     </w:p>
     <w:p>
-      <w:r>
-        <w:t>Why not select the threshold with the lowest final-test cost?</w:t>
-      </w:r>
-    </w:p>
-    <w:p>
-      <w:r>
+      <w:pPr>
+        <w:pStyle w:val="Heading3"/>
+      </w:pPr>
+      <w:r>
+        <w:t>Workbook question · W5</w:t>
+      </w:r>
+    </w:p>
+    <w:p>
+      <w:pPr>
+        <w:spacing w:line="336" w:lineRule="auto" w:after="180"/>
+        <w:shd w:fill="F5F1FB"/>
+      </w:pPr>
+      <w:r>
+        <w:rPr>
+          <w:b w:val="0"/>
+        </w:rPr>
+        <w:t xml:space="preserve">Why not select the </w:t>
+      </w:r>
+      <w:r>
+        <w:rPr>
+          <w:b/>
+        </w:rPr>
+        <w:t>threshold</w:t>
+      </w:r>
+      <w:r>
+        <w:rPr>
+          <w:b w:val="0"/>
+        </w:rPr>
+        <w:t xml:space="preserve"> with the lowest final-test cost?</w:t>
+      </w:r>
+    </w:p>
+    <w:p>
+      <w:pPr>
+        <w:pStyle w:val="Heading3"/>
+      </w:pPr>
+      <w:r>
+        <w:t>Teacher reasoning · W5</w:t>
+      </w:r>
+    </w:p>
+    <w:p>
+      <w:pPr>
+        <w:spacing w:line="336" w:lineRule="auto" w:after="180"/>
+        <w:shd w:fill="F1F6FC"/>
+      </w:pPr>
+      <w:r>
+        <w:rPr>
+          <w:b w:val="0"/>
+        </w:rPr>
         <w:t>Teacher explanation: Selection uses the test answers, turning the test into development data and weakening its independent evaluation role.</w:t>
       </w:r>
     </w:p>
@@ -2542,20 +4791,74 @@
       </w:r>
     </w:p>
     <w:p>
-      <w:r>
-        <w:t>Selected case: Scores/references are .8/blocked,.5/clear,.2/blocked,.1/clear. Compare thresholds .5 and .2 using the same cost.</w:t>
-      </w:r>
-    </w:p>
-    <w:p>
       <w:pPr>
         <w:pStyle w:val="Heading3"/>
       </w:pPr>
       <w:r>
+        <w:t>Independent question · withhold the key</w:t>
+      </w:r>
+    </w:p>
+    <w:p>
+      <w:pPr>
+        <w:spacing w:line="336" w:lineRule="auto" w:after="180"/>
+        <w:shd w:fill="F5F1FB"/>
+      </w:pPr>
+      <w:r>
+        <w:rPr>
+          <w:b w:val="0"/>
+        </w:rPr>
+        <w:t xml:space="preserve">Selected case: </w:t>
+      </w:r>
+      <w:r>
+        <w:rPr>
+          <w:b/>
+        </w:rPr>
+        <w:t>Score</w:t>
+      </w:r>
+      <w:r>
+        <w:rPr>
+          <w:b w:val="0"/>
+        </w:rPr>
+        <w:t xml:space="preserve">s/references are .8/blocked,.5/clear,.2/blocked,.1/clear. Compare </w:t>
+      </w:r>
+      <w:r>
+        <w:rPr>
+          <w:b/>
+        </w:rPr>
+        <w:t>threshold</w:t>
+      </w:r>
+      <w:r>
+        <w:rPr>
+          <w:b w:val="0"/>
+        </w:rPr>
+        <w:t>s .5 and .2 using the same cost.</w:t>
+      </w:r>
+    </w:p>
+    <w:p>
+      <w:pPr>
+        <w:pStyle w:val="Heading3"/>
+      </w:pPr>
+      <w:r>
         <w:t>Selected case answer</w:t>
       </w:r>
     </w:p>
     <w:p>
-      <w:r>
+      <w:pPr>
+        <w:pStyle w:val="Heading3"/>
+      </w:pPr>
+      <w:r>
+        <w:t>Teacher key · Selected case answer</w:t>
+      </w:r>
+    </w:p>
+    <w:p>
+      <w:pPr>
+        <w:spacing w:line="336" w:lineRule="auto" w:after="180"/>
+        <w:shd w:fill="F1F6FC"/>
+      </w:pPr>
+      <w:r>
+        <w:rPr>
+          <w:b w:val="0"/>
+        </w:rPr>
         <w:t>Teacher explanation: At .5 TP 1 FP 1 FN 1 TN 1 cost 5. At .2 TP 2 FP 1 FN 0 TN 1 cost 1. Equality is positive at both boundaries.</w:t>
       </w:r>
     </w:p>
@@ -2662,21 +4965,77 @@
       </w:tr>
     </w:tbl>
     <w:p>
-      <w:r>
-        <w:t>Record each dimension as not yet, with support, or independent. Accept a valid alternative procedure with a defensible trace. Do not penalise an honestly recorded model failure if the learner correctly explains its evidence and limits.</w:t>
-      </w:r>
-    </w:p>
-    <w:p>
       <w:pPr>
         <w:pStyle w:val="Heading3"/>
       </w:pPr>
       <w:r>
+        <w:t>Teacher key · Selected case answer</w:t>
+      </w:r>
+    </w:p>
+    <w:p>
+      <w:pPr>
+        <w:spacing w:line="336" w:lineRule="auto" w:after="180"/>
+        <w:shd w:fill="F1F6FC"/>
+      </w:pPr>
+      <w:r>
+        <w:rPr>
+          <w:b w:val="0"/>
+        </w:rPr>
+        <w:t>Record each dimension as not yet, with support, or independent. Accept a valid alternative procedure with a defensible trace.</w:t>
+      </w:r>
+    </w:p>
+    <w:p>
+      <w:pPr>
+        <w:spacing w:line="336" w:lineRule="auto" w:after="180"/>
+        <w:shd w:fill="F1F6FC"/>
+      </w:pPr>
+      <w:r>
+        <w:rPr>
+          <w:b w:val="0"/>
+        </w:rPr>
+        <w:t xml:space="preserve">Do not penalise an honestly recorded model failure if the learner correctly explains its </w:t>
+      </w:r>
+      <w:r>
+        <w:rPr>
+          <w:b/>
+        </w:rPr>
+        <w:t>evidence</w:t>
+      </w:r>
+      <w:r>
+        <w:rPr>
+          <w:b w:val="0"/>
+        </w:rPr>
+        <w:t xml:space="preserve"> and limits.</w:t>
+      </w:r>
+    </w:p>
+    <w:p>
+      <w:pPr>
+        <w:pStyle w:val="Heading3"/>
+      </w:pPr>
+      <w:r>
         <w:t>Feedback that the learner uses</w:t>
       </w:r>
     </w:p>
     <w:p>
-      <w:r>
-        <w:t>Name the earliest unsupported step and give one action to repair it. Have the learner make that repair now and explain why. Then assess the relevant skill on a fresh, fully specified case. Confirm it was not previously practised with feedback; solve and check the new case before assigning it. A follow-up design prompt is a starting brief, not automatically an equivalent test.</w:t>
+      <w:pPr>
+        <w:spacing w:line="336" w:lineRule="auto" w:after="180"/>
+      </w:pPr>
+      <w:r>
+        <w:rPr>
+          <w:b w:val="0"/>
+        </w:rPr>
+        <w:t>Name the earliest unsupported step and give one action to repair it. Have the learner make that repair now and explain why. Then assess the relevant skill on a fresh, fully specified case.</w:t>
+      </w:r>
+    </w:p>
+    <w:p>
+      <w:pPr>
+        <w:spacing w:line="336" w:lineRule="auto" w:after="180"/>
+      </w:pPr>
+      <w:r>
+        <w:rPr>
+          <w:b w:val="0"/>
+        </w:rPr>
+        <w:t>Confirm it was not previously practised with feedback; solve and check the new case before assigning it. A follow-up design prompt is a starting brief, not automatically an equivalent test.</w:t>
       </w:r>
     </w:p>
     <w:p>
@@ -2688,11 +5047,74 @@
       </w:r>
     </w:p>
     <w:p>
+      <w:r>
+        <w:t>Connect Metrics Match Consequences to Responsible Plant Classifier, adapt support and plan a later changed-case check.</w:t>
+      </w:r>
+    </w:p>
+    <w:p>
       <w:pPr>
         <w:pStyle w:val="Heading3"/>
       </w:pPr>
       <w:r>
-        <w:t>Connect and extend learning</w:t>
+        <w:t>Responsible Plant Classifier</w:t>
+      </w:r>
+    </w:p>
+    <w:p>
+      <w:pPr>
+        <w:spacing w:line="336" w:lineRule="auto" w:after="180"/>
+      </w:pPr>
+      <w:r>
+        <w:rPr>
+          <w:b w:val="0"/>
+        </w:rPr>
+        <w:t xml:space="preserve">Approve the Plant Classifier </w:t>
+      </w:r>
+      <w:r>
+        <w:rPr>
+          <w:b/>
+        </w:rPr>
+        <w:t>metric suite</w:t>
+      </w:r>
+      <w:r>
+        <w:rPr>
+          <w:b w:val="0"/>
+        </w:rPr>
+        <w:t>: accuracy for context, spotted precision/recall, confusion matrix, and subgroup slices.</w:t>
+      </w:r>
+    </w:p>
+    <w:p>
+      <w:pPr>
+        <w:spacing w:line="336" w:lineRule="auto" w:after="180"/>
+      </w:pPr>
+      <w:r>
+        <w:rPr>
+          <w:b w:val="0"/>
+        </w:rPr>
+        <w:t xml:space="preserve">Keep the decision, </w:t>
+      </w:r>
+      <w:r>
+        <w:rPr>
+          <w:b/>
+        </w:rPr>
+        <w:t>input</w:t>
+      </w:r>
+      <w:r>
+        <w:rPr>
+          <w:b w:val="0"/>
+        </w:rPr>
+        <w:t xml:space="preserve">, result, explanation and remaining limitation in the project </w:t>
+      </w:r>
+      <w:r>
+        <w:rPr>
+          <w:b/>
+        </w:rPr>
+        <w:t>evidence</w:t>
+      </w:r>
+      <w:r>
+        <w:rPr>
+          <w:b w:val="0"/>
+        </w:rPr>
+        <w:t xml:space="preserve"> record. Retrieve this record next week rather than restarting the project.</w:t>
       </w:r>
     </w:p>
     <w:p>
@@ -2700,17 +5122,18 @@
         <w:pStyle w:val="Heading3"/>
       </w:pPr>
       <w:r>
-        <w:t>Responsible Plant Classifier</w:t>
-      </w:r>
-    </w:p>
-    <w:p>
-      <w:r>
-        <w:t>Approve the Plant Classifier metric suite: accuracy for context, spotted precision/recall, confusion matrix, and subgroup slices.</w:t>
-      </w:r>
-    </w:p>
-    <w:p>
-      <w:r>
-        <w:t>Keep the decision, input, result, explanation and remaining limitation in the project evidence record. Retrieve this record next week rather than restarting the project.</w:t>
+        <w:t>Support and stretch</w:t>
+      </w:r>
+    </w:p>
+    <w:p>
+      <w:pPr>
+        <w:spacing w:line="336" w:lineRule="auto" w:after="180"/>
+      </w:pPr>
+      <w:r>
+        <w:rPr>
+          <w:b w:val="0"/>
+        </w:rPr>
+        <w:t>Use a tiny labelled dataset, explicit units and a named positive class. Stretch: require a baseline, held-out evaluation and subgroup or shifted-condition analysis with denominators.</w:t>
       </w:r>
     </w:p>
     <w:p>
@@ -2718,12 +5141,30 @@
         <w:pStyle w:val="Heading3"/>
       </w:pPr>
       <w:r>
-        <w:t>Support and stretch</w:t>
-      </w:r>
-    </w:p>
-    <w:p>
-      <w:r>
-        <w:t>Use a tiny labelled dataset, explicit units and a named positive class. Stretch: require a baseline, held-out evaluation and subgroup or shifted-condition analysis with denominators.</w:t>
+        <w:t>Exit reflection</w:t>
+      </w:r>
+    </w:p>
+    <w:p>
+      <w:pPr>
+        <w:spacing w:line="336" w:lineRule="auto" w:after="180"/>
+      </w:pPr>
+      <w:r>
+        <w:rPr>
+          <w:b w:val="0"/>
+        </w:rPr>
+        <w:t xml:space="preserve">Ask for one decision the learner can now justify and one situation requiring more </w:t>
+      </w:r>
+      <w:r>
+        <w:rPr>
+          <w:b/>
+        </w:rPr>
+        <w:t>evidence</w:t>
+      </w:r>
+      <w:r>
+        <w:rPr>
+          <w:b w:val="0"/>
+        </w:rPr>
+        <w:t xml:space="preserve"> or human review. Confidence ratings are separate from correct independent performance.</w:t>
       </w:r>
     </w:p>
     <w:p>
@@ -2731,12 +5172,30 @@
         <w:pStyle w:val="Heading3"/>
       </w:pPr>
       <w:r>
-        <w:t>Exit reflection</w:t>
-      </w:r>
-    </w:p>
-    <w:p>
-      <w:r>
-        <w:t>Ask for one decision the learner can now justify and one situation requiring more evidence or human review. Confidence ratings are separate from correct independent performance.</w:t>
+        <w:t>Bridge to the next week</w:t>
+      </w:r>
+    </w:p>
+    <w:p>
+      <w:pPr>
+        <w:spacing w:line="336" w:lineRule="auto" w:after="180"/>
+      </w:pPr>
+      <w:r>
+        <w:rPr>
+          <w:b w:val="0"/>
+        </w:rPr>
+        <w:t xml:space="preserve">Next: Week 26: Reproducible Experiments. Retrieve today’s </w:t>
+      </w:r>
+      <w:r>
+        <w:rPr>
+          <w:b/>
+        </w:rPr>
+        <w:t>evidence</w:t>
+      </w:r>
+      <w:r>
+        <w:rPr>
+          <w:b w:val="0"/>
+        </w:rPr>
+        <w:t xml:space="preserve"> and identify what carries forward and what is new.</w:t>
       </w:r>
     </w:p>
     <w:p>
@@ -2744,12 +5203,133 @@
         <w:pStyle w:val="Heading3"/>
       </w:pPr>
       <w:r>
-        <w:t>Bridge to the next week</w:t>
-      </w:r>
-    </w:p>
-    <w:p>
-      <w:r>
-        <w:t>Next: Week 26: Reproducible Experiments. Retrieve today’s evidence and identify what carries forward and what is new.</w:t>
+        <w:t>Support and fresh reassessment</w:t>
+      </w:r>
+    </w:p>
+    <w:p>
+      <w:pPr>
+        <w:spacing w:line="336" w:lineRule="auto" w:after="180"/>
+      </w:pPr>
+      <w:r>
+        <w:rPr>
+          <w:b w:val="0"/>
+        </w:rPr>
+        <w:t xml:space="preserve">Provide a blank </w:t>
+      </w:r>
+      <w:r>
+        <w:rPr>
+          <w:b/>
+        </w:rPr>
+        <w:t>evidence</w:t>
+      </w:r>
+      <w:r>
+        <w:rPr>
+          <w:b w:val="0"/>
+        </w:rPr>
+        <w:t xml:space="preserve"> table and allow a verbal explanation before writing. Highlight the given conditions without supplying the W 4 conclusion. Use </w:t>
+      </w:r>
+      <w:r>
+        <w:rPr>
+          <w:b/>
+        </w:rPr>
+        <w:t>score</w:t>
+      </w:r>
+      <w:r>
+        <w:rPr>
+          <w:b w:val="0"/>
+        </w:rPr>
+        <w:t xml:space="preserve"> and </w:t>
+      </w:r>
+      <w:r>
+        <w:rPr>
+          <w:b/>
+        </w:rPr>
+        <w:t>threshold</w:t>
+      </w:r>
+      <w:r>
+        <w:rPr>
+          <w:b w:val="0"/>
+        </w:rPr>
+        <w:t xml:space="preserve"> in full sentences.</w:t>
+      </w:r>
+    </w:p>
+    <w:p>
+      <w:pPr>
+        <w:spacing w:line="336" w:lineRule="auto" w:after="180"/>
+      </w:pPr>
+      <w:r>
+        <w:rPr>
+          <w:b w:val="0"/>
+        </w:rPr>
+        <w:t>Extension: alter one condition in the worked example and explain which conclusion changes and which remains supported.</w:t>
+      </w:r>
+    </w:p>
+    <w:p>
+      <w:pPr>
+        <w:spacing w:line="336" w:lineRule="auto" w:after="180"/>
+      </w:pPr>
+      <w:r>
+        <w:rPr>
+          <w:b w:val="0"/>
+        </w:rPr>
+        <w:t>For independent W 4, require: At .5 TP 1 FP 1 FN 1 TN 1 cost 5. At .2 TP 2 FP 1 FN 0 TN 1 cost 1. Equality is positive at both boundaries.</w:t>
+      </w:r>
+    </w:p>
+    <w:p>
+      <w:pPr>
+        <w:spacing w:line="336" w:lineRule="auto" w:after="180"/>
+      </w:pPr>
+      <w:r>
+        <w:rPr>
+          <w:b w:val="0"/>
+        </w:rPr>
+        <w:t xml:space="preserve">Fresh retry .9/clear,.6/blocked,.4/clear,.2/blocked at </w:t>
+      </w:r>
+      <w:r>
+        <w:rPr>
+          <w:b/>
+        </w:rPr>
+        <w:t>threshold</w:t>
+      </w:r>
+      <w:r>
+        <w:rPr>
+          <w:b w:val="0"/>
+        </w:rPr>
+        <w:t xml:space="preserve"> .4: TP 1 FP 2 FN 1 TN 0, cost 6 under FP 1 FN 4. Require equality and all counts. Mark each criterion as independent, supported or not yet demonstrated.</w:t>
+      </w:r>
+    </w:p>
+    <w:p>
+      <w:pPr>
+        <w:spacing w:line="336" w:lineRule="auto" w:after="180"/>
+      </w:pPr>
+      <w:r>
+        <w:rPr>
+          <w:b w:val="0"/>
+        </w:rPr>
+        <w:t>Reassess the reasoning after feedback; do not replace the first attempt silently.</w:t>
+      </w:r>
+    </w:p>
+    <w:p>
+      <w:pPr>
+        <w:spacing w:line="336" w:lineRule="auto" w:after="180"/>
+      </w:pPr>
+      <w:r>
+        <w:rPr>
+          <w:b w:val="0"/>
+        </w:rPr>
+        <w:t xml:space="preserve">Next week: Calibration as a group property. Carry forward the saved </w:t>
+      </w:r>
+      <w:r>
+        <w:rPr>
+          <w:b/>
+        </w:rPr>
+        <w:t>evidence</w:t>
+      </w:r>
+      <w:r>
+        <w:rPr>
+          <w:b w:val="0"/>
+        </w:rPr>
+        <w:t xml:space="preserve"> and the distinction between development choices and justified claims.</w:t>
       </w:r>
     </w:p>
     <w:p>
@@ -2757,40 +5337,40 @@
         <w:pStyle w:val="Heading3"/>
       </w:pPr>
       <w:r>
-        <w:t>Support and fresh reassessment</w:t>
-      </w:r>
-    </w:p>
-    <w:p>
-      <w:r>
-        <w:t>Provide a blank evidence table and allow a verbal explanation before writing. Highlight the given conditions without supplying the W 4 conclusion. Use score and threshold in full sentences. Extension: alter one condition in the worked example and explain which conclusion changes and which remains supported.</w:t>
-      </w:r>
-    </w:p>
-    <w:p>
-      <w:r>
-        <w:t>For independent W 4, require: At .5 TP 1 FP 1 FN 1 TN 1 cost 5. At .2 TP 2 FP 1 FN 0 TN 1 cost 1. Equality is positive at both boundaries. Fresh retry .9/clear,.6/blocked,.4/clear,.2/blocked at threshold .4: TP 1 FP 2 FN 1 TN 0, cost 6 under FP 1 FN 4. Require equality and all counts. Mark each criterion as independent, supported or not yet demonstrated. Reassess the reasoning after feedback; do not replace the first attempt silently.</w:t>
-      </w:r>
-    </w:p>
-    <w:p>
-      <w:r>
-        <w:t>Next week: Calibration as a group property. Carry forward the saved evidence and the distinction between development choices and justified claims.</w:t>
-      </w:r>
-    </w:p>
-    <w:p>
-      <w:pPr>
-        <w:pStyle w:val="Heading3"/>
-      </w:pPr>
-      <w:r>
         <w:t>Plan the delayed return</w:t>
       </w:r>
     </w:p>
     <w:p>
-      <w:r>
+      <w:pPr>
+        <w:spacing w:line="336" w:lineRule="auto" w:after="180"/>
+      </w:pPr>
+      <w:r>
+        <w:rPr>
+          <w:b w:val="0"/>
+        </w:rPr>
         <w:t>Suggested return points in this level: ai-4/26, ai-4/28, ai-4/31. Use actual classroom dates, adjusting for holidays and gaps. One, three and six teaching weeks are scheduling choices, not a claimed optimal spacing.</w:t>
       </w:r>
     </w:p>
     <w:p>
-      <w:r>
-        <w:t>At a delayed check, ask for the idea from memory and a changed application. Compare with the earlier independent response and record support used. For a new level, revisit the previous capstone before checking the new prerequisites.</w:t>
+      <w:pPr>
+        <w:spacing w:line="336" w:lineRule="auto" w:after="180"/>
+      </w:pPr>
+      <w:r>
+        <w:rPr>
+          <w:b w:val="0"/>
+        </w:rPr>
+        <w:t>At a delayed check, ask for the idea from memory and a changed application. Compare with the earlier independent response and record support used.</w:t>
+      </w:r>
+    </w:p>
+    <w:p>
+      <w:pPr>
+        <w:spacing w:line="336" w:lineRule="auto" w:after="180"/>
+      </w:pPr>
+      <w:r>
+        <w:rPr>
+          <w:b w:val="0"/>
+        </w:rPr>
+        <w:t>For a new level, revisit the previous capstone before checking the new prerequisites.</w:t>
       </w:r>
     </w:p>
     <w:tbl>
@@ -2950,8 +5530,26 @@
       </w:tr>
     </w:tbl>
     <w:p>
-      <w:r>
-        <w:t>Use the evidence to choose reteaching or the next step. A completed page, confidence rating or attractive project does not by itself demonstrate understanding.</w:t>
+      <w:pPr>
+        <w:spacing w:line="336" w:lineRule="auto" w:after="180"/>
+      </w:pPr>
+      <w:r>
+        <w:rPr>
+          <w:b w:val="0"/>
+        </w:rPr>
+        <w:t xml:space="preserve">Use the </w:t>
+      </w:r>
+      <w:r>
+        <w:rPr>
+          <w:b/>
+        </w:rPr>
+        <w:t>evidence</w:t>
+      </w:r>
+      <w:r>
+        <w:rPr>
+          <w:b w:val="0"/>
+        </w:rPr>
+        <w:t xml:space="preserve"> to choose reteaching or the next step. A completed page, confidence rating or attractive project does not by itself demonstrate understanding.</w:t>
       </w:r>
     </w:p>
     <w:p>
@@ -2963,8 +5561,37 @@
       </w:r>
     </w:p>
     <w:p>
-      <w:r>
-        <w:t>For your Responsible Plant Classifier, save the input, procedure, observed result and limitation of this check. Label this worked example as practice; use a different, previously unreviewed case when checking independent understanding.</w:t>
+      <w:pPr>
+        <w:spacing w:line="336" w:lineRule="auto" w:after="180"/>
+      </w:pPr>
+      <w:r>
+        <w:rPr>
+          <w:b w:val="0"/>
+        </w:rPr>
+        <w:t xml:space="preserve">For your Responsible Plant Classifier, save the </w:t>
+      </w:r>
+      <w:r>
+        <w:rPr>
+          <w:b/>
+        </w:rPr>
+        <w:t>input</w:t>
+      </w:r>
+      <w:r>
+        <w:rPr>
+          <w:b w:val="0"/>
+        </w:rPr>
+        <w:t>, procedure, observed result and limitation of this check.</w:t>
+      </w:r>
+    </w:p>
+    <w:p>
+      <w:pPr>
+        <w:spacing w:line="336" w:lineRule="auto" w:after="180"/>
+      </w:pPr>
+      <w:r>
+        <w:rPr>
+          <w:b w:val="0"/>
+        </w:rPr>
+        <w:t>Label this worked example as practice; use a different, previously unreviewed case when checking independent understanding.</w:t>
       </w:r>
     </w:p>
     <w:p>
@@ -2977,12 +5604,74 @@
     </w:p>
     <w:p>
       <w:r>
-        <w:t>Teaching target: Apply a declared score threshold including equality</w:t>
-      </w:r>
-    </w:p>
-    <w:p>
-      <w:r>
-        <w:t>Prepare the labelled worked-case picture, the matching workbook, fictional input cards and a place for individual responses. Check a local Python 3 environment before class; have a paper-trace version ready.</w:t>
+        <w:t>Use this preparation summary alongside the detailed Metrics Match Consequences lesson; it is a checklist rather than a replacement for the full sequence.</w:t>
+      </w:r>
+    </w:p>
+    <w:p>
+      <w:pPr>
+        <w:pStyle w:val="Heading3"/>
+      </w:pPr>
+      <w:r>
+        <w:t>Teaching target</w:t>
+      </w:r>
+    </w:p>
+    <w:p>
+      <w:pPr>
+        <w:spacing w:line="336" w:lineRule="auto" w:after="180"/>
+        <w:shd w:fill="EDF7F3"/>
+      </w:pPr>
+      <w:r>
+        <w:rPr>
+          <w:b w:val="0"/>
+        </w:rPr>
+        <w:t xml:space="preserve">Teaching target: Apply a declared </w:t>
+      </w:r>
+      <w:r>
+        <w:rPr>
+          <w:b/>
+        </w:rPr>
+        <w:t>score</w:t>
+      </w:r>
+      <w:r>
+        <w:rPr>
+          <w:b w:val="0"/>
+        </w:rPr>
+        <w:t xml:space="preserve"> </w:t>
+      </w:r>
+      <w:r>
+        <w:rPr>
+          <w:b/>
+        </w:rPr>
+        <w:t>threshold</w:t>
+      </w:r>
+      <w:r>
+        <w:rPr>
+          <w:b w:val="0"/>
+        </w:rPr>
+        <w:t xml:space="preserve"> including equality</w:t>
+      </w:r>
+    </w:p>
+    <w:p>
+      <w:pPr>
+        <w:spacing w:line="336" w:lineRule="auto" w:after="180"/>
+      </w:pPr>
+      <w:r>
+        <w:rPr>
+          <w:b w:val="0"/>
+        </w:rPr>
+        <w:t xml:space="preserve">Prepare the labelled worked-case picture, the matching workbook, fictional </w:t>
+      </w:r>
+      <w:r>
+        <w:rPr>
+          <w:b/>
+        </w:rPr>
+        <w:t>input</w:t>
+      </w:r>
+      <w:r>
+        <w:rPr>
+          <w:b w:val="0"/>
+        </w:rPr>
+        <w:t xml:space="preserve"> cards and a place for individual responses. Check a local Python 3 environment before class; have a paper-trace version ready.</w:t>
       </w:r>
     </w:p>
     <w:tbl>
@@ -3129,37 +5818,255 @@
       </w:tr>
     </w:tbl>
     <w:p>
-      <w:r>
-        <w:t>Before class, solve the supported practice: Give TP, FP, FN, TN at both thresholds.</w:t>
-      </w:r>
-    </w:p>
-    <w:p>
-      <w:r>
+      <w:pPr>
+        <w:spacing w:line="336" w:lineRule="auto" w:after="180"/>
+      </w:pPr>
+      <w:r>
+        <w:rPr>
+          <w:b w:val="0"/>
+        </w:rPr>
+        <w:t xml:space="preserve">Before class, solve the supported practice: Give TP, FP, FN, TN at both </w:t>
+      </w:r>
+      <w:r>
+        <w:rPr>
+          <w:b/>
+        </w:rPr>
+        <w:t>threshold</w:t>
+      </w:r>
+      <w:r>
+        <w:rPr>
+          <w:b w:val="0"/>
+        </w:rPr>
+        <w:t>s.</w:t>
+      </w:r>
+    </w:p>
+    <w:p>
+      <w:pPr>
+        <w:pStyle w:val="Heading3"/>
+      </w:pPr>
+      <w:r>
+        <w:t>Supported practice answer</w:t>
+      </w:r>
+    </w:p>
+    <w:p>
+      <w:pPr>
+        <w:spacing w:line="336" w:lineRule="auto" w:after="180"/>
+        <w:shd w:fill="F1F6FC"/>
+      </w:pPr>
+      <w:r>
+        <w:rPr>
+          <w:b w:val="0"/>
+        </w:rPr>
         <w:t>Reasoned practice answer: Teacher explanation: At .5: 2, 1, 1, 2. At .3: 3, 2, 0, 1.</w:t>
       </w:r>
     </w:p>
     <w:p>
-      <w:r>
-        <w:t>Check every learner before discussion: Use the worked case for Thresholds and consequences. Proposed explanation: “A final answer is enough”. Decide whether this explanation is supported. Point to the step or supplied fact that decides; explain your repair if needed.</w:t>
-      </w:r>
-    </w:p>
-    <w:p>
-      <w:r>
+      <w:pPr>
+        <w:spacing w:line="336" w:lineRule="auto" w:after="180"/>
+      </w:pPr>
+      <w:r>
+        <w:rPr>
+          <w:b w:val="0"/>
+        </w:rPr>
+        <w:t xml:space="preserve">Check every learner before discussion: Use the worked case for </w:t>
+      </w:r>
+      <w:r>
+        <w:rPr>
+          <w:b/>
+        </w:rPr>
+        <w:t>Threshold</w:t>
+      </w:r>
+      <w:r>
+        <w:rPr>
+          <w:b w:val="0"/>
+        </w:rPr>
+        <w:t xml:space="preserve">s and </w:t>
+      </w:r>
+      <w:r>
+        <w:rPr>
+          <w:b/>
+        </w:rPr>
+        <w:t>consequence</w:t>
+      </w:r>
+      <w:r>
+        <w:rPr>
+          <w:b w:val="0"/>
+        </w:rPr>
+        <w:t>s. Proposed explanation: “A final answer is enough”. Decide whether this explanation is supported.</w:t>
+      </w:r>
+    </w:p>
+    <w:p>
+      <w:pPr>
+        <w:spacing w:line="336" w:lineRule="auto" w:after="180"/>
+      </w:pPr>
+      <w:r>
+        <w:rPr>
+          <w:b w:val="0"/>
+        </w:rPr>
+        <w:t>Point to the step or supplied fact that decides; explain your repair if needed.</w:t>
+      </w:r>
+    </w:p>
+    <w:p>
+      <w:pPr>
+        <w:pStyle w:val="Heading3"/>
+      </w:pPr>
+      <w:r>
+        <w:t>Repair the misconception</w:t>
+      </w:r>
+    </w:p>
+    <w:p>
+      <w:pPr>
+        <w:spacing w:line="336" w:lineRule="auto" w:after="180"/>
+        <w:shd w:fill="FFF5E6"/>
+      </w:pPr>
+      <w:r>
+        <w:rPr>
+          <w:b w:val="0"/>
+        </w:rPr>
         <w:t>Misconception repair: Ask for the relevant counts, units, procedure or saved record. For this week: At .5: A, B, C. At .3: A, B, C, D, E, including equality.</w:t>
       </w:r>
     </w:p>
     <w:p>
-      <w:r>
-        <w:t>Support: read the exact case aloud, enlarge the labelled picture, supply input cards and model only the first deciding step. Accept a spoken explanation or drawing; retain the reasoning goal.</w:t>
-      </w:r>
-    </w:p>
-    <w:p>
-      <w:r>
-        <w:t>Extension: Miss and false-alarm costs swap to1 and 5. Require a prediction and a reason before comparing. Expected result: Threshold0.7 costs1 while0.4 costs5; preferred threshold switches. Reason: Metric choice encodes the declared consequences, not a universal best threshold.</w:t>
-      </w:r>
-    </w:p>
-    <w:p>
-      <w:r>
+      <w:pPr>
+        <w:pStyle w:val="Heading3"/>
+      </w:pPr>
+      <w:r>
+        <w:t>Support without giving away the answer</w:t>
+      </w:r>
+    </w:p>
+    <w:p>
+      <w:pPr>
+        <w:spacing w:line="336" w:lineRule="auto" w:after="180"/>
+        <w:shd w:fill="F1F6F8"/>
+      </w:pPr>
+      <w:r>
+        <w:rPr>
+          <w:b w:val="0"/>
+        </w:rPr>
+        <w:t xml:space="preserve">Support: read the exact case aloud, enlarge the labelled picture, supply </w:t>
+      </w:r>
+      <w:r>
+        <w:rPr>
+          <w:b/>
+        </w:rPr>
+        <w:t>input</w:t>
+      </w:r>
+      <w:r>
+        <w:rPr>
+          <w:b w:val="0"/>
+        </w:rPr>
+        <w:t xml:space="preserve"> cards and model only the first deciding step. Accept a spoken explanation or drawing; retain the reasoning goal.</w:t>
+      </w:r>
+    </w:p>
+    <w:p>
+      <w:pPr>
+        <w:pStyle w:val="Heading3"/>
+      </w:pPr>
+      <w:r>
+        <w:t>Extend the reasoning</w:t>
+      </w:r>
+    </w:p>
+    <w:p>
+      <w:pPr>
+        <w:spacing w:line="336" w:lineRule="auto" w:after="180"/>
+        <w:shd w:fill="F5F1FB"/>
+      </w:pPr>
+      <w:r>
+        <w:rPr>
+          <w:b w:val="0"/>
+        </w:rPr>
+        <w:t xml:space="preserve">Extension: Miss and false-alarm costs swap to1 and 5. Require a </w:t>
+      </w:r>
+      <w:r>
+        <w:rPr>
+          <w:b/>
+        </w:rPr>
+        <w:t>prediction</w:t>
+      </w:r>
+      <w:r>
+        <w:rPr>
+          <w:b w:val="0"/>
+        </w:rPr>
+        <w:t xml:space="preserve"> and a reason before comparing. Expected result: </w:t>
+      </w:r>
+      <w:r>
+        <w:rPr>
+          <w:b/>
+        </w:rPr>
+        <w:t>Threshold</w:t>
+      </w:r>
+      <w:r>
+        <w:rPr>
+          <w:b w:val="0"/>
+        </w:rPr>
+        <w:t xml:space="preserve">0.7 costs1 while0.4 costs5; preferred </w:t>
+      </w:r>
+      <w:r>
+        <w:rPr>
+          <w:b/>
+        </w:rPr>
+        <w:t>threshold</w:t>
+      </w:r>
+      <w:r>
+        <w:rPr>
+          <w:b w:val="0"/>
+        </w:rPr>
+        <w:t xml:space="preserve"> switches.</w:t>
+      </w:r>
+    </w:p>
+    <w:p>
+      <w:pPr>
+        <w:spacing w:line="336" w:lineRule="auto" w:after="180"/>
+        <w:shd w:fill="F5F1FB"/>
+      </w:pPr>
+      <w:r>
+        <w:rPr>
+          <w:b w:val="0"/>
+        </w:rPr>
+        <w:t xml:space="preserve">Reason: Metric choice encodes the declared </w:t>
+      </w:r>
+      <w:r>
+        <w:rPr>
+          <w:b/>
+        </w:rPr>
+        <w:t>consequence</w:t>
+      </w:r>
+      <w:r>
+        <w:rPr>
+          <w:b w:val="0"/>
+        </w:rPr>
+        <w:t xml:space="preserve">s, not a universal best </w:t>
+      </w:r>
+      <w:r>
+        <w:rPr>
+          <w:b/>
+        </w:rPr>
+        <w:t>threshold</w:t>
+      </w:r>
+      <w:r>
+        <w:rPr>
+          <w:b w:val="0"/>
+        </w:rPr>
+        <w:t>.</w:t>
+      </w:r>
+    </w:p>
+    <w:p>
+      <w:pPr>
+        <w:pStyle w:val="Heading3"/>
+      </w:pPr>
+      <w:r>
+        <w:t>Protect the independent attempt</w:t>
+      </w:r>
+    </w:p>
+    <w:p>
+      <w:pPr>
+        <w:spacing w:line="336" w:lineRule="auto" w:after="180"/>
+        <w:shd w:fill="FFF5E6"/>
+      </w:pPr>
+      <w:r>
+        <w:rPr>
+          <w:b w:val="0"/>
+        </w:rPr>
         <w:t>Independent assessment: withhold the reserved answer until the learner has attempted the new case. Record support separately from correctness.</w:t>
       </w:r>
     </w:p>
@@ -3348,13 +6255,58 @@
       </w:tr>
     </w:tbl>
     <w:p>
-      <w:r>
-        <w:t>Project checkpoint: Prepare the demonstration. Gather reproducible instructions, evidence, access checks and remaining limitations.</w:t>
-      </w:r>
-    </w:p>
-    <w:p>
-      <w:r>
-        <w:t>Use the weekly teacher answer for topic-specific reasoning. A saved progress tick is an activity record; judge mastery from the learner’s explanation and evidence.</w:t>
+      <w:pPr>
+        <w:pStyle w:val="Heading3"/>
+      </w:pPr>
+      <w:r>
+        <w:t>Project checkpoint</w:t>
+      </w:r>
+    </w:p>
+    <w:p>
+      <w:pPr>
+        <w:spacing w:line="336" w:lineRule="auto" w:after="180"/>
+        <w:shd w:fill="EDF7F3"/>
+      </w:pPr>
+      <w:r>
+        <w:rPr>
+          <w:b w:val="0"/>
+        </w:rPr>
+        <w:t xml:space="preserve">Project checkpoint: Prepare the demonstration. Gather reproducible instructions, </w:t>
+      </w:r>
+      <w:r>
+        <w:rPr>
+          <w:b/>
+        </w:rPr>
+        <w:t>evidence</w:t>
+      </w:r>
+      <w:r>
+        <w:rPr>
+          <w:b w:val="0"/>
+        </w:rPr>
+        <w:t>, access checks and remaining limitations.</w:t>
+      </w:r>
+    </w:p>
+    <w:p>
+      <w:pPr>
+        <w:spacing w:line="336" w:lineRule="auto" w:after="180"/>
+      </w:pPr>
+      <w:r>
+        <w:rPr>
+          <w:b w:val="0"/>
+        </w:rPr>
+        <w:t xml:space="preserve">Use the weekly teacher answer for topic-specific reasoning. A saved progress tick is an activity record; judge mastery from the learner’s explanation and </w:t>
+      </w:r>
+      <w:r>
+        <w:rPr>
+          <w:b/>
+        </w:rPr>
+        <w:t>evidence</w:t>
+      </w:r>
+      <w:r>
+        <w:rPr>
+          <w:b w:val="0"/>
+        </w:rPr>
+        <w:t>.</w:t>
       </w:r>
     </w:p>
     <w:p>
@@ -3367,27 +6319,1237 @@
     </w:p>
     <w:p>
       <w:r>
-        <w:t>Use the two formative questions as supported practice, not as independent mastery scores. Discuss the deciding evidence rather than accepting a guessed selection.</w:t>
-      </w:r>
-    </w:p>
-    <w:p>
-      <w:r>
+        <w:t>Use feedback, earlier review and portfolios purposefully. Apply the coding routine only when this lesson has an executable lab.</w:t>
+      </w:r>
+    </w:p>
+    <w:p>
+      <w:pPr>
+        <w:spacing w:line="336" w:lineRule="auto" w:after="180"/>
+      </w:pPr>
+      <w:r>
+        <w:rPr>
+          <w:b w:val="0"/>
+        </w:rPr>
+        <w:t xml:space="preserve">Use the two formative questions as supported practice, not as independent mastery </w:t>
+      </w:r>
+      <w:r>
+        <w:rPr>
+          <w:b/>
+        </w:rPr>
+        <w:t>score</w:t>
+      </w:r>
+      <w:r>
+        <w:rPr>
+          <w:b w:val="0"/>
+        </w:rPr>
+        <w:t xml:space="preserve">s. Discuss the deciding </w:t>
+      </w:r>
+      <w:r>
+        <w:rPr>
+          <w:b/>
+        </w:rPr>
+        <w:t>evidence</w:t>
+      </w:r>
+      <w:r>
+        <w:rPr>
+          <w:b w:val="0"/>
+        </w:rPr>
+        <w:t xml:space="preserve"> rather than accepting a guessed selection.</w:t>
+      </w:r>
+    </w:p>
+    <w:p>
+      <w:pPr>
+        <w:spacing w:line="336" w:lineRule="auto" w:after="180"/>
+      </w:pPr>
+      <w:r>
+        <w:rPr>
+          <w:b w:val="0"/>
+        </w:rPr>
         <w:t>The feedback comes from the reviewed public worked case. Do not reveal the separately reserved independent teacher answer until the learner has attempted that case.</w:t>
       </w:r>
     </w:p>
     <w:p>
-      <w:r>
-        <w:t>Ask students to predict before running code. Preserve errors and actual outputs; collect a changed test and an explanation. The branch-boundary and indexing lessons deliberately include failure cases.</w:t>
-      </w:r>
-    </w:p>
-    <w:p>
-      <w:r>
+      <w:pPr>
+        <w:spacing w:line="336" w:lineRule="auto" w:after="180"/>
+      </w:pPr>
+      <w:r>
+        <w:rPr>
+          <w:b w:val="0"/>
+        </w:rPr>
+        <w:t xml:space="preserve">Ask students to predict before running code. Preserve errors and actual </w:t>
+      </w:r>
+      <w:r>
+        <w:rPr>
+          <w:b/>
+        </w:rPr>
+        <w:t>output</w:t>
+      </w:r>
+      <w:r>
+        <w:rPr>
+          <w:b w:val="0"/>
+        </w:rPr>
+        <w:t>s; collect a changed test and an explanation. The branch-boundary and indexing lessons deliberately include failure cases.</w:t>
+      </w:r>
+    </w:p>
+    <w:p>
+      <w:pPr>
+        <w:spacing w:line="336" w:lineRule="auto" w:after="180"/>
+      </w:pPr>
+      <w:r>
+        <w:rPr>
+          <w:b w:val="0"/>
+        </w:rPr>
         <w:t>Use the earlier worked-explanation links to address a specific missing building block, then return to the current question. Adapt this suggestion after observing the learner; it is not an automatic diagnosis.</w:t>
       </w:r>
     </w:p>
     <w:p>
-      <w:r>
-        <w:t>Collect the completed-work portfolio as evidence. Record support separately from correctness, and assess explanation, trace/test and limitations. Progress ticks and quiz selections alone do not establish mastery.</w:t>
+      <w:pPr>
+        <w:spacing w:line="336" w:lineRule="auto" w:after="180"/>
+      </w:pPr>
+      <w:r>
+        <w:rPr>
+          <w:b w:val="0"/>
+        </w:rPr>
+        <w:t xml:space="preserve">Collect the completed-work portfolio as </w:t>
+      </w:r>
+      <w:r>
+        <w:rPr>
+          <w:b/>
+        </w:rPr>
+        <w:t>evidence</w:t>
+      </w:r>
+      <w:r>
+        <w:rPr>
+          <w:b w:val="0"/>
+        </w:rPr>
+        <w:t>. Record support separately from correctness, and assess explanation, trace/test and limitations. Progress ticks and quiz selections alone do not establish mastery.</w:t>
+      </w:r>
+    </w:p>
+    <w:p>
+      <w:pPr>
+        <w:pStyle w:val="Heading1"/>
+      </w:pPr>
+      <w:r>
+        <w:t>09. Visual concept journey</w:t>
+      </w:r>
+    </w:p>
+    <w:p>
+      <w:r>
+        <w:t>Show one Metrics Match Consequences graphic at a time, request a prediction and discuss its trace before the independent assessment.</w:t>
+      </w:r>
+    </w:p>
+    <w:p>
+      <w:pPr>
+        <w:spacing w:line="336" w:lineRule="auto" w:after="180"/>
+      </w:pPr>
+      <w:r>
+        <w:rPr>
+          <w:b w:val="0"/>
+        </w:rPr>
+        <w:t xml:space="preserve">Use one picture at a time. Hide a worked result before asking for a </w:t>
+      </w:r>
+      <w:r>
+        <w:rPr>
+          <w:b/>
+        </w:rPr>
+        <w:t>prediction</w:t>
+      </w:r>
+      <w:r>
+        <w:rPr>
+          <w:b w:val="0"/>
+        </w:rPr>
+        <w:t>, then reveal it for feedback. These are supported teaching cases; retain the separate independent assessment for a fresh first attempt.</w:t>
+      </w:r>
+    </w:p>
+    <w:p>
+      <w:pPr>
+        <w:pStyle w:val="Heading3"/>
+      </w:pPr>
+      <w:r>
+        <w:t>01. Metrics Match Consequences: the case</w:t>
+      </w:r>
+    </w:p>
+    <w:p>
+      <w:r>
+        <w:drawing>
+          <wp:inline xmlns:a="http://schemas.openxmlformats.org/drawingml/2006/main" xmlns:pic="http://schemas.openxmlformats.org/drawingml/2006/picture">
+            <wp:extent cx="5486400" cy="3291840"/>
+            <wp:docPr id="2" name="Picture 2" descr="Translate a threshold choice into missed-leaf and false-alarm costs. Supplied facts: Scores/reference: 0.9 spotted, 0.6 healthy, 0.4 spotted, 0.1 healthy. Predict spotted at score&gt;=threshold. Miss cost5; false-alarm cost1. All inputs and outcomes in this worked example are invented classroom data; no real model run is claimed."/>
+            <wp:cNvGraphicFramePr>
+              <a:graphicFrameLocks noChangeAspect="1"/>
+            </wp:cNvGraphicFramePr>
+            <a:graphic>
+              <a:graphicData uri="http://schemas.openxmlformats.org/drawingml/2006/picture">
+                <pic:pic>
+                  <pic:nvPicPr>
+                    <pic:cNvPr id="0" name="academy-story-ai-4-25-01.png"/>
+                    <pic:cNvPicPr/>
+                  </pic:nvPicPr>
+                  <pic:blipFill>
+                    <a:blip r:embed="rId10"/>
+                    <a:stretch>
+                      <a:fillRect/>
+                    </a:stretch>
+                  </pic:blipFill>
+                  <pic:spPr>
+                    <a:xfrm>
+                      <a:off x="0" y="0"/>
+                      <a:ext cx="5486400" cy="3291840"/>
+                    </a:xfrm>
+                    <a:prstGeom prst="rect"/>
+                  </pic:spPr>
+                </pic:pic>
+              </a:graphicData>
+            </a:graphic>
+          </wp:inline>
+        </w:drawing>
+      </w:r>
+    </w:p>
+    <w:p>
+      <w:pPr>
+        <w:spacing w:line="336" w:lineRule="auto" w:after="180"/>
+      </w:pPr>
+      <w:r>
+        <w:rPr>
+          <w:b w:val="0"/>
+        </w:rPr>
+        <w:t xml:space="preserve">Translate a </w:t>
+      </w:r>
+      <w:r>
+        <w:rPr>
+          <w:b/>
+        </w:rPr>
+        <w:t>threshold</w:t>
+      </w:r>
+      <w:r>
+        <w:rPr>
+          <w:b w:val="0"/>
+        </w:rPr>
+        <w:t xml:space="preserve"> choice into missed-leaf and false-alarm costs. Supplied facts: </w:t>
+      </w:r>
+      <w:r>
+        <w:rPr>
+          <w:b/>
+        </w:rPr>
+        <w:t>Score</w:t>
+      </w:r>
+      <w:r>
+        <w:rPr>
+          <w:b w:val="0"/>
+        </w:rPr>
+        <w:t xml:space="preserve">s/reference: 0.9 spotted, 0.6 healthy, 0.4 spotted, 0.1 healthy. Predict spotted at </w:t>
+      </w:r>
+      <w:r>
+        <w:rPr>
+          <w:b/>
+        </w:rPr>
+        <w:t>score</w:t>
+      </w:r>
+      <w:r>
+        <w:rPr>
+          <w:b w:val="0"/>
+        </w:rPr>
+        <w:t>&gt;=</w:t>
+      </w:r>
+      <w:r>
+        <w:rPr>
+          <w:b/>
+        </w:rPr>
+        <w:t>threshold</w:t>
+      </w:r>
+      <w:r>
+        <w:rPr>
+          <w:b w:val="0"/>
+        </w:rPr>
+        <w:t>. Miss cost5; false-alarm cost1.</w:t>
+      </w:r>
+    </w:p>
+    <w:p>
+      <w:pPr>
+        <w:spacing w:line="336" w:lineRule="auto" w:after="180"/>
+      </w:pPr>
+      <w:r>
+        <w:rPr>
+          <w:b w:val="0"/>
+        </w:rPr>
+        <w:t xml:space="preserve">All </w:t>
+      </w:r>
+      <w:r>
+        <w:rPr>
+          <w:b/>
+        </w:rPr>
+        <w:t>input</w:t>
+      </w:r>
+      <w:r>
+        <w:rPr>
+          <w:b w:val="0"/>
+        </w:rPr>
+        <w:t>s and outcomes in this worked example are invented classroom data; no real model run is claimed.</w:t>
+      </w:r>
+    </w:p>
+    <w:p>
+      <w:pPr>
+        <w:spacing w:line="336" w:lineRule="auto" w:after="180"/>
+        <w:shd w:fill="F5F1FB"/>
+      </w:pPr>
+      <w:r>
+        <w:rPr>
+          <w:b w:val="0"/>
+        </w:rPr>
+        <w:t>Point to the given fact that matters most. Explain why it matters.</w:t>
+      </w:r>
+    </w:p>
+    <w:p>
+      <w:pPr>
+        <w:pStyle w:val="Heading3"/>
+      </w:pPr>
+      <w:r>
+        <w:t>Discuss while showing the picture</w:t>
+      </w:r>
+    </w:p>
+    <w:p>
+      <w:pPr>
+        <w:spacing w:line="336" w:lineRule="auto" w:after="180"/>
+        <w:shd w:fill="F1F6F8"/>
+      </w:pPr>
+      <w:r>
+        <w:rPr>
+          <w:b w:val="0"/>
+        </w:rPr>
+        <w:t>Teacher prompt: Point to the given fact that matters most. Explain why it matters. Ask learners to describe one label or arrow in ordinary words. Use the adjacent transcript if the image is difficult to see.</w:t>
+      </w:r>
+    </w:p>
+    <w:p>
+      <w:pPr>
+        <w:pStyle w:val="Heading3"/>
+      </w:pPr>
+      <w:r>
+        <w:t>02. Follow the deciding steps</w:t>
+      </w:r>
+    </w:p>
+    <w:p>
+      <w:r>
+        <w:drawing>
+          <wp:inline xmlns:a="http://schemas.openxmlformats.org/drawingml/2006/main" xmlns:pic="http://schemas.openxmlformats.org/drawingml/2006/picture">
+            <wp:extent cx="5486400" cy="3182112"/>
+            <wp:docPr id="3" name="Picture 3" descr="Threshold0.7: TP 1, FN 1, FP 0, TN 2: cost5. → Threshold0.4: TP 2, FN 0, FP 1, TN 1: cost1. → Choose for stated costs: Threshold0.4 has smaller validation cost on these four cases."/>
+            <wp:cNvGraphicFramePr>
+              <a:graphicFrameLocks noChangeAspect="1"/>
+            </wp:cNvGraphicFramePr>
+            <a:graphic>
+              <a:graphicData uri="http://schemas.openxmlformats.org/drawingml/2006/picture">
+                <pic:pic>
+                  <pic:nvPicPr>
+                    <pic:cNvPr id="0" name="academy-story-ai-4-25-02.png"/>
+                    <pic:cNvPicPr/>
+                  </pic:nvPicPr>
+                  <pic:blipFill>
+                    <a:blip r:embed="rId11"/>
+                    <a:stretch>
+                      <a:fillRect/>
+                    </a:stretch>
+                  </pic:blipFill>
+                  <pic:spPr>
+                    <a:xfrm>
+                      <a:off x="0" y="0"/>
+                      <a:ext cx="5486400" cy="3182112"/>
+                    </a:xfrm>
+                    <a:prstGeom prst="rect"/>
+                  </pic:spPr>
+                </pic:pic>
+              </a:graphicData>
+            </a:graphic>
+          </wp:inline>
+        </w:drawing>
+      </w:r>
+    </w:p>
+    <w:p>
+      <w:pPr>
+        <w:spacing w:line="336" w:lineRule="auto" w:after="180"/>
+      </w:pPr>
+      <w:r>
+        <w:rPr>
+          <w:b/>
+        </w:rPr>
+        <w:t>Threshold</w:t>
+      </w:r>
+      <w:r>
+        <w:rPr>
+          <w:b w:val="0"/>
+        </w:rPr>
+        <w:t xml:space="preserve">0.7: TP 1, FN 1, FP 0, TN 2: cost5. → </w:t>
+      </w:r>
+      <w:r>
+        <w:rPr>
+          <w:b/>
+        </w:rPr>
+        <w:t>Threshold</w:t>
+      </w:r>
+      <w:r>
+        <w:rPr>
+          <w:b w:val="0"/>
+        </w:rPr>
+        <w:t xml:space="preserve">0.4: TP 2, FN 0, FP 1, TN 1: cost1. → Choose for stated costs: </w:t>
+      </w:r>
+      <w:r>
+        <w:rPr>
+          <w:b/>
+        </w:rPr>
+        <w:t>Threshold</w:t>
+      </w:r>
+      <w:r>
+        <w:rPr>
+          <w:b w:val="0"/>
+        </w:rPr>
+        <w:t>0.4 has smaller validation cost on these four cases.</w:t>
+      </w:r>
+    </w:p>
+    <w:p>
+      <w:pPr>
+        <w:spacing w:line="336" w:lineRule="auto" w:after="180"/>
+        <w:shd w:fill="F5F1FB"/>
+      </w:pPr>
+      <w:r>
+        <w:rPr>
+          <w:b w:val="0"/>
+        </w:rPr>
+        <w:t xml:space="preserve">Point to each numbered stage and explain which recorded </w:t>
+      </w:r>
+      <w:r>
+        <w:rPr>
+          <w:b/>
+        </w:rPr>
+        <w:t>input</w:t>
+      </w:r>
+      <w:r>
+        <w:rPr>
+          <w:b w:val="0"/>
+        </w:rPr>
+        <w:t xml:space="preserve"> it uses.</w:t>
+      </w:r>
+    </w:p>
+    <w:p>
+      <w:pPr>
+        <w:pStyle w:val="Heading3"/>
+      </w:pPr>
+      <w:r>
+        <w:t>Discuss while showing the picture</w:t>
+      </w:r>
+    </w:p>
+    <w:p>
+      <w:pPr>
+        <w:spacing w:line="336" w:lineRule="auto" w:after="180"/>
+        <w:shd w:fill="F1F6F8"/>
+      </w:pPr>
+      <w:r>
+        <w:rPr>
+          <w:b w:val="0"/>
+        </w:rPr>
+        <w:t xml:space="preserve">Teacher prompt: Point to each numbered stage and explain which recorded </w:t>
+      </w:r>
+      <w:r>
+        <w:rPr>
+          <w:b/>
+        </w:rPr>
+        <w:t>input</w:t>
+      </w:r>
+      <w:r>
+        <w:rPr>
+          <w:b w:val="0"/>
+        </w:rPr>
+        <w:t xml:space="preserve"> it uses. Ask learners to describe one label or arrow in ordinary words. Use the adjacent transcript if the image is difficult to see.</w:t>
+      </w:r>
+    </w:p>
+    <w:p>
+      <w:pPr>
+        <w:pStyle w:val="Heading3"/>
+      </w:pPr>
+      <w:r>
+        <w:t>03. Thresholds and consequences at a glance</w:t>
+      </w:r>
+    </w:p>
+    <w:p>
+      <w:r>
+        <w:drawing>
+          <wp:inline xmlns:a="http://schemas.openxmlformats.org/drawingml/2006/main" xmlns:pic="http://schemas.openxmlformats.org/drawingml/2006/picture">
+            <wp:extent cx="5486400" cy="2834640"/>
+            <wp:docPr id="4" name="Picture 4" descr="Thresholds and consequences at a glance. Threshold .5 | One false alarm one miss | Four of six correct. Threshold .3 | Two false alarms no misses | Four of six correct. Decision rule | Include equality | Record before evaluation"/>
+            <wp:cNvGraphicFramePr>
+              <a:graphicFrameLocks noChangeAspect="1"/>
+            </wp:cNvGraphicFramePr>
+            <a:graphic>
+              <a:graphicData uri="http://schemas.openxmlformats.org/drawingml/2006/picture">
+                <pic:pic>
+                  <pic:nvPicPr>
+                    <pic:cNvPr id="0" name="academy-story-ai-4-25-03.png"/>
+                    <pic:cNvPicPr/>
+                  </pic:nvPicPr>
+                  <pic:blipFill>
+                    <a:blip r:embed="rId12"/>
+                    <a:stretch>
+                      <a:fillRect/>
+                    </a:stretch>
+                  </pic:blipFill>
+                  <pic:spPr>
+                    <a:xfrm>
+                      <a:off x="0" y="0"/>
+                      <a:ext cx="5486400" cy="2834640"/>
+                    </a:xfrm>
+                    <a:prstGeom prst="rect"/>
+                  </pic:spPr>
+                </pic:pic>
+              </a:graphicData>
+            </a:graphic>
+          </wp:inline>
+        </w:drawing>
+      </w:r>
+    </w:p>
+    <w:p>
+      <w:pPr>
+        <w:spacing w:line="336" w:lineRule="auto" w:after="180"/>
+      </w:pPr>
+      <w:r>
+        <w:rPr>
+          <w:b/>
+        </w:rPr>
+        <w:t>Threshold</w:t>
+      </w:r>
+      <w:r>
+        <w:rPr>
+          <w:b w:val="0"/>
+        </w:rPr>
+        <w:t xml:space="preserve">s and </w:t>
+      </w:r>
+      <w:r>
+        <w:rPr>
+          <w:b/>
+        </w:rPr>
+        <w:t>consequence</w:t>
+      </w:r>
+      <w:r>
+        <w:rPr>
+          <w:b w:val="0"/>
+        </w:rPr>
+        <w:t xml:space="preserve">s at a glance. </w:t>
+      </w:r>
+      <w:r>
+        <w:rPr>
+          <w:b/>
+        </w:rPr>
+        <w:t>Threshold</w:t>
+      </w:r>
+      <w:r>
+        <w:rPr>
+          <w:b w:val="0"/>
+        </w:rPr>
+        <w:t xml:space="preserve"> .5 | One </w:t>
+      </w:r>
+      <w:r>
+        <w:rPr>
+          <w:b/>
+        </w:rPr>
+        <w:t>false alarm</w:t>
+      </w:r>
+      <w:r>
+        <w:rPr>
+          <w:b w:val="0"/>
+        </w:rPr>
+        <w:t xml:space="preserve"> one miss | Four of six correct. </w:t>
+      </w:r>
+      <w:r>
+        <w:rPr>
+          <w:b/>
+        </w:rPr>
+        <w:t>Threshold</w:t>
+      </w:r>
+      <w:r>
+        <w:rPr>
+          <w:b w:val="0"/>
+        </w:rPr>
+        <w:t xml:space="preserve"> .3 | Two </w:t>
+      </w:r>
+      <w:r>
+        <w:rPr>
+          <w:b/>
+        </w:rPr>
+        <w:t>false alarm</w:t>
+      </w:r>
+      <w:r>
+        <w:rPr>
+          <w:b w:val="0"/>
+        </w:rPr>
+        <w:t>s no misses | Four of six correct.</w:t>
+      </w:r>
+    </w:p>
+    <w:p>
+      <w:pPr>
+        <w:spacing w:line="336" w:lineRule="auto" w:after="180"/>
+      </w:pPr>
+      <w:r>
+        <w:rPr>
+          <w:b w:val="0"/>
+        </w:rPr>
+        <w:t>Decision rule | Include equality | Record before evaluation</w:t>
+      </w:r>
+    </w:p>
+    <w:p>
+      <w:pPr>
+        <w:spacing w:line="336" w:lineRule="auto" w:after="180"/>
+        <w:shd w:fill="F5F1FB"/>
+      </w:pPr>
+      <w:r>
+        <w:rPr>
+          <w:b w:val="0"/>
+        </w:rPr>
+        <w:t>Read the labels and values. Explain the relationship the model shows.</w:t>
+      </w:r>
+    </w:p>
+    <w:p>
+      <w:pPr>
+        <w:pStyle w:val="Heading3"/>
+      </w:pPr>
+      <w:r>
+        <w:t>Discuss while showing the picture</w:t>
+      </w:r>
+    </w:p>
+    <w:p>
+      <w:pPr>
+        <w:spacing w:line="336" w:lineRule="auto" w:after="180"/>
+        <w:shd w:fill="F1F6F8"/>
+      </w:pPr>
+      <w:r>
+        <w:rPr>
+          <w:b w:val="0"/>
+        </w:rPr>
+        <w:t>Teacher prompt: Read the labels and values. Explain the relationship the model shows. Ask learners to describe one label or arrow in ordinary words. Use the adjacent transcript if the image is difficult to see.</w:t>
+      </w:r>
+    </w:p>
+    <w:p>
+      <w:pPr>
+        <w:pStyle w:val="Heading3"/>
+      </w:pPr>
+      <w:r>
+        <w:t>04. Change one thing. Trace what follows.</w:t>
+      </w:r>
+    </w:p>
+    <w:p>
+      <w:r>
+        <w:drawing>
+          <wp:inline xmlns:a="http://schemas.openxmlformats.org/drawingml/2006/main" xmlns:pic="http://schemas.openxmlformats.org/drawingml/2006/picture">
+            <wp:extent cx="5486400" cy="3026664"/>
+            <wp:docPr id="5" name="Picture 5" descr="Original case: Threshold0.4 has smaller validation cost on these four cases. Changed condition: Miss and false-alarm costs swap to1 and 5. Expected result: Threshold0.7 costs1 while0.4 costs5; preferred threshold switches. Reason: Metric choice encodes the declared consequences, not a universal best threshold."/>
+            <wp:cNvGraphicFramePr>
+              <a:graphicFrameLocks noChangeAspect="1"/>
+            </wp:cNvGraphicFramePr>
+            <a:graphic>
+              <a:graphicData uri="http://schemas.openxmlformats.org/drawingml/2006/picture">
+                <pic:pic>
+                  <pic:nvPicPr>
+                    <pic:cNvPr id="0" name="academy-story-ai-4-25-04.png"/>
+                    <pic:cNvPicPr/>
+                  </pic:nvPicPr>
+                  <pic:blipFill>
+                    <a:blip r:embed="rId13"/>
+                    <a:stretch>
+                      <a:fillRect/>
+                    </a:stretch>
+                  </pic:blipFill>
+                  <pic:spPr>
+                    <a:xfrm>
+                      <a:off x="0" y="0"/>
+                      <a:ext cx="5486400" cy="3026664"/>
+                    </a:xfrm>
+                    <a:prstGeom prst="rect"/>
+                  </pic:spPr>
+                </pic:pic>
+              </a:graphicData>
+            </a:graphic>
+          </wp:inline>
+        </w:drawing>
+      </w:r>
+    </w:p>
+    <w:p>
+      <w:pPr>
+        <w:spacing w:line="336" w:lineRule="auto" w:after="180"/>
+      </w:pPr>
+      <w:r>
+        <w:rPr>
+          <w:b w:val="0"/>
+        </w:rPr>
+        <w:t xml:space="preserve">Original case: </w:t>
+      </w:r>
+      <w:r>
+        <w:rPr>
+          <w:b/>
+        </w:rPr>
+        <w:t>Threshold</w:t>
+      </w:r>
+      <w:r>
+        <w:rPr>
+          <w:b w:val="0"/>
+        </w:rPr>
+        <w:t xml:space="preserve">0.4 has smaller validation cost on these four cases. Changed condition: Miss and false-alarm costs swap to1 and 5. Expected result: </w:t>
+      </w:r>
+      <w:r>
+        <w:rPr>
+          <w:b/>
+        </w:rPr>
+        <w:t>Threshold</w:t>
+      </w:r>
+      <w:r>
+        <w:rPr>
+          <w:b w:val="0"/>
+        </w:rPr>
+        <w:t xml:space="preserve">0.7 costs1 while0.4 costs5; preferred </w:t>
+      </w:r>
+      <w:r>
+        <w:rPr>
+          <w:b/>
+        </w:rPr>
+        <w:t>threshold</w:t>
+      </w:r>
+      <w:r>
+        <w:rPr>
+          <w:b w:val="0"/>
+        </w:rPr>
+        <w:t xml:space="preserve"> switches.</w:t>
+      </w:r>
+    </w:p>
+    <w:p>
+      <w:pPr>
+        <w:spacing w:line="336" w:lineRule="auto" w:after="180"/>
+      </w:pPr>
+      <w:r>
+        <w:rPr>
+          <w:b w:val="0"/>
+        </w:rPr>
+        <w:t xml:space="preserve">Reason: Metric choice encodes the declared </w:t>
+      </w:r>
+      <w:r>
+        <w:rPr>
+          <w:b/>
+        </w:rPr>
+        <w:t>consequence</w:t>
+      </w:r>
+      <w:r>
+        <w:rPr>
+          <w:b w:val="0"/>
+        </w:rPr>
+        <w:t xml:space="preserve">s, not a universal best </w:t>
+      </w:r>
+      <w:r>
+        <w:rPr>
+          <w:b/>
+        </w:rPr>
+        <w:t>threshold</w:t>
+      </w:r>
+      <w:r>
+        <w:rPr>
+          <w:b w:val="0"/>
+        </w:rPr>
+        <w:t>.</w:t>
+      </w:r>
+    </w:p>
+    <w:p>
+      <w:pPr>
+        <w:spacing w:line="336" w:lineRule="auto" w:after="180"/>
+        <w:shd w:fill="F5F1FB"/>
+      </w:pPr>
+      <w:r>
+        <w:rPr>
+          <w:b w:val="0"/>
+        </w:rPr>
+        <w:t>Predict before checking the worked changed-case result. Name what changed and what the supplied facts allow you to conclude.</w:t>
+      </w:r>
+    </w:p>
+    <w:p>
+      <w:pPr>
+        <w:pStyle w:val="Heading3"/>
+      </w:pPr>
+      <w:r>
+        <w:t>Discuss while showing the picture</w:t>
+      </w:r>
+    </w:p>
+    <w:p>
+      <w:pPr>
+        <w:spacing w:line="336" w:lineRule="auto" w:after="180"/>
+        <w:shd w:fill="F1F6F8"/>
+      </w:pPr>
+      <w:r>
+        <w:rPr>
+          <w:b w:val="0"/>
+        </w:rPr>
+        <w:t>Teacher prompt: Predict before checking the worked changed-case result. Name what changed and what the supplied facts allow you to conclude. Ask learners to describe one label or arrow in ordinary words.</w:t>
+      </w:r>
+    </w:p>
+    <w:p>
+      <w:pPr>
+        <w:spacing w:line="336" w:lineRule="auto" w:after="180"/>
+        <w:shd w:fill="F1F6F8"/>
+      </w:pPr>
+      <w:r>
+        <w:rPr>
+          <w:b w:val="0"/>
+        </w:rPr>
+        <w:t xml:space="preserve">Use the adjacent transcript if the image is difficult to see. Changed-case reasoning: Metric choice encodes the declared </w:t>
+      </w:r>
+      <w:r>
+        <w:rPr>
+          <w:b/>
+        </w:rPr>
+        <w:t>consequence</w:t>
+      </w:r>
+      <w:r>
+        <w:rPr>
+          <w:b w:val="0"/>
+        </w:rPr>
+        <w:t xml:space="preserve">s, not a universal best </w:t>
+      </w:r>
+      <w:r>
+        <w:rPr>
+          <w:b/>
+        </w:rPr>
+        <w:t>threshold</w:t>
+      </w:r>
+      <w:r>
+        <w:rPr>
+          <w:b w:val="0"/>
+        </w:rPr>
+        <w:t>.</w:t>
+      </w:r>
+    </w:p>
+    <w:p>
+      <w:pPr>
+        <w:pStyle w:val="Heading3"/>
+      </w:pPr>
+      <w:r>
+        <w:t>05. Connect the explanation to its limit</w:t>
+      </w:r>
+    </w:p>
+    <w:p>
+      <w:r>
+        <w:drawing>
+          <wp:inline xmlns:a="http://schemas.openxmlformats.org/drawingml/2006/main" xmlns:pic="http://schemas.openxmlformats.org/drawingml/2006/picture">
+            <wp:extent cx="5486400" cy="2834640"/>
+            <wp:docPr id="6" name="Picture 6" descr="Read the picture in order. Threshold0.4 has smaller validation cost on these four cases. The arrows show which recorded input or intermediate result each decision uses. Explain the deciding step aloud before checking the changed case; pointing to the final answer alone does not show how it follows. Limit: Toy costs illustrate decision design; real use needs agreed consequences, review capacity and fresh evaluation."/>
+            <wp:cNvGraphicFramePr>
+              <a:graphicFrameLocks noChangeAspect="1"/>
+            </wp:cNvGraphicFramePr>
+            <a:graphic>
+              <a:graphicData uri="http://schemas.openxmlformats.org/drawingml/2006/picture">
+                <pic:pic>
+                  <pic:nvPicPr>
+                    <pic:cNvPr id="0" name="academy-story-ai-4-25-05.png"/>
+                    <pic:cNvPicPr/>
+                  </pic:nvPicPr>
+                  <pic:blipFill>
+                    <a:blip r:embed="rId14"/>
+                    <a:stretch>
+                      <a:fillRect/>
+                    </a:stretch>
+                  </pic:blipFill>
+                  <pic:spPr>
+                    <a:xfrm>
+                      <a:off x="0" y="0"/>
+                      <a:ext cx="5486400" cy="2834640"/>
+                    </a:xfrm>
+                    <a:prstGeom prst="rect"/>
+                  </pic:spPr>
+                </pic:pic>
+              </a:graphicData>
+            </a:graphic>
+          </wp:inline>
+        </w:drawing>
+      </w:r>
+    </w:p>
+    <w:p>
+      <w:pPr>
+        <w:spacing w:line="336" w:lineRule="auto" w:after="180"/>
+      </w:pPr>
+      <w:r>
+        <w:rPr>
+          <w:b w:val="0"/>
+        </w:rPr>
+        <w:t xml:space="preserve">Read the picture in order. </w:t>
+      </w:r>
+      <w:r>
+        <w:rPr>
+          <w:b/>
+        </w:rPr>
+        <w:t>Threshold</w:t>
+      </w:r>
+      <w:r>
+        <w:rPr>
+          <w:b w:val="0"/>
+        </w:rPr>
+        <w:t xml:space="preserve">0.4 has smaller validation cost on these four cases. The arrows show which recorded </w:t>
+      </w:r>
+      <w:r>
+        <w:rPr>
+          <w:b/>
+        </w:rPr>
+        <w:t>input</w:t>
+      </w:r>
+      <w:r>
+        <w:rPr>
+          <w:b w:val="0"/>
+        </w:rPr>
+        <w:t xml:space="preserve"> or intermediate result each decision uses.</w:t>
+      </w:r>
+    </w:p>
+    <w:p>
+      <w:pPr>
+        <w:spacing w:line="336" w:lineRule="auto" w:after="180"/>
+      </w:pPr>
+      <w:r>
+        <w:rPr>
+          <w:b w:val="0"/>
+        </w:rPr>
+        <w:t>Explain the deciding step aloud before checking the changed case; pointing to the final answer alone does not show how it follows.</w:t>
+      </w:r>
+    </w:p>
+    <w:p>
+      <w:pPr>
+        <w:spacing w:line="336" w:lineRule="auto" w:after="180"/>
+      </w:pPr>
+      <w:r>
+        <w:rPr>
+          <w:b w:val="0"/>
+        </w:rPr>
+        <w:t xml:space="preserve">Limit: Toy costs illustrate decision design; real use needs agreed </w:t>
+      </w:r>
+      <w:r>
+        <w:rPr>
+          <w:b/>
+        </w:rPr>
+        <w:t>consequence</w:t>
+      </w:r>
+      <w:r>
+        <w:rPr>
+          <w:b w:val="0"/>
+        </w:rPr>
+        <w:t>s, review capacity and fresh evaluation.</w:t>
+      </w:r>
+    </w:p>
+    <w:p>
+      <w:pPr>
+        <w:spacing w:line="336" w:lineRule="auto" w:after="180"/>
+        <w:shd w:fill="F5F1FB"/>
+      </w:pPr>
+      <w:r>
+        <w:rPr>
+          <w:b w:val="0"/>
+        </w:rPr>
+        <w:t>Explain the case, then point to a limit on the claim.</w:t>
+      </w:r>
+    </w:p>
+    <w:p>
+      <w:pPr>
+        <w:pStyle w:val="Heading3"/>
+      </w:pPr>
+      <w:r>
+        <w:t>Discuss while showing the picture</w:t>
+      </w:r>
+    </w:p>
+    <w:p>
+      <w:pPr>
+        <w:spacing w:line="336" w:lineRule="auto" w:after="180"/>
+        <w:shd w:fill="F1F6F8"/>
+      </w:pPr>
+      <w:r>
+        <w:rPr>
+          <w:b w:val="0"/>
+        </w:rPr>
+        <w:t>Teacher prompt: Explain the case, then point to a limit on the claim. Ask learners to describe one label or arrow in ordinary words. Use the adjacent transcript if the image is difficult to see.</w:t>
+      </w:r>
+    </w:p>
+    <w:p>
+      <w:pPr>
+        <w:spacing w:line="336" w:lineRule="auto" w:after="180"/>
+        <w:shd w:fill="F1F6F8"/>
+      </w:pPr>
+      <w:r>
+        <w:rPr>
+          <w:b w:val="0"/>
+        </w:rPr>
+        <w:t xml:space="preserve">Keep the stated scope: Toy costs illustrate decision design; real use needs agreed </w:t>
+      </w:r>
+      <w:r>
+        <w:rPr>
+          <w:b/>
+        </w:rPr>
+        <w:t>consequence</w:t>
+      </w:r>
+      <w:r>
+        <w:rPr>
+          <w:b w:val="0"/>
+        </w:rPr>
+        <w:t>s, review capacity and fresh evaluation.</w:t>
+      </w:r>
+    </w:p>
+    <w:p>
+      <w:pPr>
+        <w:pStyle w:val="Heading3"/>
+      </w:pPr>
+      <w:r>
+        <w:t>06. Make the idea visible in your project</w:t>
+      </w:r>
+    </w:p>
+    <w:p>
+      <w:r>
+        <w:drawing>
+          <wp:inline xmlns:a="http://schemas.openxmlformats.org/drawingml/2006/main" xmlns:pic="http://schemas.openxmlformats.org/drawingml/2006/picture">
+            <wp:extent cx="5486400" cy="3681984"/>
+            <wp:docPr id="7" name="Picture 7" descr="For your Responsible Plant Classifier, save the input, procedure, observed result and limitation of this check. Label this worked example as practice; use a different, previously unreviewed case when checking independent understanding. Draw your input, deciding step, result and limit. Supported question: Which labels determine the false-alarm count at threshold 0.4? Point to the relevant step in the picture, then write the changed result and the rule or evidence that supports it."/>
+            <wp:cNvGraphicFramePr>
+              <a:graphicFrameLocks noChangeAspect="1"/>
+            </wp:cNvGraphicFramePr>
+            <a:graphic>
+              <a:graphicData uri="http://schemas.openxmlformats.org/drawingml/2006/picture">
+                <pic:pic>
+                  <pic:nvPicPr>
+                    <pic:cNvPr id="0" name="academy-story-ai-4-25-06.png"/>
+                    <pic:cNvPicPr/>
+                  </pic:nvPicPr>
+                  <pic:blipFill>
+                    <a:blip r:embed="rId15"/>
+                    <a:stretch>
+                      <a:fillRect/>
+                    </a:stretch>
+                  </pic:blipFill>
+                  <pic:spPr>
+                    <a:xfrm>
+                      <a:off x="0" y="0"/>
+                      <a:ext cx="5486400" cy="3681984"/>
+                    </a:xfrm>
+                    <a:prstGeom prst="rect"/>
+                  </pic:spPr>
+                </pic:pic>
+              </a:graphicData>
+            </a:graphic>
+          </wp:inline>
+        </w:drawing>
+      </w:r>
+    </w:p>
+    <w:p>
+      <w:pPr>
+        <w:spacing w:line="336" w:lineRule="auto" w:after="180"/>
+      </w:pPr>
+      <w:r>
+        <w:rPr>
+          <w:b w:val="0"/>
+        </w:rPr>
+        <w:t xml:space="preserve">For your Responsible Plant Classifier, save the </w:t>
+      </w:r>
+      <w:r>
+        <w:rPr>
+          <w:b/>
+        </w:rPr>
+        <w:t>input</w:t>
+      </w:r>
+      <w:r>
+        <w:rPr>
+          <w:b w:val="0"/>
+        </w:rPr>
+        <w:t>, procedure, observed result and limitation of this check.</w:t>
+      </w:r>
+    </w:p>
+    <w:p>
+      <w:pPr>
+        <w:spacing w:line="336" w:lineRule="auto" w:after="180"/>
+      </w:pPr>
+      <w:r>
+        <w:rPr>
+          <w:b w:val="0"/>
+        </w:rPr>
+        <w:t xml:space="preserve">Label this worked example as practice; use a different, previously unreviewed case when checking independent understanding. Draw your </w:t>
+      </w:r>
+      <w:r>
+        <w:rPr>
+          <w:b/>
+        </w:rPr>
+        <w:t>input</w:t>
+      </w:r>
+      <w:r>
+        <w:rPr>
+          <w:b w:val="0"/>
+        </w:rPr>
+        <w:t>, deciding step, result and limit.</w:t>
+      </w:r>
+    </w:p>
+    <w:p>
+      <w:pPr>
+        <w:spacing w:line="336" w:lineRule="auto" w:after="180"/>
+      </w:pPr>
+      <w:r>
+        <w:rPr>
+          <w:b w:val="0"/>
+        </w:rPr>
+        <w:t xml:space="preserve">Supported question: Which labels determine the false-alarm count at </w:t>
+      </w:r>
+      <w:r>
+        <w:rPr>
+          <w:b/>
+        </w:rPr>
+        <w:t>threshold</w:t>
+      </w:r>
+      <w:r>
+        <w:rPr>
+          <w:b w:val="0"/>
+        </w:rPr>
+        <w:t xml:space="preserve"> 0.4? Point to the relevant step in the picture, then write the changed result and the rule or </w:t>
+      </w:r>
+      <w:r>
+        <w:rPr>
+          <w:b/>
+        </w:rPr>
+        <w:t>evidence</w:t>
+      </w:r>
+      <w:r>
+        <w:rPr>
+          <w:b w:val="0"/>
+        </w:rPr>
+        <w:t xml:space="preserve"> that supports it.</w:t>
+      </w:r>
+    </w:p>
+    <w:p>
+      <w:pPr>
+        <w:spacing w:line="336" w:lineRule="auto" w:after="180"/>
+        <w:shd w:fill="F5F1FB"/>
+      </w:pPr>
+      <w:r>
+        <w:rPr>
+          <w:b w:val="0"/>
+        </w:rPr>
+        <w:t xml:space="preserve">Draw your project trace and justify the deciding step using </w:t>
+      </w:r>
+      <w:r>
+        <w:rPr>
+          <w:b/>
+        </w:rPr>
+        <w:t>evidence</w:t>
+      </w:r>
+      <w:r>
+        <w:rPr>
+          <w:b w:val="0"/>
+        </w:rPr>
+        <w:t>.</w:t>
+      </w:r>
+    </w:p>
+    <w:p>
+      <w:pPr>
+        <w:pStyle w:val="Heading3"/>
+      </w:pPr>
+      <w:r>
+        <w:t>Discuss while showing the picture</w:t>
+      </w:r>
+    </w:p>
+    <w:p>
+      <w:pPr>
+        <w:spacing w:line="336" w:lineRule="auto" w:after="180"/>
+        <w:shd w:fill="F1F6F8"/>
+      </w:pPr>
+      <w:r>
+        <w:rPr>
+          <w:b w:val="0"/>
+        </w:rPr>
+        <w:t xml:space="preserve">Teacher prompt: Draw your project trace and justify the deciding step using </w:t>
+      </w:r>
+      <w:r>
+        <w:rPr>
+          <w:b/>
+        </w:rPr>
+        <w:t>evidence</w:t>
+      </w:r>
+      <w:r>
+        <w:rPr>
+          <w:b w:val="0"/>
+        </w:rPr>
+        <w:t>. Ask learners to describe one label or arrow in ordinary words. Use the adjacent transcript if the image is difficult to see.</w:t>
+      </w:r>
+    </w:p>
+    <w:p>
+      <w:pPr>
+        <w:spacing w:line="336" w:lineRule="auto" w:after="180"/>
+        <w:shd w:fill="F1F6F8"/>
+      </w:pPr>
+      <w:r>
+        <w:rPr>
+          <w:b w:val="0"/>
+        </w:rPr>
+        <w:t xml:space="preserve">Supported practice key: The healthy 0.6 case is wrongly flagged; healthy 0.1 stays clear. There is exactly one </w:t>
+      </w:r>
+      <w:r>
+        <w:rPr>
+          <w:b/>
+        </w:rPr>
+        <w:t>false alarm</w:t>
+      </w:r>
+      <w:r>
+        <w:rPr>
+          <w:b w:val="0"/>
+        </w:rPr>
+        <w:t xml:space="preserve">. Changed-case check: </w:t>
+      </w:r>
+      <w:r>
+        <w:rPr>
+          <w:b/>
+        </w:rPr>
+        <w:t>Threshold</w:t>
+      </w:r>
+      <w:r>
+        <w:rPr>
+          <w:b w:val="0"/>
+        </w:rPr>
+        <w:t xml:space="preserve">0.7 costs1 while0.4 costs5; preferred </w:t>
+      </w:r>
+      <w:r>
+        <w:rPr>
+          <w:b/>
+        </w:rPr>
+        <w:t>threshold</w:t>
+      </w:r>
+      <w:r>
+        <w:rPr>
+          <w:b w:val="0"/>
+        </w:rPr>
+        <w:t xml:space="preserve"> switches.</w:t>
+      </w:r>
+    </w:p>
+    <w:p>
+      <w:pPr>
+        <w:spacing w:line="336" w:lineRule="auto" w:after="180"/>
+        <w:shd w:fill="F1F6F8"/>
+      </w:pPr>
+      <w:r>
+        <w:rPr>
+          <w:b w:val="0"/>
+        </w:rPr>
+        <w:t xml:space="preserve">Metric choice encodes the declared </w:t>
+      </w:r>
+      <w:r>
+        <w:rPr>
+          <w:b/>
+        </w:rPr>
+        <w:t>consequence</w:t>
+      </w:r>
+      <w:r>
+        <w:rPr>
+          <w:b w:val="0"/>
+        </w:rPr>
+        <w:t xml:space="preserve">s, not a universal best </w:t>
+      </w:r>
+      <w:r>
+        <w:rPr>
+          <w:b/>
+        </w:rPr>
+        <w:t>threshold</w:t>
+      </w:r>
+      <w:r>
+        <w:rPr>
+          <w:b w:val="0"/>
+        </w:rPr>
+        <w:t>.</w:t>
       </w:r>
     </w:p>
     <w:sectPr>

--- a/downloads/teacher/ai-4-week-25.docx
+++ b/downloads/teacher/ai-4-week-25.docx
@@ -213,7 +213,7 @@
           </w:tcPr>
           <w:p>
             <w:r>
-              <w:t>Sections 9 and 11–14. Give extra time to finish the full task set; use Section 15 when the week includes a coding lab.</w:t>
+              <w:t>Use “Run the investigation”, “Connect your project”, “Show what you know”, “Study a complete case” and “Try a new case independently”. Give extra time for the full task set. If this week has a coding lab, use its named section; section numbers can change when extra explanations are included.</w:t>
             </w:r>
           </w:p>
         </w:tc>
@@ -2518,6 +2518,26 @@
     <w:p>
       <w:r>
         <w:t>Demonstrate Metrics Match Consequences, reduce support deliberately and check individual reasoning before discussing answers.</w:t>
+      </w:r>
+    </w:p>
+    <w:p>
+      <w:pPr>
+        <w:pStyle w:val="Heading3"/>
+      </w:pPr>
+      <w:r>
+        <w:t>Choose the pacing route</w:t>
+      </w:r>
+    </w:p>
+    <w:p>
+      <w:pPr>
+        <w:spacing w:line="336" w:lineRule="auto" w:after="180"/>
+        <w:shd w:fill="F1F6F8"/>
+      </w:pPr>
+      <w:r>
+        <w:rPr>
+          <w:b w:val="0"/>
+        </w:rPr>
+        <w:t>Compact alternative: this two-session sequence covers selected core tasks. Use the three-session weekly plan for the full lesson, independent transfer, feedback and project work; allow extra time for extensions.</w:t>
       </w:r>
     </w:p>
     <w:p>
@@ -5811,7 +5831,7 @@
           </w:tcPr>
           <w:p>
             <w:r>
-              <w:t>Sections 9 and 11–14. Give extra time to finish the full task set; use Section 15 when the week includes a coding lab.</w:t>
+              <w:t>Use “Run the investigation”, “Connect your project”, “Show what you know”, “Study a complete case” and “Try a new case independently”. Give extra time for the full task set. If this week has a coding lab, use its named section; section numbers can change when extra explanations are included.</w:t>
             </w:r>
           </w:p>
         </w:tc>

--- a/downloads/teacher/ai-4-week-25.docx
+++ b/downloads/teacher/ai-4-week-25.docx
@@ -25,20 +25,38 @@
         <w:pStyle w:val="Heading1"/>
       </w:pPr>
       <w:r>
-        <w:t>01. Metrics Match Consequences</w:t>
-      </w:r>
-    </w:p>
-    <w:p>
-      <w:r>
-        <w:t>Prepare Metrics Match Consequences: check the target, prerequisites, resources and adaptable teaching schedule.</w:t>
-      </w:r>
-    </w:p>
-    <w:p>
-      <w:pPr>
-        <w:pStyle w:val="Heading3"/>
-      </w:pPr>
-      <w:r>
-        <w:t>Teach the learning cycle</w:t>
+        <w:t>Teach a metric as one part of a human decision.</w:t>
+      </w:r>
+    </w:p>
+    <w:p>
+      <w:r>
+        <w:t>Supply complete stakeholder scenarios and constraints,clarify the independent cost rule and keep distinct fixtures separate.</w:t>
+      </w:r>
+    </w:p>
+    <w:p>
+      <w:r>
+        <w:t>Require denominator,consequence,feasibility and missing-benefit evidence rather than one universal threshold.</w:t>
+      </w:r>
+    </w:p>
+    <w:p>
+      <w:pPr>
+        <w:pStyle w:val="Heading1"/>
+      </w:pPr>
+      <w:r>
+        <w:t>01. Prepare the connected experiment</w:t>
+      </w:r>
+    </w:p>
+    <w:p>
+      <w:r>
+        <w:t>Keep prior exposure, shared practice and independent evidence distinct.</w:t>
+      </w:r>
+    </w:p>
+    <w:p>
+      <w:pPr>
+        <w:pStyle w:val="Heading2"/>
+      </w:pPr>
+      <w:r>
+        <w:t>Goal and main teaching plan</w:t>
       </w:r>
     </w:p>
     <w:p>
@@ -255,9 +273,331 @@
     </w:p>
     <w:p>
       <w:pPr>
+        <w:pStyle w:val="Heading2"/>
+      </w:pPr>
+      <w:r>
+        <w:t>Materials and prerequisite</w:t>
+      </w:r>
+    </w:p>
+    <w:p>
+      <w:pPr>
+        <w:spacing w:line="336" w:lineRule="auto" w:after="180"/>
+      </w:pPr>
+      <w:r>
+        <w:rPr>
+          <w:b w:val="0"/>
+        </w:rPr>
+        <w:t xml:space="preserve">Teach two 45-minute sessions. This week focuses on </w:t>
+      </w:r>
+      <w:r>
+        <w:rPr>
+          <w:b/>
+        </w:rPr>
+        <w:t>threshold</w:t>
+      </w:r>
+      <w:r>
+        <w:rPr>
+          <w:b w:val="0"/>
+        </w:rPr>
+        <w:t xml:space="preserve">s and </w:t>
+      </w:r>
+      <w:r>
+        <w:rPr>
+          <w:b/>
+        </w:rPr>
+        <w:t>consequence</w:t>
+      </w:r>
+      <w:r>
+        <w:rPr>
+          <w:b w:val="0"/>
+        </w:rPr>
+        <w:t>s. Model the worked example first, collect the new W 4 case independently before feedback, and use the fresh retry to check transfer.</w:t>
+      </w:r>
+    </w:p>
+    <w:p>
+      <w:pPr>
+        <w:spacing w:line="336" w:lineRule="auto" w:after="180"/>
+      </w:pPr>
+      <w:r>
+        <w:rPr>
+          <w:b w:val="0"/>
+        </w:rPr>
+        <w:t>Award credit for traceable reasoning and bounded claims, including justified uncertainty.</w:t>
+      </w:r>
+    </w:p>
+    <w:p>
+      <w:pPr>
+        <w:spacing w:line="336" w:lineRule="auto" w:after="180"/>
+      </w:pPr>
+      <w:r>
+        <w:rPr>
+          <w:b w:val="0"/>
+        </w:rPr>
+        <w:t>Use the supplied scenario, student illustrations and blank paper. For numeric work, offer counters or a calculator after learners show the setup. Fictional records are supplied; personal data and paid accounts are unnecessary.</w:t>
+      </w:r>
+    </w:p>
+    <w:p>
+      <w:pPr>
+        <w:spacing w:line="336" w:lineRule="auto" w:after="180"/>
+      </w:pPr>
+      <w:r>
+        <w:rPr>
+          <w:b w:val="0"/>
+        </w:rPr>
+        <w:t>All reference positives, TP+FN.</w:t>
+      </w:r>
+    </w:p>
+    <w:p>
+      <w:pPr>
+        <w:spacing w:line="336" w:lineRule="auto" w:after="180"/>
+      </w:pPr>
+      <w:r>
+        <w:rPr>
+          <w:b w:val="0"/>
+        </w:rPr>
+        <w:t>Printed student lesson and workbook</w:t>
+      </w:r>
+    </w:p>
+    <w:p>
+      <w:pPr>
+        <w:spacing w:line="336" w:lineRule="auto" w:after="180"/>
+      </w:pPr>
+      <w:r>
+        <w:rPr>
+          <w:b w:val="0"/>
+        </w:rPr>
+        <w:t>Paper, pencils and a calculator for fractions</w:t>
+      </w:r>
+    </w:p>
+    <w:p>
+      <w:pPr>
+        <w:spacing w:line="336" w:lineRule="auto" w:after="180"/>
+      </w:pPr>
+      <w:r>
+        <w:rPr>
+          <w:b w:val="0"/>
+        </w:rPr>
+        <w:t xml:space="preserve">The fictional examples and a blank </w:t>
+      </w:r>
+      <w:r>
+        <w:rPr>
+          <w:b/>
+        </w:rPr>
+        <w:t>evidence</w:t>
+      </w:r>
+      <w:r>
+        <w:rPr>
+          <w:b w:val="0"/>
+        </w:rPr>
+        <w:t xml:space="preserve"> table</w:t>
+      </w:r>
+    </w:p>
+    <w:p>
+      <w:pPr>
+        <w:spacing w:line="336" w:lineRule="auto" w:after="180"/>
+      </w:pPr>
+      <w:r>
+        <w:rPr>
+          <w:b w:val="0"/>
+        </w:rPr>
+        <w:t>Optional Python 3 editor; no external packages or AI accounts required</w:t>
+      </w:r>
+    </w:p>
+    <w:p>
+      <w:pPr>
+        <w:pStyle w:val="Heading2"/>
+      </w:pPr>
+      <w:r>
+        <w:t>Opening retrieval</w:t>
+      </w:r>
+    </w:p>
+    <w:p>
+      <w:pPr>
+        <w:spacing w:line="336" w:lineRule="auto" w:after="180"/>
+      </w:pPr>
+      <w:r>
+        <w:rPr>
+          <w:b w:val="0"/>
+        </w:rPr>
+        <w:t>Without opening the old lesson, explain one key idea from Train, Validation, Test. Give an example and a mistake that the idea helps you avoid.</w:t>
+      </w:r>
+    </w:p>
+    <w:p>
+      <w:pPr>
+        <w:spacing w:line="336" w:lineRule="auto" w:after="180"/>
+      </w:pPr>
+      <w:r>
+        <w:rPr>
+          <w:b w:val="0"/>
+        </w:rPr>
+        <w:t>Look for: Select a model using a declared validation rule</w:t>
+      </w:r>
+    </w:p>
+    <w:p>
+      <w:pPr>
+        <w:spacing w:line="336" w:lineRule="auto" w:after="180"/>
+      </w:pPr>
+      <w:r>
+        <w:rPr>
+          <w:b w:val="0"/>
+        </w:rPr>
+        <w:t xml:space="preserve">Reference example, not the only acceptable wording: Teacher explanation: Choose A: validation MAE 3 ties C, and A wins the simplicity tie. B has validation MAE 5 despite </w:t>
+      </w:r>
+      <w:r>
+        <w:rPr>
+          <w:b/>
+        </w:rPr>
+        <w:t>training</w:t>
+      </w:r>
+      <w:r>
+        <w:rPr>
+          <w:b w:val="0"/>
+        </w:rPr>
+        <w:t xml:space="preserve"> MAE 0.</w:t>
+      </w:r>
+    </w:p>
+    <w:p>
+      <w:pPr>
+        <w:spacing w:line="336" w:lineRule="auto" w:after="180"/>
+      </w:pPr>
+      <w:r>
+        <w:rPr>
+          <w:b w:val="0"/>
+        </w:rPr>
+        <w:t>Without opening the old lesson, explain one key idea from Train a Regression Model. Give an example and a mistake that the idea helps you avoid.</w:t>
+      </w:r>
+    </w:p>
+    <w:p>
+      <w:pPr>
+        <w:spacing w:line="336" w:lineRule="auto" w:after="180"/>
+      </w:pPr>
+      <w:r>
+        <w:rPr>
+          <w:b w:val="0"/>
+        </w:rPr>
+        <w:t xml:space="preserve">Look for: Fit a line from a declared </w:t>
+      </w:r>
+      <w:r>
+        <w:rPr>
+          <w:b/>
+        </w:rPr>
+        <w:t>training</w:t>
+      </w:r>
+      <w:r>
+        <w:rPr>
+          <w:b w:val="0"/>
+        </w:rPr>
+        <w:t xml:space="preserve"> candidate set</w:t>
+      </w:r>
+    </w:p>
+    <w:p>
+      <w:pPr>
+        <w:spacing w:line="336" w:lineRule="auto" w:after="180"/>
+      </w:pPr>
+      <w:r>
+        <w:rPr>
+          <w:b w:val="0"/>
+        </w:rPr>
+        <w:t>Reference example, not the only acceptable wording: Teacher explanation: A 5 B 3 C 0; choose m 2 b 1.</w:t>
+      </w:r>
+    </w:p>
+    <w:p>
+      <w:pPr>
+        <w:spacing w:line="336" w:lineRule="auto" w:after="180"/>
+      </w:pPr>
+      <w:r>
+        <w:rPr>
+          <w:b w:val="0"/>
+        </w:rPr>
+        <w:t>Without opening the old lesson, explain one key idea from Regression and Residuals. Give an example and a mistake that the idea helps you avoid.</w:t>
+      </w:r>
+    </w:p>
+    <w:p>
+      <w:pPr>
+        <w:spacing w:line="336" w:lineRule="auto" w:after="180"/>
+      </w:pPr>
+      <w:r>
+        <w:rPr>
+          <w:b w:val="0"/>
+        </w:rPr>
+        <w:t xml:space="preserve">Look for: Distinguish numeric </w:t>
+      </w:r>
+      <w:r>
+        <w:rPr>
+          <w:b/>
+        </w:rPr>
+        <w:t>prediction</w:t>
+      </w:r>
+      <w:r>
+        <w:rPr>
+          <w:b w:val="0"/>
+        </w:rPr>
+        <w:t xml:space="preserve"> from classification</w:t>
+      </w:r>
+    </w:p>
+    <w:p>
+      <w:pPr>
+        <w:spacing w:line="336" w:lineRule="auto" w:after="180"/>
+      </w:pPr>
+      <w:r>
+        <w:rPr>
+          <w:b w:val="0"/>
+        </w:rPr>
+        <w:t>Reference example, not the only acceptable wording: Teacher explanation: Residuals -1, 1, 0 cm; the first record is overpredicted.</w:t>
+      </w:r>
+    </w:p>
+    <w:p>
+      <w:pPr>
+        <w:pStyle w:val="Heading2"/>
+      </w:pPr>
+      <w:r>
+        <w:t>End goal</w:t>
+      </w:r>
+    </w:p>
+    <w:p>
+      <w:pPr>
+        <w:spacing w:line="336" w:lineRule="auto" w:after="180"/>
+      </w:pPr>
+      <w:r>
+        <w:rPr>
+          <w:b w:val="0"/>
+        </w:rPr>
+        <w:t xml:space="preserve">By the end, I can explain metrics match </w:t>
+      </w:r>
+      <w:r>
+        <w:rPr>
+          <w:b/>
+        </w:rPr>
+        <w:t>consequence</w:t>
+      </w:r>
+      <w:r>
+        <w:rPr>
+          <w:b w:val="0"/>
+        </w:rPr>
+        <w:t>s using a traced example and a stated limitation.</w:t>
+      </w:r>
+    </w:p>
+    <w:p>
+      <w:pPr>
+        <w:pStyle w:val="Heading2"/>
+      </w:pPr>
+      <w:r>
+        <w:t>Earlier wording, alternatives and picture transcripts · reference / check after trying</w:t>
+      </w:r>
+    </w:p>
+    <w:p>
+      <w:pPr>
         <w:pStyle w:val="Heading3"/>
       </w:pPr>
       <w:r>
+        <w:t>Teach the learning cycle</w:t>
+      </w:r>
+    </w:p>
+    <w:p>
+      <w:pPr>
+        <w:pStyle w:val="Heading3"/>
+      </w:pPr>
+      <w:r>
         <w:t>Retrieval answer guidance</w:t>
       </w:r>
     </w:p>
@@ -271,178 +611,42 @@
     </w:p>
     <w:p>
       <w:pPr>
+        <w:pStyle w:val="Heading3"/>
+      </w:pPr>
+      <w:r>
+        <w:t>Train a Regression Model</w:t>
+      </w:r>
+    </w:p>
+    <w:p>
+      <w:pPr>
+        <w:pStyle w:val="Heading3"/>
+      </w:pPr>
+      <w:r>
+        <w:t>Regression and Residuals</w:t>
+      </w:r>
+    </w:p>
+    <w:p>
+      <w:pPr>
         <w:spacing w:line="336" w:lineRule="auto" w:after="180"/>
       </w:pPr>
       <w:r>
         <w:rPr>
           <w:b w:val="0"/>
         </w:rPr>
-        <w:t>Without opening the old lesson, explain one key idea from Train, Validation, Test. Give an example and a mistake that the idea helps you avoid.</w:t>
+        <w:t>Use the student module and workbook section with this exact week title. The worked case, independent question and answers below form one aligned lesson sequence.</w:t>
+      </w:r>
+    </w:p>
+    <w:p>
+      <w:pPr>
+        <w:pStyle w:val="Heading3"/>
+      </w:pPr>
+      <w:r>
+        <w:t>What the learner must demonstrate</w:t>
       </w:r>
     </w:p>
     <w:p>
       <w:pPr>
         <w:spacing w:line="336" w:lineRule="auto" w:after="180"/>
-      </w:pPr>
-      <w:r>
-        <w:rPr>
-          <w:b w:val="0"/>
-        </w:rPr>
-        <w:t>Look for: Select a model using a declared validation rule</w:t>
-      </w:r>
-    </w:p>
-    <w:p>
-      <w:pPr>
-        <w:spacing w:line="336" w:lineRule="auto" w:after="180"/>
-      </w:pPr>
-      <w:r>
-        <w:rPr>
-          <w:b w:val="0"/>
-        </w:rPr>
-        <w:t xml:space="preserve">Reference example, not the only acceptable wording: Teacher explanation: Choose A: validation MAE 3 ties C, and A wins the simplicity tie. B has validation MAE 5 despite </w:t>
-      </w:r>
-      <w:r>
-        <w:rPr>
-          <w:b/>
-        </w:rPr>
-        <w:t>training</w:t>
-      </w:r>
-      <w:r>
-        <w:rPr>
-          <w:b w:val="0"/>
-        </w:rPr>
-        <w:t xml:space="preserve"> MAE 0.</w:t>
-      </w:r>
-    </w:p>
-    <w:p>
-      <w:pPr>
-        <w:pStyle w:val="Heading3"/>
-      </w:pPr>
-      <w:r>
-        <w:t>Train a Regression Model</w:t>
-      </w:r>
-    </w:p>
-    <w:p>
-      <w:pPr>
-        <w:spacing w:line="336" w:lineRule="auto" w:after="180"/>
-      </w:pPr>
-      <w:r>
-        <w:rPr>
-          <w:b w:val="0"/>
-        </w:rPr>
-        <w:t>Without opening the old lesson, explain one key idea from Train a Regression Model. Give an example and a mistake that the idea helps you avoid.</w:t>
-      </w:r>
-    </w:p>
-    <w:p>
-      <w:pPr>
-        <w:spacing w:line="336" w:lineRule="auto" w:after="180"/>
-      </w:pPr>
-      <w:r>
-        <w:rPr>
-          <w:b w:val="0"/>
-        </w:rPr>
-        <w:t xml:space="preserve">Look for: Fit a line from a declared </w:t>
-      </w:r>
-      <w:r>
-        <w:rPr>
-          <w:b/>
-        </w:rPr>
-        <w:t>training</w:t>
-      </w:r>
-      <w:r>
-        <w:rPr>
-          <w:b w:val="0"/>
-        </w:rPr>
-        <w:t xml:space="preserve"> candidate set</w:t>
-      </w:r>
-    </w:p>
-    <w:p>
-      <w:pPr>
-        <w:spacing w:line="336" w:lineRule="auto" w:after="180"/>
-      </w:pPr>
-      <w:r>
-        <w:rPr>
-          <w:b w:val="0"/>
-        </w:rPr>
-        <w:t>Reference example, not the only acceptable wording: Teacher explanation: A 5 B 3 C 0; choose m 2 b 1.</w:t>
-      </w:r>
-    </w:p>
-    <w:p>
-      <w:pPr>
-        <w:pStyle w:val="Heading3"/>
-      </w:pPr>
-      <w:r>
-        <w:t>Regression and Residuals</w:t>
-      </w:r>
-    </w:p>
-    <w:p>
-      <w:pPr>
-        <w:spacing w:line="336" w:lineRule="auto" w:after="180"/>
-      </w:pPr>
-      <w:r>
-        <w:rPr>
-          <w:b w:val="0"/>
-        </w:rPr>
-        <w:t>Without opening the old lesson, explain one key idea from Regression and Residuals. Give an example and a mistake that the idea helps you avoid.</w:t>
-      </w:r>
-    </w:p>
-    <w:p>
-      <w:pPr>
-        <w:spacing w:line="336" w:lineRule="auto" w:after="180"/>
-      </w:pPr>
-      <w:r>
-        <w:rPr>
-          <w:b w:val="0"/>
-        </w:rPr>
-        <w:t xml:space="preserve">Look for: Distinguish numeric </w:t>
-      </w:r>
-      <w:r>
-        <w:rPr>
-          <w:b/>
-        </w:rPr>
-        <w:t>prediction</w:t>
-      </w:r>
-      <w:r>
-        <w:rPr>
-          <w:b w:val="0"/>
-        </w:rPr>
-        <w:t xml:space="preserve"> from classification</w:t>
-      </w:r>
-    </w:p>
-    <w:p>
-      <w:pPr>
-        <w:spacing w:line="336" w:lineRule="auto" w:after="180"/>
-      </w:pPr>
-      <w:r>
-        <w:rPr>
-          <w:b w:val="0"/>
-        </w:rPr>
-        <w:t>Reference example, not the only acceptable wording: Teacher explanation: Residuals -1, 1, 0 cm; the first record is overpredicted.</w:t>
-      </w:r>
-    </w:p>
-    <w:p>
-      <w:pPr>
-        <w:spacing w:line="336" w:lineRule="auto" w:after="180"/>
-      </w:pPr>
-      <w:r>
-        <w:rPr>
-          <w:b w:val="0"/>
-        </w:rPr>
-        <w:t>Use the student module and workbook section with this exact week title. The worked case, independent question and answers below form one aligned lesson sequence.</w:t>
-      </w:r>
-    </w:p>
-    <w:p>
-      <w:pPr>
-        <w:pStyle w:val="Heading3"/>
-      </w:pPr>
-      <w:r>
-        <w:t>What the learner must demonstrate</w:t>
-      </w:r>
-    </w:p>
-    <w:p>
-      <w:pPr>
-        <w:spacing w:line="336" w:lineRule="auto" w:after="180"/>
-        <w:shd w:fill="F5F1FB"/>
       </w:pPr>
       <w:r>
         <w:rPr>
@@ -639,6 +843,11 @@
       </w:r>
     </w:p>
     <w:p>
+      <w:r>
+        <w:t>This compact option is not the full-week schedule. Use the main teaching cycle and allow extra sessions for the investigation, independent work and project.</w:t>
+      </w:r>
+    </w:p>
+    <w:p>
       <w:pPr>
         <w:spacing w:line="336" w:lineRule="auto" w:after="180"/>
       </w:pPr>
@@ -646,7 +855,7 @@
         <w:rPr>
           <w:b w:val="0"/>
         </w:rPr>
-        <w:t>Use the supplied scenario, student illustrations and blank paper. For numeric work, offer counters or a calculator after learners show the setup. Fictional records are supplied; personal data and paid accounts are unnecessary.</w:t>
+        <w:t>Allow 80 minutes: recall 8; explanation 12; worked demonstration 15; guided practice 20; independent assessment 15; project and reflection 10. Extend the lab into a second session when needed.</w:t>
       </w:r>
     </w:p>
     <w:p>
@@ -654,32 +863,55 @@
         <w:pStyle w:val="Heading3"/>
       </w:pPr>
       <w:r>
-        <w:t>Alternative compact allocation</w:t>
-      </w:r>
-    </w:p>
-    <w:p>
-      <w:r>
-        <w:t>This compact option is not the full-week schedule. Use the main teaching cycle and allow extra sessions for the investigation, independent work and project.</w:t>
+        <w:t>Preparation for the connected explanation</w:t>
+      </w:r>
+    </w:p>
+    <w:p>
+      <w:pPr>
+        <w:pStyle w:val="Heading3"/>
+      </w:pPr>
+      <w:r>
+        <w:t>Readiness answer</w:t>
+      </w:r>
+    </w:p>
+    <w:p>
+      <w:pPr>
+        <w:pStyle w:val="Heading3"/>
+      </w:pPr>
+      <w:r>
+        <w:t>End goal for the pictorial case</w:t>
       </w:r>
     </w:p>
     <w:p>
       <w:pPr>
         <w:spacing w:line="336" w:lineRule="auto" w:after="180"/>
-        <w:shd w:fill="F1F6F8"/>
-      </w:pPr>
-      <w:r>
-        <w:rPr>
-          <w:b w:val="0"/>
-        </w:rPr>
-        <w:t>Allow 80 minutes: recall 8; explanation 12; worked demonstration 15; guided practice 20; independent assessment 15; project and reflection 10. Extend the lab into a second session when needed.</w:t>
-      </w:r>
-    </w:p>
-    <w:p>
-      <w:pPr>
-        <w:pStyle w:val="Heading3"/>
-      </w:pPr>
-      <w:r>
-        <w:t>Preparation for the connected explanation</w:t>
+      </w:pPr>
+      <w:r>
+        <w:rPr>
+          <w:b w:val="0"/>
+        </w:rPr>
+        <w:t>This added worked case illustrates the week’s main idea. Retain all original and connected topics; schedule its practice within the teaching cycle.</w:t>
+      </w:r>
+    </w:p>
+    <w:p>
+      <w:pPr>
+        <w:pStyle w:val="Heading1"/>
+      </w:pPr>
+      <w:r>
+        <w:t>02. Teach consequences and feasibility before choosing the threshold</w:t>
+      </w:r>
+    </w:p>
+    <w:p>
+      <w:r>
+        <w:t>Keep the main/pictured costs and the separate council capacity labelled.</w:t>
+      </w:r>
+    </w:p>
+    <w:p>
+      <w:pPr>
+        <w:pStyle w:val="Heading2"/>
+      </w:pPr>
+      <w:r>
+        <w:t>Main threshold contract and complete fixture</w:t>
       </w:r>
     </w:p>
     <w:p>
@@ -690,18 +922,123 @@
         <w:rPr>
           <w:b w:val="0"/>
         </w:rPr>
-        <w:t xml:space="preserve">Teach two 45-minute sessions. This week focuses on </w:t>
+        <w:t xml:space="preserve">A classifier </w:t>
       </w:r>
       <w:r>
         <w:rPr>
           <w:b/>
         </w:rPr>
+        <w:t>score</w:t>
+      </w:r>
+      <w:r>
+        <w:rPr>
+          <w:b w:val="0"/>
+        </w:rPr>
+        <w:t xml:space="preserve"> is not automatically a probability. Declare blocked positive and predict blocked when </w:t>
+      </w:r>
+      <w:r>
+        <w:rPr>
+          <w:b/>
+        </w:rPr>
+        <w:t>score</w:t>
+      </w:r>
+      <w:r>
+        <w:rPr>
+          <w:b w:val="0"/>
+        </w:rPr>
+        <w:t xml:space="preserve"> is at least the </w:t>
+      </w:r>
+      <w:r>
+        <w:rPr>
+          <w:b/>
+        </w:rPr>
         <w:t>threshold</w:t>
       </w:r>
       <w:r>
         <w:rPr>
           <w:b w:val="0"/>
         </w:rPr>
+        <w:t>. Changing this boundary changes decisions without necessarily re</w:t>
+      </w:r>
+      <w:r>
+        <w:rPr>
+          <w:b/>
+        </w:rPr>
+        <w:t>training</w:t>
+      </w:r>
+      <w:r>
+        <w:rPr>
+          <w:b w:val="0"/>
+        </w:rPr>
+        <w:t xml:space="preserve"> the model.</w:t>
+      </w:r>
+    </w:p>
+    <w:p>
+      <w:pPr>
+        <w:spacing w:line="336" w:lineRule="auto" w:after="180"/>
+      </w:pPr>
+      <w:r>
+        <w:rPr>
+          <w:b w:val="0"/>
+        </w:rPr>
+        <w:t xml:space="preserve">Select it using development </w:t>
+      </w:r>
+      <w:r>
+        <w:rPr>
+          <w:b/>
+        </w:rPr>
+        <w:t>evidence</w:t>
+      </w:r>
+      <w:r>
+        <w:rPr>
+          <w:b w:val="0"/>
+        </w:rPr>
+        <w:t xml:space="preserve"> and a task-relevant rule, not final-test answers.</w:t>
+      </w:r>
+    </w:p>
+    <w:p>
+      <w:pPr>
+        <w:spacing w:line="336" w:lineRule="auto" w:after="180"/>
+      </w:pPr>
+      <w:r>
+        <w:rPr>
+          <w:b w:val="0"/>
+        </w:rPr>
+        <w:t>Use fictional classroom data throughout this investigation. Keep the task, units, reference labels and data split visible as you reason.</w:t>
+      </w:r>
+    </w:p>
+    <w:p>
+      <w:pPr>
+        <w:spacing w:line="336" w:lineRule="auto" w:after="180"/>
+      </w:pPr>
+      <w:r>
+        <w:rPr>
+          <w:b w:val="0"/>
+        </w:rPr>
+        <w:t xml:space="preserve">Earlier weeks supplied the model-building </w:t>
+      </w:r>
+      <w:r>
+        <w:rPr>
+          <w:b/>
+        </w:rPr>
+        <w:t>process</w:t>
+      </w:r>
+      <w:r>
+        <w:rPr>
+          <w:b w:val="0"/>
+        </w:rPr>
+        <w:t xml:space="preserve">; this week examines </w:t>
+      </w:r>
+      <w:r>
+        <w:rPr>
+          <w:b/>
+        </w:rPr>
+        <w:t>threshold</w:t>
+      </w:r>
+      <w:r>
+        <w:rPr>
+          <w:b w:val="0"/>
+        </w:rPr>
         <w:t xml:space="preserve">s and </w:t>
       </w:r>
       <w:r>
@@ -714,7 +1051,7 @@
         <w:rPr>
           <w:b w:val="0"/>
         </w:rPr>
-        <w:t>s. Model the worked example first, collect the new W 4 case independently before feedback, and use the fresh retry to check transfer.</w:t>
+        <w:t>s.</w:t>
       </w:r>
     </w:p>
     <w:p>
@@ -725,15 +1062,31 @@
         <w:rPr>
           <w:b w:val="0"/>
         </w:rPr>
-        <w:t>Award credit for traceable reasoning and bounded claims, including justified uncertainty.</w:t>
-      </w:r>
-    </w:p>
-    <w:p>
-      <w:pPr>
-        <w:pStyle w:val="Heading3"/>
-      </w:pPr>
-      <w:r>
-        <w:t>Readiness answer</w:t>
+        <w:t xml:space="preserve">Six records have </w:t>
+      </w:r>
+      <w:r>
+        <w:rPr>
+          <w:b/>
+        </w:rPr>
+        <w:t>score</w:t>
+      </w:r>
+      <w:r>
+        <w:rPr>
+          <w:b w:val="0"/>
+        </w:rPr>
+        <w:t xml:space="preserve">/reference pairs A .9/blocked, B .7/clear, C .6/blocked, D .4/blocked, E .3/clear, F .1/clear. At </w:t>
+      </w:r>
+      <w:r>
+        <w:rPr>
+          <w:b/>
+        </w:rPr>
+        <w:t>threshold</w:t>
+      </w:r>
+      <w:r>
+        <w:rPr>
+          <w:b w:val="0"/>
+        </w:rPr>
+        <w:t xml:space="preserve"> .5, TP=2, FP=1, FN=1, TN=2. At .3, TP=3, FP=2, FN=0, TN=1.</w:t>
       </w:r>
     </w:p>
     <w:p>
@@ -744,7 +1097,7 @@
         <w:rPr>
           <w:b w:val="0"/>
         </w:rPr>
-        <w:t>All reference positives, TP+FN.</w:t>
+        <w:t>Equality is positive, so E is flagged at .3.</w:t>
       </w:r>
     </w:p>
     <w:p>
@@ -755,733 +1108,31 @@
         <w:rPr>
           <w:b w:val="0"/>
         </w:rPr>
-        <w:t>Printed student lesson and workbook</w:t>
-      </w:r>
-    </w:p>
-    <w:p>
-      <w:pPr>
-        <w:spacing w:line="336" w:lineRule="auto" w:after="180"/>
-      </w:pPr>
-      <w:r>
-        <w:rPr>
-          <w:b w:val="0"/>
-        </w:rPr>
-        <w:t>Paper, pencils and a calculator for fractions</w:t>
-      </w:r>
-    </w:p>
-    <w:p>
-      <w:pPr>
-        <w:spacing w:line="336" w:lineRule="auto" w:after="180"/>
-      </w:pPr>
-      <w:r>
-        <w:rPr>
-          <w:b w:val="0"/>
-        </w:rPr>
-        <w:t xml:space="preserve">The fictional examples and a blank </w:t>
+        <w:t xml:space="preserve">Trace the calculation on paper before running this optional Python check. Use the stated fictional </w:t>
       </w:r>
       <w:r>
         <w:rPr>
           <w:b/>
         </w:rPr>
+        <w:t>input</w:t>
+      </w:r>
+      <w:r>
+        <w:rPr>
+          <w:b w:val="0"/>
+        </w:rPr>
+        <w:t xml:space="preserve">s and compare intermediate values. The code checks this example; your independent workbook case uses different </w:t>
+      </w:r>
+      <w:r>
+        <w:rPr>
+          <w:b/>
+        </w:rPr>
         <w:t>evidence</w:t>
       </w:r>
       <w:r>
         <w:rPr>
           <w:b w:val="0"/>
         </w:rPr>
-        <w:t xml:space="preserve"> table</w:t>
-      </w:r>
-    </w:p>
-    <w:p>
-      <w:pPr>
-        <w:spacing w:line="336" w:lineRule="auto" w:after="180"/>
-      </w:pPr>
-      <w:r>
-        <w:rPr>
-          <w:b w:val="0"/>
-        </w:rPr>
-        <w:t>Optional Python 3 editor; no external packages or AI accounts required</w:t>
-      </w:r>
-    </w:p>
-    <w:p>
-      <w:pPr>
-        <w:pStyle w:val="Heading3"/>
-      </w:pPr>
-      <w:r>
-        <w:t>End goal for the pictorial case</w:t>
-      </w:r>
-    </w:p>
-    <w:p>
-      <w:pPr>
-        <w:spacing w:line="336" w:lineRule="auto" w:after="180"/>
-      </w:pPr>
-      <w:r>
-        <w:rPr>
-          <w:b w:val="0"/>
-        </w:rPr>
-        <w:t xml:space="preserve">By the end, I can explain metrics match </w:t>
-      </w:r>
-      <w:r>
-        <w:rPr>
-          <w:b/>
-        </w:rPr>
-        <w:t>consequence</w:t>
-      </w:r>
-      <w:r>
-        <w:rPr>
-          <w:b w:val="0"/>
-        </w:rPr>
-        <w:t>s using a traced example and a stated limitation.</w:t>
-      </w:r>
-    </w:p>
-    <w:p>
-      <w:pPr>
-        <w:spacing w:line="336" w:lineRule="auto" w:after="180"/>
-      </w:pPr>
-      <w:r>
-        <w:rPr>
-          <w:b w:val="0"/>
-        </w:rPr>
-        <w:t>This added worked case illustrates the week’s main idea. Retain all original and connected topics; schedule its practice within the teaching cycle.</w:t>
-      </w:r>
-    </w:p>
-    <w:p>
-      <w:pPr>
-        <w:pStyle w:val="Heading1"/>
-      </w:pPr>
-      <w:r>
-        <w:t>02. Explain the mechanism</w:t>
-      </w:r>
-    </w:p>
-    <w:p>
-      <w:r>
-        <w:t>Model Metrics Match Consequences using the supplied case, labelled mechanism and reasoning. Make the scope of each conclusion explicit.</w:t>
-      </w:r>
-    </w:p>
-    <w:p>
-      <w:pPr>
-        <w:spacing w:line="336" w:lineRule="auto" w:after="180"/>
-      </w:pPr>
-      <w:r>
-        <w:rPr>
-          <w:b w:val="0"/>
-        </w:rPr>
-        <w:t>Trace the information, fitted behavior, and evaluation proof separately.</w:t>
-      </w:r>
-    </w:p>
-    <w:p>
-      <w:pPr>
-        <w:pStyle w:val="Heading3"/>
-      </w:pPr>
-      <w:r>
-        <w:t>Question to explain</w:t>
-      </w:r>
-    </w:p>
-    <w:p>
-      <w:pPr>
-        <w:spacing w:line="336" w:lineRule="auto" w:after="180"/>
-        <w:shd w:fill="F5F1FB"/>
-      </w:pPr>
-      <w:r>
-        <w:rPr>
-          <w:b w:val="0"/>
-        </w:rPr>
-        <w:t>QUESTION Select metrics for screening, recommendation, and forecasting tasks.</w:t>
-      </w:r>
-    </w:p>
-    <w:p>
-      <w:pPr>
-        <w:spacing w:line="336" w:lineRule="auto" w:after="180"/>
-      </w:pPr>
-      <w:r>
-        <w:rPr>
-          <w:b w:val="0"/>
-        </w:rPr>
-        <w:t xml:space="preserve">MODEL IDEA Metric choice depends on intended use, the positive class, who is affected, and the </w:t>
-      </w:r>
-      <w:r>
-        <w:rPr>
-          <w:b/>
-        </w:rPr>
-        <w:t>consequence</w:t>
-      </w:r>
-      <w:r>
-        <w:rPr>
-          <w:b w:val="0"/>
-        </w:rPr>
-        <w:t>s of each error.</w:t>
-      </w:r>
-    </w:p>
-    <w:p>
-      <w:pPr>
-        <w:spacing w:line="336" w:lineRule="auto" w:after="180"/>
-      </w:pPr>
-      <w:r>
-        <w:rPr>
-          <w:b w:val="0"/>
-        </w:rPr>
-        <w:t>PROOF NEEDED Use an unseen case, visible calculation, error analysis, and a stated limitation.</w:t>
-      </w:r>
-    </w:p>
-    <w:p>
-      <w:pPr>
-        <w:pStyle w:val="Heading3"/>
-      </w:pPr>
-      <w:r>
-        <w:t>How the mechanism works</w:t>
-      </w:r>
-    </w:p>
-    <w:p>
-      <w:pPr>
-        <w:spacing w:line="336" w:lineRule="auto" w:after="180"/>
-        <w:shd w:fill="F1F6F8"/>
-      </w:pPr>
-      <w:r>
-        <w:rPr>
-          <w:b w:val="0"/>
-        </w:rPr>
-        <w:t>UNDER THE HOOD Screening task treats missed positives as costly, so emphasize recall and human follow-up. Recommendation task may track precision among shown items plus user benefit.</w:t>
-      </w:r>
-    </w:p>
-    <w:p>
-      <w:pPr>
-        <w:spacing w:line="336" w:lineRule="auto" w:after="180"/>
-      </w:pPr>
-      <w:r>
-        <w:rPr>
-          <w:b w:val="0"/>
-        </w:rPr>
-        <w:t xml:space="preserve">Draw a fresh data → model → </w:t>
-      </w:r>
-      <w:r>
-        <w:rPr>
-          <w:b/>
-        </w:rPr>
-        <w:t>prediction</w:t>
-      </w:r>
-      <w:r>
-        <w:rPr>
-          <w:b w:val="0"/>
-        </w:rPr>
-        <w:t xml:space="preserve"> → evaluation trace:</w:t>
-      </w:r>
-    </w:p>
-    <w:p>
-      <w:pPr>
-        <w:spacing w:line="336" w:lineRule="auto" w:after="180"/>
-      </w:pPr>
-      <w:r>
-        <w:rPr>
-          <w:b w:val="0"/>
-        </w:rPr>
-        <w:t xml:space="preserve">Predict first. Then check each step. A correct answer without visible </w:t>
-      </w:r>
-      <w:r>
-        <w:rPr>
-          <w:b/>
-        </w:rPr>
-        <w:t>evidence</w:t>
-      </w:r>
-      <w:r>
-        <w:rPr>
-          <w:b w:val="0"/>
-        </w:rPr>
-        <w:t xml:space="preserve"> cannot be audited.</w:t>
-      </w:r>
-    </w:p>
-    <w:p>
-      <w:pPr>
-        <w:pStyle w:val="Heading3"/>
-      </w:pPr>
-      <w:r>
-        <w:t>Step 1</w:t>
-      </w:r>
-    </w:p>
-    <w:p>
-      <w:pPr>
-        <w:spacing w:line="336" w:lineRule="auto" w:after="180"/>
-        <w:shd w:fill="F4F9FC"/>
-      </w:pPr>
-      <w:r>
-        <w:rPr>
-          <w:b w:val="0"/>
-        </w:rPr>
-        <w:t>STEP 1 Screening task treats missed positives as costly, so emphasize recall and human follow-up.</w:t>
-      </w:r>
-    </w:p>
-    <w:p>
-      <w:pPr>
-        <w:pStyle w:val="Heading3"/>
-      </w:pPr>
-      <w:r>
-        <w:t>Step 2</w:t>
-      </w:r>
-    </w:p>
-    <w:p>
-      <w:pPr>
-        <w:spacing w:line="336" w:lineRule="auto" w:after="180"/>
-        <w:shd w:fill="F4F9FC"/>
-      </w:pPr>
-      <w:r>
-        <w:rPr>
-          <w:b w:val="0"/>
-        </w:rPr>
-        <w:t>STEP 2 Recommendation task may track precision among shown items plus user benefit.</w:t>
-      </w:r>
-    </w:p>
-    <w:p>
-      <w:pPr>
-        <w:pStyle w:val="Heading3"/>
-      </w:pPr>
-      <w:r>
-        <w:t>Step 3</w:t>
-      </w:r>
-    </w:p>
-    <w:p>
-      <w:pPr>
-        <w:spacing w:line="336" w:lineRule="auto" w:after="180"/>
-        <w:shd w:fill="F4F9FC"/>
-      </w:pPr>
-      <w:r>
-        <w:rPr>
-          <w:b w:val="0"/>
-        </w:rPr>
-        <w:t>STEP 3 Height forecast uses MAE in centimeters and residual slices.</w:t>
-      </w:r>
-    </w:p>
-    <w:p>
-      <w:pPr>
-        <w:pStyle w:val="Heading3"/>
-      </w:pPr>
-      <w:r>
-        <w:t>Step 4</w:t>
-      </w:r>
-    </w:p>
-    <w:p>
-      <w:pPr>
-        <w:spacing w:line="336" w:lineRule="auto" w:after="180"/>
-        <w:shd w:fill="F4F9FC"/>
-      </w:pPr>
-      <w:r>
-        <w:rPr>
-          <w:b w:val="0"/>
-        </w:rPr>
-        <w:t xml:space="preserve">STEP 4 No metric replaces a written </w:t>
-      </w:r>
-      <w:r>
-        <w:rPr>
-          <w:b/>
-        </w:rPr>
-        <w:t>consequence</w:t>
-      </w:r>
-      <w:r>
-        <w:rPr>
-          <w:b w:val="0"/>
-        </w:rPr>
-        <w:t xml:space="preserve"> analysis and subgroup review.</w:t>
-      </w:r>
-    </w:p>
-    <w:p>
-      <w:pPr>
-        <w:spacing w:line="336" w:lineRule="auto" w:after="180"/>
-      </w:pPr>
-      <w:r>
-        <w:rPr>
-          <w:b w:val="0"/>
-        </w:rPr>
-        <w:t xml:space="preserve">CHECK Verify the denominator, unit, split, class definition, and data version before interpreting a </w:t>
-      </w:r>
-      <w:r>
-        <w:rPr>
-          <w:b/>
-        </w:rPr>
-        <w:t>score</w:t>
-      </w:r>
-      <w:r>
-        <w:rPr>
-          <w:b w:val="0"/>
-        </w:rPr>
         <w:t>.</w:t>
-      </w:r>
-    </w:p>
-    <w:p>
-      <w:pPr>
-        <w:spacing w:line="336" w:lineRule="auto" w:after="180"/>
-      </w:pPr>
-      <w:r>
-        <w:rPr>
-          <w:b w:val="0"/>
-        </w:rPr>
-        <w:t xml:space="preserve">Recalculate, retrace, or restate the </w:t>
-      </w:r>
-      <w:r>
-        <w:rPr>
-          <w:b/>
-        </w:rPr>
-        <w:t>evidence</w:t>
-      </w:r>
-      <w:r>
-        <w:rPr>
-          <w:b w:val="0"/>
-        </w:rPr>
-        <w:t xml:space="preserve"> independently:</w:t>
-      </w:r>
-    </w:p>
-    <w:p>
-      <w:pPr>
-        <w:pStyle w:val="Heading3"/>
-      </w:pPr>
-      <w:r>
-        <w:t>Concrete teaching case</w:t>
-      </w:r>
-    </w:p>
-    <w:p>
-      <w:pPr>
-        <w:pStyle w:val="Heading3"/>
-      </w:pPr>
-      <w:r>
-        <w:t>The teaching case</w:t>
-      </w:r>
-    </w:p>
-    <w:p>
-      <w:pPr>
-        <w:spacing w:line="336" w:lineRule="auto" w:after="180"/>
-        <w:shd w:fill="F1F6FC"/>
-      </w:pPr>
-      <w:r>
-        <w:rPr>
-          <w:b w:val="0"/>
-        </w:rPr>
-        <w:t>Spotting alerts can miss disease signs or create unnecessary healthy-leaf reviews.</w:t>
-      </w:r>
-    </w:p>
-    <w:p>
-      <w:pPr>
-        <w:pStyle w:val="Heading3"/>
-      </w:pPr>
-      <w:r>
-        <w:t>The teaching case</w:t>
-      </w:r>
-    </w:p>
-    <w:p>
-      <w:pPr>
-        <w:spacing w:line="336" w:lineRule="auto" w:after="180"/>
-        <w:shd w:fill="F1F6FC"/>
-      </w:pPr>
-      <w:r>
-        <w:rPr>
-          <w:b w:val="0"/>
-        </w:rPr>
-        <w:t xml:space="preserve">Connect metrics to </w:t>
-      </w:r>
-      <w:r>
-        <w:rPr>
-          <w:b/>
-        </w:rPr>
-        <w:t>consequence</w:t>
-      </w:r>
-      <w:r>
-        <w:rPr>
-          <w:b w:val="0"/>
-        </w:rPr>
-        <w:t>s.</w:t>
-      </w:r>
-    </w:p>
-    <w:p>
-      <w:pPr>
-        <w:pStyle w:val="Heading3"/>
-      </w:pPr>
-      <w:r>
-        <w:t>Exact explanation to model</w:t>
-      </w:r>
-    </w:p>
-    <w:p>
-      <w:pPr>
-        <w:pStyle w:val="Heading3"/>
-      </w:pPr>
-      <w:r>
-        <w:t>Why the result follows</w:t>
-      </w:r>
-    </w:p>
-    <w:p>
-      <w:pPr>
-        <w:spacing w:line="336" w:lineRule="auto" w:after="180"/>
-        <w:shd w:fill="F1F6FC"/>
-      </w:pPr>
-      <w:r>
-        <w:rPr>
-          <w:b w:val="0"/>
-        </w:rPr>
-        <w:t xml:space="preserve">Recall measures finding positives; precision measures alert correctness. Set tradeoffs using </w:t>
-      </w:r>
-      <w:r>
-        <w:rPr>
-          <w:b/>
-        </w:rPr>
-        <w:t>consequence</w:t>
-      </w:r>
-      <w:r>
-        <w:rPr>
-          <w:b w:val="0"/>
-        </w:rPr>
-        <w:t xml:space="preserve">s, review capacity and validation </w:t>
-      </w:r>
-      <w:r>
-        <w:rPr>
-          <w:b/>
-        </w:rPr>
-        <w:t>evidence</w:t>
-      </w:r>
-      <w:r>
-        <w:rPr>
-          <w:b w:val="0"/>
-        </w:rPr>
-        <w:t>.</w:t>
-      </w:r>
-    </w:p>
-    <w:p>
-      <w:pPr>
-        <w:pStyle w:val="Heading3"/>
-      </w:pPr>
-      <w:r>
-        <w:t>Explain the added worked example</w:t>
-      </w:r>
-    </w:p>
-    <w:p>
-      <w:pPr>
-        <w:pStyle w:val="Heading3"/>
-      </w:pPr>
-      <w:r>
-        <w:t>Explain the added worked example · 1</w:t>
-      </w:r>
-    </w:p>
-    <w:p>
-      <w:pPr>
-        <w:spacing w:line="336" w:lineRule="auto" w:after="180"/>
-      </w:pPr>
-      <w:r>
-        <w:rPr>
-          <w:b w:val="0"/>
-        </w:rPr>
-        <w:t xml:space="preserve">A classifier </w:t>
-      </w:r>
-      <w:r>
-        <w:rPr>
-          <w:b/>
-        </w:rPr>
-        <w:t>score</w:t>
-      </w:r>
-      <w:r>
-        <w:rPr>
-          <w:b w:val="0"/>
-        </w:rPr>
-        <w:t xml:space="preserve"> is not automatically a probability. Declare blocked positive and predict blocked when </w:t>
-      </w:r>
-      <w:r>
-        <w:rPr>
-          <w:b/>
-        </w:rPr>
-        <w:t>score</w:t>
-      </w:r>
-      <w:r>
-        <w:rPr>
-          <w:b w:val="0"/>
-        </w:rPr>
-        <w:t xml:space="preserve"> is at least the </w:t>
-      </w:r>
-      <w:r>
-        <w:rPr>
-          <w:b/>
-        </w:rPr>
-        <w:t>threshold</w:t>
-      </w:r>
-      <w:r>
-        <w:rPr>
-          <w:b w:val="0"/>
-        </w:rPr>
-        <w:t>. Changing this boundary changes decisions without necessarily re</w:t>
-      </w:r>
-      <w:r>
-        <w:rPr>
-          <w:b/>
-        </w:rPr>
-        <w:t>training</w:t>
-      </w:r>
-      <w:r>
-        <w:rPr>
-          <w:b w:val="0"/>
-        </w:rPr>
-        <w:t xml:space="preserve"> the model.</w:t>
-      </w:r>
-    </w:p>
-    <w:p>
-      <w:pPr>
-        <w:spacing w:line="336" w:lineRule="auto" w:after="180"/>
-      </w:pPr>
-      <w:r>
-        <w:rPr>
-          <w:b w:val="0"/>
-        </w:rPr>
-        <w:t xml:space="preserve">Select it using development </w:t>
-      </w:r>
-      <w:r>
-        <w:rPr>
-          <w:b/>
-        </w:rPr>
-        <w:t>evidence</w:t>
-      </w:r>
-      <w:r>
-        <w:rPr>
-          <w:b w:val="0"/>
-        </w:rPr>
-        <w:t xml:space="preserve"> and a task-relevant rule, not final-test answers.</w:t>
-      </w:r>
-    </w:p>
-    <w:p>
-      <w:pPr>
-        <w:spacing w:line="336" w:lineRule="auto" w:after="180"/>
-      </w:pPr>
-      <w:r>
-        <w:rPr>
-          <w:b w:val="0"/>
-        </w:rPr>
-        <w:t>Use fictional classroom data throughout this investigation. Keep the task, units, reference labels and data split visible as you reason.</w:t>
-      </w:r>
-    </w:p>
-    <w:p>
-      <w:pPr>
-        <w:spacing w:line="336" w:lineRule="auto" w:after="180"/>
-      </w:pPr>
-      <w:r>
-        <w:rPr>
-          <w:b w:val="0"/>
-        </w:rPr>
-        <w:t xml:space="preserve">Earlier weeks supplied the model-building </w:t>
-      </w:r>
-      <w:r>
-        <w:rPr>
-          <w:b/>
-        </w:rPr>
-        <w:t>process</w:t>
-      </w:r>
-      <w:r>
-        <w:rPr>
-          <w:b w:val="0"/>
-        </w:rPr>
-        <w:t xml:space="preserve">; this week examines </w:t>
-      </w:r>
-      <w:r>
-        <w:rPr>
-          <w:b/>
-        </w:rPr>
-        <w:t>threshold</w:t>
-      </w:r>
-      <w:r>
-        <w:rPr>
-          <w:b w:val="0"/>
-        </w:rPr>
-        <w:t xml:space="preserve">s and </w:t>
-      </w:r>
-      <w:r>
-        <w:rPr>
-          <w:b/>
-        </w:rPr>
-        <w:t>consequence</w:t>
-      </w:r>
-      <w:r>
-        <w:rPr>
-          <w:b w:val="0"/>
-        </w:rPr>
-        <w:t>s.</w:t>
-      </w:r>
-    </w:p>
-    <w:p>
-      <w:pPr>
-        <w:spacing w:line="336" w:lineRule="auto" w:after="180"/>
-      </w:pPr>
-      <w:r>
-        <w:rPr>
-          <w:b w:val="0"/>
-        </w:rPr>
-        <w:t xml:space="preserve">Six records have </w:t>
-      </w:r>
-      <w:r>
-        <w:rPr>
-          <w:b/>
-        </w:rPr>
-        <w:t>score</w:t>
-      </w:r>
-      <w:r>
-        <w:rPr>
-          <w:b w:val="0"/>
-        </w:rPr>
-        <w:t xml:space="preserve">/reference pairs A .9/blocked, B .7/clear, C .6/blocked, D .4/blocked, E .3/clear, F .1/clear. At </w:t>
-      </w:r>
-      <w:r>
-        <w:rPr>
-          <w:b/>
-        </w:rPr>
-        <w:t>threshold</w:t>
-      </w:r>
-      <w:r>
-        <w:rPr>
-          <w:b w:val="0"/>
-        </w:rPr>
-        <w:t xml:space="preserve"> .5, TP=2, FP=1, FN=1, TN=2. At .3, TP=3, FP=2, FN=0, TN=1.</w:t>
-      </w:r>
-    </w:p>
-    <w:p>
-      <w:pPr>
-        <w:spacing w:line="336" w:lineRule="auto" w:after="180"/>
-      </w:pPr>
-      <w:r>
-        <w:rPr>
-          <w:b w:val="0"/>
-        </w:rPr>
-        <w:t>Equality is positive, so E is flagged at .3.</w:t>
-      </w:r>
-    </w:p>
-    <w:p>
-      <w:pPr>
-        <w:spacing w:line="336" w:lineRule="auto" w:after="180"/>
-      </w:pPr>
-      <w:r>
-        <w:rPr>
-          <w:b w:val="0"/>
-        </w:rPr>
-        <w:t xml:space="preserve">Trace the calculation on paper before running this optional Python check. Use the stated fictional </w:t>
-      </w:r>
-      <w:r>
-        <w:rPr>
-          <w:b/>
-        </w:rPr>
-        <w:t>input</w:t>
-      </w:r>
-      <w:r>
-        <w:rPr>
-          <w:b w:val="0"/>
-        </w:rPr>
-        <w:t xml:space="preserve">s and compare intermediate values. The code checks this example; your independent workbook case uses different </w:t>
-      </w:r>
-      <w:r>
-        <w:rPr>
-          <w:b/>
-        </w:rPr>
-        <w:t>evidence</w:t>
-      </w:r>
-      <w:r>
-        <w:rPr>
-          <w:b w:val="0"/>
-        </w:rPr>
-        <w:t>.</w:t>
-      </w:r>
-    </w:p>
-    <w:p>
-      <w:pPr>
-        <w:pStyle w:val="Heading3"/>
-      </w:pPr>
-      <w:r>
-        <w:t>Key terms</w:t>
       </w:r>
     </w:p>
     <w:tbl>
@@ -1610,33 +1261,13 @@
     </w:tbl>
     <w:p>
       <w:pPr>
-        <w:pStyle w:val="Heading3"/>
-      </w:pPr>
-      <w:r>
-        <w:t>Model the reasoning aloud</w:t>
-      </w:r>
-    </w:p>
-    <w:p>
-      <w:pPr>
         <w:spacing w:line="336" w:lineRule="auto" w:after="180"/>
       </w:pPr>
       <w:r>
         <w:rPr>
           <w:b w:val="0"/>
         </w:rPr>
-        <w:t xml:space="preserve">Use the complete worked example below before asking learners to complete W2. Reveal a small part, invite a </w:t>
-      </w:r>
-      <w:r>
-        <w:rPr>
-          <w:b/>
-        </w:rPr>
-        <w:t>prediction</w:t>
-      </w:r>
-      <w:r>
-        <w:rPr>
-          <w:b w:val="0"/>
-        </w:rPr>
-        <w:t>, then explain the deciding step.</w:t>
+        <w:t>For the main six-record exercise, blocked is positive, predict blocked when score&gt;=threshold, and use fictional cost 1 point per false alarm plus 4 per miss. Compare only thresholds 0.5 and0.3on the same supplied development records. These points are invented teaching priorities, not measured real-world harms. The separate leaf picture uses different costs and four records; keep its values separate.</w:t>
       </w:r>
     </w:p>
     <w:p>
@@ -1647,7 +1278,7 @@
         <w:rPr>
           <w:b w:val="0"/>
         </w:rPr>
-        <w:t>These teacher notes contain solutions; do not reveal the independent case answer during modelling.</w:t>
+        <w:t>A ranking score is not automatically a probability.</w:t>
       </w:r>
     </w:p>
     <w:p>
@@ -1834,6 +1465,823 @@
         <w:t>________________________________________________________________</w:t>
       </w:r>
     </w:p>
+    <w:p>
+      <w:pPr>
+        <w:pStyle w:val="Heading2"/>
+      </w:pPr>
+      <w:r>
+        <w:t>Read separate pictured costs and references</w:t>
+      </w:r>
+    </w:p>
+    <w:p>
+      <w:pPr>
+        <w:spacing w:line="336" w:lineRule="auto" w:after="180"/>
+      </w:pPr>
+      <w:r>
+        <w:rPr>
+          <w:b w:val="0"/>
+        </w:rPr>
+        <w:t xml:space="preserve">Translate a </w:t>
+      </w:r>
+      <w:r>
+        <w:rPr>
+          <w:b/>
+        </w:rPr>
+        <w:t>threshold</w:t>
+      </w:r>
+      <w:r>
+        <w:rPr>
+          <w:b w:val="0"/>
+        </w:rPr>
+        <w:t xml:space="preserve"> choice into missed-leaf and false-alarm costs.</w:t>
+      </w:r>
+    </w:p>
+    <w:p>
+      <w:pPr>
+        <w:spacing w:line="336" w:lineRule="auto" w:after="180"/>
+      </w:pPr>
+      <w:r>
+        <w:rPr>
+          <w:b/>
+        </w:rPr>
+        <w:t>Score</w:t>
+      </w:r>
+      <w:r>
+        <w:rPr>
+          <w:b w:val="0"/>
+        </w:rPr>
+        <w:t xml:space="preserve">s/reference: 0.9 spotted, 0.6 healthy, 0.4 spotted, 0.1 healthy. Predict spotted at </w:t>
+      </w:r>
+      <w:r>
+        <w:rPr>
+          <w:b/>
+        </w:rPr>
+        <w:t>score</w:t>
+      </w:r>
+      <w:r>
+        <w:rPr>
+          <w:b w:val="0"/>
+        </w:rPr>
+        <w:t>&gt;=</w:t>
+      </w:r>
+      <w:r>
+        <w:rPr>
+          <w:b/>
+        </w:rPr>
+        <w:t>threshold</w:t>
+      </w:r>
+      <w:r>
+        <w:rPr>
+          <w:b w:val="0"/>
+        </w:rPr>
+        <w:t>. Miss cost5; false-alarm cost1.</w:t>
+      </w:r>
+    </w:p>
+    <w:p>
+      <w:pPr>
+        <w:spacing w:line="336" w:lineRule="auto" w:after="180"/>
+      </w:pPr>
+      <w:r>
+        <w:rPr>
+          <w:b w:val="0"/>
+        </w:rPr>
+        <w:t xml:space="preserve">All </w:t>
+      </w:r>
+      <w:r>
+        <w:rPr>
+          <w:b/>
+        </w:rPr>
+        <w:t>input</w:t>
+      </w:r>
+      <w:r>
+        <w:rPr>
+          <w:b w:val="0"/>
+        </w:rPr>
+        <w:t>s and outcomes in this worked example are invented classroom data; no real model run is claimed.</w:t>
+      </w:r>
+    </w:p>
+    <w:p>
+      <w:pPr>
+        <w:spacing w:line="336" w:lineRule="auto" w:after="180"/>
+      </w:pPr>
+      <w:r>
+        <w:rPr>
+          <w:b w:val="0"/>
+        </w:rPr>
+        <w:t>Main A–Fthresholds0.5/0.3 both classify 4/6 correct, but costs under FP 1/FN 4 are5 and2. Reversing main priorities to FP 4/FN 1 gives5 and8. Picture instead has four leaf scores 0.9 spotted, 0.6 healthy, 0.4 spotted, 0.1 healthy; thresholds 0.7/0.4 cost5 and1 under FP 1/FN 5. Swapping the pictured costs to FP 5/FN 1 gives1 and5.</w:t>
+      </w:r>
+    </w:p>
+    <w:p>
+      <w:pPr>
+        <w:spacing w:line="336" w:lineRule="auto" w:after="180"/>
+      </w:pPr>
+      <w:r>
+        <w:rPr>
+          <w:b w:val="0"/>
+        </w:rPr>
+        <w:t>These are separate fixtures and separate policy changes; no single threshold is universally best or validated for real leaf-health decisions.</w:t>
+      </w:r>
+    </w:p>
+    <w:p>
+      <w:pPr>
+        <w:pStyle w:val="Heading2"/>
+      </w:pPr>
+      <w:r>
+        <w:t>Trace both thresholds and swapped priorities</w:t>
+      </w:r>
+    </w:p>
+    <w:p>
+      <w:r>
+        <w:drawing>
+          <wp:inline xmlns:a="http://schemas.openxmlformats.org/drawingml/2006/main" xmlns:pic="http://schemas.openxmlformats.org/drawingml/2006/picture">
+            <wp:extent cx="5486400" cy="3182112"/>
+            <wp:docPr id="1" name="Picture 1" descr="Threshold0.7: TP 1, FN 1, FP 0, TN 2: cost5. → Threshold0.4: TP 2, FN 0, FP 1, TN 1: cost1. → Choose for stated costs: Threshold0.4 has smaller validation cost on these four cases."/>
+            <wp:cNvGraphicFramePr>
+              <a:graphicFrameLocks noChangeAspect="1"/>
+            </wp:cNvGraphicFramePr>
+            <a:graphic>
+              <a:graphicData uri="http://schemas.openxmlformats.org/drawingml/2006/picture">
+                <pic:pic>
+                  <pic:nvPicPr>
+                    <pic:cNvPr id="0" name="academy-story-ai-4-25-02.png"/>
+                    <pic:cNvPicPr/>
+                  </pic:nvPicPr>
+                  <pic:blipFill>
+                    <a:blip r:embed="rId9"/>
+                    <a:stretch>
+                      <a:fillRect/>
+                    </a:stretch>
+                  </pic:blipFill>
+                  <pic:spPr>
+                    <a:xfrm>
+                      <a:off x="0" y="0"/>
+                      <a:ext cx="5486400" cy="3182112"/>
+                    </a:xfrm>
+                    <a:prstGeom prst="rect"/>
+                  </pic:spPr>
+                </pic:pic>
+              </a:graphicData>
+            </a:graphic>
+          </wp:inline>
+        </w:drawing>
+      </w:r>
+    </w:p>
+    <w:p>
+      <w:pPr>
+        <w:pStyle w:val="Heading3"/>
+      </w:pPr>
+      <w:r>
+        <w:t>Read the picture one step at a time</w:t>
+      </w:r>
+    </w:p>
+    <w:tbl>
+      <w:tblPr>
+        <w:tblStyle w:val="LightShading-Accent1"/>
+        <w:tblW w:type="auto" w:w="0"/>
+        <w:tblLook w:firstColumn="1" w:firstRow="1" w:lastColumn="0" w:lastRow="0" w:noHBand="0" w:noVBand="1" w:val="04A0"/>
+      </w:tblPr>
+      <w:tblGrid>
+        <w:gridCol w:w="5112"/>
+        <w:gridCol w:w="5112"/>
+      </w:tblGrid>
+      <w:tr>
+        <w:trPr>
+          <w:tblHeader/>
+        </w:trPr>
+        <w:tc>
+          <w:tcPr>
+            <w:tcW w:type="dxa" w:w="5112"/>
+          </w:tcPr>
+          <w:p>
+            <w:r>
+              <w:t>Step</w:t>
+            </w:r>
+          </w:p>
+        </w:tc>
+        <w:tc>
+          <w:tcPr>
+            <w:tcW w:type="dxa" w:w="5112"/>
+          </w:tcPr>
+          <w:p>
+            <w:r>
+              <w:t>What happens and why</w:t>
+            </w:r>
+          </w:p>
+        </w:tc>
+      </w:tr>
+      <w:tr>
+        <w:tc>
+          <w:tcPr>
+            <w:tcW w:type="dxa" w:w="5112"/>
+          </w:tcPr>
+          <w:p>
+            <w:r>
+              <w:t>1. Threshold0.7</w:t>
+            </w:r>
+          </w:p>
+        </w:tc>
+        <w:tc>
+          <w:tcPr>
+            <w:tcW w:type="dxa" w:w="5112"/>
+          </w:tcPr>
+          <w:p>
+            <w:r>
+              <w:t>TP 1, FN 1, FP 0, TN 2: cost5.</w:t>
+            </w:r>
+          </w:p>
+        </w:tc>
+      </w:tr>
+      <w:tr>
+        <w:tc>
+          <w:tcPr>
+            <w:tcW w:type="dxa" w:w="5112"/>
+          </w:tcPr>
+          <w:p>
+            <w:r>
+              <w:t>2. Threshold0.4</w:t>
+            </w:r>
+          </w:p>
+        </w:tc>
+        <w:tc>
+          <w:tcPr>
+            <w:tcW w:type="dxa" w:w="5112"/>
+          </w:tcPr>
+          <w:p>
+            <w:r>
+              <w:t>TP 2, FN 0, FP 1, TN 1: cost1.</w:t>
+            </w:r>
+          </w:p>
+        </w:tc>
+      </w:tr>
+      <w:tr>
+        <w:tc>
+          <w:tcPr>
+            <w:tcW w:type="dxa" w:w="5112"/>
+          </w:tcPr>
+          <w:p>
+            <w:r>
+              <w:t>3. Choose for stated costs</w:t>
+            </w:r>
+          </w:p>
+        </w:tc>
+        <w:tc>
+          <w:tcPr>
+            <w:tcW w:type="dxa" w:w="5112"/>
+          </w:tcPr>
+          <w:p>
+            <w:r>
+              <w:t>Threshold0.4 has smaller validation cost on these four cases.</w:t>
+            </w:r>
+          </w:p>
+        </w:tc>
+      </w:tr>
+    </w:tbl>
+    <w:p>
+      <w:r>
+        <w:t>Match each pictured step to the supplied facts. This is a worked teaching case, not an independent assessment.</w:t>
+      </w:r>
+    </w:p>
+    <w:p>
+      <w:pPr>
+        <w:spacing w:line="336" w:lineRule="auto" w:after="180"/>
+      </w:pPr>
+      <w:r>
+        <w:rPr>
+          <w:b w:val="0"/>
+        </w:rPr>
+        <w:t xml:space="preserve">Read the picture in order. </w:t>
+      </w:r>
+      <w:r>
+        <w:rPr>
+          <w:b/>
+        </w:rPr>
+        <w:t>Threshold</w:t>
+      </w:r>
+      <w:r>
+        <w:rPr>
+          <w:b w:val="0"/>
+        </w:rPr>
+        <w:t xml:space="preserve">0.4 has smaller validation cost on these four cases. The arrows show which recorded </w:t>
+      </w:r>
+      <w:r>
+        <w:rPr>
+          <w:b/>
+        </w:rPr>
+        <w:t>input</w:t>
+      </w:r>
+      <w:r>
+        <w:rPr>
+          <w:b w:val="0"/>
+        </w:rPr>
+        <w:t xml:space="preserve"> or intermediate result each decision uses.</w:t>
+      </w:r>
+    </w:p>
+    <w:p>
+      <w:pPr>
+        <w:spacing w:line="336" w:lineRule="auto" w:after="180"/>
+      </w:pPr>
+      <w:r>
+        <w:rPr>
+          <w:b w:val="0"/>
+        </w:rPr>
+        <w:t>Explain the deciding step aloud before checking the changed case; pointing to the final answer alone does not show how it follows.</w:t>
+      </w:r>
+    </w:p>
+    <w:p>
+      <w:pPr>
+        <w:spacing w:line="336" w:lineRule="auto" w:after="180"/>
+      </w:pPr>
+      <w:r>
+        <w:rPr>
+          <w:b w:val="0"/>
+        </w:rPr>
+        <w:t xml:space="preserve">Toy costs illustrate decision design; real use needs agreed </w:t>
+      </w:r>
+      <w:r>
+        <w:rPr>
+          <w:b/>
+        </w:rPr>
+        <w:t>consequence</w:t>
+      </w:r>
+      <w:r>
+        <w:rPr>
+          <w:b w:val="0"/>
+        </w:rPr>
+        <w:t>s, review capacity and fresh evaluation.</w:t>
+      </w:r>
+    </w:p>
+    <w:p>
+      <w:pPr>
+        <w:spacing w:line="336" w:lineRule="auto" w:after="180"/>
+      </w:pPr>
+      <w:r>
+        <w:rPr>
+          <w:b w:val="0"/>
+        </w:rPr>
+        <w:t>Change: Miss and false-alarm costs swap to1 and 5.</w:t>
+      </w:r>
+    </w:p>
+    <w:p>
+      <w:pPr>
+        <w:spacing w:line="336" w:lineRule="auto" w:after="180"/>
+      </w:pPr>
+      <w:r>
+        <w:rPr>
+          <w:b/>
+        </w:rPr>
+        <w:t>Prediction</w:t>
+      </w:r>
+      <w:r>
+        <w:rPr>
+          <w:b w:val="0"/>
+        </w:rPr>
+        <w:t xml:space="preserve">: </w:t>
+      </w:r>
+      <w:r>
+        <w:rPr>
+          <w:b/>
+        </w:rPr>
+        <w:t>Threshold</w:t>
+      </w:r>
+      <w:r>
+        <w:rPr>
+          <w:b w:val="0"/>
+        </w:rPr>
+        <w:t xml:space="preserve">0.7 costs1 while0.4 costs5; preferred </w:t>
+      </w:r>
+      <w:r>
+        <w:rPr>
+          <w:b/>
+        </w:rPr>
+        <w:t>threshold</w:t>
+      </w:r>
+      <w:r>
+        <w:rPr>
+          <w:b w:val="0"/>
+        </w:rPr>
+        <w:t xml:space="preserve"> switches.</w:t>
+      </w:r>
+    </w:p>
+    <w:p>
+      <w:pPr>
+        <w:spacing w:line="336" w:lineRule="auto" w:after="180"/>
+      </w:pPr>
+      <w:r>
+        <w:rPr>
+          <w:b w:val="0"/>
+        </w:rPr>
+        <w:t xml:space="preserve">Reason: Metric choice encodes the declared </w:t>
+      </w:r>
+      <w:r>
+        <w:rPr>
+          <w:b/>
+        </w:rPr>
+        <w:t>consequence</w:t>
+      </w:r>
+      <w:r>
+        <w:rPr>
+          <w:b w:val="0"/>
+        </w:rPr>
+        <w:t xml:space="preserve">s, not a universal best </w:t>
+      </w:r>
+      <w:r>
+        <w:rPr>
+          <w:b/>
+        </w:rPr>
+        <w:t>threshold</w:t>
+      </w:r>
+      <w:r>
+        <w:rPr>
+          <w:b w:val="0"/>
+        </w:rPr>
+        <w:t>.</w:t>
+      </w:r>
+    </w:p>
+    <w:p>
+      <w:pPr>
+        <w:pStyle w:val="Heading2"/>
+      </w:pPr>
+      <w:r>
+        <w:t>Additional context-to-metric discussion · reference / check after trying</w:t>
+      </w:r>
+    </w:p>
+    <w:p>
+      <w:pPr>
+        <w:spacing w:line="336" w:lineRule="auto" w:after="180"/>
+      </w:pPr>
+      <w:r>
+        <w:rPr>
+          <w:b w:val="0"/>
+        </w:rPr>
+        <w:t>UNDER THE HOOD Screening task treats missed positives as costly, so emphasize recall and human follow-up. Recommendation task may track precision among shown items plus user benefit.</w:t>
+      </w:r>
+    </w:p>
+    <w:p>
+      <w:pPr>
+        <w:spacing w:line="336" w:lineRule="auto" w:after="180"/>
+      </w:pPr>
+      <w:r>
+        <w:rPr>
+          <w:b w:val="0"/>
+        </w:rPr>
+        <w:t>STEP 1 Screening task treats missed positives as costly, so emphasize recall and human follow-up.</w:t>
+      </w:r>
+    </w:p>
+    <w:p>
+      <w:pPr>
+        <w:spacing w:line="336" w:lineRule="auto" w:after="180"/>
+      </w:pPr>
+      <w:r>
+        <w:rPr>
+          <w:b w:val="0"/>
+        </w:rPr>
+        <w:t>STEP 2 Recommendation task may track precision among shown items plus user benefit.</w:t>
+      </w:r>
+    </w:p>
+    <w:p>
+      <w:pPr>
+        <w:spacing w:line="336" w:lineRule="auto" w:after="180"/>
+      </w:pPr>
+      <w:r>
+        <w:rPr>
+          <w:b w:val="0"/>
+        </w:rPr>
+        <w:t>STEP 3 Height forecast uses MAE in centimeters and residual slices.</w:t>
+      </w:r>
+    </w:p>
+    <w:p>
+      <w:pPr>
+        <w:spacing w:line="336" w:lineRule="auto" w:after="180"/>
+      </w:pPr>
+      <w:r>
+        <w:rPr>
+          <w:b w:val="0"/>
+        </w:rPr>
+        <w:t xml:space="preserve">STEP 4 No metric replaces a written </w:t>
+      </w:r>
+      <w:r>
+        <w:rPr>
+          <w:b/>
+        </w:rPr>
+        <w:t>consequence</w:t>
+      </w:r>
+      <w:r>
+        <w:rPr>
+          <w:b w:val="0"/>
+        </w:rPr>
+        <w:t xml:space="preserve"> analysis and subgroup review.</w:t>
+      </w:r>
+    </w:p>
+    <w:p>
+      <w:pPr>
+        <w:pStyle w:val="Heading2"/>
+      </w:pPr>
+      <w:r>
+        <w:t>Earlier wording, alternatives and picture transcripts · reference / check after trying</w:t>
+      </w:r>
+    </w:p>
+    <w:p>
+      <w:pPr>
+        <w:spacing w:line="336" w:lineRule="auto" w:after="180"/>
+      </w:pPr>
+      <w:r>
+        <w:rPr>
+          <w:b w:val="0"/>
+        </w:rPr>
+        <w:t>Explain the mechanism</w:t>
+      </w:r>
+    </w:p>
+    <w:p>
+      <w:pPr>
+        <w:spacing w:line="336" w:lineRule="auto" w:after="180"/>
+      </w:pPr>
+      <w:r>
+        <w:rPr>
+          <w:b w:val="0"/>
+        </w:rPr>
+        <w:t>Trace the information, fitted behavior, and evaluation proof separately.</w:t>
+      </w:r>
+    </w:p>
+    <w:p>
+      <w:pPr>
+        <w:spacing w:line="336" w:lineRule="auto" w:after="180"/>
+      </w:pPr>
+      <w:r>
+        <w:rPr>
+          <w:b w:val="0"/>
+        </w:rPr>
+        <w:t>QUESTION Select metrics for screening, recommendation, and forecasting tasks.</w:t>
+      </w:r>
+    </w:p>
+    <w:p>
+      <w:pPr>
+        <w:spacing w:line="336" w:lineRule="auto" w:after="180"/>
+      </w:pPr>
+      <w:r>
+        <w:rPr>
+          <w:b w:val="0"/>
+        </w:rPr>
+        <w:t xml:space="preserve">MODEL IDEA Metric choice depends on intended use, the positive class, who is affected, and the </w:t>
+      </w:r>
+      <w:r>
+        <w:rPr>
+          <w:b/>
+        </w:rPr>
+        <w:t>consequence</w:t>
+      </w:r>
+      <w:r>
+        <w:rPr>
+          <w:b w:val="0"/>
+        </w:rPr>
+        <w:t>s of each error.</w:t>
+      </w:r>
+    </w:p>
+    <w:p>
+      <w:pPr>
+        <w:spacing w:line="336" w:lineRule="auto" w:after="180"/>
+      </w:pPr>
+      <w:r>
+        <w:rPr>
+          <w:b w:val="0"/>
+        </w:rPr>
+        <w:t>PROOF NEEDED Use an unseen case, visible calculation, error analysis, and a stated limitation.</w:t>
+      </w:r>
+    </w:p>
+    <w:p>
+      <w:pPr>
+        <w:spacing w:line="336" w:lineRule="auto" w:after="180"/>
+      </w:pPr>
+      <w:r>
+        <w:rPr>
+          <w:b w:val="0"/>
+        </w:rPr>
+        <w:t xml:space="preserve">Draw a fresh data → model → </w:t>
+      </w:r>
+      <w:r>
+        <w:rPr>
+          <w:b/>
+        </w:rPr>
+        <w:t>prediction</w:t>
+      </w:r>
+      <w:r>
+        <w:rPr>
+          <w:b w:val="0"/>
+        </w:rPr>
+        <w:t xml:space="preserve"> → evaluation trace:</w:t>
+      </w:r>
+    </w:p>
+    <w:p>
+      <w:pPr>
+        <w:spacing w:line="336" w:lineRule="auto" w:after="180"/>
+      </w:pPr>
+      <w:r>
+        <w:rPr>
+          <w:b w:val="0"/>
+        </w:rPr>
+        <w:t xml:space="preserve">Predict first. Then check each step. A correct answer without visible </w:t>
+      </w:r>
+      <w:r>
+        <w:rPr>
+          <w:b/>
+        </w:rPr>
+        <w:t>evidence</w:t>
+      </w:r>
+      <w:r>
+        <w:rPr>
+          <w:b w:val="0"/>
+        </w:rPr>
+        <w:t xml:space="preserve"> cannot be audited.</w:t>
+      </w:r>
+    </w:p>
+    <w:p>
+      <w:pPr>
+        <w:spacing w:line="336" w:lineRule="auto" w:after="180"/>
+      </w:pPr>
+      <w:r>
+        <w:rPr>
+          <w:b w:val="0"/>
+        </w:rPr>
+        <w:t xml:space="preserve">CHECK Verify the denominator, unit, split, class definition, and data version before interpreting a </w:t>
+      </w:r>
+      <w:r>
+        <w:rPr>
+          <w:b/>
+        </w:rPr>
+        <w:t>score</w:t>
+      </w:r>
+      <w:r>
+        <w:rPr>
+          <w:b w:val="0"/>
+        </w:rPr>
+        <w:t>.</w:t>
+      </w:r>
+    </w:p>
+    <w:p>
+      <w:pPr>
+        <w:spacing w:line="336" w:lineRule="auto" w:after="180"/>
+      </w:pPr>
+      <w:r>
+        <w:rPr>
+          <w:b w:val="0"/>
+        </w:rPr>
+        <w:t xml:space="preserve">Recalculate, retrace, or restate the </w:t>
+      </w:r>
+      <w:r>
+        <w:rPr>
+          <w:b/>
+        </w:rPr>
+        <w:t>evidence</w:t>
+      </w:r>
+      <w:r>
+        <w:rPr>
+          <w:b w:val="0"/>
+        </w:rPr>
+        <w:t xml:space="preserve"> independently:</w:t>
+      </w:r>
+    </w:p>
+    <w:p>
+      <w:pPr>
+        <w:pStyle w:val="Heading3"/>
+      </w:pPr>
+      <w:r>
+        <w:t>Concrete teaching case</w:t>
+      </w:r>
+    </w:p>
+    <w:p>
+      <w:pPr>
+        <w:spacing w:line="336" w:lineRule="auto" w:after="180"/>
+      </w:pPr>
+      <w:r>
+        <w:rPr>
+          <w:b w:val="0"/>
+        </w:rPr>
+        <w:t>Spotting alerts can miss disease signs or create unnecessary healthy-leaf reviews.</w:t>
+      </w:r>
+    </w:p>
+    <w:p>
+      <w:pPr>
+        <w:spacing w:line="336" w:lineRule="auto" w:after="180"/>
+      </w:pPr>
+      <w:r>
+        <w:rPr>
+          <w:b w:val="0"/>
+        </w:rPr>
+        <w:t xml:space="preserve">Connect metrics to </w:t>
+      </w:r>
+      <w:r>
+        <w:rPr>
+          <w:b/>
+        </w:rPr>
+        <w:t>consequence</w:t>
+      </w:r>
+      <w:r>
+        <w:rPr>
+          <w:b w:val="0"/>
+        </w:rPr>
+        <w:t>s.</w:t>
+      </w:r>
+    </w:p>
+    <w:p>
+      <w:pPr>
+        <w:pStyle w:val="Heading3"/>
+      </w:pPr>
+      <w:r>
+        <w:t>Exact explanation to model</w:t>
+      </w:r>
+    </w:p>
+    <w:p>
+      <w:pPr>
+        <w:spacing w:line="336" w:lineRule="auto" w:after="180"/>
+      </w:pPr>
+      <w:r>
+        <w:rPr>
+          <w:b w:val="0"/>
+        </w:rPr>
+        <w:t xml:space="preserve">Recall measures finding positives; precision measures alert correctness. Set tradeoffs using </w:t>
+      </w:r>
+      <w:r>
+        <w:rPr>
+          <w:b/>
+        </w:rPr>
+        <w:t>consequence</w:t>
+      </w:r>
+      <w:r>
+        <w:rPr>
+          <w:b w:val="0"/>
+        </w:rPr>
+        <w:t xml:space="preserve">s, review capacity and validation </w:t>
+      </w:r>
+      <w:r>
+        <w:rPr>
+          <w:b/>
+        </w:rPr>
+        <w:t>evidence</w:t>
+      </w:r>
+      <w:r>
+        <w:rPr>
+          <w:b w:val="0"/>
+        </w:rPr>
+        <w:t>.</w:t>
+      </w:r>
+    </w:p>
+    <w:p>
+      <w:pPr>
+        <w:pStyle w:val="Heading3"/>
+      </w:pPr>
+      <w:r>
+        <w:t>Explain the added worked example</w:t>
+      </w:r>
+    </w:p>
+    <w:p>
+      <w:pPr>
+        <w:pStyle w:val="Heading3"/>
+      </w:pPr>
+      <w:r>
+        <w:t>Key terms</w:t>
+      </w:r>
+    </w:p>
+    <w:p>
+      <w:pPr>
+        <w:pStyle w:val="Heading3"/>
+      </w:pPr>
+      <w:r>
+        <w:t>Model the reasoning aloud</w:t>
+      </w:r>
+    </w:p>
+    <w:p>
+      <w:pPr>
+        <w:spacing w:line="336" w:lineRule="auto" w:after="180"/>
+      </w:pPr>
+      <w:r>
+        <w:rPr>
+          <w:b w:val="0"/>
+        </w:rPr>
+        <w:t xml:space="preserve">Use the complete worked example below before asking learners to complete W2. Reveal a small part, invite a </w:t>
+      </w:r>
+      <w:r>
+        <w:rPr>
+          <w:b/>
+        </w:rPr>
+        <w:t>prediction</w:t>
+      </w:r>
+      <w:r>
+        <w:rPr>
+          <w:b w:val="0"/>
+        </w:rPr>
+        <w:t>, then explain the deciding step.</w:t>
+      </w:r>
+    </w:p>
+    <w:p>
+      <w:pPr>
+        <w:spacing w:line="336" w:lineRule="auto" w:after="180"/>
+      </w:pPr>
+      <w:r>
+        <w:rPr>
+          <w:b w:val="0"/>
+        </w:rPr>
+        <w:t>These teacher notes contain solutions; do not reveal the independent case answer during modelling.</w:t>
+      </w:r>
+    </w:p>
     <w:tbl>
       <w:tblPr>
         <w:tblStyle w:val="LightShading-Accent1"/>
@@ -1957,115 +2405,10 @@
     </w:p>
     <w:p>
       <w:pPr>
-        <w:spacing w:line="336" w:lineRule="auto" w:after="180"/>
-      </w:pPr>
-      <w:r>
-        <w:rPr>
-          <w:b w:val="0"/>
-        </w:rPr>
-        <w:t xml:space="preserve">Translate a </w:t>
-      </w:r>
-      <w:r>
-        <w:rPr>
-          <w:b/>
-        </w:rPr>
-        <w:t>threshold</w:t>
-      </w:r>
-      <w:r>
-        <w:rPr>
-          <w:b w:val="0"/>
-        </w:rPr>
-        <w:t xml:space="preserve"> choice into missed-leaf and false-alarm costs.</w:t>
-      </w:r>
-    </w:p>
-    <w:p>
-      <w:pPr>
         <w:pStyle w:val="Heading3"/>
       </w:pPr>
       <w:r>
         <w:t>The facts we will use</w:t>
-      </w:r>
-    </w:p>
-    <w:p>
-      <w:pPr>
-        <w:pStyle w:val="Heading3"/>
-      </w:pPr>
-      <w:r>
-        <w:t>Supplied facts</w:t>
-      </w:r>
-    </w:p>
-    <w:p>
-      <w:pPr>
-        <w:spacing w:line="336" w:lineRule="auto" w:after="180"/>
-        <w:shd w:fill="F1F6FC"/>
-      </w:pPr>
-      <w:r>
-        <w:rPr>
-          <w:b/>
-        </w:rPr>
-        <w:t>Score</w:t>
-      </w:r>
-      <w:r>
-        <w:rPr>
-          <w:b w:val="0"/>
-        </w:rPr>
-        <w:t xml:space="preserve">s/reference: 0.9 spotted, 0.6 healthy, 0.4 spotted, 0.1 healthy. Predict spotted at </w:t>
-      </w:r>
-      <w:r>
-        <w:rPr>
-          <w:b/>
-        </w:rPr>
-        <w:t>score</w:t>
-      </w:r>
-      <w:r>
-        <w:rPr>
-          <w:b w:val="0"/>
-        </w:rPr>
-        <w:t>&gt;=</w:t>
-      </w:r>
-      <w:r>
-        <w:rPr>
-          <w:b/>
-        </w:rPr>
-        <w:t>threshold</w:t>
-      </w:r>
-      <w:r>
-        <w:rPr>
-          <w:b w:val="0"/>
-        </w:rPr>
-        <w:t>. Miss cost5; false-alarm cost1.</w:t>
-      </w:r>
-    </w:p>
-    <w:p>
-      <w:pPr>
-        <w:pStyle w:val="Heading3"/>
-      </w:pPr>
-      <w:r>
-        <w:t>Supplied facts</w:t>
-      </w:r>
-    </w:p>
-    <w:p>
-      <w:pPr>
-        <w:spacing w:line="336" w:lineRule="auto" w:after="180"/>
-        <w:shd w:fill="F1F6FC"/>
-      </w:pPr>
-      <w:r>
-        <w:rPr>
-          <w:b w:val="0"/>
-        </w:rPr>
-        <w:t xml:space="preserve">All </w:t>
-      </w:r>
-      <w:r>
-        <w:rPr>
-          <w:b/>
-        </w:rPr>
-        <w:t>input</w:t>
-      </w:r>
-      <w:r>
-        <w:rPr>
-          <w:b w:val="0"/>
-        </w:rPr>
-        <w:t>s and outcomes in this worked example are invented classroom data; no real model run is claimed.</w:t>
       </w:r>
     </w:p>
     <w:p>
@@ -2073,7 +2416,7 @@
         <w:drawing>
           <wp:inline xmlns:a="http://schemas.openxmlformats.org/drawingml/2006/main" xmlns:pic="http://schemas.openxmlformats.org/drawingml/2006/picture">
             <wp:extent cx="5486400" cy="5185229"/>
-            <wp:docPr id="1" name="Picture 1" descr="Metrics Match Consequences. Threshold0.7: TP 1, FN 1, FP 0, TN 2: cost5.. Threshold0.4: TP 2, FN 0, FP 1, TN 1: cost1.. Choose for stated costs: Threshold0.4 has smaller validation cost on these four cases."/>
+            <wp:docPr id="2" name="Picture 2" descr="Metrics Match Consequences. Threshold0.7: TP 1, FN 1, FP 0, TN 2: cost5.. Threshold0.4: TP 2, FN 0, FP 1, TN 1: cost1.. Choose for stated costs: Threshold0.4 has smaller validation cost on these four cases."/>
             <wp:cNvGraphicFramePr>
               <a:graphicFrameLocks noChangeAspect="1"/>
             </wp:cNvGraphicFramePr>
@@ -2085,7 +2428,7 @@
                     <pic:cNvPicPr/>
                   </pic:nvPicPr>
                   <pic:blipFill>
-                    <a:blip r:embed="rId9"/>
+                    <a:blip r:embed="rId10"/>
                     <a:stretch>
                       <a:fillRect/>
                     </a:stretch>
@@ -2109,114 +2452,7 @@
         <w:pStyle w:val="Heading3"/>
       </w:pPr>
       <w:r>
-        <w:t>Read the picture one step at a time</w:t>
-      </w:r>
-    </w:p>
-    <w:tbl>
-      <w:tblPr>
-        <w:tblStyle w:val="LightShading-Accent1"/>
-        <w:tblW w:type="auto" w:w="0"/>
-        <w:tblLook w:firstColumn="1" w:firstRow="1" w:lastColumn="0" w:lastRow="0" w:noHBand="0" w:noVBand="1" w:val="04A0"/>
-      </w:tblPr>
-      <w:tblGrid>
-        <w:gridCol w:w="5112"/>
-        <w:gridCol w:w="5112"/>
-      </w:tblGrid>
-      <w:tr>
-        <w:trPr>
-          <w:tblHeader/>
-        </w:trPr>
-        <w:tc>
-          <w:tcPr>
-            <w:tcW w:type="dxa" w:w="5112"/>
-          </w:tcPr>
-          <w:p>
-            <w:r>
-              <w:t>Step</w:t>
-            </w:r>
-          </w:p>
-        </w:tc>
-        <w:tc>
-          <w:tcPr>
-            <w:tcW w:type="dxa" w:w="5112"/>
-          </w:tcPr>
-          <w:p>
-            <w:r>
-              <w:t>What happens and why</w:t>
-            </w:r>
-          </w:p>
-        </w:tc>
-      </w:tr>
-      <w:tr>
-        <w:tc>
-          <w:tcPr>
-            <w:tcW w:type="dxa" w:w="5112"/>
-          </w:tcPr>
-          <w:p>
-            <w:r>
-              <w:t>1. Threshold0.7</w:t>
-            </w:r>
-          </w:p>
-        </w:tc>
-        <w:tc>
-          <w:tcPr>
-            <w:tcW w:type="dxa" w:w="5112"/>
-          </w:tcPr>
-          <w:p>
-            <w:r>
-              <w:t>TP 1, FN 1, FP 0, TN 2: cost5.</w:t>
-            </w:r>
-          </w:p>
-        </w:tc>
-      </w:tr>
-      <w:tr>
-        <w:tc>
-          <w:tcPr>
-            <w:tcW w:type="dxa" w:w="5112"/>
-          </w:tcPr>
-          <w:p>
-            <w:r>
-              <w:t>2. Threshold0.4</w:t>
-            </w:r>
-          </w:p>
-        </w:tc>
-        <w:tc>
-          <w:tcPr>
-            <w:tcW w:type="dxa" w:w="5112"/>
-          </w:tcPr>
-          <w:p>
-            <w:r>
-              <w:t>TP 2, FN 0, FP 1, TN 1: cost1.</w:t>
-            </w:r>
-          </w:p>
-        </w:tc>
-      </w:tr>
-      <w:tr>
-        <w:tc>
-          <w:tcPr>
-            <w:tcW w:type="dxa" w:w="5112"/>
-          </w:tcPr>
-          <w:p>
-            <w:r>
-              <w:t>3. Choose for stated costs</w:t>
-            </w:r>
-          </w:p>
-        </w:tc>
-        <w:tc>
-          <w:tcPr>
-            <w:tcW w:type="dxa" w:w="5112"/>
-          </w:tcPr>
-          <w:p>
-            <w:r>
-              <w:t>Threshold0.4 has smaller validation cost on these four cases.</w:t>
-            </w:r>
-          </w:p>
-        </w:tc>
-      </w:tr>
-    </w:tbl>
-    <w:p>
-      <w:r>
-        <w:t>Match each pictured step to the supplied facts. This is a worked teaching case, not an independent assessment.</w:t>
+        <w:t>Why this result follows</w:t>
       </w:r>
     </w:p>
     <w:p>
@@ -2224,7 +2460,7 @@
         <w:pStyle w:val="Heading3"/>
       </w:pPr>
       <w:r>
-        <w:t>Why this result follows</w:t>
+        <w:t>What this example does not establish</w:t>
       </w:r>
     </w:p>
     <w:p>
@@ -2232,55 +2468,539 @@
         <w:pStyle w:val="Heading3"/>
       </w:pPr>
       <w:r>
-        <w:t>Why the result follows</w:t>
+        <w:t>Change one thing in the pictured case</w:t>
+      </w:r>
+    </w:p>
+    <w:p>
+      <w:pPr>
+        <w:pStyle w:val="Heading3"/>
+      </w:pPr>
+      <w:r>
+        <w:t>Ask while showing the picture</w:t>
       </w:r>
     </w:p>
     <w:p>
       <w:pPr>
         <w:spacing w:line="336" w:lineRule="auto" w:after="180"/>
-        <w:shd w:fill="F1F6FC"/>
-      </w:pPr>
-      <w:r>
-        <w:rPr>
-          <w:b w:val="0"/>
-        </w:rPr>
-        <w:t xml:space="preserve">Read the picture in order. </w:t>
+      </w:pPr>
+      <w:r>
+        <w:rPr>
+          <w:b w:val="0"/>
+        </w:rPr>
+        <w:t xml:space="preserve">Cover the result. Ask learners to name the </w:t>
       </w:r>
       <w:r>
         <w:rPr>
           <w:b/>
         </w:rPr>
+        <w:t>input</w:t>
+      </w:r>
+      <w:r>
+        <w:rPr>
+          <w:b w:val="0"/>
+        </w:rPr>
+        <w:t xml:space="preserve">s and predict the next step. Uncover one step, connect the icon to the actual procedure, and explain its </w:t>
+      </w:r>
+      <w:r>
+        <w:rPr>
+          <w:b/>
+        </w:rPr>
+        <w:t>evidence</w:t>
+      </w:r>
+      <w:r>
+        <w:rPr>
+          <w:b w:val="0"/>
+        </w:rPr>
+        <w:t>. Then change the supplied condition and compare.</w:t>
+      </w:r>
+    </w:p>
+    <w:p>
+      <w:pPr>
+        <w:spacing w:line="336" w:lineRule="auto" w:after="180"/>
+      </w:pPr>
+      <w:r>
+        <w:rPr>
+          <w:b w:val="0"/>
+        </w:rPr>
+        <w:t>The picture is a representation; it does not document execution of a real AI model.</w:t>
+      </w:r>
+    </w:p>
+    <w:p>
+      <w:pPr>
+        <w:pStyle w:val="Heading1"/>
+      </w:pPr>
+      <w:r>
+        <w:t>03. Guide the calculation, then remove help</w:t>
+      </w:r>
+    </w:p>
+    <w:p>
+      <w:r>
+        <w:t>Collect each learner’s prediction before showing its key.</w:t>
+      </w:r>
+    </w:p>
+    <w:p>
+      <w:pPr>
+        <w:pStyle w:val="Heading2"/>
+      </w:pPr>
+      <w:r>
+        <w:t>Current completion task and checked key</w:t>
+      </w:r>
+    </w:p>
+    <w:p>
+      <w:pPr>
+        <w:spacing w:line="336" w:lineRule="auto" w:after="180"/>
+      </w:pPr>
+      <w:r>
+        <w:rPr>
+          <w:b w:val="0"/>
+        </w:rPr>
+        <w:t xml:space="preserve">Completion task: Give TP, FP, FN, TN at both </w:t>
+      </w:r>
+      <w:r>
+        <w:rPr>
+          <w:b/>
+        </w:rPr>
+        <w:t>threshold</w:t>
+      </w:r>
+      <w:r>
+        <w:rPr>
+          <w:b w:val="0"/>
+        </w:rPr>
+        <w:t>s.</w:t>
+      </w:r>
+    </w:p>
+    <w:p>
+      <w:pPr>
+        <w:spacing w:line="336" w:lineRule="auto" w:after="180"/>
+      </w:pPr>
+      <w:r>
+        <w:rPr>
+          <w:b w:val="0"/>
+        </w:rPr>
+        <w:t>Teacher check: Teacher explanation: At .5: 2, 1, 1, 2. At .3: 3, 2, 0, 1.</w:t>
+      </w:r>
+    </w:p>
+    <w:p>
+      <w:pPr>
+        <w:spacing w:line="336" w:lineRule="auto" w:after="180"/>
+      </w:pPr>
+      <w:r>
+        <w:rPr>
+          <w:b w:val="0"/>
+        </w:rPr>
+        <w:t xml:space="preserve">Start by identifying the given </w:t>
+      </w:r>
+      <w:r>
+        <w:rPr>
+          <w:b/>
+        </w:rPr>
+        <w:t>input</w:t>
+      </w:r>
+      <w:r>
+        <w:rPr>
+          <w:b w:val="0"/>
+        </w:rPr>
+        <w:t>s together. Leave the intermediate steps blank. If needed, model one step, then withdraw that help on the next step. Move to a full trace only when the partial trace is understood.</w:t>
+      </w:r>
+    </w:p>
+    <w:p>
+      <w:pPr>
+        <w:spacing w:line="336" w:lineRule="auto" w:after="180"/>
+      </w:pPr>
+      <w:r>
+        <w:rPr>
+          <w:b w:val="0"/>
+        </w:rPr>
+        <w:t>For partners, alternate explainer and checker; collect a response from every learner before discussion.</w:t>
+      </w:r>
+    </w:p>
+    <w:p>
+      <w:pPr>
+        <w:pStyle w:val="Heading2"/>
+      </w:pPr>
+      <w:r>
+        <w:t>Individual misconception check</w:t>
+      </w:r>
+    </w:p>
+    <w:p>
+      <w:pPr>
+        <w:spacing w:line="336" w:lineRule="auto" w:after="180"/>
+      </w:pPr>
+      <w:r>
+        <w:rPr>
+          <w:b w:val="0"/>
+        </w:rPr>
+        <w:t xml:space="preserve">Use the worked case for </w:t>
+      </w:r>
+      <w:r>
+        <w:rPr>
+          <w:b/>
+        </w:rPr>
         <w:t>Threshold</w:t>
       </w:r>
       <w:r>
         <w:rPr>
           <w:b w:val="0"/>
         </w:rPr>
-        <w:t xml:space="preserve">0.4 has smaller validation cost on these four cases. The arrows show which recorded </w:t>
+        <w:t xml:space="preserve">s and </w:t>
       </w:r>
       <w:r>
         <w:rPr>
           <w:b/>
         </w:rPr>
+        <w:t>consequence</w:t>
+      </w:r>
+      <w:r>
+        <w:rPr>
+          <w:b w:val="0"/>
+        </w:rPr>
+        <w:t>s. Proposed explanation: “A final answer is enough”. Decide whether this explanation is supported.</w:t>
+      </w:r>
+    </w:p>
+    <w:p>
+      <w:pPr>
+        <w:spacing w:line="336" w:lineRule="auto" w:after="180"/>
+      </w:pPr>
+      <w:r>
+        <w:rPr>
+          <w:b w:val="0"/>
+        </w:rPr>
+        <w:t>Point to the step or supplied fact that decides; explain your repair if needed.</w:t>
+      </w:r>
+    </w:p>
+    <w:p>
+      <w:pPr>
+        <w:spacing w:line="336" w:lineRule="auto" w:after="180"/>
+      </w:pPr>
+      <w:r>
+        <w:rPr>
+          <w:b w:val="0"/>
+        </w:rPr>
+        <w:t>Expected correction: Ask for the relevant counts, units, procedure or saved record. For this week: At .5: A, B, C. At .3: A, B, C, D, E, including equality.</w:t>
+      </w:r>
+    </w:p>
+    <w:p>
+      <w:pPr>
+        <w:spacing w:line="336" w:lineRule="auto" w:after="180"/>
+      </w:pPr>
+      <w:r>
+        <w:rPr>
+          <w:b w:val="0"/>
+        </w:rPr>
+        <w:t>Collect explanations, not only yes/no votes. If a misunderstanding is common, re-model the relevant step for the class.</w:t>
+      </w:r>
+    </w:p>
+    <w:p>
+      <w:pPr>
+        <w:spacing w:line="336" w:lineRule="auto" w:after="180"/>
+      </w:pPr>
+      <w:r>
+        <w:rPr>
+          <w:b w:val="0"/>
+        </w:rPr>
+        <w:t>If it affects a few learners, give a short targeted group explanation while others solve a more demanding variation.</w:t>
+      </w:r>
+    </w:p>
+    <w:p>
+      <w:pPr>
+        <w:pStyle w:val="Heading2"/>
+      </w:pPr>
+      <w:r>
+        <w:t>Pictorial question and changed-case reasoning</w:t>
+      </w:r>
+    </w:p>
+    <w:p>
+      <w:pPr>
+        <w:spacing w:line="336" w:lineRule="auto" w:after="180"/>
+      </w:pPr>
+      <w:r>
+        <w:rPr>
+          <w:b w:val="0"/>
+        </w:rPr>
+        <w:t xml:space="preserve">Which labels determine the false-alarm count at </w:t>
+      </w:r>
+      <w:r>
+        <w:rPr>
+          <w:b/>
+        </w:rPr>
+        <w:t>threshold</w:t>
+      </w:r>
+      <w:r>
+        <w:rPr>
+          <w:b w:val="0"/>
+        </w:rPr>
+        <w:t xml:space="preserve"> 0.4? Point to the relevant step in the picture, then write the changed result and the rule or </w:t>
+      </w:r>
+      <w:r>
+        <w:rPr>
+          <w:b/>
+        </w:rPr>
+        <w:t>evidence</w:t>
+      </w:r>
+      <w:r>
+        <w:rPr>
+          <w:b w:val="0"/>
+        </w:rPr>
+        <w:t xml:space="preserve"> that supports it.</w:t>
+      </w:r>
+    </w:p>
+    <w:p>
+      <w:pPr>
+        <w:spacing w:line="336" w:lineRule="auto" w:after="180"/>
+      </w:pPr>
+      <w:r>
+        <w:rPr>
+          <w:b w:val="0"/>
+        </w:rPr>
+        <w:t xml:space="preserve">The healthy 0.6 case is wrongly flagged; healthy 0.1 stays clear. There is exactly one </w:t>
+      </w:r>
+      <w:r>
+        <w:rPr>
+          <w:b/>
+        </w:rPr>
+        <w:t>false alarm</w:t>
+      </w:r>
+      <w:r>
+        <w:rPr>
+          <w:b w:val="0"/>
+        </w:rPr>
+        <w:t xml:space="preserve">. Changed-case check: </w:t>
+      </w:r>
+      <w:r>
+        <w:rPr>
+          <w:b/>
+        </w:rPr>
+        <w:t>Threshold</w:t>
+      </w:r>
+      <w:r>
+        <w:rPr>
+          <w:b w:val="0"/>
+        </w:rPr>
+        <w:t xml:space="preserve">0.7 costs1 while0.4 costs5; preferred </w:t>
+      </w:r>
+      <w:r>
+        <w:rPr>
+          <w:b/>
+        </w:rPr>
+        <w:t>threshold</w:t>
+      </w:r>
+      <w:r>
+        <w:rPr>
+          <w:b w:val="0"/>
+        </w:rPr>
+        <w:t xml:space="preserve"> switches.</w:t>
+      </w:r>
+    </w:p>
+    <w:p>
+      <w:pPr>
+        <w:spacing w:line="336" w:lineRule="auto" w:after="180"/>
+      </w:pPr>
+      <w:r>
+        <w:rPr>
+          <w:b w:val="0"/>
+        </w:rPr>
+        <w:t xml:space="preserve">Metric choice encodes the declared </w:t>
+      </w:r>
+      <w:r>
+        <w:rPr>
+          <w:b/>
+        </w:rPr>
+        <w:t>consequence</w:t>
+      </w:r>
+      <w:r>
+        <w:rPr>
+          <w:b w:val="0"/>
+        </w:rPr>
+        <w:t xml:space="preserve">s, not a universal best </w:t>
+      </w:r>
+      <w:r>
+        <w:rPr>
+          <w:b/>
+        </w:rPr>
+        <w:t>threshold</w:t>
+      </w:r>
+      <w:r>
+        <w:rPr>
+          <w:b w:val="0"/>
+        </w:rPr>
+        <w:t>.</w:t>
+      </w:r>
+    </w:p>
+    <w:p>
+      <w:pPr>
+        <w:spacing w:line="336" w:lineRule="auto" w:after="180"/>
+      </w:pPr>
+      <w:r>
+        <w:rPr>
+          <w:b w:val="0"/>
+        </w:rPr>
+        <w:t xml:space="preserve">Changed-case reasoning: </w:t>
+      </w:r>
+      <w:r>
+        <w:rPr>
+          <w:b/>
+        </w:rPr>
+        <w:t>Threshold</w:t>
+      </w:r>
+      <w:r>
+        <w:rPr>
+          <w:b w:val="0"/>
+        </w:rPr>
+        <w:t xml:space="preserve">0.7 costs1 while0.4 costs5; preferred </w:t>
+      </w:r>
+      <w:r>
+        <w:rPr>
+          <w:b/>
+        </w:rPr>
+        <w:t>threshold</w:t>
+      </w:r>
+      <w:r>
+        <w:rPr>
+          <w:b w:val="0"/>
+        </w:rPr>
+        <w:t xml:space="preserve"> switches. Metric choice encodes the declared </w:t>
+      </w:r>
+      <w:r>
+        <w:rPr>
+          <w:b/>
+        </w:rPr>
+        <w:t>consequence</w:t>
+      </w:r>
+      <w:r>
+        <w:rPr>
+          <w:b w:val="0"/>
+        </w:rPr>
+        <w:t xml:space="preserve">s, not a universal best </w:t>
+      </w:r>
+      <w:r>
+        <w:rPr>
+          <w:b/>
+        </w:rPr>
+        <w:t>threshold</w:t>
+      </w:r>
+      <w:r>
+        <w:rPr>
+          <w:b w:val="0"/>
+        </w:rPr>
+        <w:t>.</w:t>
+      </w:r>
+    </w:p>
+    <w:p>
+      <w:pPr>
+        <w:spacing w:line="336" w:lineRule="auto" w:after="180"/>
+      </w:pPr>
+      <w:r>
+        <w:rPr>
+          <w:b w:val="0"/>
+        </w:rPr>
+        <w:t xml:space="preserve">Collect each learner’s explanation before discussion. Use the first missing connection between </w:t>
+      </w:r>
+      <w:r>
+        <w:rPr>
+          <w:b/>
+        </w:rPr>
         <w:t>input</w:t>
       </w:r>
       <w:r>
         <w:rPr>
           <w:b w:val="0"/>
         </w:rPr>
-        <w:t xml:space="preserve"> or intermediate result each decision uses.</w:t>
+        <w:t xml:space="preserve">, deciding step and result to choose support. This question is worked-case practice, not fresh mastery </w:t>
+      </w:r>
+      <w:r>
+        <w:rPr>
+          <w:b/>
+        </w:rPr>
+        <w:t>evidence</w:t>
+      </w:r>
+      <w:r>
+        <w:rPr>
+          <w:b w:val="0"/>
+        </w:rPr>
+        <w:t>.</w:t>
+      </w:r>
+    </w:p>
+    <w:p>
+      <w:pPr>
+        <w:pStyle w:val="Heading2"/>
+      </w:pPr>
+      <w:r>
+        <w:t>Keep each learner explaining</w:t>
       </w:r>
     </w:p>
     <w:p>
       <w:pPr>
         <w:spacing w:line="336" w:lineRule="auto" w:after="180"/>
-        <w:shd w:fill="F1F6FC"/>
-      </w:pPr>
-      <w:r>
-        <w:rPr>
-          <w:b w:val="0"/>
-        </w:rPr>
-        <w:t>Explain the deciding step aloud before checking the changed case; pointing to the final answer alone does not show how it follows.</w:t>
+      </w:pPr>
+      <w:r>
+        <w:rPr>
+          <w:b w:val="0"/>
+        </w:rPr>
+        <w:t>Ask: Which facts are given, and which would we have to assume? Learners mark relevant details before discussing answers.</w:t>
+      </w:r>
+    </w:p>
+    <w:p>
+      <w:pPr>
+        <w:spacing w:line="336" w:lineRule="auto" w:after="180"/>
+      </w:pPr>
+      <w:r>
+        <w:rPr>
+          <w:b w:val="0"/>
+        </w:rPr>
+        <w:t>Say: Predict first. Show the rule, information path or calculation that would produce the result. A correct guess is not yet an explanation.</w:t>
+      </w:r>
+    </w:p>
+    <w:p>
+      <w:pPr>
+        <w:spacing w:line="336" w:lineRule="auto" w:after="180"/>
+      </w:pPr>
+      <w:r>
+        <w:rPr>
+          <w:b w:val="0"/>
+        </w:rPr>
+        <w:t xml:space="preserve">In pairs, one learner solves while the other checks </w:t>
+      </w:r>
+      <w:r>
+        <w:rPr>
+          <w:b/>
+        </w:rPr>
+        <w:t>evidence</w:t>
+      </w:r>
+      <w:r>
+        <w:rPr>
+          <w:b w:val="0"/>
+        </w:rPr>
+        <w:t>; exchange roles. Remove the worked answer before independent assessment.</w:t>
+      </w:r>
+    </w:p>
+    <w:p>
+      <w:pPr>
+        <w:pStyle w:val="Heading2"/>
+      </w:pPr>
+      <w:r>
+        <w:t>Earlier wording, alternatives and picture transcripts · reference / check after trying</w:t>
+      </w:r>
+    </w:p>
+    <w:p>
+      <w:pPr>
+        <w:spacing w:line="336" w:lineRule="auto" w:after="180"/>
+      </w:pPr>
+      <w:r>
+        <w:rPr>
+          <w:b w:val="0"/>
+        </w:rPr>
+        <w:t>Compact alternative: this two-session sequence covers selected core tasks. Use the three-session weekly plan for the full lesson, independent transfer, feedback and project work; allow extra time for extensions.</w:t>
+      </w:r>
+    </w:p>
+    <w:p>
+      <w:pPr>
+        <w:spacing w:line="336" w:lineRule="auto" w:after="180"/>
+      </w:pPr>
+      <w:r>
+        <w:rPr>
+          <w:b w:val="0"/>
+        </w:rPr>
+        <w:t>Demonstrate and guide practice</w:t>
       </w:r>
     </w:p>
     <w:p>
@@ -2288,7 +3008,99 @@
         <w:pStyle w:val="Heading3"/>
       </w:pPr>
       <w:r>
-        <w:t>What this example does not establish</w:t>
+        <w:t>Board sequence</w:t>
+      </w:r>
+    </w:p>
+    <w:p>
+      <w:pPr>
+        <w:spacing w:line="336" w:lineRule="auto" w:after="180"/>
+      </w:pPr>
+      <w:r>
+        <w:rPr>
+          <w:b w:val="0"/>
+        </w:rPr>
+        <w:t>Write the given facts: Spotting alerts can miss disease signs or create unnecessary healthy-leaf reviews.</w:t>
+      </w:r>
+    </w:p>
+    <w:p>
+      <w:pPr>
+        <w:spacing w:line="336" w:lineRule="auto" w:after="180"/>
+      </w:pPr>
+      <w:r>
+        <w:rPr>
+          <w:b w:val="0"/>
+        </w:rPr>
+        <w:t xml:space="preserve">Write the question to explain: Connect metrics to </w:t>
+      </w:r>
+      <w:r>
+        <w:rPr>
+          <w:b/>
+        </w:rPr>
+        <w:t>consequence</w:t>
+      </w:r>
+      <w:r>
+        <w:rPr>
+          <w:b w:val="0"/>
+        </w:rPr>
+        <w:t>s.</w:t>
+      </w:r>
+    </w:p>
+    <w:p>
+      <w:pPr>
+        <w:spacing w:line="336" w:lineRule="auto" w:after="180"/>
+      </w:pPr>
+      <w:r>
+        <w:rPr>
+          <w:b w:val="0"/>
+        </w:rPr>
+        <w:t xml:space="preserve">Reveal after </w:t>
+      </w:r>
+      <w:r>
+        <w:rPr>
+          <w:b/>
+        </w:rPr>
+        <w:t>prediction</w:t>
+      </w:r>
+      <w:r>
+        <w:rPr>
+          <w:b w:val="0"/>
+        </w:rPr>
+        <w:t xml:space="preserve">s: Recall measures finding positives; precision measures alert correctness. Set tradeoffs using </w:t>
+      </w:r>
+      <w:r>
+        <w:rPr>
+          <w:b/>
+        </w:rPr>
+        <w:t>consequence</w:t>
+      </w:r>
+      <w:r>
+        <w:rPr>
+          <w:b w:val="0"/>
+        </w:rPr>
+        <w:t xml:space="preserve">s, review capacity and validation </w:t>
+      </w:r>
+      <w:r>
+        <w:rPr>
+          <w:b/>
+        </w:rPr>
+        <w:t>evidence</w:t>
+      </w:r>
+      <w:r>
+        <w:rPr>
+          <w:b w:val="0"/>
+        </w:rPr>
+        <w:t>.</w:t>
+      </w:r>
+    </w:p>
+    <w:p>
+      <w:pPr>
+        <w:spacing w:line="336" w:lineRule="auto" w:after="180"/>
+      </w:pPr>
+      <w:r>
+        <w:rPr>
+          <w:b w:val="0"/>
+        </w:rPr>
+        <w:t>Use the earlier transfer question as additional practice. Reserve the selected fresh four-score threshold-and-cost task for the first individual attempt and record support used.</w:t>
       </w:r>
     </w:p>
     <w:p>
@@ -2296,478 +3108,18 @@
         <w:pStyle w:val="Heading3"/>
       </w:pPr>
       <w:r>
-        <w:t>Keep the stated limit</w:t>
+        <w:t>Classroom dialogue</w:t>
       </w:r>
     </w:p>
     <w:p>
       <w:pPr>
         <w:spacing w:line="336" w:lineRule="auto" w:after="180"/>
-        <w:shd w:fill="FFF5E6"/>
-      </w:pPr>
-      <w:r>
-        <w:rPr>
-          <w:b w:val="0"/>
-        </w:rPr>
-        <w:t xml:space="preserve">Toy costs illustrate decision design; real use needs agreed </w:t>
-      </w:r>
-      <w:r>
-        <w:rPr>
-          <w:b/>
-        </w:rPr>
-        <w:t>consequence</w:t>
-      </w:r>
-      <w:r>
-        <w:rPr>
-          <w:b w:val="0"/>
-        </w:rPr>
-        <w:t>s, review capacity and fresh evaluation.</w:t>
-      </w:r>
-    </w:p>
-    <w:p>
-      <w:pPr>
-        <w:pStyle w:val="Heading3"/>
-      </w:pPr>
-      <w:r>
-        <w:t>Change one thing in the pictured case</w:t>
-      </w:r>
-    </w:p>
-    <w:p>
-      <w:pPr>
-        <w:pStyle w:val="Heading3"/>
-      </w:pPr>
-      <w:r>
-        <w:t>Change one thing</w:t>
-      </w:r>
-    </w:p>
-    <w:p>
-      <w:pPr>
-        <w:spacing w:line="336" w:lineRule="auto" w:after="180"/>
-        <w:shd w:fill="F5F1FB"/>
-      </w:pPr>
-      <w:r>
-        <w:rPr>
-          <w:b w:val="0"/>
-        </w:rPr>
-        <w:t>Change: Miss and false-alarm costs swap to1 and 5.</w:t>
-      </w:r>
-    </w:p>
-    <w:p>
-      <w:pPr>
-        <w:pStyle w:val="Heading3"/>
-      </w:pPr>
-      <w:r>
-        <w:t>Predicted result</w:t>
-      </w:r>
-    </w:p>
-    <w:p>
-      <w:pPr>
-        <w:spacing w:line="336" w:lineRule="auto" w:after="180"/>
-        <w:shd w:fill="F1F6FC"/>
-      </w:pPr>
-      <w:r>
-        <w:rPr>
-          <w:b/>
-        </w:rPr>
-        <w:t>Prediction</w:t>
-      </w:r>
-      <w:r>
-        <w:rPr>
-          <w:b w:val="0"/>
-        </w:rPr>
-        <w:t xml:space="preserve">: </w:t>
-      </w:r>
-      <w:r>
-        <w:rPr>
-          <w:b/>
-        </w:rPr>
-        <w:t>Threshold</w:t>
-      </w:r>
-      <w:r>
-        <w:rPr>
-          <w:b w:val="0"/>
-        </w:rPr>
-        <w:t xml:space="preserve">0.7 costs1 while0.4 costs5; preferred </w:t>
-      </w:r>
-      <w:r>
-        <w:rPr>
-          <w:b/>
-        </w:rPr>
-        <w:t>threshold</w:t>
-      </w:r>
-      <w:r>
-        <w:rPr>
-          <w:b w:val="0"/>
-        </w:rPr>
-        <w:t xml:space="preserve"> switches.</w:t>
-      </w:r>
-    </w:p>
-    <w:p>
-      <w:pPr>
-        <w:pStyle w:val="Heading3"/>
-      </w:pPr>
-      <w:r>
-        <w:t>Why the result follows</w:t>
-      </w:r>
-    </w:p>
-    <w:p>
-      <w:pPr>
-        <w:spacing w:line="336" w:lineRule="auto" w:after="180"/>
-        <w:shd w:fill="F1F6FC"/>
-      </w:pPr>
-      <w:r>
-        <w:rPr>
-          <w:b w:val="0"/>
-        </w:rPr>
-        <w:t xml:space="preserve">Reason: Metric choice encodes the declared </w:t>
-      </w:r>
-      <w:r>
-        <w:rPr>
-          <w:b/>
-        </w:rPr>
-        <w:t>consequence</w:t>
-      </w:r>
-      <w:r>
-        <w:rPr>
-          <w:b w:val="0"/>
-        </w:rPr>
-        <w:t xml:space="preserve">s, not a universal best </w:t>
-      </w:r>
-      <w:r>
-        <w:rPr>
-          <w:b/>
-        </w:rPr>
-        <w:t>threshold</w:t>
-      </w:r>
-      <w:r>
-        <w:rPr>
-          <w:b w:val="0"/>
-        </w:rPr>
-        <w:t>.</w:t>
-      </w:r>
-    </w:p>
-    <w:p>
-      <w:pPr>
-        <w:pStyle w:val="Heading3"/>
-      </w:pPr>
-      <w:r>
-        <w:t>Ask while showing the picture</w:t>
-      </w:r>
-    </w:p>
-    <w:p>
-      <w:pPr>
-        <w:pStyle w:val="Heading3"/>
-      </w:pPr>
-      <w:r>
-        <w:t>Ask while showing the picture · 2</w:t>
-      </w:r>
-    </w:p>
-    <w:p>
-      <w:pPr>
-        <w:spacing w:line="336" w:lineRule="auto" w:after="180"/>
-      </w:pPr>
-      <w:r>
-        <w:rPr>
-          <w:b w:val="0"/>
-        </w:rPr>
-        <w:t xml:space="preserve">Cover the result. Ask learners to name the </w:t>
-      </w:r>
-      <w:r>
-        <w:rPr>
-          <w:b/>
-        </w:rPr>
-        <w:t>input</w:t>
-      </w:r>
-      <w:r>
-        <w:rPr>
-          <w:b w:val="0"/>
-        </w:rPr>
-        <w:t xml:space="preserve">s and predict the next step. Uncover one step, connect the icon to the actual procedure, and explain its </w:t>
-      </w:r>
-      <w:r>
-        <w:rPr>
-          <w:b/>
-        </w:rPr>
-        <w:t>evidence</w:t>
-      </w:r>
-      <w:r>
-        <w:rPr>
-          <w:b w:val="0"/>
-        </w:rPr>
-        <w:t>. Then change the supplied condition and compare.</w:t>
-      </w:r>
-    </w:p>
-    <w:p>
-      <w:pPr>
-        <w:spacing w:line="336" w:lineRule="auto" w:after="180"/>
-      </w:pPr>
-      <w:r>
-        <w:rPr>
-          <w:b w:val="0"/>
-        </w:rPr>
-        <w:t>The picture is a representation; it does not document execution of a real AI model.</w:t>
-      </w:r>
-    </w:p>
-    <w:p>
-      <w:pPr>
-        <w:pStyle w:val="Heading1"/>
-      </w:pPr>
-      <w:r>
-        <w:t>03. Demonstrate and guide practice</w:t>
-      </w:r>
-    </w:p>
-    <w:p>
-      <w:r>
-        <w:t>Demonstrate Metrics Match Consequences, reduce support deliberately and check individual reasoning before discussing answers.</w:t>
-      </w:r>
-    </w:p>
-    <w:p>
-      <w:pPr>
-        <w:pStyle w:val="Heading3"/>
-      </w:pPr>
-      <w:r>
-        <w:t>Choose the pacing route</w:t>
-      </w:r>
-    </w:p>
-    <w:p>
-      <w:pPr>
-        <w:spacing w:line="336" w:lineRule="auto" w:after="180"/>
-        <w:shd w:fill="F1F6F8"/>
-      </w:pPr>
-      <w:r>
-        <w:rPr>
-          <w:b w:val="0"/>
-        </w:rPr>
-        <w:t>Compact alternative: this two-session sequence covers selected core tasks. Use the three-session weekly plan for the full lesson, independent transfer, feedback and project work; allow extra time for extensions.</w:t>
-      </w:r>
-    </w:p>
-    <w:p>
-      <w:pPr>
-        <w:pStyle w:val="Heading3"/>
-      </w:pPr>
-      <w:r>
-        <w:t>Board sequence</w:t>
-      </w:r>
-    </w:p>
-    <w:p>
-      <w:pPr>
-        <w:pStyle w:val="Heading3"/>
-      </w:pPr>
-      <w:r>
-        <w:t>1. Put the facts on the board</w:t>
-      </w:r>
-    </w:p>
-    <w:p>
-      <w:pPr>
-        <w:spacing w:line="336" w:lineRule="auto" w:after="180"/>
-        <w:shd w:fill="F4F9FC"/>
-      </w:pPr>
-      <w:r>
-        <w:rPr>
-          <w:b w:val="0"/>
-        </w:rPr>
-        <w:t>Write the given facts: Spotting alerts can miss disease signs or create unnecessary healthy-leaf reviews.</w:t>
-      </w:r>
-    </w:p>
-    <w:p>
-      <w:pPr>
-        <w:pStyle w:val="Heading3"/>
-      </w:pPr>
-      <w:r>
-        <w:t>2. State the decision to explain</w:t>
-      </w:r>
-    </w:p>
-    <w:p>
-      <w:pPr>
-        <w:spacing w:line="336" w:lineRule="auto" w:after="180"/>
-        <w:shd w:fill="F4F9FC"/>
-      </w:pPr>
-      <w:r>
-        <w:rPr>
-          <w:b w:val="0"/>
-        </w:rPr>
-        <w:t xml:space="preserve">Write the question to explain: Connect metrics to </w:t>
-      </w:r>
-      <w:r>
-        <w:rPr>
-          <w:b/>
-        </w:rPr>
-        <w:t>consequence</w:t>
-      </w:r>
-      <w:r>
-        <w:rPr>
-          <w:b w:val="0"/>
-        </w:rPr>
-        <w:t>s.</w:t>
-      </w:r>
-    </w:p>
-    <w:p>
-      <w:pPr>
-        <w:pStyle w:val="Heading3"/>
-      </w:pPr>
-      <w:r>
-        <w:t>3. Reveal the worked reasoning</w:t>
-      </w:r>
-    </w:p>
-    <w:p>
-      <w:pPr>
-        <w:spacing w:line="336" w:lineRule="auto" w:after="180"/>
-        <w:shd w:fill="F1F6FC"/>
-      </w:pPr>
-      <w:r>
-        <w:rPr>
-          <w:b w:val="0"/>
-        </w:rPr>
-        <w:t xml:space="preserve">Reveal after </w:t>
-      </w:r>
-      <w:r>
-        <w:rPr>
-          <w:b/>
-        </w:rPr>
-        <w:t>prediction</w:t>
-      </w:r>
-      <w:r>
-        <w:rPr>
-          <w:b w:val="0"/>
-        </w:rPr>
-        <w:t xml:space="preserve">s: Recall measures finding positives; precision measures alert correctness. Set tradeoffs using </w:t>
-      </w:r>
-      <w:r>
-        <w:rPr>
-          <w:b/>
-        </w:rPr>
-        <w:t>consequence</w:t>
-      </w:r>
-      <w:r>
-        <w:rPr>
-          <w:b w:val="0"/>
-        </w:rPr>
-        <w:t xml:space="preserve">s, review capacity and validation </w:t>
-      </w:r>
-      <w:r>
-        <w:rPr>
-          <w:b/>
-        </w:rPr>
-        <w:t>evidence</w:t>
-      </w:r>
-      <w:r>
-        <w:rPr>
-          <w:b w:val="0"/>
-        </w:rPr>
-        <w:t>.</w:t>
-      </w:r>
-    </w:p>
-    <w:p>
-      <w:pPr>
-        <w:pStyle w:val="Heading3"/>
-      </w:pPr>
-      <w:r>
-        <w:t>Hold back the independent task</w:t>
-      </w:r>
-    </w:p>
-    <w:p>
-      <w:pPr>
-        <w:spacing w:line="336" w:lineRule="auto" w:after="180"/>
-        <w:shd w:fill="F5F1FB"/>
-      </w:pPr>
-      <w:r>
-        <w:rPr>
-          <w:b w:val="0"/>
-        </w:rPr>
-        <w:t xml:space="preserve">Keep for an independent attempt: Missing a diseased plant is considered more costly than a </w:t>
-      </w:r>
-      <w:r>
-        <w:rPr>
-          <w:b/>
-        </w:rPr>
-        <w:t>false alarm</w:t>
-      </w:r>
-      <w:r>
-        <w:rPr>
-          <w:b w:val="0"/>
-        </w:rPr>
-        <w:t>, but staff can review only ten alerts daily. Which evaluation trade-off should be discussed?</w:t>
-      </w:r>
-    </w:p>
-    <w:p>
-      <w:pPr>
-        <w:pStyle w:val="Heading3"/>
-      </w:pPr>
-      <w:r>
-        <w:t>Classroom dialogue</w:t>
-      </w:r>
-    </w:p>
-    <w:p>
-      <w:pPr>
-        <w:pStyle w:val="Heading3"/>
-      </w:pPr>
-      <w:r>
-        <w:t>Ask the class</w:t>
-      </w:r>
-    </w:p>
-    <w:p>
-      <w:pPr>
-        <w:spacing w:line="336" w:lineRule="auto" w:after="180"/>
-        <w:shd w:fill="F5F1FB"/>
-      </w:pPr>
-      <w:r>
-        <w:rPr>
-          <w:b w:val="0"/>
-        </w:rPr>
-        <w:t>Ask: Which facts are given, and which would we have to assume? Learners mark relevant details before discussing answers.</w:t>
-      </w:r>
-    </w:p>
-    <w:p>
-      <w:pPr>
-        <w:pStyle w:val="Heading3"/>
-      </w:pPr>
-      <w:r>
-        <w:t>Language to model</w:t>
-      </w:r>
-    </w:p>
-    <w:p>
-      <w:pPr>
-        <w:spacing w:line="336" w:lineRule="auto" w:after="180"/>
-        <w:shd w:fill="F1F6F8"/>
-      </w:pPr>
-      <w:r>
-        <w:rPr>
-          <w:b w:val="0"/>
-        </w:rPr>
-        <w:t>Say: Predict first. Show the rule, information path or calculation that would produce the result. A correct guess is not yet an explanation.</w:t>
-      </w:r>
-    </w:p>
-    <w:p>
-      <w:pPr>
-        <w:spacing w:line="336" w:lineRule="auto" w:after="180"/>
       </w:pPr>
       <w:r>
         <w:rPr>
           <w:b w:val="0"/>
         </w:rPr>
         <w:t>Reveal reasoning one step at a time. Explain why a tempting alternative fails. Write units and denominators for arithmetic, trace conditions for decisions, and identify supporting sources for claims.</w:t>
-      </w:r>
-    </w:p>
-    <w:p>
-      <w:pPr>
-        <w:spacing w:line="336" w:lineRule="auto" w:after="180"/>
-      </w:pPr>
-      <w:r>
-        <w:rPr>
-          <w:b w:val="0"/>
-        </w:rPr>
-        <w:t xml:space="preserve">In pairs, one learner solves while the other checks </w:t>
-      </w:r>
-      <w:r>
-        <w:rPr>
-          <w:b/>
-        </w:rPr>
-        <w:t>evidence</w:t>
-      </w:r>
-      <w:r>
-        <w:rPr>
-          <w:b w:val="0"/>
-        </w:rPr>
-        <w:t>; exchange roles. Remove the worked answer before independent assessment.</w:t>
       </w:r>
     </w:p>
     <w:p>
@@ -3022,546 +3374,122 @@
         <w:pStyle w:val="Heading3"/>
       </w:pPr>
       <w:r>
-        <w:t>Completion practice</w:t>
+        <w:t>Individual reasoning check</w:t>
+      </w:r>
+    </w:p>
+    <w:p>
+      <w:pPr>
+        <w:pStyle w:val="Heading3"/>
+      </w:pPr>
+      <w:r>
+        <w:t>Pictorial practice question</w:t>
+      </w:r>
+    </w:p>
+    <w:p>
+      <w:pPr>
+        <w:pStyle w:val="Heading3"/>
+      </w:pPr>
+      <w:r>
+        <w:t>Reasoned teacher answer</w:t>
+      </w:r>
+    </w:p>
+    <w:p>
+      <w:pPr>
+        <w:pStyle w:val="Heading1"/>
+      </w:pPr>
+      <w:r>
+        <w:t>04. Run the complete supplied investigation</w:t>
+      </w:r>
+    </w:p>
+    <w:p>
+      <w:r>
+        <w:t>Keep predictions, observed or supplied outcomes and unmeasured cases separate.</w:t>
+      </w:r>
+    </w:p>
+    <w:p>
+      <w:pPr>
+        <w:pStyle w:val="Heading2"/>
+      </w:pPr>
+      <w:r>
+        <w:t>Supplied inputs and checked guidance</w:t>
       </w:r>
     </w:p>
     <w:p>
       <w:pPr>
         <w:spacing w:line="336" w:lineRule="auto" w:after="180"/>
-        <w:shd w:fill="F5F1FB"/>
-      </w:pPr>
-      <w:r>
-        <w:rPr>
-          <w:b w:val="0"/>
-        </w:rPr>
-        <w:t xml:space="preserve">Completion task: Give TP, FP, FN, TN at both </w:t>
-      </w:r>
-      <w:r>
-        <w:rPr>
-          <w:b/>
-        </w:rPr>
-        <w:t>threshold</w:t>
-      </w:r>
-      <w:r>
-        <w:rPr>
-          <w:b w:val="0"/>
-        </w:rPr>
-        <w:t>s.</w:t>
-      </w:r>
-    </w:p>
-    <w:p>
-      <w:pPr>
-        <w:pStyle w:val="Heading3"/>
-      </w:pPr>
-      <w:r>
-        <w:t>Reasoning to listen for</w:t>
+      </w:pPr>
+      <w:r>
+        <w:rPr>
+          <w:b w:val="0"/>
+        </w:rPr>
+        <w:t>Council lane batch 0.3 has lower fictional cost but 5 alerts violates hard 3 capacity; 0.5 has3 alerts, cost 5. Recommendation shown relevance 2/3, total relevant 4so recall 2/4, no benefit outcome. Height errors 1, 2, 0 cm giveMAE1, largest 2. Independent scores 0.8 blocked, 0.5 clear, 0.2 blocked, 0.1 clear:at0.5TP1/FP 1/FN 1/TN 1, cost 5; at0.2TP2/FP 1/FN 0/TN 1, cost 1. Equality positive.</w:t>
       </w:r>
     </w:p>
     <w:p>
       <w:pPr>
         <w:spacing w:line="336" w:lineRule="auto" w:after="180"/>
-        <w:shd w:fill="F1F6FC"/>
-      </w:pPr>
-      <w:r>
-        <w:rPr>
-          <w:b w:val="0"/>
-        </w:rPr>
-        <w:t>Teacher check: Teacher explanation: At .5: 2, 1, 1, 2. At .3: 3, 2, 0, 1.</w:t>
-      </w:r>
-    </w:p>
-    <w:p>
-      <w:pPr>
-        <w:spacing w:line="336" w:lineRule="auto" w:after="180"/>
-      </w:pPr>
-      <w:r>
-        <w:rPr>
-          <w:b w:val="0"/>
-        </w:rPr>
-        <w:t xml:space="preserve">Start by identifying the given </w:t>
-      </w:r>
-      <w:r>
-        <w:rPr>
-          <w:b/>
-        </w:rPr>
-        <w:t>input</w:t>
-      </w:r>
-      <w:r>
-        <w:rPr>
-          <w:b w:val="0"/>
-        </w:rPr>
-        <w:t>s together. Leave the intermediate steps blank. If needed, model one step, then withdraw that help on the next step. Move to a full trace only when the partial trace is understood.</w:t>
-      </w:r>
-    </w:p>
-    <w:p>
-      <w:pPr>
-        <w:spacing w:line="336" w:lineRule="auto" w:after="180"/>
-      </w:pPr>
-      <w:r>
-        <w:rPr>
-          <w:b w:val="0"/>
-        </w:rPr>
-        <w:t>For partners, alternate explainer and checker; collect a response from every learner before discussion.</w:t>
-      </w:r>
-    </w:p>
-    <w:p>
-      <w:pPr>
-        <w:pStyle w:val="Heading3"/>
-      </w:pPr>
-      <w:r>
-        <w:t>Individual reasoning check</w:t>
-      </w:r>
-    </w:p>
-    <w:p>
-      <w:pPr>
-        <w:spacing w:line="336" w:lineRule="auto" w:after="180"/>
-      </w:pPr>
-      <w:r>
-        <w:rPr>
-          <w:b w:val="0"/>
-        </w:rPr>
-        <w:t xml:space="preserve">Use the worked case for </w:t>
-      </w:r>
-      <w:r>
-        <w:rPr>
-          <w:b/>
-        </w:rPr>
-        <w:t>Threshold</w:t>
-      </w:r>
-      <w:r>
-        <w:rPr>
-          <w:b w:val="0"/>
-        </w:rPr>
-        <w:t xml:space="preserve">s and </w:t>
-      </w:r>
-      <w:r>
-        <w:rPr>
-          <w:b/>
-        </w:rPr>
-        <w:t>consequence</w:t>
-      </w:r>
-      <w:r>
-        <w:rPr>
-          <w:b w:val="0"/>
-        </w:rPr>
-        <w:t>s. Proposed explanation: “A final answer is enough”. Decide whether this explanation is supported.</w:t>
-      </w:r>
-    </w:p>
-    <w:p>
-      <w:pPr>
-        <w:spacing w:line="336" w:lineRule="auto" w:after="180"/>
-      </w:pPr>
-      <w:r>
-        <w:rPr>
-          <w:b w:val="0"/>
-        </w:rPr>
-        <w:t>Point to the step or supplied fact that decides; explain your repair if needed.</w:t>
-      </w:r>
-    </w:p>
-    <w:p>
-      <w:pPr>
-        <w:pStyle w:val="Heading3"/>
-      </w:pPr>
-      <w:r>
-        <w:t>Expected repair</w:t>
-      </w:r>
-    </w:p>
-    <w:p>
-      <w:pPr>
-        <w:spacing w:line="336" w:lineRule="auto" w:after="180"/>
-        <w:shd w:fill="F1F6FC"/>
-      </w:pPr>
-      <w:r>
-        <w:rPr>
-          <w:b w:val="0"/>
-        </w:rPr>
-        <w:t>Expected correction: Ask for the relevant counts, units, procedure or saved record. For this week: At .5: A, B, C. At .3: A, B, C, D, E, including equality.</w:t>
-      </w:r>
-    </w:p>
-    <w:p>
-      <w:pPr>
-        <w:spacing w:line="336" w:lineRule="auto" w:after="180"/>
-      </w:pPr>
-      <w:r>
-        <w:rPr>
-          <w:b w:val="0"/>
-        </w:rPr>
-        <w:t>Collect explanations, not only yes/no votes. If a misunderstanding is common, re-model the relevant step for the class.</w:t>
-      </w:r>
-    </w:p>
-    <w:p>
-      <w:pPr>
-        <w:spacing w:line="336" w:lineRule="auto" w:after="180"/>
-      </w:pPr>
-      <w:r>
-        <w:rPr>
-          <w:b w:val="0"/>
-        </w:rPr>
-        <w:t>If it affects a few learners, give a short targeted group explanation while others solve a more demanding variation.</w:t>
-      </w:r>
-    </w:p>
-    <w:p>
-      <w:pPr>
-        <w:pStyle w:val="Heading3"/>
-      </w:pPr>
-      <w:r>
-        <w:t>Pictorial practice question</w:t>
-      </w:r>
-    </w:p>
-    <w:p>
-      <w:pPr>
-        <w:spacing w:line="336" w:lineRule="auto" w:after="180"/>
-      </w:pPr>
-      <w:r>
-        <w:rPr>
-          <w:b w:val="0"/>
-        </w:rPr>
-        <w:t xml:space="preserve">Which labels determine the false-alarm count at </w:t>
-      </w:r>
-      <w:r>
-        <w:rPr>
-          <w:b/>
-        </w:rPr>
-        <w:t>threshold</w:t>
-      </w:r>
-      <w:r>
-        <w:rPr>
-          <w:b w:val="0"/>
-        </w:rPr>
-        <w:t xml:space="preserve"> 0.4? Point to the relevant step in the picture, then write the changed result and the rule or </w:t>
-      </w:r>
-      <w:r>
-        <w:rPr>
-          <w:b/>
-        </w:rPr>
-        <w:t>evidence</w:t>
-      </w:r>
-      <w:r>
-        <w:rPr>
-          <w:b w:val="0"/>
-        </w:rPr>
-        <w:t xml:space="preserve"> that supports it.</w:t>
-      </w:r>
-    </w:p>
-    <w:p>
-      <w:pPr>
-        <w:pStyle w:val="Heading3"/>
-      </w:pPr>
-      <w:r>
-        <w:t>Reasoned teacher answer</w:t>
-      </w:r>
-    </w:p>
-    <w:p>
-      <w:pPr>
-        <w:spacing w:line="336" w:lineRule="auto" w:after="180"/>
-      </w:pPr>
-      <w:r>
-        <w:rPr>
-          <w:b w:val="0"/>
-        </w:rPr>
-        <w:t xml:space="preserve">The healthy 0.6 case is wrongly flagged; healthy 0.1 stays clear. There is exactly one </w:t>
-      </w:r>
-      <w:r>
-        <w:rPr>
-          <w:b/>
-        </w:rPr>
-        <w:t>false alarm</w:t>
-      </w:r>
-      <w:r>
-        <w:rPr>
-          <w:b w:val="0"/>
-        </w:rPr>
-        <w:t xml:space="preserve">. Changed-case check: </w:t>
-      </w:r>
-      <w:r>
-        <w:rPr>
-          <w:b/>
-        </w:rPr>
-        <w:t>Threshold</w:t>
-      </w:r>
-      <w:r>
-        <w:rPr>
-          <w:b w:val="0"/>
-        </w:rPr>
-        <w:t xml:space="preserve">0.7 costs1 while0.4 costs5; preferred </w:t>
-      </w:r>
-      <w:r>
-        <w:rPr>
-          <w:b/>
-        </w:rPr>
-        <w:t>threshold</w:t>
-      </w:r>
-      <w:r>
-        <w:rPr>
-          <w:b w:val="0"/>
-        </w:rPr>
-        <w:t xml:space="preserve"> switches.</w:t>
-      </w:r>
-    </w:p>
-    <w:p>
-      <w:pPr>
-        <w:spacing w:line="336" w:lineRule="auto" w:after="180"/>
-      </w:pPr>
-      <w:r>
-        <w:rPr>
-          <w:b w:val="0"/>
-        </w:rPr>
-        <w:t xml:space="preserve">Metric choice encodes the declared </w:t>
-      </w:r>
-      <w:r>
-        <w:rPr>
-          <w:b/>
-        </w:rPr>
-        <w:t>consequence</w:t>
-      </w:r>
-      <w:r>
-        <w:rPr>
-          <w:b w:val="0"/>
-        </w:rPr>
-        <w:t xml:space="preserve">s, not a universal best </w:t>
-      </w:r>
-      <w:r>
-        <w:rPr>
-          <w:b/>
-        </w:rPr>
-        <w:t>threshold</w:t>
-      </w:r>
-      <w:r>
-        <w:rPr>
-          <w:b w:val="0"/>
-        </w:rPr>
-        <w:t>.</w:t>
-      </w:r>
-    </w:p>
-    <w:p>
-      <w:pPr>
-        <w:spacing w:line="336" w:lineRule="auto" w:after="180"/>
-      </w:pPr>
-      <w:r>
-        <w:rPr>
-          <w:b w:val="0"/>
-        </w:rPr>
-        <w:t xml:space="preserve">Changed-case reasoning: </w:t>
-      </w:r>
-      <w:r>
-        <w:rPr>
-          <w:b/>
-        </w:rPr>
-        <w:t>Threshold</w:t>
-      </w:r>
-      <w:r>
-        <w:rPr>
-          <w:b w:val="0"/>
-        </w:rPr>
-        <w:t xml:space="preserve">0.7 costs1 while0.4 costs5; preferred </w:t>
-      </w:r>
-      <w:r>
-        <w:rPr>
-          <w:b/>
-        </w:rPr>
-        <w:t>threshold</w:t>
-      </w:r>
-      <w:r>
-        <w:rPr>
-          <w:b w:val="0"/>
-        </w:rPr>
-        <w:t xml:space="preserve"> switches. Metric choice encodes the declared </w:t>
-      </w:r>
-      <w:r>
-        <w:rPr>
-          <w:b/>
-        </w:rPr>
-        <w:t>consequence</w:t>
-      </w:r>
-      <w:r>
-        <w:rPr>
-          <w:b w:val="0"/>
-        </w:rPr>
-        <w:t xml:space="preserve">s, not a universal best </w:t>
-      </w:r>
-      <w:r>
-        <w:rPr>
-          <w:b/>
-        </w:rPr>
-        <w:t>threshold</w:t>
-      </w:r>
-      <w:r>
-        <w:rPr>
-          <w:b w:val="0"/>
-        </w:rPr>
-        <w:t>.</w:t>
-      </w:r>
-    </w:p>
-    <w:p>
-      <w:pPr>
-        <w:spacing w:line="336" w:lineRule="auto" w:after="180"/>
-      </w:pPr>
-      <w:r>
-        <w:rPr>
-          <w:b w:val="0"/>
-        </w:rPr>
-        <w:t xml:space="preserve">Collect each learner’s explanation before discussion. Use the first missing connection between </w:t>
-      </w:r>
-      <w:r>
-        <w:rPr>
-          <w:b/>
-        </w:rPr>
-        <w:t>input</w:t>
-      </w:r>
-      <w:r>
-        <w:rPr>
-          <w:b w:val="0"/>
-        </w:rPr>
-        <w:t xml:space="preserve">, deciding step and result to choose support. This question is worked-case practice, not fresh mastery </w:t>
-      </w:r>
-      <w:r>
-        <w:rPr>
-          <w:b/>
-        </w:rPr>
-        <w:t>evidence</w:t>
-      </w:r>
-      <w:r>
-        <w:rPr>
-          <w:b w:val="0"/>
-        </w:rPr>
-        <w:t>.</w:t>
-      </w:r>
-    </w:p>
-    <w:p>
-      <w:pPr>
-        <w:pStyle w:val="Heading1"/>
-      </w:pPr>
-      <w:r>
-        <w:t>04. Run the weekly evidence lab</w:t>
-      </w:r>
-    </w:p>
-    <w:p>
-      <w:r>
-        <w:t>Run the Metrics Match Consequences investigation and use the first unsupported step to choose a teaching response.</w:t>
-      </w:r>
-    </w:p>
-    <w:p>
-      <w:pPr>
-        <w:spacing w:line="336" w:lineRule="auto" w:after="180"/>
-      </w:pPr>
-      <w:r>
-        <w:rPr>
-          <w:b w:val="0"/>
-        </w:rPr>
-        <w:t>Keep the test conditions fixed, record every result, and change only one planned factor.</w:t>
-      </w:r>
-    </w:p>
-    <w:p>
-      <w:pPr>
-        <w:spacing w:line="336" w:lineRule="auto" w:after="180"/>
-        <w:shd w:fill="F4F9FC"/>
-      </w:pPr>
-      <w:r>
-        <w:rPr>
-          <w:b w:val="0"/>
-        </w:rPr>
-        <w:t xml:space="preserve">1. Write the hypothesis and expected </w:t>
-      </w:r>
-      <w:r>
-        <w:rPr>
-          <w:b/>
-        </w:rPr>
-        <w:t>evidence</w:t>
-      </w:r>
-      <w:r>
-        <w:rPr>
-          <w:b w:val="0"/>
-        </w:rPr>
-        <w:t xml:space="preserve"> before running.</w:t>
-      </w:r>
-    </w:p>
-    <w:p>
-      <w:pPr>
-        <w:spacing w:line="336" w:lineRule="auto" w:after="180"/>
-        <w:shd w:fill="F4F9FC"/>
-      </w:pPr>
-      <w:r>
-        <w:rPr>
-          <w:b w:val="0"/>
-        </w:rPr>
-        <w:t xml:space="preserve">2. Metric Council: map stakeholders and error costs, select a </w:t>
-      </w:r>
-      <w:r>
-        <w:rPr>
-          <w:b/>
-        </w:rPr>
-        <w:t>metric suite</w:t>
-      </w:r>
-      <w:r>
-        <w:rPr>
-          <w:b w:val="0"/>
-        </w:rPr>
-        <w:t>, and defend what each metric cannot show.</w:t>
-      </w:r>
-    </w:p>
-    <w:p>
-      <w:pPr>
-        <w:spacing w:line="336" w:lineRule="auto" w:after="180"/>
-        <w:shd w:fill="F4F9FC"/>
-      </w:pPr>
-      <w:r>
-        <w:rPr>
-          <w:b w:val="0"/>
-        </w:rPr>
+      </w:pPr>
+      <w:r>
+        <w:rPr>
+          <w:b w:val="0"/>
+        </w:rPr>
+        <w:t>No capacity/final-performance outcome is supplied for the independent task.</w:t>
+      </w:r>
+    </w:p>
+    <w:p>
+      <w:pPr>
+        <w:pStyle w:val="Heading2"/>
+      </w:pPr>
+      <w:r>
+        <w:t>Predict, investigate and record</w:t>
+      </w:r>
+    </w:p>
+    <w:p>
+      <w:pPr>
+        <w:pStyle w:val="ListNumber"/>
+      </w:pPr>
+      <w:r>
+        <w:t>1. Write the hypothesis and expected evidence before running.</w:t>
+      </w:r>
+    </w:p>
+    <w:p>
+      <w:pPr>
+        <w:pStyle w:val="ListNumber"/>
+      </w:pPr>
+      <w:r>
+        <w:t>2. Metric Council: map stakeholders and error costs, select a metric suite, and defend what each metric cannot show.</w:t>
+      </w:r>
+    </w:p>
+    <w:p>
+      <w:pPr>
+        <w:pStyle w:val="ListNumber"/>
+      </w:pPr>
+      <w:r>
         <w:t>3. Run one normal, one boundary, one missing, and one shifted case.</w:t>
       </w:r>
     </w:p>
     <w:p>
       <w:pPr>
-        <w:spacing w:line="336" w:lineRule="auto" w:after="180"/>
-        <w:shd w:fill="F4F9FC"/>
-      </w:pPr>
-      <w:r>
-        <w:rPr>
-          <w:b w:val="0"/>
-        </w:rPr>
+        <w:pStyle w:val="ListNumber"/>
+      </w:pPr>
+      <w:r>
         <w:t>4. Calculate the metric from raw counts or row-level errors.</w:t>
       </w:r>
     </w:p>
     <w:p>
       <w:pPr>
-        <w:spacing w:line="336" w:lineRule="auto" w:after="180"/>
-        <w:shd w:fill="F4F9FC"/>
-      </w:pPr>
-      <w:r>
-        <w:rPr>
-          <w:b w:val="0"/>
-        </w:rPr>
+        <w:pStyle w:val="ListNumber"/>
+      </w:pPr>
+      <w:r>
         <w:t>5. Interpret what changed, what did not, and what remains unsafe or unknown.</w:t>
       </w:r>
     </w:p>
     <w:p>
       <w:pPr>
-        <w:pStyle w:val="Heading3"/>
-      </w:pPr>
-      <w:r>
-        <w:t>Make the lab runnable</w:t>
-      </w:r>
-    </w:p>
-    <w:p>
-      <w:pPr>
-        <w:spacing w:line="336" w:lineRule="auto" w:after="180"/>
-      </w:pPr>
-      <w:r>
-        <w:rPr>
-          <w:b w:val="0"/>
-        </w:rPr>
-        <w:t>Use the concrete case as the shared normal case and the independent question as a second case. Each pair creates a boundary or missing-information case and predicts its result before testing.</w:t>
-      </w:r>
-    </w:p>
-    <w:p>
-      <w:pPr>
-        <w:spacing w:line="336" w:lineRule="auto" w:after="180"/>
-      </w:pPr>
-      <w:r>
-        <w:rPr>
-          <w:b w:val="0"/>
-        </w:rPr>
-        <w:t>Keep the expected result separate from an observed mistake.</w:t>
+        <w:pStyle w:val="Heading2"/>
+      </w:pPr>
+      <w:r>
+        <w:t>Keep the experiment ledger</w:t>
       </w:r>
     </w:p>
     <w:tbl>
@@ -3712,10 +3640,10 @@
     </w:tbl>
     <w:p>
       <w:pPr>
-        <w:pStyle w:val="Heading3"/>
-      </w:pPr>
-      <w:r>
-        <w:t>Diagnose and reteach</w:t>
+        <w:pStyle w:val="Heading2"/>
+      </w:pPr>
+      <w:r>
+        <w:t>Diagnose the current misconceptions</w:t>
       </w:r>
     </w:p>
     <w:p>
@@ -3726,7 +3654,7 @@
         <w:rPr>
           <w:b w:val="0"/>
         </w:rPr>
-        <w:t>MISCONCEPTION TO REPAIR The same highest-accuracy metric should choose every model.</w:t>
+        <w:t>A final answer is enough: Ask for the relevant counts, units, procedure or saved record. For this week: At .5: A, B, C. At .3: A, B, C, D, E, including equality.</w:t>
       </w:r>
     </w:p>
     <w:p>
@@ -3737,7 +3665,7 @@
         <w:rPr>
           <w:b w:val="0"/>
         </w:rPr>
-        <w:t>For guessing, return to given facts and request a trace. For vocabulary without application, use one example and one non-example. For arithmetic errors, check the setup before the calculation.</w:t>
+        <w:t>A stronger claim makes a stronger project: Selection uses the test answers, turning the test into development data and weakening its independent evaluation role.</w:t>
       </w:r>
     </w:p>
     <w:p>
@@ -3748,47 +3676,6 @@
         <w:rPr>
           <w:b w:val="0"/>
         </w:rPr>
-        <w:t>Finish with a different uncoached case before recording mastery.</w:t>
-      </w:r>
-    </w:p>
-    <w:p>
-      <w:pPr>
-        <w:pStyle w:val="Heading3"/>
-      </w:pPr>
-      <w:r>
-        <w:t>Address these additional misconceptions</w:t>
-      </w:r>
-    </w:p>
-    <w:p>
-      <w:pPr>
-        <w:spacing w:line="336" w:lineRule="auto" w:after="180"/>
-      </w:pPr>
-      <w:r>
-        <w:rPr>
-          <w:b w:val="0"/>
-        </w:rPr>
-        <w:t>A final answer is enough: Ask for the relevant counts, units, procedure or saved record. For this week: At .5: A, B, C. At .3: A, B, C, D, E, including equality.</w:t>
-      </w:r>
-    </w:p>
-    <w:p>
-      <w:pPr>
-        <w:spacing w:line="336" w:lineRule="auto" w:after="180"/>
-      </w:pPr>
-      <w:r>
-        <w:rPr>
-          <w:b w:val="0"/>
-        </w:rPr>
-        <w:t>A stronger claim makes a stronger project: Selection uses the test answers, turning the test into development data and weakening its independent evaluation role.</w:t>
-      </w:r>
-    </w:p>
-    <w:p>
-      <w:pPr>
-        <w:spacing w:line="336" w:lineRule="auto" w:after="180"/>
-      </w:pPr>
-      <w:r>
-        <w:rPr>
-          <w:b w:val="0"/>
-        </w:rPr>
         <w:t xml:space="preserve">The new case can be copied from the example: The independent task changes the </w:t>
       </w:r>
       <w:r>
@@ -3806,10 +3693,10 @@
     </w:p>
     <w:p>
       <w:pPr>
-        <w:pStyle w:val="Heading3"/>
-      </w:pPr>
-      <w:r>
-        <w:t>Match the support to the first error</w:t>
+        <w:pStyle w:val="Heading2"/>
+      </w:pPr>
+      <w:r>
+        <w:t>Choose accessible support</w:t>
       </w:r>
     </w:p>
     <w:tbl>
@@ -3982,15 +3869,512 @@
     </w:p>
     <w:p>
       <w:pPr>
+        <w:pStyle w:val="Heading2"/>
+      </w:pPr>
+      <w:r>
+        <w:t>Earlier wording, alternatives and picture transcripts · reference / check after trying</w:t>
+      </w:r>
+    </w:p>
+    <w:p>
+      <w:pPr>
+        <w:spacing w:line="336" w:lineRule="auto" w:after="180"/>
+      </w:pPr>
+      <w:r>
+        <w:rPr>
+          <w:b w:val="0"/>
+        </w:rPr>
+        <w:t>Run the weekly evidence lab</w:t>
+      </w:r>
+    </w:p>
+    <w:p>
+      <w:pPr>
+        <w:spacing w:line="336" w:lineRule="auto" w:after="180"/>
+      </w:pPr>
+      <w:r>
+        <w:rPr>
+          <w:b w:val="0"/>
+        </w:rPr>
+        <w:t>Keep the test conditions fixed, record every result, and change only one planned factor.</w:t>
+      </w:r>
+    </w:p>
+    <w:p>
+      <w:pPr>
+        <w:pStyle w:val="Heading3"/>
+      </w:pPr>
+      <w:r>
+        <w:t>Make the lab runnable</w:t>
+      </w:r>
+    </w:p>
+    <w:p>
+      <w:pPr>
+        <w:spacing w:line="336" w:lineRule="auto" w:after="180"/>
+      </w:pPr>
+      <w:r>
+        <w:rPr>
+          <w:b w:val="0"/>
+        </w:rPr>
+        <w:t>Use the supplied complete investigation for shared practice. Reserve the selected fresh four-score threshold-and-cost task for the individual first attempt before hints or feedback; earlier transfer questions remain additional practice.</w:t>
+      </w:r>
+    </w:p>
+    <w:p>
+      <w:pPr>
+        <w:pStyle w:val="Heading3"/>
+      </w:pPr>
+      <w:r>
+        <w:t>Diagnose and reteach</w:t>
+      </w:r>
+    </w:p>
+    <w:p>
+      <w:pPr>
+        <w:spacing w:line="336" w:lineRule="auto" w:after="180"/>
+      </w:pPr>
+      <w:r>
+        <w:rPr>
+          <w:b w:val="0"/>
+        </w:rPr>
+        <w:t>MISCONCEPTION TO REPAIR The same highest-accuracy metric should choose every model.</w:t>
+      </w:r>
+    </w:p>
+    <w:p>
+      <w:pPr>
+        <w:spacing w:line="336" w:lineRule="auto" w:after="180"/>
+      </w:pPr>
+      <w:r>
+        <w:rPr>
+          <w:b w:val="0"/>
+        </w:rPr>
+        <w:t>For guessing, return to given facts and request a trace. For vocabulary without application, use one example and one non-example. For arithmetic errors, check the setup before the calculation.</w:t>
+      </w:r>
+    </w:p>
+    <w:p>
+      <w:pPr>
+        <w:spacing w:line="336" w:lineRule="auto" w:after="180"/>
+      </w:pPr>
+      <w:r>
+        <w:rPr>
+          <w:b w:val="0"/>
+        </w:rPr>
+        <w:t>Finish with a different uncoached case before recording mastery.</w:t>
+      </w:r>
+    </w:p>
+    <w:p>
+      <w:pPr>
+        <w:pStyle w:val="Heading3"/>
+      </w:pPr>
+      <w:r>
+        <w:t>Address these additional misconceptions</w:t>
+      </w:r>
+    </w:p>
+    <w:p>
+      <w:pPr>
+        <w:pStyle w:val="Heading3"/>
+      </w:pPr>
+      <w:r>
+        <w:t>Match the support to the first error</w:t>
+      </w:r>
+    </w:p>
+    <w:p>
+      <w:pPr>
         <w:pStyle w:val="Heading1"/>
       </w:pPr>
       <w:r>
-        <w:t>05. Assess and explain the answers</w:t>
-      </w:r>
-    </w:p>
-    <w:p>
-      <w:r>
-        <w:t>Use the Metrics Match Consequences questions, teacher keys and criteria after the relevant attempts. Previously discussed cases are practice; protect the separately selected independent task.</w:t>
+        <w:t>05. Assess the selected experiment transfer</w:t>
+      </w:r>
+    </w:p>
+    <w:p>
+      <w:r>
+        <w:t>Keep this key until after a first attempt; record any help and prior exposure.</w:t>
+      </w:r>
+    </w:p>
+    <w:p>
+      <w:pPr>
+        <w:pStyle w:val="Heading2"/>
+      </w:pPr>
+      <w:r>
+        <w:t>Selected independent task and checked key</w:t>
+      </w:r>
+    </w:p>
+    <w:p>
+      <w:pPr>
+        <w:spacing w:line="336" w:lineRule="auto" w:after="180"/>
+      </w:pPr>
+      <w:r>
+        <w:rPr>
+          <w:b w:val="0"/>
+        </w:rPr>
+        <w:t xml:space="preserve">Selected case: </w:t>
+      </w:r>
+      <w:r>
+        <w:rPr>
+          <w:b/>
+        </w:rPr>
+        <w:t>Score</w:t>
+      </w:r>
+      <w:r>
+        <w:rPr>
+          <w:b w:val="0"/>
+        </w:rPr>
+        <w:t xml:space="preserve">s/references are .8/blocked,.5/clear,.2/blocked,.1/clear. Compare </w:t>
+      </w:r>
+      <w:r>
+        <w:rPr>
+          <w:b/>
+        </w:rPr>
+        <w:t>threshold</w:t>
+      </w:r>
+      <w:r>
+        <w:rPr>
+          <w:b w:val="0"/>
+        </w:rPr>
+        <w:t>s .5 and .2 using the same cost.</w:t>
+      </w:r>
+    </w:p>
+    <w:p>
+      <w:pPr>
+        <w:spacing w:line="336" w:lineRule="auto" w:after="180"/>
+      </w:pPr>
+      <w:r>
+        <w:rPr>
+          <w:b w:val="0"/>
+        </w:rPr>
+        <w:t>Teacher explanation: At .5 TP 1 FP 1 FN 1 TN 1 cost 5. At .2 TP 2 FP 1 FN 0 TN 1 cost 1. Equality is positive at both boundaries.</w:t>
+      </w:r>
+    </w:p>
+    <w:p>
+      <w:pPr>
+        <w:pStyle w:val="Heading2"/>
+      </w:pPr>
+      <w:r>
+        <w:t>Judge trace, scope and support</w:t>
+      </w:r>
+    </w:p>
+    <w:tbl>
+      <w:tblPr>
+        <w:tblStyle w:val="LightShading-Accent1"/>
+        <w:tblW w:type="auto" w:w="0"/>
+        <w:tblLook w:firstColumn="1" w:firstRow="1" w:lastColumn="0" w:lastRow="0" w:noHBand="0" w:noVBand="1" w:val="04A0"/>
+      </w:tblPr>
+      <w:tblGrid>
+        <w:gridCol w:w="5112"/>
+        <w:gridCol w:w="5112"/>
+      </w:tblGrid>
+      <w:tr>
+        <w:trPr>
+          <w:tblHeader/>
+        </w:trPr>
+        <w:tc>
+          <w:tcPr>
+            <w:tcW w:type="dxa" w:w="5112"/>
+          </w:tcPr>
+          <w:p>
+            <w:r>
+              <w:t>Dimension</w:t>
+            </w:r>
+          </w:p>
+        </w:tc>
+        <w:tc>
+          <w:tcPr>
+            <w:tcW w:type="dxa" w:w="5112"/>
+          </w:tcPr>
+          <w:p>
+            <w:r>
+              <w:t>Evidence required</w:t>
+            </w:r>
+          </w:p>
+        </w:tc>
+      </w:tr>
+      <w:tr>
+        <w:tc>
+          <w:tcPr>
+            <w:tcW w:type="dxa" w:w="5112"/>
+          </w:tcPr>
+          <w:p>
+            <w:r>
+              <w:t>Explanation</w:t>
+            </w:r>
+          </w:p>
+        </w:tc>
+        <w:tc>
+          <w:tcPr>
+            <w:tcW w:type="dxa" w:w="5112"/>
+          </w:tcPr>
+          <w:p>
+            <w:r>
+              <w:t>Names the applicable idea or procedure and ties it to the supplied facts.</w:t>
+            </w:r>
+          </w:p>
+        </w:tc>
+      </w:tr>
+      <w:tr>
+        <w:tc>
+          <w:tcPr>
+            <w:tcW w:type="dxa" w:w="5112"/>
+          </w:tcPr>
+          <w:p>
+            <w:r>
+              <w:t>Trace and result</w:t>
+            </w:r>
+          </w:p>
+        </w:tc>
+        <w:tc>
+          <w:tcPr>
+            <w:tcW w:type="dxa" w:w="5112"/>
+          </w:tcPr>
+          <w:p>
+            <w:r>
+              <w:t>Preserves the given inputs and shows the relevant intermediate steps; distinguishes a prediction from an observed execution.</w:t>
+            </w:r>
+          </w:p>
+        </w:tc>
+      </w:tr>
+      <w:tr>
+        <w:tc>
+          <w:tcPr>
+            <w:tcW w:type="dxa" w:w="5112"/>
+          </w:tcPr>
+          <w:p>
+            <w:r>
+              <w:t>Limits</w:t>
+            </w:r>
+          </w:p>
+        </w:tc>
+        <w:tc>
+          <w:tcPr>
+            <w:tcW w:type="dxa" w:w="5112"/>
+          </w:tcPr>
+          <w:p>
+            <w:r>
+              <w:t>States the assumptions, missing evidence or conditions under which the result would change.</w:t>
+            </w:r>
+          </w:p>
+        </w:tc>
+      </w:tr>
+    </w:tbl>
+    <w:p>
+      <w:pPr>
+        <w:spacing w:line="336" w:lineRule="auto" w:after="180"/>
+      </w:pPr>
+      <w:r>
+        <w:rPr>
+          <w:b w:val="0"/>
+        </w:rPr>
+        <w:t>Record each dimension as not yet, with support, or independent. Accept a valid alternative procedure with a defensible trace.</w:t>
+      </w:r>
+    </w:p>
+    <w:p>
+      <w:pPr>
+        <w:spacing w:line="336" w:lineRule="auto" w:after="180"/>
+      </w:pPr>
+      <w:r>
+        <w:rPr>
+          <w:b w:val="0"/>
+        </w:rPr>
+        <w:t xml:space="preserve">Do not penalise an honestly recorded model failure if the learner correctly explains its </w:t>
+      </w:r>
+      <w:r>
+        <w:rPr>
+          <w:b/>
+        </w:rPr>
+        <w:t>evidence</w:t>
+      </w:r>
+      <w:r>
+        <w:rPr>
+          <w:b w:val="0"/>
+        </w:rPr>
+        <w:t xml:space="preserve"> and limits.</w:t>
+      </w:r>
+    </w:p>
+    <w:p>
+      <w:pPr>
+        <w:pStyle w:val="Heading2"/>
+      </w:pPr>
+      <w:r>
+        <w:t>Give one repair action</w:t>
+      </w:r>
+    </w:p>
+    <w:p>
+      <w:pPr>
+        <w:spacing w:line="336" w:lineRule="auto" w:after="180"/>
+      </w:pPr>
+      <w:r>
+        <w:rPr>
+          <w:b w:val="0"/>
+        </w:rPr>
+        <w:t>Name the earliest unsupported step and give one action to repair it. Have the learner make that repair now and explain why. Then assess the relevant skill on a fresh, fully specified case.</w:t>
+      </w:r>
+    </w:p>
+    <w:p>
+      <w:pPr>
+        <w:spacing w:line="336" w:lineRule="auto" w:after="180"/>
+      </w:pPr>
+      <w:r>
+        <w:rPr>
+          <w:b w:val="0"/>
+        </w:rPr>
+        <w:t>Confirm it was not previously practised with feedback; solve and check the new case before assigning it. A follow-up design prompt is a starting brief, not automatically an equivalent test.</w:t>
+      </w:r>
+    </w:p>
+    <w:p>
+      <w:pPr>
+        <w:pStyle w:val="Heading2"/>
+      </w:pPr>
+      <w:r>
+        <w:t>W1 Apply the boundary</w:t>
+      </w:r>
+    </w:p>
+    <w:p>
+      <w:pPr>
+        <w:spacing w:line="336" w:lineRule="auto" w:after="180"/>
+      </w:pPr>
+      <w:r>
+        <w:rPr>
+          <w:b w:val="0"/>
+        </w:rPr>
+        <w:t>Which IDs are positive at .5 and .3?</w:t>
+      </w:r>
+    </w:p>
+    <w:p>
+      <w:pPr>
+        <w:spacing w:line="336" w:lineRule="auto" w:after="180"/>
+      </w:pPr>
+      <w:r>
+        <w:rPr>
+          <w:b w:val="0"/>
+        </w:rPr>
+        <w:t>Teacher explanation: At .5: A, B, C. At .3: A, B, C, D, E, including equality.</w:t>
+      </w:r>
+    </w:p>
+    <w:p>
+      <w:pPr>
+        <w:pStyle w:val="Heading2"/>
+      </w:pPr>
+      <w:r>
+        <w:t>W2 Count the consequences</w:t>
+      </w:r>
+    </w:p>
+    <w:p>
+      <w:pPr>
+        <w:spacing w:line="336" w:lineRule="auto" w:after="180"/>
+      </w:pPr>
+      <w:r>
+        <w:rPr>
+          <w:b w:val="0"/>
+        </w:rPr>
+        <w:t xml:space="preserve">Give TP, FP, FN, TN at both </w:t>
+      </w:r>
+      <w:r>
+        <w:rPr>
+          <w:b/>
+        </w:rPr>
+        <w:t>threshold</w:t>
+      </w:r>
+      <w:r>
+        <w:rPr>
+          <w:b w:val="0"/>
+        </w:rPr>
+        <w:t>s.</w:t>
+      </w:r>
+    </w:p>
+    <w:p>
+      <w:pPr>
+        <w:spacing w:line="336" w:lineRule="auto" w:after="180"/>
+      </w:pPr>
+      <w:r>
+        <w:rPr>
+          <w:b w:val="0"/>
+        </w:rPr>
+        <w:t>Teacher explanation: At .5: 2, 1, 1, 2. At .3: 3, 2, 0, 1.</w:t>
+      </w:r>
+    </w:p>
+    <w:p>
+      <w:pPr>
+        <w:pStyle w:val="Heading2"/>
+      </w:pPr>
+      <w:r>
+        <w:t>W3 Use the declared cost</w:t>
+      </w:r>
+    </w:p>
+    <w:p>
+      <w:pPr>
+        <w:spacing w:line="336" w:lineRule="auto" w:after="180"/>
+      </w:pPr>
+      <w:r>
+        <w:rPr>
+          <w:b w:val="0"/>
+        </w:rPr>
+        <w:t>Calculate costs with FP cost 1 and FN cost 4.</w:t>
+      </w:r>
+    </w:p>
+    <w:p>
+      <w:pPr>
+        <w:spacing w:line="336" w:lineRule="auto" w:after="180"/>
+      </w:pPr>
+      <w:r>
+        <w:rPr>
+          <w:b w:val="0"/>
+        </w:rPr>
+        <w:t>Teacher explanation: Costs are 1+4=5 and 2+0=2; .3 is preferred among these candidates.</w:t>
+      </w:r>
+    </w:p>
+    <w:p>
+      <w:pPr>
+        <w:pStyle w:val="Heading2"/>
+      </w:pPr>
+      <w:r>
+        <w:t>W5 Protect the final test</w:t>
+      </w:r>
+    </w:p>
+    <w:p>
+      <w:pPr>
+        <w:spacing w:line="336" w:lineRule="auto" w:after="180"/>
+      </w:pPr>
+      <w:r>
+        <w:rPr>
+          <w:b w:val="0"/>
+        </w:rPr>
+        <w:t xml:space="preserve">Why not select the </w:t>
+      </w:r>
+      <w:r>
+        <w:rPr>
+          <w:b/>
+        </w:rPr>
+        <w:t>threshold</w:t>
+      </w:r>
+      <w:r>
+        <w:rPr>
+          <w:b w:val="0"/>
+        </w:rPr>
+        <w:t xml:space="preserve"> with the lowest final-test cost?</w:t>
+      </w:r>
+    </w:p>
+    <w:p>
+      <w:pPr>
+        <w:spacing w:line="336" w:lineRule="auto" w:after="180"/>
+      </w:pPr>
+      <w:r>
+        <w:rPr>
+          <w:b w:val="0"/>
+        </w:rPr>
+        <w:t>Teacher explanation: Selection uses the test answers, turning the test into development data and weakening its independent evaluation role.</w:t>
+      </w:r>
+    </w:p>
+    <w:p>
+      <w:pPr>
+        <w:pStyle w:val="Heading2"/>
+      </w:pPr>
+      <w:r>
+        <w:t>Earlier wording, alternatives and picture transcripts · reference / check after trying</w:t>
+      </w:r>
+    </w:p>
+    <w:p>
+      <w:pPr>
+        <w:spacing w:line="336" w:lineRule="auto" w:after="180"/>
+      </w:pPr>
+      <w:r>
+        <w:rPr>
+          <w:b w:val="0"/>
+        </w:rPr>
+        <w:t>Assess and explain the answers</w:t>
       </w:r>
     </w:p>
     <w:p>
@@ -4003,46 +4387,68 @@
     </w:p>
     <w:p>
       <w:pPr>
+        <w:spacing w:line="336" w:lineRule="auto" w:after="180"/>
+      </w:pPr>
+      <w:r>
+        <w:rPr>
+          <w:b w:val="0"/>
+        </w:rPr>
+        <w:t xml:space="preserve">Recall measures finding positives; precision measures alert correctness. Set tradeoffs using </w:t>
+      </w:r>
+      <w:r>
+        <w:rPr>
+          <w:b/>
+        </w:rPr>
+        <w:t>consequence</w:t>
+      </w:r>
+      <w:r>
+        <w:rPr>
+          <w:b w:val="0"/>
+        </w:rPr>
+        <w:t xml:space="preserve">s, review capacity and validation </w:t>
+      </w:r>
+      <w:r>
+        <w:rPr>
+          <w:b/>
+        </w:rPr>
+        <w:t>evidence</w:t>
+      </w:r>
+      <w:r>
+        <w:rPr>
+          <w:b w:val="0"/>
+        </w:rPr>
+        <w:t>.</w:t>
+      </w:r>
+    </w:p>
+    <w:p>
+      <w:pPr>
         <w:pStyle w:val="Heading3"/>
       </w:pPr>
       <w:r>
-        <w:t>Teacher key · Worked case answer</w:t>
+        <w:t>Additional transfer practice question</w:t>
       </w:r>
     </w:p>
     <w:p>
       <w:pPr>
         <w:spacing w:line="336" w:lineRule="auto" w:after="180"/>
-        <w:shd w:fill="F1F6FC"/>
-      </w:pPr>
-      <w:r>
-        <w:rPr>
-          <w:b w:val="0"/>
-        </w:rPr>
-        <w:t xml:space="preserve">Recall measures finding positives; precision measures alert correctness. Set tradeoffs using </w:t>
+      </w:pPr>
+      <w:r>
+        <w:rPr>
+          <w:b w:val="0"/>
+        </w:rPr>
+        <w:t xml:space="preserve">Missing a diseased plant is considered more costly than a </w:t>
       </w:r>
       <w:r>
         <w:rPr>
           <w:b/>
         </w:rPr>
-        <w:t>consequence</w:t>
-      </w:r>
-      <w:r>
-        <w:rPr>
-          <w:b w:val="0"/>
-        </w:rPr>
-        <w:t xml:space="preserve">s, review capacity and validation </w:t>
-      </w:r>
-      <w:r>
-        <w:rPr>
-          <w:b/>
-        </w:rPr>
-        <w:t>evidence</w:t>
-      </w:r>
-      <w:r>
-        <w:rPr>
-          <w:b w:val="0"/>
-        </w:rPr>
-        <w:t>.</w:t>
+        <w:t>false alarm</w:t>
+      </w:r>
+      <w:r>
+        <w:rPr>
+          <w:b w:val="0"/>
+        </w:rPr>
+        <w:t>, but staff can review only ten alerts daily. Which evaluation trade-off should be discussed?</w:t>
       </w:r>
     </w:p>
     <w:p>
@@ -4050,61 +4456,12 @@
         <w:pStyle w:val="Heading3"/>
       </w:pPr>
       <w:r>
-        <w:t>Independent question</w:t>
-      </w:r>
-    </w:p>
-    <w:p>
-      <w:pPr>
-        <w:pStyle w:val="Heading3"/>
-      </w:pPr>
-      <w:r>
-        <w:t>Independent question · withhold the key</w:t>
+        <w:t>Reasoned practice answer</w:t>
       </w:r>
     </w:p>
     <w:p>
       <w:pPr>
         <w:spacing w:line="336" w:lineRule="auto" w:after="180"/>
-        <w:shd w:fill="F5F1FB"/>
-      </w:pPr>
-      <w:r>
-        <w:rPr>
-          <w:b w:val="0"/>
-        </w:rPr>
-        <w:t xml:space="preserve">Missing a diseased plant is considered more costly than a </w:t>
-      </w:r>
-      <w:r>
-        <w:rPr>
-          <w:b/>
-        </w:rPr>
-        <w:t>false alarm</w:t>
-      </w:r>
-      <w:r>
-        <w:rPr>
-          <w:b w:val="0"/>
-        </w:rPr>
-        <w:t>, but staff can review only ten alerts daily. Which evaluation trade-off should be discussed?</w:t>
-      </w:r>
-    </w:p>
-    <w:p>
-      <w:pPr>
-        <w:pStyle w:val="Heading3"/>
-      </w:pPr>
-      <w:r>
-        <w:t>Expected independent answer</w:t>
-      </w:r>
-    </w:p>
-    <w:p>
-      <w:pPr>
-        <w:pStyle w:val="Heading3"/>
-      </w:pPr>
-      <w:r>
-        <w:t>Teacher key · Expected independent answer</w:t>
-      </w:r>
-    </w:p>
-    <w:p>
-      <w:pPr>
-        <w:spacing w:line="336" w:lineRule="auto" w:after="180"/>
-        <w:shd w:fill="F1F6FC"/>
       </w:pPr>
       <w:r>
         <w:rPr>
@@ -4458,869 +4815,389 @@
     </w:p>
     <w:p>
       <w:pPr>
+        <w:spacing w:line="336" w:lineRule="auto" w:after="180"/>
+      </w:pPr>
+      <w:r>
+        <w:rPr>
+          <w:b w:val="0"/>
+        </w:rPr>
+        <w:t xml:space="preserve">Compare validation precision/recall across </w:t>
+      </w:r>
+      <w:r>
+        <w:rPr>
+          <w:b/>
+        </w:rPr>
+        <w:t>threshold</w:t>
+      </w:r>
+      <w:r>
+        <w:rPr>
+          <w:b w:val="0"/>
+        </w:rPr>
+        <w:t xml:space="preserve">s, missed-positive </w:t>
+      </w:r>
+      <w:r>
+        <w:rPr>
+          <w:b/>
+        </w:rPr>
+        <w:t>consequence</w:t>
+      </w:r>
+      <w:r>
+        <w:rPr>
+          <w:b w:val="0"/>
+        </w:rPr>
+        <w:t>s and review workload under realistic volume. More recall can overload review; fewer alerts can miss important cases.</w:t>
+      </w:r>
+    </w:p>
+    <w:p>
+      <w:pPr>
+        <w:spacing w:line="336" w:lineRule="auto" w:after="180"/>
+      </w:pPr>
+      <w:r>
+        <w:rPr>
+          <w:b w:val="0"/>
+        </w:rPr>
+        <w:t>Choose a documented tradeoff before final testing rather than treating one metric as universally best.</w:t>
+      </w:r>
+    </w:p>
+    <w:p>
+      <w:pPr>
         <w:pStyle w:val="Heading3"/>
       </w:pPr>
       <w:r>
-        <w:t>Teacher key · Original transfer answer</w:t>
+        <w:t>Explanations for the additional workbook examples</w:t>
+      </w:r>
+    </w:p>
+    <w:p>
+      <w:pPr>
+        <w:pStyle w:val="Heading3"/>
+      </w:pPr>
+      <w:r>
+        <w:t>W1 Apply the boundary</w:t>
+      </w:r>
+    </w:p>
+    <w:p>
+      <w:pPr>
+        <w:pStyle w:val="Heading3"/>
+      </w:pPr>
+      <w:r>
+        <w:t>W2 Count the consequences</w:t>
+      </w:r>
+    </w:p>
+    <w:p>
+      <w:pPr>
+        <w:pStyle w:val="Heading3"/>
+      </w:pPr>
+      <w:r>
+        <w:t>W3 Use the declared cost</w:t>
+      </w:r>
+    </w:p>
+    <w:p>
+      <w:pPr>
+        <w:pStyle w:val="Heading3"/>
+      </w:pPr>
+      <w:r>
+        <w:t>W4 Apply independently</w:t>
       </w:r>
     </w:p>
     <w:p>
       <w:pPr>
         <w:spacing w:line="336" w:lineRule="auto" w:after="180"/>
-        <w:shd w:fill="F1F6FC"/>
-      </w:pPr>
-      <w:r>
-        <w:rPr>
-          <w:b w:val="0"/>
-        </w:rPr>
-        <w:t xml:space="preserve">Compare validation precision/recall across </w:t>
-      </w:r>
+      </w:pPr>
       <w:r>
         <w:rPr>
           <w:b/>
         </w:rPr>
+        <w:t>Score</w:t>
+      </w:r>
+      <w:r>
+        <w:rPr>
+          <w:b w:val="0"/>
+        </w:rPr>
+        <w:t xml:space="preserve">s/references are .8/blocked,.5/clear,.2/blocked,.1/clear. Compare </w:t>
+      </w:r>
+      <w:r>
+        <w:rPr>
+          <w:b/>
+        </w:rPr>
         <w:t>threshold</w:t>
       </w:r>
       <w:r>
         <w:rPr>
           <w:b w:val="0"/>
         </w:rPr>
-        <w:t xml:space="preserve">s, missed-positive </w:t>
+        <w:t>s .5 and .2 using the same cost.</w:t>
+      </w:r>
+    </w:p>
+    <w:p>
+      <w:pPr>
+        <w:spacing w:line="336" w:lineRule="auto" w:after="180"/>
+      </w:pPr>
+      <w:r>
+        <w:rPr>
+          <w:b w:val="0"/>
+        </w:rPr>
+        <w:t>Teacher explanation: At .5 TP 1 FP 1 FN 1 TN 1 cost 5. At .2 TP 2 FP 1 FN 0 TN 1 cost 1. Equality is positive at both boundaries.</w:t>
+      </w:r>
+    </w:p>
+    <w:p>
+      <w:pPr>
+        <w:pStyle w:val="Heading3"/>
+      </w:pPr>
+      <w:r>
+        <w:t>W5 Protect the final test</w:t>
+      </w:r>
+    </w:p>
+    <w:p>
+      <w:pPr>
+        <w:pStyle w:val="Heading3"/>
+      </w:pPr>
+      <w:r>
+        <w:t>Assess independent transfer</w:t>
+      </w:r>
+    </w:p>
+    <w:p>
+      <w:pPr>
+        <w:pStyle w:val="Heading3"/>
+      </w:pPr>
+      <w:r>
+        <w:t>Selected case answer</w:t>
+      </w:r>
+    </w:p>
+    <w:p>
+      <w:pPr>
+        <w:pStyle w:val="Heading3"/>
+      </w:pPr>
+      <w:r>
+        <w:t>Feedback that the learner uses</w:t>
+      </w:r>
+    </w:p>
+    <w:p>
+      <w:pPr>
+        <w:pStyle w:val="Heading1"/>
+      </w:pPr>
+      <w:r>
+        <w:t>06. Connect, support and revisit the experiment</w:t>
+      </w:r>
+    </w:p>
+    <w:p>
+      <w:r>
+        <w:t>Retain failures and assess a fresh parallel case after help.</w:t>
+      </w:r>
+    </w:p>
+    <w:p>
+      <w:pPr>
+        <w:pStyle w:val="Heading2"/>
+      </w:pPr>
+      <w:r>
+        <w:t>Project evidence</w:t>
+      </w:r>
+    </w:p>
+    <w:p>
+      <w:pPr>
+        <w:spacing w:line="336" w:lineRule="auto" w:after="180"/>
+      </w:pPr>
+      <w:r>
+        <w:rPr>
+          <w:b w:val="0"/>
+        </w:rPr>
+        <w:t xml:space="preserve">Approve the Plant Classifier </w:t>
       </w:r>
       <w:r>
         <w:rPr>
           <w:b/>
         </w:rPr>
-        <w:t>consequence</w:t>
-      </w:r>
-      <w:r>
-        <w:rPr>
-          <w:b w:val="0"/>
-        </w:rPr>
-        <w:t>s and review workload under realistic volume. More recall can overload review; fewer alerts can miss important cases.</w:t>
+        <w:t>metric suite</w:t>
+      </w:r>
+      <w:r>
+        <w:rPr>
+          <w:b w:val="0"/>
+        </w:rPr>
+        <w:t>: accuracy for context, spotted precision/recall, confusion matrix, and subgroup slices.</w:t>
       </w:r>
     </w:p>
     <w:p>
       <w:pPr>
         <w:spacing w:line="336" w:lineRule="auto" w:after="180"/>
-        <w:shd w:fill="F1F6FC"/>
-      </w:pPr>
-      <w:r>
-        <w:rPr>
-          <w:b w:val="0"/>
-        </w:rPr>
-        <w:t>Choose a documented tradeoff before final testing rather than treating one metric as universally best.</w:t>
-      </w:r>
-    </w:p>
-    <w:p>
-      <w:pPr>
-        <w:pStyle w:val="Heading3"/>
-      </w:pPr>
-      <w:r>
-        <w:t>Explanations for the additional workbook examples</w:t>
-      </w:r>
-    </w:p>
-    <w:p>
-      <w:pPr>
-        <w:pStyle w:val="Heading3"/>
-      </w:pPr>
-      <w:r>
-        <w:t>W1 Apply the boundary</w:t>
-      </w:r>
-    </w:p>
-    <w:p>
-      <w:pPr>
-        <w:pStyle w:val="Heading3"/>
-      </w:pPr>
-      <w:r>
-        <w:t>Workbook question · W1</w:t>
+      </w:pPr>
+      <w:r>
+        <w:rPr>
+          <w:b w:val="0"/>
+        </w:rPr>
+        <w:t xml:space="preserve">Keep the decision, </w:t>
+      </w:r>
+      <w:r>
+        <w:rPr>
+          <w:b/>
+        </w:rPr>
+        <w:t>input</w:t>
+      </w:r>
+      <w:r>
+        <w:rPr>
+          <w:b w:val="0"/>
+        </w:rPr>
+        <w:t xml:space="preserve">, result, explanation and remaining limitation in the project </w:t>
+      </w:r>
+      <w:r>
+        <w:rPr>
+          <w:b/>
+        </w:rPr>
+        <w:t>evidence</w:t>
+      </w:r>
+      <w:r>
+        <w:rPr>
+          <w:b w:val="0"/>
+        </w:rPr>
+        <w:t xml:space="preserve"> record. Retrieve this record next week rather than restarting the project.</w:t>
       </w:r>
     </w:p>
     <w:p>
       <w:pPr>
         <w:spacing w:line="336" w:lineRule="auto" w:after="180"/>
-        <w:shd w:fill="F5F1FB"/>
-      </w:pPr>
-      <w:r>
-        <w:rPr>
-          <w:b w:val="0"/>
-        </w:rPr>
-        <w:t>Which IDs are positive at .5 and .3?</w:t>
-      </w:r>
-    </w:p>
-    <w:p>
-      <w:pPr>
-        <w:pStyle w:val="Heading3"/>
-      </w:pPr>
-      <w:r>
-        <w:t>Teacher reasoning · W1</w:t>
+      </w:pPr>
+      <w:r>
+        <w:rPr>
+          <w:b w:val="0"/>
+        </w:rPr>
+        <w:t xml:space="preserve">For your Responsible Plant Classifier, save the </w:t>
+      </w:r>
+      <w:r>
+        <w:rPr>
+          <w:b/>
+        </w:rPr>
+        <w:t>input</w:t>
+      </w:r>
+      <w:r>
+        <w:rPr>
+          <w:b w:val="0"/>
+        </w:rPr>
+        <w:t>, procedure, observed result and limitation of this check.</w:t>
       </w:r>
     </w:p>
     <w:p>
       <w:pPr>
         <w:spacing w:line="336" w:lineRule="auto" w:after="180"/>
-        <w:shd w:fill="F1F6FC"/>
-      </w:pPr>
-      <w:r>
-        <w:rPr>
-          <w:b w:val="0"/>
-        </w:rPr>
-        <w:t>Teacher explanation: At .5: A, B, C. At .3: A, B, C, D, E, including equality.</w:t>
-      </w:r>
-    </w:p>
-    <w:p>
-      <w:pPr>
-        <w:pStyle w:val="Heading3"/>
-      </w:pPr>
-      <w:r>
-        <w:t>W2 Count the consequences</w:t>
-      </w:r>
-    </w:p>
-    <w:p>
-      <w:pPr>
-        <w:pStyle w:val="Heading3"/>
-      </w:pPr>
-      <w:r>
-        <w:t>Workbook question · W2</w:t>
+      </w:pPr>
+      <w:r>
+        <w:rPr>
+          <w:b w:val="0"/>
+        </w:rPr>
+        <w:t>Label this worked example as practice; use a different, previously unreviewed case when checking independent understanding.</w:t>
+      </w:r>
+    </w:p>
+    <w:p>
+      <w:pPr>
+        <w:pStyle w:val="Heading2"/>
+      </w:pPr>
+      <w:r>
+        <w:t>Support and selected reassessment</w:t>
       </w:r>
     </w:p>
     <w:p>
       <w:pPr>
         <w:spacing w:line="336" w:lineRule="auto" w:after="180"/>
-        <w:shd w:fill="F5F1FB"/>
-      </w:pPr>
-      <w:r>
-        <w:rPr>
-          <w:b w:val="0"/>
-        </w:rPr>
-        <w:t xml:space="preserve">Give TP, FP, FN, TN at both </w:t>
+      </w:pPr>
+      <w:r>
+        <w:rPr>
+          <w:b w:val="0"/>
+        </w:rPr>
+        <w:t>Use a tiny labelled dataset, explicit units and a named positive class. Stretch: require a baseline, held-out evaluation and subgroup or shifted-condition analysis with denominators.</w:t>
+      </w:r>
+    </w:p>
+    <w:p>
+      <w:pPr>
+        <w:spacing w:line="336" w:lineRule="auto" w:after="180"/>
+      </w:pPr>
+      <w:r>
+        <w:rPr>
+          <w:b w:val="0"/>
+        </w:rPr>
+        <w:t xml:space="preserve">Provide a blank </w:t>
       </w:r>
       <w:r>
         <w:rPr>
           <w:b/>
         </w:rPr>
+        <w:t>evidence</w:t>
+      </w:r>
+      <w:r>
+        <w:rPr>
+          <w:b w:val="0"/>
+        </w:rPr>
+        <w:t xml:space="preserve"> table and allow a verbal explanation before writing. Highlight the given conditions without supplying the W 4 conclusion. Use </w:t>
+      </w:r>
+      <w:r>
+        <w:rPr>
+          <w:b/>
+        </w:rPr>
+        <w:t>score</w:t>
+      </w:r>
+      <w:r>
+        <w:rPr>
+          <w:b w:val="0"/>
+        </w:rPr>
+        <w:t xml:space="preserve"> and </w:t>
+      </w:r>
+      <w:r>
+        <w:rPr>
+          <w:b/>
+        </w:rPr>
         <w:t>threshold</w:t>
       </w:r>
       <w:r>
         <w:rPr>
           <w:b w:val="0"/>
         </w:rPr>
-        <w:t>s.</w:t>
-      </w:r>
-    </w:p>
-    <w:p>
-      <w:pPr>
-        <w:pStyle w:val="Heading3"/>
-      </w:pPr>
-      <w:r>
-        <w:t>Teacher reasoning · W2</w:t>
+        <w:t xml:space="preserve"> in full sentences.</w:t>
       </w:r>
     </w:p>
     <w:p>
       <w:pPr>
         <w:spacing w:line="336" w:lineRule="auto" w:after="180"/>
-        <w:shd w:fill="F1F6FC"/>
-      </w:pPr>
-      <w:r>
-        <w:rPr>
-          <w:b w:val="0"/>
-        </w:rPr>
-        <w:t>Teacher explanation: At .5: 2, 1, 1, 2. At .3: 3, 2, 0, 1.</w:t>
-      </w:r>
-    </w:p>
-    <w:p>
-      <w:pPr>
-        <w:pStyle w:val="Heading3"/>
-      </w:pPr>
-      <w:r>
-        <w:t>W3 Use the declared cost</w:t>
-      </w:r>
-    </w:p>
-    <w:p>
-      <w:pPr>
-        <w:pStyle w:val="Heading3"/>
-      </w:pPr>
-      <w:r>
-        <w:t>Workbook question · W3</w:t>
+      </w:pPr>
+      <w:r>
+        <w:rPr>
+          <w:b w:val="0"/>
+        </w:rPr>
+        <w:t>Extension: alter one condition in the worked example and explain which conclusion changes and which remains supported.</w:t>
       </w:r>
     </w:p>
     <w:p>
       <w:pPr>
         <w:spacing w:line="336" w:lineRule="auto" w:after="180"/>
-        <w:shd w:fill="F5F1FB"/>
-      </w:pPr>
-      <w:r>
-        <w:rPr>
-          <w:b w:val="0"/>
-        </w:rPr>
-        <w:t>Calculate costs with FP cost 1 and FN cost 4.</w:t>
-      </w:r>
-    </w:p>
-    <w:p>
-      <w:pPr>
-        <w:pStyle w:val="Heading3"/>
-      </w:pPr>
-      <w:r>
-        <w:t>Teacher reasoning · W3</w:t>
+      </w:pPr>
+      <w:r>
+        <w:rPr>
+          <w:b w:val="0"/>
+        </w:rPr>
+        <w:t>For independent W 4, require: At .5 TP 1 FP 1 FN 1 TN 1 cost 5. At .2 TP 2 FP 1 FN 0 TN 1 cost 1. Equality is positive at both boundaries.</w:t>
       </w:r>
     </w:p>
     <w:p>
       <w:pPr>
         <w:spacing w:line="336" w:lineRule="auto" w:after="180"/>
-        <w:shd w:fill="F1F6FC"/>
-      </w:pPr>
-      <w:r>
-        <w:rPr>
-          <w:b w:val="0"/>
-        </w:rPr>
-        <w:t>Teacher explanation: Costs are 1+4=5 and 2+0=2; .3 is preferred among these candidates.</w:t>
-      </w:r>
-    </w:p>
-    <w:p>
-      <w:pPr>
-        <w:pStyle w:val="Heading3"/>
-      </w:pPr>
-      <w:r>
-        <w:t>W4 Apply independently</w:t>
-      </w:r>
-    </w:p>
-    <w:p>
-      <w:pPr>
-        <w:pStyle w:val="Heading3"/>
-      </w:pPr>
-      <w:r>
-        <w:t>Workbook question · W4</w:t>
+      </w:pPr>
+      <w:r>
+        <w:rPr>
+          <w:b w:val="0"/>
+        </w:rPr>
+        <w:t xml:space="preserve">Fresh retry .9/clear,.6/blocked,.4/clear,.2/blocked at </w:t>
+      </w:r>
+      <w:r>
+        <w:rPr>
+          <w:b/>
+        </w:rPr>
+        <w:t>threshold</w:t>
+      </w:r>
+      <w:r>
+        <w:rPr>
+          <w:b w:val="0"/>
+        </w:rPr>
+        <w:t xml:space="preserve"> .4: TP 1 FP 2 FN 1 TN 0, cost 6 under FP 1 FN 4. Require equality and all counts. Mark each criterion as independent, supported or not yet demonstrated.</w:t>
       </w:r>
     </w:p>
     <w:p>
       <w:pPr>
         <w:spacing w:line="336" w:lineRule="auto" w:after="180"/>
-        <w:shd w:fill="F5F1FB"/>
-      </w:pPr>
-      <w:r>
-        <w:rPr>
-          <w:b/>
-        </w:rPr>
-        <w:t>Score</w:t>
-      </w:r>
-      <w:r>
-        <w:rPr>
-          <w:b w:val="0"/>
-        </w:rPr>
-        <w:t xml:space="preserve">s/references are .8/blocked,.5/clear,.2/blocked,.1/clear. Compare </w:t>
-      </w:r>
-      <w:r>
-        <w:rPr>
-          <w:b/>
-        </w:rPr>
-        <w:t>threshold</w:t>
-      </w:r>
-      <w:r>
-        <w:rPr>
-          <w:b w:val="0"/>
-        </w:rPr>
-        <w:t>s .5 and .2 using the same cost.</w:t>
-      </w:r>
-    </w:p>
-    <w:p>
-      <w:pPr>
-        <w:pStyle w:val="Heading3"/>
-      </w:pPr>
-      <w:r>
-        <w:t>Teacher reasoning · W4</w:t>
-      </w:r>
-    </w:p>
-    <w:p>
-      <w:pPr>
-        <w:spacing w:line="336" w:lineRule="auto" w:after="180"/>
-        <w:shd w:fill="F1F6FC"/>
-      </w:pPr>
-      <w:r>
-        <w:rPr>
-          <w:b w:val="0"/>
-        </w:rPr>
-        <w:t>Teacher explanation: At .5 TP 1 FP 1 FN 1 TN 1 cost 5. At .2 TP 2 FP 1 FN 0 TN 1 cost 1. Equality is positive at both boundaries.</w:t>
-      </w:r>
-    </w:p>
-    <w:p>
-      <w:pPr>
-        <w:pStyle w:val="Heading3"/>
-      </w:pPr>
-      <w:r>
-        <w:t>W5 Protect the final test</w:t>
-      </w:r>
-    </w:p>
-    <w:p>
-      <w:pPr>
-        <w:pStyle w:val="Heading3"/>
-      </w:pPr>
-      <w:r>
-        <w:t>Workbook question · W5</w:t>
-      </w:r>
-    </w:p>
-    <w:p>
-      <w:pPr>
-        <w:spacing w:line="336" w:lineRule="auto" w:after="180"/>
-        <w:shd w:fill="F5F1FB"/>
-      </w:pPr>
-      <w:r>
-        <w:rPr>
-          <w:b w:val="0"/>
-        </w:rPr>
-        <w:t xml:space="preserve">Why not select the </w:t>
-      </w:r>
-      <w:r>
-        <w:rPr>
-          <w:b/>
-        </w:rPr>
-        <w:t>threshold</w:t>
-      </w:r>
-      <w:r>
-        <w:rPr>
-          <w:b w:val="0"/>
-        </w:rPr>
-        <w:t xml:space="preserve"> with the lowest final-test cost?</w:t>
-      </w:r>
-    </w:p>
-    <w:p>
-      <w:pPr>
-        <w:pStyle w:val="Heading3"/>
-      </w:pPr>
-      <w:r>
-        <w:t>Teacher reasoning · W5</w:t>
-      </w:r>
-    </w:p>
-    <w:p>
-      <w:pPr>
-        <w:spacing w:line="336" w:lineRule="auto" w:after="180"/>
-        <w:shd w:fill="F1F6FC"/>
-      </w:pPr>
-      <w:r>
-        <w:rPr>
-          <w:b w:val="0"/>
-        </w:rPr>
-        <w:t>Teacher explanation: Selection uses the test answers, turning the test into development data and weakening its independent evaluation role.</w:t>
-      </w:r>
-    </w:p>
-    <w:p>
-      <w:pPr>
-        <w:pStyle w:val="Heading3"/>
-      </w:pPr>
-      <w:r>
-        <w:t>Assess independent transfer</w:t>
-      </w:r>
-    </w:p>
-    <w:p>
-      <w:pPr>
-        <w:pStyle w:val="Heading3"/>
-      </w:pPr>
-      <w:r>
-        <w:t>Independent question · withhold the key</w:t>
-      </w:r>
-    </w:p>
-    <w:p>
-      <w:pPr>
-        <w:spacing w:line="336" w:lineRule="auto" w:after="180"/>
-        <w:shd w:fill="F5F1FB"/>
-      </w:pPr>
-      <w:r>
-        <w:rPr>
-          <w:b w:val="0"/>
-        </w:rPr>
-        <w:t xml:space="preserve">Selected case: </w:t>
-      </w:r>
-      <w:r>
-        <w:rPr>
-          <w:b/>
-        </w:rPr>
-        <w:t>Score</w:t>
-      </w:r>
-      <w:r>
-        <w:rPr>
-          <w:b w:val="0"/>
-        </w:rPr>
-        <w:t xml:space="preserve">s/references are .8/blocked,.5/clear,.2/blocked,.1/clear. Compare </w:t>
-      </w:r>
-      <w:r>
-        <w:rPr>
-          <w:b/>
-        </w:rPr>
-        <w:t>threshold</w:t>
-      </w:r>
-      <w:r>
-        <w:rPr>
-          <w:b w:val="0"/>
-        </w:rPr>
-        <w:t>s .5 and .2 using the same cost.</w:t>
-      </w:r>
-    </w:p>
-    <w:p>
-      <w:pPr>
-        <w:pStyle w:val="Heading3"/>
-      </w:pPr>
-      <w:r>
-        <w:t>Selected case answer</w:t>
-      </w:r>
-    </w:p>
-    <w:p>
-      <w:pPr>
-        <w:pStyle w:val="Heading3"/>
-      </w:pPr>
-      <w:r>
-        <w:t>Teacher key · Selected case answer</w:t>
-      </w:r>
-    </w:p>
-    <w:p>
-      <w:pPr>
-        <w:spacing w:line="336" w:lineRule="auto" w:after="180"/>
-        <w:shd w:fill="F1F6FC"/>
-      </w:pPr>
-      <w:r>
-        <w:rPr>
-          <w:b w:val="0"/>
-        </w:rPr>
-        <w:t>Teacher explanation: At .5 TP 1 FP 1 FN 1 TN 1 cost 5. At .2 TP 2 FP 1 FN 0 TN 1 cost 1. Equality is positive at both boundaries.</w:t>
-      </w:r>
-    </w:p>
-    <w:tbl>
-      <w:tblPr>
-        <w:tblStyle w:val="LightShading-Accent1"/>
-        <w:tblW w:type="auto" w:w="0"/>
-        <w:tblLook w:firstColumn="1" w:firstRow="1" w:lastColumn="0" w:lastRow="0" w:noHBand="0" w:noVBand="1" w:val="04A0"/>
-      </w:tblPr>
-      <w:tblGrid>
-        <w:gridCol w:w="5112"/>
-        <w:gridCol w:w="5112"/>
-      </w:tblGrid>
-      <w:tr>
-        <w:trPr>
-          <w:tblHeader/>
-        </w:trPr>
-        <w:tc>
-          <w:tcPr>
-            <w:tcW w:type="dxa" w:w="5112"/>
-          </w:tcPr>
-          <w:p>
-            <w:r>
-              <w:t>Dimension</w:t>
-            </w:r>
-          </w:p>
-        </w:tc>
-        <w:tc>
-          <w:tcPr>
-            <w:tcW w:type="dxa" w:w="5112"/>
-          </w:tcPr>
-          <w:p>
-            <w:r>
-              <w:t>Evidence required</w:t>
-            </w:r>
-          </w:p>
-        </w:tc>
-      </w:tr>
-      <w:tr>
-        <w:tc>
-          <w:tcPr>
-            <w:tcW w:type="dxa" w:w="5112"/>
-          </w:tcPr>
-          <w:p>
-            <w:r>
-              <w:t>Explanation</w:t>
-            </w:r>
-          </w:p>
-        </w:tc>
-        <w:tc>
-          <w:tcPr>
-            <w:tcW w:type="dxa" w:w="5112"/>
-          </w:tcPr>
-          <w:p>
-            <w:r>
-              <w:t>Names the applicable idea or procedure and ties it to the supplied facts.</w:t>
-            </w:r>
-          </w:p>
-        </w:tc>
-      </w:tr>
-      <w:tr>
-        <w:tc>
-          <w:tcPr>
-            <w:tcW w:type="dxa" w:w="5112"/>
-          </w:tcPr>
-          <w:p>
-            <w:r>
-              <w:t>Trace and result</w:t>
-            </w:r>
-          </w:p>
-        </w:tc>
-        <w:tc>
-          <w:tcPr>
-            <w:tcW w:type="dxa" w:w="5112"/>
-          </w:tcPr>
-          <w:p>
-            <w:r>
-              <w:t>Preserves the given inputs and shows the relevant intermediate steps; distinguishes a prediction from an observed execution.</w:t>
-            </w:r>
-          </w:p>
-        </w:tc>
-      </w:tr>
-      <w:tr>
-        <w:tc>
-          <w:tcPr>
-            <w:tcW w:type="dxa" w:w="5112"/>
-          </w:tcPr>
-          <w:p>
-            <w:r>
-              <w:t>Limits</w:t>
-            </w:r>
-          </w:p>
-        </w:tc>
-        <w:tc>
-          <w:tcPr>
-            <w:tcW w:type="dxa" w:w="5112"/>
-          </w:tcPr>
-          <w:p>
-            <w:r>
-              <w:t>States the assumptions, missing evidence or conditions under which the result would change.</w:t>
-            </w:r>
-          </w:p>
-        </w:tc>
-      </w:tr>
-    </w:tbl>
-    <w:p>
-      <w:pPr>
-        <w:pStyle w:val="Heading3"/>
-      </w:pPr>
-      <w:r>
-        <w:t>Teacher key · Selected case answer</w:t>
-      </w:r>
-    </w:p>
-    <w:p>
-      <w:pPr>
-        <w:spacing w:line="336" w:lineRule="auto" w:after="180"/>
-        <w:shd w:fill="F1F6FC"/>
-      </w:pPr>
-      <w:r>
-        <w:rPr>
-          <w:b w:val="0"/>
-        </w:rPr>
-        <w:t>Record each dimension as not yet, with support, or independent. Accept a valid alternative procedure with a defensible trace.</w:t>
-      </w:r>
-    </w:p>
-    <w:p>
-      <w:pPr>
-        <w:spacing w:line="336" w:lineRule="auto" w:after="180"/>
-        <w:shd w:fill="F1F6FC"/>
-      </w:pPr>
-      <w:r>
-        <w:rPr>
-          <w:b w:val="0"/>
-        </w:rPr>
-        <w:t xml:space="preserve">Do not penalise an honestly recorded model failure if the learner correctly explains its </w:t>
-      </w:r>
-      <w:r>
-        <w:rPr>
-          <w:b/>
-        </w:rPr>
-        <w:t>evidence</w:t>
-      </w:r>
-      <w:r>
-        <w:rPr>
-          <w:b w:val="0"/>
-        </w:rPr>
-        <w:t xml:space="preserve"> and limits.</w:t>
-      </w:r>
-    </w:p>
-    <w:p>
-      <w:pPr>
-        <w:pStyle w:val="Heading3"/>
-      </w:pPr>
-      <w:r>
-        <w:t>Feedback that the learner uses</w:t>
-      </w:r>
-    </w:p>
-    <w:p>
-      <w:pPr>
-        <w:spacing w:line="336" w:lineRule="auto" w:after="180"/>
-      </w:pPr>
-      <w:r>
-        <w:rPr>
-          <w:b w:val="0"/>
-        </w:rPr>
-        <w:t>Name the earliest unsupported step and give one action to repair it. Have the learner make that repair now and explain why. Then assess the relevant skill on a fresh, fully specified case.</w:t>
-      </w:r>
-    </w:p>
-    <w:p>
-      <w:pPr>
-        <w:spacing w:line="336" w:lineRule="auto" w:after="180"/>
-      </w:pPr>
-      <w:r>
-        <w:rPr>
-          <w:b w:val="0"/>
-        </w:rPr>
-        <w:t>Confirm it was not previously practised with feedback; solve and check the new case before assigning it. A follow-up design prompt is a starting brief, not automatically an equivalent test.</w:t>
-      </w:r>
-    </w:p>
-    <w:p>
-      <w:pPr>
-        <w:pStyle w:val="Heading1"/>
-      </w:pPr>
-      <w:r>
-        <w:t>06. Connect and extend learning</w:t>
-      </w:r>
-    </w:p>
-    <w:p>
-      <w:r>
-        <w:t>Connect Metrics Match Consequences to Responsible Plant Classifier, adapt support and plan a later changed-case check.</w:t>
-      </w:r>
-    </w:p>
-    <w:p>
-      <w:pPr>
-        <w:pStyle w:val="Heading3"/>
-      </w:pPr>
-      <w:r>
-        <w:t>Responsible Plant Classifier</w:t>
-      </w:r>
-    </w:p>
-    <w:p>
-      <w:pPr>
-        <w:spacing w:line="336" w:lineRule="auto" w:after="180"/>
-      </w:pPr>
-      <w:r>
-        <w:rPr>
-          <w:b w:val="0"/>
-        </w:rPr>
-        <w:t xml:space="preserve">Approve the Plant Classifier </w:t>
-      </w:r>
-      <w:r>
-        <w:rPr>
-          <w:b/>
-        </w:rPr>
-        <w:t>metric suite</w:t>
-      </w:r>
-      <w:r>
-        <w:rPr>
-          <w:b w:val="0"/>
-        </w:rPr>
-        <w:t>: accuracy for context, spotted precision/recall, confusion matrix, and subgroup slices.</w:t>
-      </w:r>
-    </w:p>
-    <w:p>
-      <w:pPr>
-        <w:spacing w:line="336" w:lineRule="auto" w:after="180"/>
-      </w:pPr>
-      <w:r>
-        <w:rPr>
-          <w:b w:val="0"/>
-        </w:rPr>
-        <w:t xml:space="preserve">Keep the decision, </w:t>
-      </w:r>
-      <w:r>
-        <w:rPr>
-          <w:b/>
-        </w:rPr>
-        <w:t>input</w:t>
-      </w:r>
-      <w:r>
-        <w:rPr>
-          <w:b w:val="0"/>
-        </w:rPr>
-        <w:t xml:space="preserve">, result, explanation and remaining limitation in the project </w:t>
-      </w:r>
-      <w:r>
-        <w:rPr>
-          <w:b/>
-        </w:rPr>
-        <w:t>evidence</w:t>
-      </w:r>
-      <w:r>
-        <w:rPr>
-          <w:b w:val="0"/>
-        </w:rPr>
-        <w:t xml:space="preserve"> record. Retrieve this record next week rather than restarting the project.</w:t>
-      </w:r>
-    </w:p>
-    <w:p>
-      <w:pPr>
-        <w:pStyle w:val="Heading3"/>
-      </w:pPr>
-      <w:r>
-        <w:t>Support and stretch</w:t>
-      </w:r>
-    </w:p>
-    <w:p>
-      <w:pPr>
-        <w:spacing w:line="336" w:lineRule="auto" w:after="180"/>
-      </w:pPr>
-      <w:r>
-        <w:rPr>
-          <w:b w:val="0"/>
-        </w:rPr>
-        <w:t>Use a tiny labelled dataset, explicit units and a named positive class. Stretch: require a baseline, held-out evaluation and subgroup or shifted-condition analysis with denominators.</w:t>
-      </w:r>
-    </w:p>
-    <w:p>
-      <w:pPr>
-        <w:pStyle w:val="Heading3"/>
-      </w:pPr>
-      <w:r>
-        <w:t>Exit reflection</w:t>
-      </w:r>
-    </w:p>
-    <w:p>
-      <w:pPr>
-        <w:spacing w:line="336" w:lineRule="auto" w:after="180"/>
-      </w:pPr>
-      <w:r>
-        <w:rPr>
-          <w:b w:val="0"/>
-        </w:rPr>
-        <w:t xml:space="preserve">Ask for one decision the learner can now justify and one situation requiring more </w:t>
-      </w:r>
-      <w:r>
-        <w:rPr>
-          <w:b/>
-        </w:rPr>
-        <w:t>evidence</w:t>
-      </w:r>
-      <w:r>
-        <w:rPr>
-          <w:b w:val="0"/>
-        </w:rPr>
-        <w:t xml:space="preserve"> or human review. Confidence ratings are separate from correct independent performance.</w:t>
-      </w:r>
-    </w:p>
-    <w:p>
-      <w:pPr>
-        <w:pStyle w:val="Heading3"/>
-      </w:pPr>
-      <w:r>
-        <w:t>Bridge to the next week</w:t>
-      </w:r>
-    </w:p>
-    <w:p>
-      <w:pPr>
-        <w:spacing w:line="336" w:lineRule="auto" w:after="180"/>
-      </w:pPr>
-      <w:r>
-        <w:rPr>
-          <w:b w:val="0"/>
-        </w:rPr>
-        <w:t xml:space="preserve">Next: Week 26: Reproducible Experiments. Retrieve today’s </w:t>
-      </w:r>
-      <w:r>
-        <w:rPr>
-          <w:b/>
-        </w:rPr>
-        <w:t>evidence</w:t>
-      </w:r>
-      <w:r>
-        <w:rPr>
-          <w:b w:val="0"/>
-        </w:rPr>
-        <w:t xml:space="preserve"> and identify what carries forward and what is new.</w:t>
-      </w:r>
-    </w:p>
-    <w:p>
-      <w:pPr>
-        <w:pStyle w:val="Heading3"/>
-      </w:pPr>
-      <w:r>
-        <w:t>Support and fresh reassessment</w:t>
-      </w:r>
-    </w:p>
-    <w:p>
-      <w:pPr>
-        <w:spacing w:line="336" w:lineRule="auto" w:after="180"/>
-      </w:pPr>
-      <w:r>
-        <w:rPr>
-          <w:b w:val="0"/>
-        </w:rPr>
-        <w:t xml:space="preserve">Provide a blank </w:t>
-      </w:r>
-      <w:r>
-        <w:rPr>
-          <w:b/>
-        </w:rPr>
-        <w:t>evidence</w:t>
-      </w:r>
-      <w:r>
-        <w:rPr>
-          <w:b w:val="0"/>
-        </w:rPr>
-        <w:t xml:space="preserve"> table and allow a verbal explanation before writing. Highlight the given conditions without supplying the W 4 conclusion. Use </w:t>
-      </w:r>
-      <w:r>
-        <w:rPr>
-          <w:b/>
-        </w:rPr>
-        <w:t>score</w:t>
-      </w:r>
-      <w:r>
-        <w:rPr>
-          <w:b w:val="0"/>
-        </w:rPr>
-        <w:t xml:space="preserve"> and </w:t>
-      </w:r>
-      <w:r>
-        <w:rPr>
-          <w:b/>
-        </w:rPr>
-        <w:t>threshold</w:t>
-      </w:r>
-      <w:r>
-        <w:rPr>
-          <w:b w:val="0"/>
-        </w:rPr>
-        <w:t xml:space="preserve"> in full sentences.</w:t>
-      </w:r>
-    </w:p>
-    <w:p>
-      <w:pPr>
-        <w:spacing w:line="336" w:lineRule="auto" w:after="180"/>
-      </w:pPr>
-      <w:r>
-        <w:rPr>
-          <w:b w:val="0"/>
-        </w:rPr>
-        <w:t>Extension: alter one condition in the worked example and explain which conclusion changes and which remains supported.</w:t>
-      </w:r>
-    </w:p>
-    <w:p>
-      <w:pPr>
-        <w:spacing w:line="336" w:lineRule="auto" w:after="180"/>
-      </w:pPr>
-      <w:r>
-        <w:rPr>
-          <w:b w:val="0"/>
-        </w:rPr>
-        <w:t>For independent W 4, require: At .5 TP 1 FP 1 FN 1 TN 1 cost 5. At .2 TP 2 FP 1 FN 0 TN 1 cost 1. Equality is positive at both boundaries.</w:t>
-      </w:r>
-    </w:p>
-    <w:p>
-      <w:pPr>
-        <w:spacing w:line="336" w:lineRule="auto" w:after="180"/>
-      </w:pPr>
-      <w:r>
-        <w:rPr>
-          <w:b w:val="0"/>
-        </w:rPr>
-        <w:t xml:space="preserve">Fresh retry .9/clear,.6/blocked,.4/clear,.2/blocked at </w:t>
-      </w:r>
-      <w:r>
-        <w:rPr>
-          <w:b/>
-        </w:rPr>
-        <w:t>threshold</w:t>
-      </w:r>
-      <w:r>
-        <w:rPr>
-          <w:b w:val="0"/>
-        </w:rPr>
-        <w:t xml:space="preserve"> .4: TP 1 FP 2 FN 1 TN 0, cost 6 under FP 1 FN 4. Require equality and all counts. Mark each criterion as independent, supported or not yet demonstrated.</w:t>
-      </w:r>
-    </w:p>
-    <w:p>
-      <w:pPr>
-        <w:spacing w:line="336" w:lineRule="auto" w:after="180"/>
       </w:pPr>
       <w:r>
         <w:rPr>
@@ -5331,33 +5208,10 @@
     </w:p>
     <w:p>
       <w:pPr>
-        <w:spacing w:line="336" w:lineRule="auto" w:after="180"/>
-      </w:pPr>
-      <w:r>
-        <w:rPr>
-          <w:b w:val="0"/>
-        </w:rPr>
-        <w:t xml:space="preserve">Next week: Calibration as a group property. Carry forward the saved </w:t>
-      </w:r>
-      <w:r>
-        <w:rPr>
-          <w:b/>
-        </w:rPr>
-        <w:t>evidence</w:t>
-      </w:r>
-      <w:r>
-        <w:rPr>
-          <w:b w:val="0"/>
-        </w:rPr>
-        <w:t xml:space="preserve"> and the distinction between development choices and justified claims.</w:t>
-      </w:r>
-    </w:p>
-    <w:p>
-      <w:pPr>
-        <w:pStyle w:val="Heading3"/>
-      </w:pPr>
-      <w:r>
-        <w:t>Plan the delayed return</w:t>
+        <w:pStyle w:val="Heading2"/>
+      </w:pPr>
+      <w:r>
+        <w:t>Delayed return</w:t>
       </w:r>
     </w:p>
     <w:p>
@@ -5574,71 +5428,176 @@
     </w:p>
     <w:p>
       <w:pPr>
+        <w:pStyle w:val="Heading2"/>
+      </w:pPr>
+      <w:r>
+        <w:t>Bridge and reflection</w:t>
+      </w:r>
+    </w:p>
+    <w:p>
+      <w:pPr>
+        <w:spacing w:line="336" w:lineRule="auto" w:after="180"/>
+      </w:pPr>
+      <w:r>
+        <w:rPr>
+          <w:b w:val="0"/>
+        </w:rPr>
+        <w:t xml:space="preserve">Ask for one decision the learner can now justify and one situation requiring more </w:t>
+      </w:r>
+      <w:r>
+        <w:rPr>
+          <w:b/>
+        </w:rPr>
+        <w:t>evidence</w:t>
+      </w:r>
+      <w:r>
+        <w:rPr>
+          <w:b w:val="0"/>
+        </w:rPr>
+        <w:t xml:space="preserve"> or human review. Confidence ratings are separate from correct independent performance.</w:t>
+      </w:r>
+    </w:p>
+    <w:p>
+      <w:pPr>
+        <w:spacing w:line="336" w:lineRule="auto" w:after="180"/>
+      </w:pPr>
+      <w:r>
+        <w:rPr>
+          <w:b w:val="0"/>
+        </w:rPr>
+        <w:t xml:space="preserve">Next: Week 26: Reproducible Experiments. Retrieve today’s </w:t>
+      </w:r>
+      <w:r>
+        <w:rPr>
+          <w:b/>
+        </w:rPr>
+        <w:t>evidence</w:t>
+      </w:r>
+      <w:r>
+        <w:rPr>
+          <w:b w:val="0"/>
+        </w:rPr>
+        <w:t xml:space="preserve"> and identify what carries forward and what is new.</w:t>
+      </w:r>
+    </w:p>
+    <w:p>
+      <w:pPr>
+        <w:spacing w:line="336" w:lineRule="auto" w:after="180"/>
+      </w:pPr>
+      <w:r>
+        <w:rPr>
+          <w:b w:val="0"/>
+        </w:rPr>
+        <w:t>Next is Week 26: Reproducible Experiments. Carry forward the declared metric suite,consequence weights,capacity constraint,threshold equality policy and complete development record. Probability calibration was introduced in Week 14;do not assume these ranking scores are calibrated.</w:t>
+      </w:r>
+    </w:p>
+    <w:p>
+      <w:pPr>
+        <w:pStyle w:val="Heading2"/>
+      </w:pPr>
+      <w:r>
+        <w:t>Earlier wording, alternatives and picture transcripts · reference / check after trying</w:t>
+      </w:r>
+    </w:p>
+    <w:p>
+      <w:pPr>
+        <w:spacing w:line="336" w:lineRule="auto" w:after="180"/>
+      </w:pPr>
+      <w:r>
+        <w:rPr>
+          <w:b w:val="0"/>
+        </w:rPr>
+        <w:t>Connect and extend learning</w:t>
+      </w:r>
+    </w:p>
+    <w:p>
+      <w:pPr>
         <w:pStyle w:val="Heading3"/>
       </w:pPr>
       <w:r>
+        <w:t>Responsible Plant Classifier</w:t>
+      </w:r>
+    </w:p>
+    <w:p>
+      <w:pPr>
+        <w:pStyle w:val="Heading3"/>
+      </w:pPr>
+      <w:r>
+        <w:t>Support and stretch</w:t>
+      </w:r>
+    </w:p>
+    <w:p>
+      <w:pPr>
+        <w:pStyle w:val="Heading3"/>
+      </w:pPr>
+      <w:r>
+        <w:t>Exit reflection</w:t>
+      </w:r>
+    </w:p>
+    <w:p>
+      <w:pPr>
+        <w:pStyle w:val="Heading3"/>
+      </w:pPr>
+      <w:r>
+        <w:t>Bridge to the next week</w:t>
+      </w:r>
+    </w:p>
+    <w:p>
+      <w:pPr>
+        <w:pStyle w:val="Heading3"/>
+      </w:pPr>
+      <w:r>
+        <w:t>Support and fresh reassessment</w:t>
+      </w:r>
+    </w:p>
+    <w:p>
+      <w:pPr>
+        <w:pStyle w:val="Heading3"/>
+      </w:pPr>
+      <w:r>
+        <w:t>Plan the delayed return</w:t>
+      </w:r>
+    </w:p>
+    <w:p>
+      <w:pPr>
+        <w:pStyle w:val="Heading3"/>
+      </w:pPr>
+      <w:r>
         <w:t>Project evidence from this case</w:t>
       </w:r>
     </w:p>
     <w:p>
       <w:pPr>
+        <w:pStyle w:val="Heading1"/>
+      </w:pPr>
+      <w:r>
+        <w:t>Reference bank and extra practice</w:t>
+      </w:r>
+    </w:p>
+    <w:p>
+      <w:pPr>
+        <w:pStyle w:val="Heading1"/>
+      </w:pPr>
+      <w:r>
+        <w:t>07. Reference · Alternative planning checklist</w:t>
+      </w:r>
+    </w:p>
+    <w:p>
+      <w:r>
+        <w:t>Use alongside the main route without repeating the whole cycle.</w:t>
+      </w:r>
+    </w:p>
+    <w:p>
+      <w:pPr>
+        <w:pStyle w:val="Heading2"/>
+      </w:pPr>
+      <w:r>
+        <w:t>Planning and assessment reference</w:t>
+      </w:r>
+    </w:p>
+    <w:p>
+      <w:pPr>
         <w:spacing w:line="336" w:lineRule="auto" w:after="180"/>
-      </w:pPr>
-      <w:r>
-        <w:rPr>
-          <w:b w:val="0"/>
-        </w:rPr>
-        <w:t xml:space="preserve">For your Responsible Plant Classifier, save the </w:t>
-      </w:r>
-      <w:r>
-        <w:rPr>
-          <w:b/>
-        </w:rPr>
-        <w:t>input</w:t>
-      </w:r>
-      <w:r>
-        <w:rPr>
-          <w:b w:val="0"/>
-        </w:rPr>
-        <w:t>, procedure, observed result and limitation of this check.</w:t>
-      </w:r>
-    </w:p>
-    <w:p>
-      <w:pPr>
-        <w:spacing w:line="336" w:lineRule="auto" w:after="180"/>
-      </w:pPr>
-      <w:r>
-        <w:rPr>
-          <w:b w:val="0"/>
-        </w:rPr>
-        <w:t>Label this worked example as practice; use a different, previously unreviewed case when checking independent understanding.</w:t>
-      </w:r>
-    </w:p>
-    <w:p>
-      <w:pPr>
-        <w:pStyle w:val="Heading1"/>
-      </w:pPr>
-      <w:r>
-        <w:t>07. Prepare, teach and assess</w:t>
-      </w:r>
-    </w:p>
-    <w:p>
-      <w:r>
-        <w:t>Use this preparation summary alongside the detailed Metrics Match Consequences lesson; it is a checklist rather than a replacement for the full sequence.</w:t>
-      </w:r>
-    </w:p>
-    <w:p>
-      <w:pPr>
-        <w:pStyle w:val="Heading3"/>
-      </w:pPr>
-      <w:r>
-        <w:t>Teaching target</w:t>
-      </w:r>
-    </w:p>
-    <w:p>
-      <w:pPr>
-        <w:spacing w:line="336" w:lineRule="auto" w:after="180"/>
-        <w:shd w:fill="EDF7F3"/>
       </w:pPr>
       <w:r>
         <w:rPr>
@@ -5862,16 +5821,7 @@
     </w:p>
     <w:p>
       <w:pPr>
-        <w:pStyle w:val="Heading3"/>
-      </w:pPr>
-      <w:r>
-        <w:t>Supported practice answer</w:t>
-      </w:r>
-    </w:p>
-    <w:p>
-      <w:pPr>
         <w:spacing w:line="336" w:lineRule="auto" w:after="180"/>
-        <w:shd w:fill="F1F6FC"/>
       </w:pPr>
       <w:r>
         <w:rPr>
@@ -5928,16 +5878,7 @@
     </w:p>
     <w:p>
       <w:pPr>
-        <w:pStyle w:val="Heading3"/>
-      </w:pPr>
-      <w:r>
-        <w:t>Repair the misconception</w:t>
-      </w:r>
-    </w:p>
-    <w:p>
-      <w:pPr>
         <w:spacing w:line="336" w:lineRule="auto" w:after="180"/>
-        <w:shd w:fill="FFF5E6"/>
       </w:pPr>
       <w:r>
         <w:rPr>
@@ -5948,16 +5889,7 @@
     </w:p>
     <w:p>
       <w:pPr>
-        <w:pStyle w:val="Heading3"/>
-      </w:pPr>
-      <w:r>
-        <w:t>Support without giving away the answer</w:t>
-      </w:r>
-    </w:p>
-    <w:p>
-      <w:pPr>
         <w:spacing w:line="336" w:lineRule="auto" w:after="180"/>
-        <w:shd w:fill="F1F6F8"/>
       </w:pPr>
       <w:r>
         <w:rPr>
@@ -5980,16 +5912,7 @@
     </w:p>
     <w:p>
       <w:pPr>
-        <w:pStyle w:val="Heading3"/>
-      </w:pPr>
-      <w:r>
-        <w:t>Extend the reasoning</w:t>
-      </w:r>
-    </w:p>
-    <w:p>
-      <w:pPr>
         <w:spacing w:line="336" w:lineRule="auto" w:after="180"/>
-        <w:shd w:fill="F5F1FB"/>
       </w:pPr>
       <w:r>
         <w:rPr>
@@ -6037,7 +5960,6 @@
     <w:p>
       <w:pPr>
         <w:spacing w:line="336" w:lineRule="auto" w:after="180"/>
-        <w:shd w:fill="F5F1FB"/>
       </w:pPr>
       <w:r>
         <w:rPr>
@@ -6072,16 +5994,7 @@
     </w:p>
     <w:p>
       <w:pPr>
-        <w:pStyle w:val="Heading3"/>
-      </w:pPr>
-      <w:r>
-        <w:t>Protect the independent attempt</w:t>
-      </w:r>
-    </w:p>
-    <w:p>
-      <w:pPr>
         <w:spacing w:line="336" w:lineRule="auto" w:after="180"/>
-        <w:shd w:fill="FFF5E6"/>
       </w:pPr>
       <w:r>
         <w:rPr>
@@ -6276,16 +6189,7 @@
     </w:tbl>
     <w:p>
       <w:pPr>
-        <w:pStyle w:val="Heading3"/>
-      </w:pPr>
-      <w:r>
-        <w:t>Project checkpoint</w:t>
-      </w:r>
-    </w:p>
-    <w:p>
-      <w:pPr>
         <w:spacing w:line="336" w:lineRule="auto" w:after="180"/>
-        <w:shd w:fill="EDF7F3"/>
       </w:pPr>
       <w:r>
         <w:rPr>
@@ -6334,12 +6238,20 @@
         <w:pStyle w:val="Heading1"/>
       </w:pPr>
       <w:r>
-        <w:t>08. Use feedback, labs and repair paths</w:t>
-      </w:r>
-    </w:p>
-    <w:p>
-      <w:r>
-        <w:t>Use feedback, earlier review and portfolios purposefully. Apply the coding routine only when this lesson has an executable lab.</w:t>
+        <w:t>08. Reference · Feedback and evidence records</w:t>
+      </w:r>
+    </w:p>
+    <w:p>
+      <w:r>
+        <w:t>Keep supported rehearsal separate from independent performance.</w:t>
+      </w:r>
+    </w:p>
+    <w:p>
+      <w:pPr>
+        <w:pStyle w:val="Heading2"/>
+      </w:pPr>
+      <w:r>
+        <w:t>Record and repair</w:t>
       </w:r>
     </w:p>
     <w:p>
@@ -6396,6 +6308,48 @@
         <w:rPr>
           <w:b w:val="0"/>
         </w:rPr>
+        <w:t>Use the earlier worked-explanation links to address a specific missing building block, then return to the current question. Adapt this suggestion after observing the learner; it is not an automatic diagnosis.</w:t>
+      </w:r>
+    </w:p>
+    <w:p>
+      <w:pPr>
+        <w:spacing w:line="336" w:lineRule="auto" w:after="180"/>
+      </w:pPr>
+      <w:r>
+        <w:rPr>
+          <w:b w:val="0"/>
+        </w:rPr>
+        <w:t xml:space="preserve">Collect the completed-work portfolio as </w:t>
+      </w:r>
+      <w:r>
+        <w:rPr>
+          <w:b/>
+        </w:rPr>
+        <w:t>evidence</w:t>
+      </w:r>
+      <w:r>
+        <w:rPr>
+          <w:b w:val="0"/>
+        </w:rPr>
+        <w:t>. Record support separately from correctness, and assess explanation, trace/test and limitations. Progress ticks and quiz selections alone do not establish mastery.</w:t>
+      </w:r>
+    </w:p>
+    <w:p>
+      <w:pPr>
+        <w:pStyle w:val="Heading2"/>
+      </w:pPr>
+      <w:r>
+        <w:t>Earlier wording, alternatives and picture transcripts · reference / check after trying</w:t>
+      </w:r>
+    </w:p>
+    <w:p>
+      <w:pPr>
+        <w:spacing w:line="336" w:lineRule="auto" w:after="180"/>
+      </w:pPr>
+      <w:r>
+        <w:rPr>
+          <w:b w:val="0"/>
+        </w:rPr>
         <w:t xml:space="preserve">Ask students to predict before running code. Preserve errors and actual </w:t>
       </w:r>
       <w:r>
@@ -6413,77 +6367,20 @@
     </w:p>
     <w:p>
       <w:pPr>
-        <w:spacing w:line="336" w:lineRule="auto" w:after="180"/>
-      </w:pPr>
-      <w:r>
-        <w:rPr>
-          <w:b w:val="0"/>
-        </w:rPr>
-        <w:t>Use the earlier worked-explanation links to address a specific missing building block, then return to the current question. Adapt this suggestion after observing the learner; it is not an automatic diagnosis.</w:t>
-      </w:r>
-    </w:p>
-    <w:p>
-      <w:pPr>
-        <w:spacing w:line="336" w:lineRule="auto" w:after="180"/>
-      </w:pPr>
-      <w:r>
-        <w:rPr>
-          <w:b w:val="0"/>
-        </w:rPr>
-        <w:t xml:space="preserve">Collect the completed-work portfolio as </w:t>
-      </w:r>
-      <w:r>
-        <w:rPr>
-          <w:b/>
-        </w:rPr>
-        <w:t>evidence</w:t>
-      </w:r>
-      <w:r>
-        <w:rPr>
-          <w:b w:val="0"/>
-        </w:rPr>
-        <w:t>. Record support separately from correctness, and assess explanation, trace/test and limitations. Progress ticks and quiz selections alone do not establish mastery.</w:t>
-      </w:r>
-    </w:p>
-    <w:p>
-      <w:pPr>
         <w:pStyle w:val="Heading1"/>
       </w:pPr>
       <w:r>
-        <w:t>09. Visual concept journey</w:t>
-      </w:r>
-    </w:p>
-    <w:p>
-      <w:r>
-        <w:t>Show one Metrics Match Consequences graphic at a time, request a prediction and discuss its trace before the independent assessment.</w:t>
-      </w:r>
-    </w:p>
-    <w:p>
-      <w:pPr>
-        <w:spacing w:line="336" w:lineRule="auto" w:after="180"/>
-      </w:pPr>
-      <w:r>
-        <w:rPr>
-          <w:b w:val="0"/>
-        </w:rPr>
-        <w:t xml:space="preserve">Use one picture at a time. Hide a worked result before asking for a </w:t>
-      </w:r>
-      <w:r>
-        <w:rPr>
-          <w:b/>
-        </w:rPr>
-        <w:t>prediction</w:t>
-      </w:r>
-      <w:r>
-        <w:rPr>
-          <w:b w:val="0"/>
-        </w:rPr>
-        <w:t>, then reveal it for feedback. These are supported teaching cases; retain the separate independent assessment for a fresh first attempt.</w:t>
-      </w:r>
-    </w:p>
-    <w:p>
-      <w:pPr>
-        <w:pStyle w:val="Heading3"/>
+        <w:t>09. Reference · Teach with the six pictures</w:t>
+      </w:r>
+    </w:p>
+    <w:p>
+      <w:r>
+        <w:t>Choose one picture for a specific reasoning move.</w:t>
+      </w:r>
+    </w:p>
+    <w:p>
+      <w:pPr>
+        <w:pStyle w:val="Heading2"/>
       </w:pPr>
       <w:r>
         <w:t>01. Metrics Match Consequences: the case</w:t>
@@ -6494,7 +6391,7 @@
         <w:drawing>
           <wp:inline xmlns:a="http://schemas.openxmlformats.org/drawingml/2006/main" xmlns:pic="http://schemas.openxmlformats.org/drawingml/2006/picture">
             <wp:extent cx="5486400" cy="3291840"/>
-            <wp:docPr id="2" name="Picture 2" descr="Translate a threshold choice into missed-leaf and false-alarm costs. Supplied facts: Scores/reference: 0.9 spotted, 0.6 healthy, 0.4 spotted, 0.1 healthy. Predict spotted at score&gt;=threshold. Miss cost5; false-alarm cost1. All inputs and outcomes in this worked example are invented classroom data; no real model run is claimed."/>
+            <wp:docPr id="3" name="Picture 3" descr="Translate a threshold choice into missed-leaf and false-alarm costs. Supplied facts: Scores/reference: 0.9 spotted, 0.6 healthy, 0.4 spotted, 0.1 healthy. Predict spotted at score&gt;=threshold. Miss cost5; false-alarm cost1. All inputs and outcomes in this worked example are invented classroom data; no real model run is claimed."/>
             <wp:cNvGraphicFramePr>
               <a:graphicFrameLocks noChangeAspect="1"/>
             </wp:cNvGraphicFramePr>
@@ -6506,7 +6403,7 @@
                     <pic:cNvPicPr/>
                   </pic:nvPicPr>
                   <pic:blipFill>
-                    <a:blip r:embed="rId10"/>
+                    <a:blip r:embed="rId11"/>
                     <a:stretch>
                       <a:fillRect/>
                     </a:stretch>
@@ -6610,7 +6507,6 @@
     <w:p>
       <w:pPr>
         <w:spacing w:line="336" w:lineRule="auto" w:after="180"/>
-        <w:shd w:fill="F5F1FB"/>
       </w:pPr>
       <w:r>
         <w:rPr>
@@ -6621,16 +6517,7 @@
     </w:p>
     <w:p>
       <w:pPr>
-        <w:pStyle w:val="Heading3"/>
-      </w:pPr>
-      <w:r>
-        <w:t>Discuss while showing the picture</w:t>
-      </w:r>
-    </w:p>
-    <w:p>
-      <w:pPr>
         <w:spacing w:line="336" w:lineRule="auto" w:after="180"/>
-        <w:shd w:fill="F1F6F8"/>
       </w:pPr>
       <w:r>
         <w:rPr>
@@ -6641,7 +6528,7 @@
     </w:p>
     <w:p>
       <w:pPr>
-        <w:pStyle w:val="Heading3"/>
+        <w:pStyle w:val="Heading2"/>
       </w:pPr>
       <w:r>
         <w:t>02. Follow the deciding steps</w:t>
@@ -6652,7 +6539,7 @@
         <w:drawing>
           <wp:inline xmlns:a="http://schemas.openxmlformats.org/drawingml/2006/main" xmlns:pic="http://schemas.openxmlformats.org/drawingml/2006/picture">
             <wp:extent cx="5486400" cy="3182112"/>
-            <wp:docPr id="3" name="Picture 3" descr="Threshold0.7: TP 1, FN 1, FP 0, TN 2: cost5. → Threshold0.4: TP 2, FN 0, FP 1, TN 1: cost1. → Choose for stated costs: Threshold0.4 has smaller validation cost on these four cases."/>
+            <wp:docPr id="4" name="Picture 4" descr="Threshold0.7: TP 1, FN 1, FP 0, TN 2: cost5. → Threshold0.4: TP 2, FN 0, FP 1, TN 1: cost1. → Choose for stated costs: Threshold0.4 has smaller validation cost on these four cases."/>
             <wp:cNvGraphicFramePr>
               <a:graphicFrameLocks noChangeAspect="1"/>
             </wp:cNvGraphicFramePr>
@@ -6664,7 +6551,7 @@
                     <pic:cNvPicPr/>
                   </pic:nvPicPr>
                   <pic:blipFill>
-                    <a:blip r:embed="rId11"/>
+                    <a:blip r:embed="rId9"/>
                     <a:stretch>
                       <a:fillRect/>
                     </a:stretch>
@@ -6727,7 +6614,6 @@
     <w:p>
       <w:pPr>
         <w:spacing w:line="336" w:lineRule="auto" w:after="180"/>
-        <w:shd w:fill="F5F1FB"/>
       </w:pPr>
       <w:r>
         <w:rPr>
@@ -6750,16 +6636,7 @@
     </w:p>
     <w:p>
       <w:pPr>
-        <w:pStyle w:val="Heading3"/>
-      </w:pPr>
-      <w:r>
-        <w:t>Discuss while showing the picture</w:t>
-      </w:r>
-    </w:p>
-    <w:p>
-      <w:pPr>
         <w:spacing w:line="336" w:lineRule="auto" w:after="180"/>
-        <w:shd w:fill="F1F6F8"/>
       </w:pPr>
       <w:r>
         <w:rPr>
@@ -6782,7 +6659,7 @@
     </w:p>
     <w:p>
       <w:pPr>
-        <w:pStyle w:val="Heading3"/>
+        <w:pStyle w:val="Heading2"/>
       </w:pPr>
       <w:r>
         <w:t>03. Thresholds and consequences at a glance</w:t>
@@ -6793,7 +6670,7 @@
         <w:drawing>
           <wp:inline xmlns:a="http://schemas.openxmlformats.org/drawingml/2006/main" xmlns:pic="http://schemas.openxmlformats.org/drawingml/2006/picture">
             <wp:extent cx="5486400" cy="2834640"/>
-            <wp:docPr id="4" name="Picture 4" descr="Thresholds and consequences at a glance. Threshold .5 | One false alarm one miss | Four of six correct. Threshold .3 | Two false alarms no misses | Four of six correct. Decision rule | Include equality | Record before evaluation"/>
+            <wp:docPr id="5" name="Picture 5" descr="Thresholds and consequences at a glance. Threshold .5 | One false alarm one miss | Four of six correct. Threshold .3 | Two false alarms no misses | Four of six correct. Decision rule | Include equality | Record before evaluation"/>
             <wp:cNvGraphicFramePr>
               <a:graphicFrameLocks noChangeAspect="1"/>
             </wp:cNvGraphicFramePr>
@@ -6915,7 +6792,6 @@
     <w:p>
       <w:pPr>
         <w:spacing w:line="336" w:lineRule="auto" w:after="180"/>
-        <w:shd w:fill="F5F1FB"/>
       </w:pPr>
       <w:r>
         <w:rPr>
@@ -6926,16 +6802,7 @@
     </w:p>
     <w:p>
       <w:pPr>
-        <w:pStyle w:val="Heading3"/>
-      </w:pPr>
-      <w:r>
-        <w:t>Discuss while showing the picture</w:t>
-      </w:r>
-    </w:p>
-    <w:p>
-      <w:pPr>
         <w:spacing w:line="336" w:lineRule="auto" w:after="180"/>
-        <w:shd w:fill="F1F6F8"/>
       </w:pPr>
       <w:r>
         <w:rPr>
@@ -6946,7 +6813,7 @@
     </w:p>
     <w:p>
       <w:pPr>
-        <w:pStyle w:val="Heading3"/>
+        <w:pStyle w:val="Heading2"/>
       </w:pPr>
       <w:r>
         <w:t>04. Change one thing. Trace what follows.</w:t>
@@ -6957,7 +6824,7 @@
         <w:drawing>
           <wp:inline xmlns:a="http://schemas.openxmlformats.org/drawingml/2006/main" xmlns:pic="http://schemas.openxmlformats.org/drawingml/2006/picture">
             <wp:extent cx="5486400" cy="3026664"/>
-            <wp:docPr id="5" name="Picture 5" descr="Original case: Threshold0.4 has smaller validation cost on these four cases. Changed condition: Miss and false-alarm costs swap to1 and 5. Expected result: Threshold0.7 costs1 while0.4 costs5; preferred threshold switches. Reason: Metric choice encodes the declared consequences, not a universal best threshold."/>
+            <wp:docPr id="6" name="Picture 6" descr="Original case: Threshold0.4 has smaller validation cost on these four cases. Changed condition: Miss and false-alarm costs swap to1 and 5. Expected result: Threshold0.7 costs1 while0.4 costs5; preferred threshold switches. Reason: Metric choice encodes the declared consequences, not a universal best threshold."/>
             <wp:cNvGraphicFramePr>
               <a:graphicFrameLocks noChangeAspect="1"/>
             </wp:cNvGraphicFramePr>
@@ -7073,7 +6940,6 @@
     <w:p>
       <w:pPr>
         <w:spacing w:line="336" w:lineRule="auto" w:after="180"/>
-        <w:shd w:fill="F5F1FB"/>
       </w:pPr>
       <w:r>
         <w:rPr>
@@ -7084,16 +6950,7 @@
     </w:p>
     <w:p>
       <w:pPr>
-        <w:pStyle w:val="Heading3"/>
-      </w:pPr>
-      <w:r>
-        <w:t>Discuss while showing the picture</w:t>
-      </w:r>
-    </w:p>
-    <w:p>
-      <w:pPr>
         <w:spacing w:line="336" w:lineRule="auto" w:after="180"/>
-        <w:shd w:fill="F1F6F8"/>
       </w:pPr>
       <w:r>
         <w:rPr>
@@ -7105,7 +6962,6 @@
     <w:p>
       <w:pPr>
         <w:spacing w:line="336" w:lineRule="auto" w:after="180"/>
-        <w:shd w:fill="F1F6F8"/>
       </w:pPr>
       <w:r>
         <w:rPr>
@@ -7140,7 +6996,7 @@
     </w:p>
     <w:p>
       <w:pPr>
-        <w:pStyle w:val="Heading3"/>
+        <w:pStyle w:val="Heading2"/>
       </w:pPr>
       <w:r>
         <w:t>05. Connect the explanation to its limit</w:t>
@@ -7151,7 +7007,7 @@
         <w:drawing>
           <wp:inline xmlns:a="http://schemas.openxmlformats.org/drawingml/2006/main" xmlns:pic="http://schemas.openxmlformats.org/drawingml/2006/picture">
             <wp:extent cx="5486400" cy="2834640"/>
-            <wp:docPr id="6" name="Picture 6" descr="Read the picture in order. Threshold0.4 has smaller validation cost on these four cases. The arrows show which recorded input or intermediate result each decision uses. Explain the deciding step aloud before checking the changed case; pointing to the final answer alone does not show how it follows. Limit: Toy costs illustrate decision design; real use needs agreed consequences, review capacity and fresh evaluation."/>
+            <wp:docPr id="7" name="Picture 7" descr="Read the picture in order. Threshold0.4 has smaller validation cost on these four cases. The arrows show which recorded input or intermediate result each decision uses. Explain the deciding step aloud before checking the changed case; pointing to the final answer alone does not show how it follows. Limit: Toy costs illustrate decision design; real use needs agreed consequences, review capacity and fresh evaluation."/>
             <wp:cNvGraphicFramePr>
               <a:graphicFrameLocks noChangeAspect="1"/>
             </wp:cNvGraphicFramePr>
@@ -7254,7 +7110,6 @@
     <w:p>
       <w:pPr>
         <w:spacing w:line="336" w:lineRule="auto" w:after="180"/>
-        <w:shd w:fill="F5F1FB"/>
       </w:pPr>
       <w:r>
         <w:rPr>
@@ -7265,16 +7120,7 @@
     </w:p>
     <w:p>
       <w:pPr>
-        <w:pStyle w:val="Heading3"/>
-      </w:pPr>
-      <w:r>
-        <w:t>Discuss while showing the picture</w:t>
-      </w:r>
-    </w:p>
-    <w:p>
-      <w:pPr>
         <w:spacing w:line="336" w:lineRule="auto" w:after="180"/>
-        <w:shd w:fill="F1F6F8"/>
       </w:pPr>
       <w:r>
         <w:rPr>
@@ -7286,7 +7132,6 @@
     <w:p>
       <w:pPr>
         <w:spacing w:line="336" w:lineRule="auto" w:after="180"/>
-        <w:shd w:fill="F1F6F8"/>
       </w:pPr>
       <w:r>
         <w:rPr>
@@ -7309,7 +7154,7 @@
     </w:p>
     <w:p>
       <w:pPr>
-        <w:pStyle w:val="Heading3"/>
+        <w:pStyle w:val="Heading2"/>
       </w:pPr>
       <w:r>
         <w:t>06. Make the idea visible in your project</w:t>
@@ -7320,7 +7165,7 @@
         <w:drawing>
           <wp:inline xmlns:a="http://schemas.openxmlformats.org/drawingml/2006/main" xmlns:pic="http://schemas.openxmlformats.org/drawingml/2006/picture">
             <wp:extent cx="5486400" cy="3681984"/>
-            <wp:docPr id="7" name="Picture 7" descr="For your Responsible Plant Classifier, save the input, procedure, observed result and limitation of this check. Label this worked example as practice; use a different, previously unreviewed case when checking independent understanding. Draw your input, deciding step, result and limit. Supported question: Which labels determine the false-alarm count at threshold 0.4? Point to the relevant step in the picture, then write the changed result and the rule or evidence that supports it."/>
+            <wp:docPr id="8" name="Picture 8" descr="For your Responsible Plant Classifier, save the input, procedure, observed result and limitation of this check. Label this worked example as practice; use a different, previously unreviewed case when checking independent understanding. Draw your input, deciding step, result and limit. Supported question: Which labels determine the false-alarm count at threshold 0.4? Point to the relevant step in the picture, then write the changed result and the rule or evidence that supports it."/>
             <wp:cNvGraphicFramePr>
               <a:graphicFrameLocks noChangeAspect="1"/>
             </wp:cNvGraphicFramePr>
@@ -7435,7 +7280,6 @@
     <w:p>
       <w:pPr>
         <w:spacing w:line="336" w:lineRule="auto" w:after="180"/>
-        <w:shd w:fill="F5F1FB"/>
       </w:pPr>
       <w:r>
         <w:rPr>
@@ -7458,118 +7302,186 @@
     </w:p>
     <w:p>
       <w:pPr>
+        <w:spacing w:line="336" w:lineRule="auto" w:after="180"/>
+      </w:pPr>
+      <w:r>
+        <w:rPr>
+          <w:b w:val="0"/>
+        </w:rPr>
+        <w:t xml:space="preserve">Teacher prompt: Draw your project trace and justify the deciding step using </w:t>
+      </w:r>
+      <w:r>
+        <w:rPr>
+          <w:b/>
+        </w:rPr>
+        <w:t>evidence</w:t>
+      </w:r>
+      <w:r>
+        <w:rPr>
+          <w:b w:val="0"/>
+        </w:rPr>
+        <w:t>. Ask learners to describe one label or arrow in ordinary words. Use the adjacent transcript if the image is difficult to see.</w:t>
+      </w:r>
+    </w:p>
+    <w:p>
+      <w:pPr>
+        <w:spacing w:line="336" w:lineRule="auto" w:after="180"/>
+      </w:pPr>
+      <w:r>
+        <w:rPr>
+          <w:b w:val="0"/>
+        </w:rPr>
+        <w:t xml:space="preserve">Supported practice key: The healthy 0.6 case is wrongly flagged; healthy 0.1 stays clear. There is exactly one </w:t>
+      </w:r>
+      <w:r>
+        <w:rPr>
+          <w:b/>
+        </w:rPr>
+        <w:t>false alarm</w:t>
+      </w:r>
+      <w:r>
+        <w:rPr>
+          <w:b w:val="0"/>
+        </w:rPr>
+        <w:t xml:space="preserve">. Changed-case check: </w:t>
+      </w:r>
+      <w:r>
+        <w:rPr>
+          <w:b/>
+        </w:rPr>
+        <w:t>Threshold</w:t>
+      </w:r>
+      <w:r>
+        <w:rPr>
+          <w:b w:val="0"/>
+        </w:rPr>
+        <w:t xml:space="preserve">0.7 costs1 while0.4 costs5; preferred </w:t>
+      </w:r>
+      <w:r>
+        <w:rPr>
+          <w:b/>
+        </w:rPr>
+        <w:t>threshold</w:t>
+      </w:r>
+      <w:r>
+        <w:rPr>
+          <w:b w:val="0"/>
+        </w:rPr>
+        <w:t xml:space="preserve"> switches.</w:t>
+      </w:r>
+    </w:p>
+    <w:p>
+      <w:pPr>
+        <w:spacing w:line="336" w:lineRule="auto" w:after="180"/>
+      </w:pPr>
+      <w:r>
+        <w:rPr>
+          <w:b w:val="0"/>
+        </w:rPr>
+        <w:t xml:space="preserve">Metric choice encodes the declared </w:t>
+      </w:r>
+      <w:r>
+        <w:rPr>
+          <w:b/>
+        </w:rPr>
+        <w:t>consequence</w:t>
+      </w:r>
+      <w:r>
+        <w:rPr>
+          <w:b w:val="0"/>
+        </w:rPr>
+        <w:t xml:space="preserve">s, not a universal best </w:t>
+      </w:r>
+      <w:r>
+        <w:rPr>
+          <w:b/>
+        </w:rPr>
+        <w:t>threshold</w:t>
+      </w:r>
+      <w:r>
+        <w:rPr>
+          <w:b w:val="0"/>
+        </w:rPr>
+        <w:t>.</w:t>
+      </w:r>
+    </w:p>
+    <w:p>
+      <w:pPr>
+        <w:pStyle w:val="Heading2"/>
+      </w:pPr>
+      <w:r>
+        <w:t>Earlier wording, alternatives and picture transcripts · reference / check after trying</w:t>
+      </w:r>
+    </w:p>
+    <w:p>
+      <w:pPr>
+        <w:spacing w:line="336" w:lineRule="auto" w:after="180"/>
+      </w:pPr>
+      <w:r>
+        <w:rPr>
+          <w:b w:val="0"/>
+        </w:rPr>
+        <w:t xml:space="preserve">Use one picture at a time. Hide a worked result before asking for a </w:t>
+      </w:r>
+      <w:r>
+        <w:rPr>
+          <w:b/>
+        </w:rPr>
+        <w:t>prediction</w:t>
+      </w:r>
+      <w:r>
+        <w:rPr>
+          <w:b w:val="0"/>
+        </w:rPr>
+        <w:t>, then reveal it for feedback. These are supported teaching cases; retain the separate independent assessment for a fresh first attempt.</w:t>
+      </w:r>
+    </w:p>
+    <w:p>
+      <w:pPr>
         <w:pStyle w:val="Heading3"/>
       </w:pPr>
       <w:r>
-        <w:t>Discuss while showing the picture</w:t>
-      </w:r>
-    </w:p>
-    <w:p>
-      <w:pPr>
-        <w:spacing w:line="336" w:lineRule="auto" w:after="180"/>
-        <w:shd w:fill="F1F6F8"/>
-      </w:pPr>
-      <w:r>
-        <w:rPr>
-          <w:b w:val="0"/>
-        </w:rPr>
-        <w:t xml:space="preserve">Teacher prompt: Draw your project trace and justify the deciding step using </w:t>
-      </w:r>
-      <w:r>
-        <w:rPr>
-          <w:b/>
-        </w:rPr>
-        <w:t>evidence</w:t>
-      </w:r>
-      <w:r>
-        <w:rPr>
-          <w:b w:val="0"/>
-        </w:rPr>
-        <w:t>. Ask learners to describe one label or arrow in ordinary words. Use the adjacent transcript if the image is difficult to see.</w:t>
-      </w:r>
-    </w:p>
-    <w:p>
-      <w:pPr>
-        <w:spacing w:line="336" w:lineRule="auto" w:after="180"/>
-        <w:shd w:fill="F1F6F8"/>
-      </w:pPr>
-      <w:r>
-        <w:rPr>
-          <w:b w:val="0"/>
-        </w:rPr>
-        <w:t xml:space="preserve">Supported practice key: The healthy 0.6 case is wrongly flagged; healthy 0.1 stays clear. There is exactly one </w:t>
-      </w:r>
-      <w:r>
-        <w:rPr>
-          <w:b/>
-        </w:rPr>
-        <w:t>false alarm</w:t>
-      </w:r>
-      <w:r>
-        <w:rPr>
-          <w:b w:val="0"/>
-        </w:rPr>
-        <w:t xml:space="preserve">. Changed-case check: </w:t>
-      </w:r>
-      <w:r>
-        <w:rPr>
-          <w:b/>
-        </w:rPr>
-        <w:t>Threshold</w:t>
-      </w:r>
-      <w:r>
-        <w:rPr>
-          <w:b w:val="0"/>
-        </w:rPr>
-        <w:t xml:space="preserve">0.7 costs1 while0.4 costs5; preferred </w:t>
-      </w:r>
-      <w:r>
-        <w:rPr>
-          <w:b/>
-        </w:rPr>
-        <w:t>threshold</w:t>
-      </w:r>
-      <w:r>
-        <w:rPr>
-          <w:b w:val="0"/>
-        </w:rPr>
-        <w:t xml:space="preserve"> switches.</w:t>
-      </w:r>
-    </w:p>
-    <w:p>
-      <w:pPr>
-        <w:spacing w:line="336" w:lineRule="auto" w:after="180"/>
-        <w:shd w:fill="F1F6F8"/>
-      </w:pPr>
-      <w:r>
-        <w:rPr>
-          <w:b w:val="0"/>
-        </w:rPr>
-        <w:t xml:space="preserve">Metric choice encodes the declared </w:t>
-      </w:r>
-      <w:r>
-        <w:rPr>
-          <w:b/>
-        </w:rPr>
-        <w:t>consequence</w:t>
-      </w:r>
-      <w:r>
-        <w:rPr>
-          <w:b w:val="0"/>
-        </w:rPr>
-        <w:t xml:space="preserve">s, not a universal best </w:t>
-      </w:r>
-      <w:r>
-        <w:rPr>
-          <w:b/>
-        </w:rPr>
-        <w:t>threshold</w:t>
-      </w:r>
-      <w:r>
-        <w:rPr>
-          <w:b w:val="0"/>
-        </w:rPr>
-        <w:t>.</w:t>
+        <w:t>01. Metrics Match Consequences: the case</w:t>
+      </w:r>
+    </w:p>
+    <w:p>
+      <w:pPr>
+        <w:pStyle w:val="Heading3"/>
+      </w:pPr>
+      <w:r>
+        <w:t>02. Follow the deciding steps</w:t>
+      </w:r>
+    </w:p>
+    <w:p>
+      <w:pPr>
+        <w:pStyle w:val="Heading3"/>
+      </w:pPr>
+      <w:r>
+        <w:t>03. Thresholds and consequences at a glance</w:t>
+      </w:r>
+    </w:p>
+    <w:p>
+      <w:pPr>
+        <w:pStyle w:val="Heading3"/>
+      </w:pPr>
+      <w:r>
+        <w:t>04. Change one thing. Trace what follows.</w:t>
+      </w:r>
+    </w:p>
+    <w:p>
+      <w:pPr>
+        <w:pStyle w:val="Heading3"/>
+      </w:pPr>
+      <w:r>
+        <w:t>05. Connect the explanation to its limit</w:t>
+      </w:r>
+    </w:p>
+    <w:p>
+      <w:pPr>
+        <w:pStyle w:val="Heading3"/>
+      </w:pPr>
+      <w:r>
+        <w:t>06. Make the idea visible in your project</w:t>
       </w:r>
     </w:p>
     <w:sectPr>
